--- a/月光下的凤尾竹.docx
+++ b/月光下的凤尾竹.docx
@@ -59,7 +59,59 @@
           <w:rFonts w:ascii="宋体" w:hAnsi="宋体" w:eastAsia="宋体"/>
           <w:sz w:val="24"/>
         </w:rPr>
-        <w:t>那是很多年前的事了。那个女人等了一个男人一辈子，到最后也没有等到。她死后，凤尾竹却活了下来，一年一年地长，枝叶越来越茂密，在月光下摇曳的时候，会发出很轻很轻的声音，像是谁在叹息。</w:t>
+        <w:t>那是很多年前的事了，久到巷子里最老的老人也记不清具体是什么年代。有人说是在民国时期，有人说是在新中国成立那年，还有人说是在更早的清朝末年。不管是什么时候，那个故事却一直流传了下来。</w:t>
+      </w:r>
+    </w:p>
+    <w:p>
+      <w:pPr>
+        <w:spacing w:line="360" w:lineRule="auto"/>
+        <w:ind w:firstLine="420"/>
+      </w:pPr>
+      <w:r>
+        <w:rPr>
+          <w:rFonts w:ascii="宋体" w:hAnsi="宋体" w:eastAsia="宋体"/>
+          <w:sz w:val="24"/>
+        </w:rPr>
+        <w:t>故事说，那个女人很美，美到让巷子里所有的男人都会多看她一眼。她很年轻的时候就嫁给了巷口的一个年轻人，两个人很恩爱，恩爱到让巷子里所有的女人都羡慕。后来，那个年轻人去当兵了，临走的时候，他种下了这丛凤尾竹，对她说："等我回来，这竹子就会长得很高了。"</w:t>
+      </w:r>
+    </w:p>
+    <w:p>
+      <w:pPr>
+        <w:spacing w:line="360" w:lineRule="auto"/>
+        <w:ind w:firstLine="420"/>
+      </w:pPr>
+      <w:r>
+        <w:rPr>
+          <w:rFonts w:ascii="宋体" w:hAnsi="宋体" w:eastAsia="宋体"/>
+          <w:sz w:val="24"/>
+        </w:rPr>
+        <w:t>她等啊等，一年过去了，竹子长高了一点；两年过去了，竹子又长高了一点；十年过去了，竹子已经长得很高了，可是他还没有回来。有人说他死在了战场上，有人说他去了台湾，有人说他在外面有了别的女人。但是不管别人怎么说，她只是摇摇头，继续等。</w:t>
+      </w:r>
+    </w:p>
+    <w:p>
+      <w:pPr>
+        <w:spacing w:line="360" w:lineRule="auto"/>
+        <w:ind w:firstLine="420"/>
+      </w:pPr>
+      <w:r>
+        <w:rPr>
+          <w:rFonts w:ascii="宋体" w:hAnsi="宋体" w:eastAsia="宋体"/>
+          <w:sz w:val="24"/>
+        </w:rPr>
+        <w:t>她等到头发白了，等到眼睛花了，等到走不动路了。她死的那天，是农历七月初七，牛郎织女相会的日子。她躺在病床上，眼睛一直盯着窗外那丛凤尾竹，嘴唇微微动着，像是在说什么，但是没有人听清。</w:t>
+      </w:r>
+    </w:p>
+    <w:p>
+      <w:pPr>
+        <w:spacing w:line="360" w:lineRule="auto"/>
+        <w:ind w:firstLine="420"/>
+      </w:pPr>
+      <w:r>
+        <w:rPr>
+          <w:rFonts w:ascii="宋体" w:hAnsi="宋体" w:eastAsia="宋体"/>
+          <w:sz w:val="24"/>
+        </w:rPr>
+        <w:t>她死后，凤尾竹却活了下来，一年一年地长，枝叶越来越茂密，在月光下摇曳的时候，会发出很轻很轻的声音，像是谁在叹息。</w:t>
       </w:r>
     </w:p>
     <w:p>
@@ -85,20 +137,72 @@
           <w:rFonts w:ascii="宋体" w:hAnsi="宋体" w:eastAsia="宋体"/>
           <w:sz w:val="24"/>
         </w:rPr>
-        <w:t>张成第一次听到这个故事的时候，站在那丛竹子前看了很久。他不知道为什么，心里忽然有些发酸。他想，这个世界上，有多少人在等，有多少人在被等，又有多少人，等了一辈子，却什么也没有等到。</w:t>
-      </w:r>
-    </w:p>
-    <w:p>
-      <w:pPr>
-        <w:spacing w:line="360" w:lineRule="auto"/>
-        <w:ind w:firstLine="420"/>
-      </w:pPr>
-      <w:r>
-        <w:rPr>
-          <w:rFonts w:ascii="宋体" w:hAnsi="宋体" w:eastAsia="宋体"/>
-          <w:sz w:val="24"/>
-        </w:rPr>
-        <w:t>那一年，他刚满二十六岁。</w:t>
+        <w:t>张成第一次听到这个故事的时候，站在那丛竹子前看了很久。那是一个初秋的傍晚，夕阳的余晖洒在竹叶上，把每一片叶子都染成了金色。风吹过来，竹子轻轻摇曳，发出沙沙的声音，像是在诉说什么。</w:t>
+      </w:r>
+    </w:p>
+    <w:p>
+      <w:pPr>
+        <w:spacing w:line="360" w:lineRule="auto"/>
+        <w:ind w:firstLine="420"/>
+      </w:pPr>
+      <w:r>
+        <w:rPr>
+          <w:rFonts w:ascii="宋体" w:hAnsi="宋体" w:eastAsia="宋体"/>
+          <w:sz w:val="24"/>
+        </w:rPr>
+        <w:t>他不知道为什么，心里忽然有些发酸。他想，这个世界上，有多少人在等，有多少人在被等，又有多少人，等了一辈子，却什么也没有等到。</w:t>
+      </w:r>
+    </w:p>
+    <w:p>
+      <w:pPr>
+        <w:spacing w:line="360" w:lineRule="auto"/>
+        <w:ind w:firstLine="420"/>
+      </w:pPr>
+      <w:r>
+        <w:rPr>
+          <w:rFonts w:ascii="宋体" w:hAnsi="宋体" w:eastAsia="宋体"/>
+          <w:sz w:val="24"/>
+        </w:rPr>
+        <w:t>他低下头，看着自己的影子被夕阳拉得很长，投在斑驳的地面上。影子的边缘有些模糊，像是他此刻的心情。</w:t>
+      </w:r>
+    </w:p>
+    <w:p>
+      <w:pPr>
+        <w:spacing w:line="360" w:lineRule="auto"/>
+        <w:ind w:firstLine="420"/>
+      </w:pPr>
+      <w:r>
+        <w:rPr>
+          <w:rFonts w:ascii="宋体" w:hAnsi="宋体" w:eastAsia="宋体"/>
+          <w:sz w:val="24"/>
+        </w:rPr>
+        <w:t>那一年，他刚满二十六岁。来到这座城市已经三年了，从一个刚刚毕业的大学生，变成了一个普通的出版社编辑。每天上班、下班、加班、回家，周而复始，像是一个被设定好程序的机器人。他不知道自己在追求什么，也不知道未来会是什么样子。他只是这样活着，一天一天地活着。</w:t>
+      </w:r>
+    </w:p>
+    <w:p>
+      <w:pPr>
+        <w:spacing w:line="360" w:lineRule="auto"/>
+        <w:ind w:firstLine="420"/>
+      </w:pPr>
+      <w:r>
+        <w:rPr>
+          <w:rFonts w:ascii="宋体" w:hAnsi="宋体" w:eastAsia="宋体"/>
+          <w:sz w:val="24"/>
+        </w:rPr>
+        <w:t>直到他遇见了小芳。</w:t>
+      </w:r>
+    </w:p>
+    <w:p>
+      <w:pPr>
+        <w:spacing w:line="360" w:lineRule="auto"/>
+        <w:ind w:firstLine="420"/>
+      </w:pPr>
+      <w:r>
+        <w:rPr>
+          <w:rFonts w:ascii="宋体" w:hAnsi="宋体" w:eastAsia="宋体"/>
+          <w:sz w:val="24"/>
+        </w:rPr>
+        <w:t>那是后话了。</w:t>
       </w:r>
     </w:p>
     <w:p>
@@ -132,150 +236,241 @@
           <w:rFonts w:ascii="宋体" w:hAnsi="宋体" w:eastAsia="宋体"/>
           <w:sz w:val="24"/>
         </w:rPr>
-        <w:t>太阳已经落山了，但余热还没有散去。城中村的空气里弥漫着各种气味：卤菜的香味、下水道的腥味、廉价洗衣粉的香气，还有不知从哪里飘来的烧焦的味道。这些气味混杂在一起，构成了这个地方特有的气息，像是一锅煮了很久的杂烩汤，让人说不清是什么味道，却又实实在在存在着。</w:t>
-      </w:r>
-    </w:p>
-    <w:p>
-      <w:pPr>
-        <w:spacing w:line="360" w:lineRule="auto"/>
-        <w:ind w:firstLine="420"/>
-      </w:pPr>
-      <w:r>
-        <w:rPr>
-          <w:rFonts w:ascii="宋体" w:hAnsi="宋体" w:eastAsia="宋体"/>
-          <w:sz w:val="24"/>
-        </w:rPr>
-        <w:t>张成背着那个洗得发白的帆布包，沿着狭窄的巷子往里走。巷子两边是密密麻麻的楼房，有些贴着瓷砖，有些只是红砖裸露在外面，墙面上爬满了电线和空调外机。楼与楼之间的距离很近，近到站在这个阳台上，可以看见对面那栋楼里的人在做什么菜。</w:t>
-      </w:r>
-    </w:p>
-    <w:p>
-      <w:pPr>
-        <w:spacing w:line="360" w:lineRule="auto"/>
-        <w:ind w:firstLine="420"/>
-      </w:pPr>
-      <w:r>
-        <w:rPr>
-          <w:rFonts w:ascii="宋体" w:hAnsi="宋体" w:eastAsia="宋体"/>
-          <w:sz w:val="24"/>
-        </w:rPr>
-        <w:t>这就是城中村，城市里最不起眼的角落。</w:t>
-      </w:r>
-    </w:p>
-    <w:p>
-      <w:pPr>
-        <w:spacing w:line="360" w:lineRule="auto"/>
-        <w:ind w:firstLine="420"/>
-      </w:pPr>
-      <w:r>
-        <w:rPr>
-          <w:rFonts w:ascii="宋体" w:hAnsi="宋体" w:eastAsia="宋体"/>
-          <w:sz w:val="24"/>
-        </w:rPr>
-        <w:t>房东老刘站在楼下等他。这是一个六十多岁的男人，头发花白，穿着一件洗得发黄的白背心，脚上踩着一双塑料拖鞋。他的脸上有很多皱纹，像是被时间和生活雕刻出来的，每一道纹路里都藏着故事。</w:t>
-      </w:r>
-    </w:p>
-    <w:p>
-      <w:pPr>
-        <w:spacing w:line="360" w:lineRule="auto"/>
-        <w:ind w:firstLine="420"/>
-      </w:pPr>
-      <w:r>
-        <w:rPr>
-          <w:rFonts w:ascii="宋体" w:hAnsi="宋体" w:eastAsia="宋体"/>
-          <w:sz w:val="24"/>
-        </w:rPr>
-        <w:t>"是张先生吧？"老刘说，声音有些沙哑，像是被烟熏过。</w:t>
-      </w:r>
-    </w:p>
-    <w:p>
-      <w:pPr>
-        <w:spacing w:line="360" w:lineRule="auto"/>
-        <w:ind w:firstLine="420"/>
-      </w:pPr>
-      <w:r>
-        <w:rPr>
-          <w:rFonts w:ascii="宋体" w:hAnsi="宋体" w:eastAsia="宋体"/>
-          <w:sz w:val="24"/>
-        </w:rPr>
-        <w:t>"是。"张成点点头，声音不大。</w:t>
-      </w:r>
-    </w:p>
-    <w:p>
-      <w:pPr>
-        <w:spacing w:line="360" w:lineRule="auto"/>
-        <w:ind w:firstLine="420"/>
-      </w:pPr>
-      <w:r>
-        <w:rPr>
-          <w:rFonts w:ascii="宋体" w:hAnsi="宋体" w:eastAsia="宋体"/>
-          <w:sz w:val="24"/>
-        </w:rPr>
-        <w:t>"跟我上来吧。四楼，没有电梯。"</w:t>
-      </w:r>
-    </w:p>
-    <w:p>
-      <w:pPr>
-        <w:spacing w:line="360" w:lineRule="auto"/>
-        <w:ind w:firstLine="420"/>
-      </w:pPr>
-      <w:r>
-        <w:rPr>
-          <w:rFonts w:ascii="宋体" w:hAnsi="宋体" w:eastAsia="宋体"/>
-          <w:sz w:val="24"/>
-        </w:rPr>
-        <w:t>楼梯很窄，只够一个人走。台阶上有很多污渍，黑色的、黄色的、不知道是什么颜色的，层层叠叠地堆积着。楼梯的墙壁上贴满了各种小广告：疏通下水道、开锁换锁、办证刻章、高价回收……字迹有的工整，有的潦草，像是不同的人在不同的时间，把自己的一点心事贴在了这里。</w:t>
-      </w:r>
-    </w:p>
-    <w:p>
-      <w:pPr>
-        <w:spacing w:line="360" w:lineRule="auto"/>
-        <w:ind w:firstLine="420"/>
-      </w:pPr>
-      <w:r>
-        <w:rPr>
-          <w:rFonts w:ascii="宋体" w:hAnsi="宋体" w:eastAsia="宋体"/>
-          <w:sz w:val="24"/>
-        </w:rPr>
-        <w:t>张成跟着老刘爬了四层楼，额头上沁出一层薄薄的汗。</w:t>
-      </w:r>
-    </w:p>
-    <w:p>
-      <w:pPr>
-        <w:spacing w:line="360" w:lineRule="auto"/>
-        <w:ind w:firstLine="420"/>
-      </w:pPr>
-      <w:r>
-        <w:rPr>
-          <w:rFonts w:ascii="宋体" w:hAnsi="宋体" w:eastAsia="宋体"/>
-          <w:sz w:val="24"/>
-        </w:rPr>
-        <w:t>房间不大，二十来个平方，一张床，一张桌子，一个衣柜，还有一个很小的阳台。墙壁上的白灰有些脱落，露出下面青灰色的水泥。窗户很小，透过窗户可以看见对面那栋楼的阳台，阳台上挂满了衣服，红的绿的蓝的，像是彩旗一样飘荡着。</w:t>
-      </w:r>
-    </w:p>
-    <w:p>
-      <w:pPr>
-        <w:spacing w:line="360" w:lineRule="auto"/>
-        <w:ind w:firstLine="420"/>
-      </w:pPr>
-      <w:r>
-        <w:rPr>
-          <w:rFonts w:ascii="宋体" w:hAnsi="宋体" w:eastAsia="宋体"/>
-          <w:sz w:val="24"/>
-        </w:rPr>
-        <w:t>"怎么样？"老刘问，"房租八百一个月，押一付三。水电另算，热水是太阳能的，夏天够用，冬天就不一定了。"</w:t>
-      </w:r>
-    </w:p>
-    <w:p>
-      <w:pPr>
-        <w:spacing w:line="360" w:lineRule="auto"/>
-        <w:ind w:firstLine="420"/>
-      </w:pPr>
-      <w:r>
-        <w:rPr>
-          <w:rFonts w:ascii="宋体" w:hAnsi="宋体" w:eastAsia="宋体"/>
-          <w:sz w:val="24"/>
-        </w:rPr>
-        <w:t>张成环顾四周，没有说话。他的眼睛落在窗台上，那里放着一个旧花盆，里面有一株不知道是什么的植物，叶片已经枯黄了，但还是顽强地立在那里。</w:t>
+        <w:t>太阳已经落山了，但余热还没有散去。空气中弥漫着一种黏稠的感觉，像是被一层看不见的薄膜包裹着，闷得人喘不过气来。城中村的空气里弥漫着各种气味：卤菜的香味，是楼下那家"老王卤味"飘出来的，老板老王是个胖子，每天下午四点准时开锅，香味能飘到巷子尽头；下水道的腥味，是从那些年久失修的管道里渗出来的，每到夏天就会变得更加浓烈，让人忍不住屏住呼吸；廉价洗衣粉的香气，是住户们在阳台上晾晒衣服时散发出来的，混合着阳光的味道；还有不知从哪里飘来的烧焦的味道，也许是哪家炒菜火大了，也许是哪家电器老化了。这些气味混杂在一起，构成了这个地方特有的气息，像是一锅煮了很久的杂烩汤，让人说不清是什么味道，却又实实在在存在着。</w:t>
+      </w:r>
+    </w:p>
+    <w:p>
+      <w:pPr>
+        <w:spacing w:line="360" w:lineRule="auto"/>
+        <w:ind w:firstLine="420"/>
+      </w:pPr>
+      <w:r>
+        <w:rPr>
+          <w:rFonts w:ascii="宋体" w:hAnsi="宋体" w:eastAsia="宋体"/>
+          <w:sz w:val="24"/>
+        </w:rPr>
+        <w:t>张成背着那个洗得发白的帆布包，沿着狭窄的巷子往里走。那个包是他大学时候买的，花了三十五块钱，用了六年，已经有些地方磨破了，但他还是舍不得扔。包里装着他所有的家当：几件换洗的衣服，一台二手的笔记本电脑，几本他喜欢的书，还有一个相框，里面是他父母年轻时的照片。</w:t>
+      </w:r>
+    </w:p>
+    <w:p>
+      <w:pPr>
+        <w:spacing w:line="360" w:lineRule="auto"/>
+        <w:ind w:firstLine="420"/>
+      </w:pPr>
+      <w:r>
+        <w:rPr>
+          <w:rFonts w:ascii="宋体" w:hAnsi="宋体" w:eastAsia="宋体"/>
+          <w:sz w:val="24"/>
+        </w:rPr>
+        <w:t>巷子两边是密密麻麻的楼房，有些贴着白色的瓷砖，在夕阳的余晖中闪闪发光；有些只是红砖裸露在外面，墙上爬满了爬山虎，绿油油的一片，像是一面绿色的墙。墙面上还爬满了电线和空调外机，电线像是一张巨大的蜘蛛网，把整条巷子都罩在里面；空调外机滴滴答答地滴着水，在地上形成一个个小水洼。</w:t>
+      </w:r>
+    </w:p>
+    <w:p>
+      <w:pPr>
+        <w:spacing w:line="360" w:lineRule="auto"/>
+        <w:ind w:firstLine="420"/>
+      </w:pPr>
+      <w:r>
+        <w:rPr>
+          <w:rFonts w:ascii="宋体" w:hAnsi="宋体" w:eastAsia="宋体"/>
+          <w:sz w:val="24"/>
+        </w:rPr>
+        <w:t>楼与楼之间的距离很近，近到站在这个阳台上，可以看见对面那栋楼里的人在做什么菜。有时候，你可以看见一个女人在厨房里忙碌，锅铲翻飞，油烟升腾；有时候，你可以看见一个老人坐在沙发上看电视，电视里播放着什么节目，他看得津津有味；有时候，你可以看见一个孩子在客厅里跑来跑去，后面跟着一个追他的大人，嘴里喊着什么。</w:t>
+      </w:r>
+    </w:p>
+    <w:p>
+      <w:pPr>
+        <w:spacing w:line="360" w:lineRule="auto"/>
+        <w:ind w:firstLine="420"/>
+      </w:pPr>
+      <w:r>
+        <w:rPr>
+          <w:rFonts w:ascii="宋体" w:hAnsi="宋体" w:eastAsia="宋体"/>
+          <w:sz w:val="24"/>
+        </w:rPr>
+        <w:t>这就是城中村，城市里最不起眼的角落。它夹在高楼大厦之间，像是一个被遗忘的伤口，永远不会愈合，也不会消失。住在这里的人，有的是刚刚毕业的大学生，付不起高昂的房租；有的是来城市打工的外地人，攒钱想要买一套自己的房子；有的是在这里住了几十年的老人，习惯了这里的一切，不愿意搬走。</w:t>
+      </w:r>
+    </w:p>
+    <w:p>
+      <w:pPr>
+        <w:spacing w:line="360" w:lineRule="auto"/>
+        <w:ind w:firstLine="420"/>
+      </w:pPr>
+      <w:r>
+        <w:rPr>
+          <w:rFonts w:ascii="宋体" w:hAnsi="宋体" w:eastAsia="宋体"/>
+          <w:sz w:val="24"/>
+        </w:rPr>
+        <w:t>房东老刘站在楼下等他。这是一个六十多岁的男人，头发花白，稀稀疏疏地贴在头皮上，像是一块被虫子啃过的草地。他穿着一件洗得发黄的白背心，上面有几个小洞，边缘已经卷起来了，像是被时间侵蚀的城墙。脚上踩着一双塑料拖鞋，发出"啪嗒啪嗒"的声音，每走一步都像是敲一下鼓。他的脸上有很多皱纹，像是被时间和生活雕刻出来的，每一道纹路里都藏着故事。他的眼睛很小，眯成一条缝，但眼神很亮，像是两颗嵌在脸上的黑豆。</w:t>
+      </w:r>
+    </w:p>
+    <w:p>
+      <w:pPr>
+        <w:spacing w:line="360" w:lineRule="auto"/>
+        <w:ind w:firstLine="420"/>
+      </w:pPr>
+      <w:r>
+        <w:rPr>
+          <w:rFonts w:ascii="宋体" w:hAnsi="宋体" w:eastAsia="宋体"/>
+          <w:sz w:val="24"/>
+        </w:rPr>
+        <w:t>"是张先生吧？"老刘说，声音有些沙哑，像是被烟熏过。他的牙齿已经掉了几颗，剩下的也都泛着黄色，说话的时候有些漏风。</w:t>
+      </w:r>
+    </w:p>
+    <w:p>
+      <w:pPr>
+        <w:spacing w:line="360" w:lineRule="auto"/>
+        <w:ind w:firstLine="420"/>
+      </w:pPr>
+      <w:r>
+        <w:rPr>
+          <w:rFonts w:ascii="宋体" w:hAnsi="宋体" w:eastAsia="宋体"/>
+          <w:sz w:val="24"/>
+        </w:rPr>
+        <w:t>"是。"张成点点头，声音不大。他的普通话很标准，但是在老刘面前，他觉得自己像是一个外来者，一个闯入别人领地的人。</w:t>
+      </w:r>
+    </w:p>
+    <w:p>
+      <w:pPr>
+        <w:spacing w:line="360" w:lineRule="auto"/>
+        <w:ind w:firstLine="420"/>
+      </w:pPr>
+      <w:r>
+        <w:rPr>
+          <w:rFonts w:ascii="宋体" w:hAnsi="宋体" w:eastAsia="宋体"/>
+          <w:sz w:val="24"/>
+        </w:rPr>
+        <w:t>"跟我上来吧。四楼，没有电梯。"老刘转过身，开始往楼上走，"这里的房子都是老房子了，八几年盖的，那时候哪有什么电梯。年轻人，就当锻炼身体了。"</w:t>
+      </w:r>
+    </w:p>
+    <w:p>
+      <w:pPr>
+        <w:spacing w:line="360" w:lineRule="auto"/>
+        <w:ind w:firstLine="420"/>
+      </w:pPr>
+      <w:r>
+        <w:rPr>
+          <w:rFonts w:ascii="宋体" w:hAnsi="宋体" w:eastAsia="宋体"/>
+          <w:sz w:val="24"/>
+        </w:rPr>
+        <w:t>楼梯很窄，只够一个人走，如果两个人要错身，就必须侧着身子挤过去。台阶上有很多污渍，黑色的、黄色的、不知道是什么颜色的，层层叠叠地堆积着，像是历史的车轮碾过的痕迹。楼梯的墙壁上贴满了各种小广告：疏通下水道、开锁换锁、办证刻章、高价回收、包治百病、老中医专治……字迹有的工整，像是用电脑打印出来的；有的潦草，像是喝醉了酒的人写的。这些广告像是不同的人在不同的时间，把自己的一点心事贴在了这里，希望有人能看到，有人能回应。</w:t>
+      </w:r>
+    </w:p>
+    <w:p>
+      <w:pPr>
+        <w:spacing w:line="360" w:lineRule="auto"/>
+        <w:ind w:firstLine="420"/>
+      </w:pPr>
+      <w:r>
+        <w:rPr>
+          <w:rFonts w:ascii="宋体" w:hAnsi="宋体" w:eastAsia="宋体"/>
+          <w:sz w:val="24"/>
+        </w:rPr>
+        <w:t>张成跟着老刘爬了四层楼，额头上沁出一层薄薄的汗。他的呼吸有些急促，心跳也加快了。他想，自己真的该锻炼了，才四层楼就喘成这样，以后怎么办？</w:t>
+      </w:r>
+    </w:p>
+    <w:p>
+      <w:pPr>
+        <w:spacing w:line="360" w:lineRule="auto"/>
+        <w:ind w:firstLine="420"/>
+      </w:pPr>
+      <w:r>
+        <w:rPr>
+          <w:rFonts w:ascii="宋体" w:hAnsi="宋体" w:eastAsia="宋体"/>
+          <w:sz w:val="24"/>
+        </w:rPr>
+        <w:t>"到了，就是这间。"老刘停在四楼的一扇铁门前，从腰间掏出一串钥匙，哗啦哗啦地翻找着，"这把是房门钥匙，这把是信箱钥匙，这把是楼下大门的钥匙……等等，好像不是这把，让我再找找……"</w:t>
+      </w:r>
+    </w:p>
+    <w:p>
+      <w:pPr>
+        <w:spacing w:line="360" w:lineRule="auto"/>
+        <w:ind w:firstLine="420"/>
+      </w:pPr>
+      <w:r>
+        <w:rPr>
+          <w:rFonts w:ascii="宋体" w:hAnsi="宋体" w:eastAsia="宋体"/>
+          <w:sz w:val="24"/>
+        </w:rPr>
+        <w:t>他找了半天，终于找到了正确的钥匙，插进锁孔里，转动了两下，发出"咔嚓"一声。门开了。</w:t>
+      </w:r>
+    </w:p>
+    <w:p>
+      <w:pPr>
+        <w:spacing w:line="360" w:lineRule="auto"/>
+        <w:ind w:firstLine="420"/>
+      </w:pPr>
+      <w:r>
+        <w:rPr>
+          <w:rFonts w:ascii="宋体" w:hAnsi="宋体" w:eastAsia="宋体"/>
+          <w:sz w:val="24"/>
+        </w:rPr>
+        <w:t>房间不大，二十来个平方，一张床，一张桌子，一个衣柜，还有一个很小的阳台。墙壁上的白灰有些脱落，露出下面青灰色的水泥，像是一块块伤疤。窗户很小，透过窗户可以看见对面那栋楼的阳台，阳台上挂满了衣服，红的绿的蓝的，像是彩旗一样飘荡着。阳光从这些衣服的缝隙中穿过来，在房间里投下斑驳的光影。</w:t>
+      </w:r>
+    </w:p>
+    <w:p>
+      <w:pPr>
+        <w:spacing w:line="360" w:lineRule="auto"/>
+        <w:ind w:firstLine="420"/>
+      </w:pPr>
+      <w:r>
+        <w:rPr>
+          <w:rFonts w:ascii="宋体" w:hAnsi="宋体" w:eastAsia="宋体"/>
+          <w:sz w:val="24"/>
+        </w:rPr>
+        <w:t>"怎么样？"老刘问，"房租八百一个月，押一付三。水电另算，热水是太阳能的，夏天够用，冬天就不一定了。冬天的时候，你可能得自己烧水洗澡，或者去外面的公共澡堂。"</w:t>
+      </w:r>
+    </w:p>
+    <w:p>
+      <w:pPr>
+        <w:spacing w:line="360" w:lineRule="auto"/>
+        <w:ind w:firstLine="420"/>
+      </w:pPr>
+      <w:r>
+        <w:rPr>
+          <w:rFonts w:ascii="宋体" w:hAnsi="宋体" w:eastAsia="宋体"/>
+          <w:sz w:val="24"/>
+        </w:rPr>
+        <w:t>张成环顾四周，没有说话。他的眼睛落在窗台上，那里放着一个旧花盆，里面有一株不知道是什么的植物，叶片已经枯黄了，但还是顽强地立在那里。花盆的边缘有一圈白色的痕迹，像是水渍，又像是岁月的痕迹。</w:t>
+      </w:r>
+    </w:p>
+    <w:p>
+      <w:pPr>
+        <w:spacing w:line="360" w:lineRule="auto"/>
+        <w:ind w:firstLine="420"/>
+      </w:pPr>
+      <w:r>
+        <w:rPr>
+          <w:rFonts w:ascii="宋体" w:hAnsi="宋体" w:eastAsia="宋体"/>
+          <w:sz w:val="24"/>
+        </w:rPr>
+        <w:t>他走到窗边，伸手摸了摸那株植物的叶子，干巴巴的，一碰就碎了。</w:t>
+      </w:r>
+    </w:p>
+    <w:p>
+      <w:pPr>
+        <w:spacing w:line="360" w:lineRule="auto"/>
+        <w:ind w:firstLine="420"/>
+      </w:pPr>
+      <w:r>
+        <w:rPr>
+          <w:rFonts w:ascii="宋体" w:hAnsi="宋体" w:eastAsia="宋体"/>
+          <w:sz w:val="24"/>
+        </w:rPr>
+        <w:t>"这是上一个租客留下的。"老刘说，"她住了一年多，后来搬家了。这盆花她没带走，我也没扔，想着也许下一个租客会喜欢。"</w:t>
+      </w:r>
+    </w:p>
+    <w:p>
+      <w:pPr>
+        <w:spacing w:line="360" w:lineRule="auto"/>
+        <w:ind w:firstLine="420"/>
+      </w:pPr>
+      <w:r>
+        <w:rPr>
+          <w:rFonts w:ascii="宋体" w:hAnsi="宋体" w:eastAsia="宋体"/>
+          <w:sz w:val="24"/>
+        </w:rPr>
+        <w:t>张成没有说话，只是点了点头。</w:t>
       </w:r>
     </w:p>
     <w:p>
@@ -301,20 +496,85 @@
           <w:rFonts w:ascii="宋体" w:hAnsi="宋体" w:eastAsia="宋体"/>
           <w:sz w:val="24"/>
         </w:rPr>
-        <w:t>老刘愣了一下，似乎没想到他答应得这么快。他掏出钥匙递给张成，又交代了几句注意事项，就下楼去了。</w:t>
-      </w:r>
-    </w:p>
-    <w:p>
-      <w:pPr>
-        <w:spacing w:line="360" w:lineRule="auto"/>
-        <w:ind w:firstLine="420"/>
-      </w:pPr>
-      <w:r>
-        <w:rPr>
-          <w:rFonts w:ascii="宋体" w:hAnsi="宋体" w:eastAsia="宋体"/>
-          <w:sz w:val="24"/>
-        </w:rPr>
-        <w:t>张成站在空荡荡的房间里，听着老刘的脚步声渐渐远去，然后是楼梯间的铁门被关上的声音，再然后，是巷子里各种嘈杂的声音：摩托车的轰鸣、孩子的哭闹、狗的叫声、不知道哪里传来的电视声……</w:t>
+        <w:t>老刘愣了一下，似乎没想到他答应得这么快。他原以为这个年轻人会讨价还价，或者找借口再看看其他房子。但是张成没有，他只是简单地说了三个字，就决定了。</w:t>
+      </w:r>
+    </w:p>
+    <w:p>
+      <w:pPr>
+        <w:spacing w:line="360" w:lineRule="auto"/>
+        <w:ind w:firstLine="420"/>
+      </w:pPr>
+      <w:r>
+        <w:rPr>
+          <w:rFonts w:ascii="宋体" w:hAnsi="宋体" w:eastAsia="宋体"/>
+          <w:sz w:val="24"/>
+        </w:rPr>
+        <w:t>"那……你什么时候搬进来？"老刘问。</w:t>
+      </w:r>
+    </w:p>
+    <w:p>
+      <w:pPr>
+        <w:spacing w:line="360" w:lineRule="auto"/>
+        <w:ind w:firstLine="420"/>
+      </w:pPr>
+      <w:r>
+        <w:rPr>
+          <w:rFonts w:ascii="宋体" w:hAnsi="宋体" w:eastAsia="宋体"/>
+          <w:sz w:val="24"/>
+        </w:rPr>
+        <w:t>"现在。"张成说，"我的东西都在这个包里了。"</w:t>
+      </w:r>
+    </w:p>
+    <w:p>
+      <w:pPr>
+        <w:spacing w:line="360" w:lineRule="auto"/>
+        <w:ind w:firstLine="420"/>
+      </w:pPr>
+      <w:r>
+        <w:rPr>
+          <w:rFonts w:ascii="宋体" w:hAnsi="宋体" w:eastAsia="宋体"/>
+          <w:sz w:val="24"/>
+        </w:rPr>
+        <w:t>老刘又愣了一下，看着张成背上那个洗得发白的帆布包。那里面，就是他的全部家当了吗？他不知道该说什么，只是掏出钥匙递给张成，又交代了几句注意事项：水龙头往左拧是热水，往右拧是冷水；电闸在门口的配电箱里，跳闸了就往上推；楼下的大门晚上十点会锁，回来晚了就按门铃，密码是1234……</w:t>
+      </w:r>
+    </w:p>
+    <w:p>
+      <w:pPr>
+        <w:spacing w:line="360" w:lineRule="auto"/>
+        <w:ind w:firstLine="420"/>
+      </w:pPr>
+      <w:r>
+        <w:rPr>
+          <w:rFonts w:ascii="宋体" w:hAnsi="宋体" w:eastAsia="宋体"/>
+          <w:sz w:val="24"/>
+        </w:rPr>
+        <w:t>交代完之后，老刘就下楼去了。他的脚步声在楼道里渐渐远去，然后是楼梯间的铁门被关上的声音，发出一声沉闷的"哐"。</w:t>
+      </w:r>
+    </w:p>
+    <w:p>
+      <w:pPr>
+        <w:spacing w:line="360" w:lineRule="auto"/>
+        <w:ind w:firstLine="420"/>
+      </w:pPr>
+      <w:r>
+        <w:rPr>
+          <w:rFonts w:ascii="宋体" w:hAnsi="宋体" w:eastAsia="宋体"/>
+          <w:sz w:val="24"/>
+        </w:rPr>
+        <w:t>张成站在空荡荡的房间里，听着这些声音，听着巷子里各种嘈杂的声音：摩托车的轰鸣，是送外卖的年轻人骑着电动车穿街走巷；孩子的哭闹，是某个家庭在演绎着平凡的幸福或烦恼；狗的叫声，是某只被拴在门口的狗在宣示着自己的存在；不知道哪里传来的电视声，是某个人家在播放着晚间新闻……</w:t>
+      </w:r>
+    </w:p>
+    <w:p>
+      <w:pPr>
+        <w:spacing w:line="360" w:lineRule="auto"/>
+        <w:ind w:firstLine="420"/>
+      </w:pPr>
+      <w:r>
+        <w:rPr>
+          <w:rFonts w:ascii="宋体" w:hAnsi="宋体" w:eastAsia="宋体"/>
+          <w:sz w:val="24"/>
+        </w:rPr>
+        <w:t>这些声音交织在一起，构成了城中村的夜晚交响曲。它不优美，不和谐，甚至有些嘈杂，但它是真实的，是活的，是这座城市最原始的心跳。</w:t>
       </w:r>
     </w:p>
     <w:p>
@@ -340,7 +600,7 @@
           <w:rFonts w:ascii="宋体" w:hAnsi="宋体" w:eastAsia="宋体"/>
           <w:sz w:val="24"/>
         </w:rPr>
-        <w:t>楼下是一个小小的院子，院子的角落里种着一丛竹子。那种竹子张成认识，叫凤尾竹，叶片细长，像凤凰的尾羽。此刻，夕阳的余晖还残留在天边，把竹子的影子拉得很长，投射在斑驳的墙壁上，像是一幅流动的水墨画。</w:t>
+        <w:t>楼下是一个小小的院子，院子的角落里种着一丛竹子。那种竹子张成认识，叫凤尾竹，叶片细长，像凤凰的尾羽。竹子很茂盛，枝叶交错，密密麻麻，在风中轻轻摇曳。此刻，夕阳的余晖还残留在天边，把竹子的影子拉得很长，投射在斑驳的墙壁上，像是一幅流动的水墨画。</w:t>
       </w:r>
     </w:p>
     <w:p>
@@ -387,20 +647,46 @@
           <w:rFonts w:ascii="宋体" w:hAnsi="宋体" w:eastAsia="宋体"/>
           <w:sz w:val="24"/>
         </w:rPr>
-        <w:t>她穿着一件白色的T恤，下身是一条洗得有些褪色的牛仔裤，头发用一根黑色的橡皮筋扎在脑后，碎发垂在耳边。她的动作很快，一件一件地把衣服从晾衣架上取下来，叠好，放在旁边的塑料盆里。</w:t>
-      </w:r>
-    </w:p>
-    <w:p>
-      <w:pPr>
-        <w:spacing w:line="360" w:lineRule="auto"/>
-        <w:ind w:firstLine="420"/>
-      </w:pPr>
-      <w:r>
-        <w:rPr>
-          <w:rFonts w:ascii="宋体" w:hAnsi="宋体" w:eastAsia="宋体"/>
-          <w:sz w:val="24"/>
-        </w:rPr>
-        <w:t>张成不知道自己为什么一直在看她。也许是因为她的动作很流畅，像是在跳一支只有她自己知道的舞；也许是因为她的侧脸在夕阳的余晖中显得很柔和，柔和得让他的心忽然跳了一下。</w:t>
+        <w:t>她穿着一件白色的T恤，下身是一条洗得有些褪色的牛仔裤，牛仔裤的膝盖处有些发白，像是经常弯曲造成的。头发用一根黑色的橡皮筋扎在脑后，扎得很紧，但是还是有一些碎发垂在耳边，在夕阳中泛着淡淡的金色光芒。她的动作很快，一件一件地把衣服从晾衣架上取下来，叠好，放在旁边的塑料盆里。她的动作很流畅，像是在跳一支只有她自己知道的舞，每一个动作都恰到好处，不多一分，不少一秒。</w:t>
+      </w:r>
+    </w:p>
+    <w:p>
+      <w:pPr>
+        <w:spacing w:line="360" w:lineRule="auto"/>
+        <w:ind w:firstLine="420"/>
+      </w:pPr>
+      <w:r>
+        <w:rPr>
+          <w:rFonts w:ascii="宋体" w:hAnsi="宋体" w:eastAsia="宋体"/>
+          <w:sz w:val="24"/>
+        </w:rPr>
+        <w:t>张成不知道自己为什么一直在看她。也许是因为她的动作很流畅，像是在跳一支只有她自己知道的舞；也许是因为她的侧脸在夕阳的余晖中显得很柔和，柔和得让他的心忽然跳了一下。夕阳的光线是橘红色的，照在她的脸上，像是给她镀上了一层金边。她的睫毛很长，在脸上投下淡淡的阴影；她的鼻梁很挺，嘴唇很薄，下巴有点尖，整张脸轮廓分明，却又不失柔和。</w:t>
+      </w:r>
+    </w:p>
+    <w:p>
+      <w:pPr>
+        <w:spacing w:line="360" w:lineRule="auto"/>
+        <w:ind w:firstLine="420"/>
+      </w:pPr>
+      <w:r>
+        <w:rPr>
+          <w:rFonts w:ascii="宋体" w:hAnsi="宋体" w:eastAsia="宋体"/>
+          <w:sz w:val="24"/>
+        </w:rPr>
+        <w:t>他站在自己的阳台上，隔着两栋楼之间的那片空气，静静地看着她。风从他们之间吹过，带着城中村特有的气味——卤菜的香味、下水道的腥味、洗衣粉的香气——还有竹叶的清香。</w:t>
+      </w:r>
+    </w:p>
+    <w:p>
+      <w:pPr>
+        <w:spacing w:line="360" w:lineRule="auto"/>
+        <w:ind w:firstLine="420"/>
+      </w:pPr>
+      <w:r>
+        <w:rPr>
+          <w:rFonts w:ascii="宋体" w:hAnsi="宋体" w:eastAsia="宋体"/>
+          <w:sz w:val="24"/>
+        </w:rPr>
+        <w:t>他不知道自己站了多久。也许是几分钟，也许是十几分钟，也许更久。时间在这一刻似乎变得不重要了，重要的只是眼前这个画面：一个女孩在夕阳中收衣服，风吹动她的发丝，竹叶在沙沙作响。</w:t>
       </w:r>
     </w:p>
     <w:p>
@@ -426,6 +712,19 @@
           <w:rFonts w:ascii="宋体" w:hAnsi="宋体" w:eastAsia="宋体"/>
           <w:sz w:val="24"/>
         </w:rPr>
+        <w:t>她好像感觉到了什么，像是有什么东西在她的后背上轻轻地挠了一下。她转过头，目光穿过两栋楼之间的那片空气，落在了张成身上。</w:t>
+      </w:r>
+    </w:p>
+    <w:p>
+      <w:pPr>
+        <w:spacing w:line="360" w:lineRule="auto"/>
+        <w:ind w:firstLine="420"/>
+      </w:pPr>
+      <w:r>
+        <w:rPr>
+          <w:rFonts w:ascii="宋体" w:hAnsi="宋体" w:eastAsia="宋体"/>
+          <w:sz w:val="24"/>
+        </w:rPr>
         <w:t>四目相对。</w:t>
       </w:r>
     </w:p>
@@ -439,20 +738,85 @@
           <w:rFonts w:ascii="宋体" w:hAnsi="宋体" w:eastAsia="宋体"/>
           <w:sz w:val="24"/>
         </w:rPr>
-        <w:t>那一刻，张成觉得时间好像静止了。他看见她的眼睛，很大，很亮，像是两潭清澈的泉水，可以一眼看到底。她的鼻梁很挺，嘴唇很薄，下巴有点尖，整张脸轮廓分明，却又不失柔和。</w:t>
-      </w:r>
-    </w:p>
-    <w:p>
-      <w:pPr>
-        <w:spacing w:line="360" w:lineRule="auto"/>
-        <w:ind w:firstLine="420"/>
-      </w:pPr>
-      <w:r>
-        <w:rPr>
-          <w:rFonts w:ascii="宋体" w:hAnsi="宋体" w:eastAsia="宋体"/>
-          <w:sz w:val="24"/>
-        </w:rPr>
-        <w:t>然后，她微微点了点头，转身进了屋。</w:t>
+        <w:t>那一刻，张成觉得时间好像静止了。风不再吹，竹叶不再摇曳，巷子里的嘈杂声也好像远去了。整个世界只剩下两个人，隔着几米的距离，静静地看着彼此。</w:t>
+      </w:r>
+    </w:p>
+    <w:p>
+      <w:pPr>
+        <w:spacing w:line="360" w:lineRule="auto"/>
+        <w:ind w:firstLine="420"/>
+      </w:pPr>
+      <w:r>
+        <w:rPr>
+          <w:rFonts w:ascii="宋体" w:hAnsi="宋体" w:eastAsia="宋体"/>
+          <w:sz w:val="24"/>
+        </w:rPr>
+        <w:t>他看见她的眼睛，很大，很亮，像是两潭清澈的泉水，可以一眼看到底。那是一种很干净的眼神，没有任何杂质，像是刚下过雨的天空。她的瞳孔里倒映着夕阳的光芒，像是两颗琥珀，透着温暖的光泽。</w:t>
+      </w:r>
+    </w:p>
+    <w:p>
+      <w:pPr>
+        <w:spacing w:line="360" w:lineRule="auto"/>
+        <w:ind w:firstLine="420"/>
+      </w:pPr>
+      <w:r>
+        <w:rPr>
+          <w:rFonts w:ascii="宋体" w:hAnsi="宋体" w:eastAsia="宋体"/>
+          <w:sz w:val="24"/>
+        </w:rPr>
+        <w:t>他看见她的鼻梁，很挺，线条流畅，像是一座小山丘。她的嘴唇很薄，嘴角微微上扬，像是随时准备微笑。她的下巴有点尖，但是不显刻薄，反而显得很清秀。</w:t>
+      </w:r>
+    </w:p>
+    <w:p>
+      <w:pPr>
+        <w:spacing w:line="360" w:lineRule="auto"/>
+        <w:ind w:firstLine="420"/>
+      </w:pPr>
+      <w:r>
+        <w:rPr>
+          <w:rFonts w:ascii="宋体" w:hAnsi="宋体" w:eastAsia="宋体"/>
+          <w:sz w:val="24"/>
+        </w:rPr>
+        <w:t>整张脸轮廓分明，却又不失柔和，像是一幅精心绘制的水墨画。</w:t>
+      </w:r>
+    </w:p>
+    <w:p>
+      <w:pPr>
+        <w:spacing w:line="360" w:lineRule="auto"/>
+        <w:ind w:firstLine="420"/>
+      </w:pPr>
+      <w:r>
+        <w:rPr>
+          <w:rFonts w:ascii="宋体" w:hAnsi="宋体" w:eastAsia="宋体"/>
+          <w:sz w:val="24"/>
+        </w:rPr>
+        <w:t>然后，她微微点了点头。</w:t>
+      </w:r>
+    </w:p>
+    <w:p>
+      <w:pPr>
+        <w:spacing w:line="360" w:lineRule="auto"/>
+        <w:ind w:firstLine="420"/>
+      </w:pPr>
+      <w:r>
+        <w:rPr>
+          <w:rFonts w:ascii="宋体" w:hAnsi="宋体" w:eastAsia="宋体"/>
+          <w:sz w:val="24"/>
+        </w:rPr>
+        <w:t>那是一个很轻微的动作，只是下巴轻轻往下一点，像是风吹过水面带起的涟漪。但是张成看见了，那点头的动作里有一种说不出的意味——不是热情，也不是冷漠，而是一种恰到好处的礼貌，一种不远不近的距离。</w:t>
+      </w:r>
+    </w:p>
+    <w:p>
+      <w:pPr>
+        <w:spacing w:line="360" w:lineRule="auto"/>
+        <w:ind w:firstLine="420"/>
+      </w:pPr>
+      <w:r>
+        <w:rPr>
+          <w:rFonts w:ascii="宋体" w:hAnsi="宋体" w:eastAsia="宋体"/>
+          <w:sz w:val="24"/>
+        </w:rPr>
+        <w:t>接着，她转身进了屋，门在身后轻轻关上，发出"咔哒"一声。</w:t>
       </w:r>
     </w:p>
     <w:p>
@@ -478,7 +842,46 @@
           <w:rFonts w:ascii="宋体" w:hAnsi="宋体" w:eastAsia="宋体"/>
           <w:sz w:val="24"/>
         </w:rPr>
-        <w:t>他不知道的是，多年以后，当他回想起这个黄昏，他会想起很多细节：夕阳的颜色，凤尾竹的影子，空气中混杂的气味，还有那个女孩转身的瞬间，她眼里的光芒。</w:t>
+        <w:t>他不知道这种感觉叫什么。他以前从来没有过这种感觉。</w:t>
+      </w:r>
+    </w:p>
+    <w:p>
+      <w:pPr>
+        <w:spacing w:line="360" w:lineRule="auto"/>
+        <w:ind w:firstLine="420"/>
+      </w:pPr>
+      <w:r>
+        <w:rPr>
+          <w:rFonts w:ascii="宋体" w:hAnsi="宋体" w:eastAsia="宋体"/>
+          <w:sz w:val="24"/>
+        </w:rPr>
+        <w:t>他低下头，看着自己的双手。手心里有一层薄薄的汗，像是刚刚经历过什么紧张的事情。他深吸一口气，试图让自己的心跳慢下来，但是没有用。心跳依然很快，像是有什么东西在胸腔里怦怦直跳。</w:t>
+      </w:r>
+    </w:p>
+    <w:p>
+      <w:pPr>
+        <w:spacing w:line="360" w:lineRule="auto"/>
+        <w:ind w:firstLine="420"/>
+      </w:pPr>
+      <w:r>
+        <w:rPr>
+          <w:rFonts w:ascii="宋体" w:hAnsi="宋体" w:eastAsia="宋体"/>
+          <w:sz w:val="24"/>
+        </w:rPr>
+        <w:t>他转身回到房间，坐在那张旧床上。床垫有些软，一坐下去就陷进去一大块，像是被人坐过很多次。房间里很安静，只有自己的呼吸声和心跳声。窗外的光线渐渐暗下来，夕阳的余晖从金色变成了橘红色，又从橘红色变成了灰蓝色。</w:t>
+      </w:r>
+    </w:p>
+    <w:p>
+      <w:pPr>
+        <w:spacing w:line="360" w:lineRule="auto"/>
+        <w:ind w:firstLine="420"/>
+      </w:pPr>
+      <w:r>
+        <w:rPr>
+          <w:rFonts w:ascii="宋体" w:hAnsi="宋体" w:eastAsia="宋体"/>
+          <w:sz w:val="24"/>
+        </w:rPr>
+        <w:t>他不知道的是，多年以后，当他回想起这个黄昏，他会想起很多细节：夕阳的颜色，从金色变成橘红又变成灰蓝；凤尾竹的影子，在墙上摇曳着，像是一幅流动的水墨画；空气中混杂的气味，卤菜的香味、下水道的腥味、洗衣粉的香气；还有那个女孩转身的瞬间，她眼里的光芒，像是两颗琥珀，透着温暖的光泽。</w:t>
       </w:r>
     </w:p>
     <w:p>
@@ -496,6 +899,110 @@
     </w:p>
     <w:p>
       <w:pPr>
+        <w:spacing w:line="360" w:lineRule="auto"/>
+        <w:ind w:firstLine="420"/>
+      </w:pPr>
+      <w:r>
+        <w:rPr>
+          <w:rFonts w:ascii="宋体" w:hAnsi="宋体" w:eastAsia="宋体"/>
+          <w:sz w:val="24"/>
+        </w:rPr>
+        <w:t>而那个点头的动作，会在他的记忆里被反复播放，一次又一次，像是一部永不结束的电影。</w:t>
+      </w:r>
+    </w:p>
+    <w:p>
+      <w:pPr>
+        <w:spacing w:line="360" w:lineRule="auto"/>
+        <w:ind w:firstLine="420"/>
+      </w:pPr>
+      <w:r>
+        <w:rPr>
+          <w:rFonts w:ascii="宋体" w:hAnsi="宋体" w:eastAsia="宋体"/>
+          <w:sz w:val="24"/>
+        </w:rPr>
+        <w:t>他想，也许这就是缘分吧。两个素不相识的人，在茫茫人海中相遇，在某个特定的时刻、特定的地点，看见了彼此。这种概率有多小？他不知道，但是此刻，他觉得这种概率就是百分之百，因为它是已经发生的事实。</w:t>
+      </w:r>
+    </w:p>
+    <w:p>
+      <w:pPr>
+        <w:spacing w:line="360" w:lineRule="auto"/>
+        <w:ind w:firstLine="420"/>
+      </w:pPr>
+      <w:r>
+        <w:rPr>
+          <w:rFonts w:ascii="宋体" w:hAnsi="宋体" w:eastAsia="宋体"/>
+          <w:sz w:val="24"/>
+        </w:rPr>
+        <w:t>那天晚上，他躺在床上，怎么也睡不着。窗外的月亮很圆，月光透过窗户洒进来，在地板上投下一片银色的光芒。他看着那片月光，想起了楼下那丛凤尾竹，想起了那个关于等待的故事。</w:t>
+      </w:r>
+    </w:p>
+    <w:p>
+      <w:pPr>
+        <w:spacing w:line="360" w:lineRule="auto"/>
+        <w:ind w:firstLine="420"/>
+      </w:pPr>
+      <w:r>
+        <w:rPr>
+          <w:rFonts w:ascii="宋体" w:hAnsi="宋体" w:eastAsia="宋体"/>
+          <w:sz w:val="24"/>
+        </w:rPr>
+        <w:t>他想，那个女人等了一辈子，等到了吗？如果等不到，她会后悔吗？如果可以选择，她还会等吗？</w:t>
+      </w:r>
+    </w:p>
+    <w:p>
+      <w:pPr>
+        <w:spacing w:line="360" w:lineRule="auto"/>
+        <w:ind w:firstLine="420"/>
+      </w:pPr>
+      <w:r>
+        <w:rPr>
+          <w:rFonts w:ascii="宋体" w:hAnsi="宋体" w:eastAsia="宋体"/>
+          <w:sz w:val="24"/>
+        </w:rPr>
+        <w:t>他没有答案。</w:t>
+      </w:r>
+    </w:p>
+    <w:p>
+      <w:pPr>
+        <w:spacing w:line="360" w:lineRule="auto"/>
+        <w:ind w:firstLine="420"/>
+      </w:pPr>
+      <w:r>
+        <w:rPr>
+          <w:rFonts w:ascii="宋体" w:hAnsi="宋体" w:eastAsia="宋体"/>
+          <w:sz w:val="24"/>
+        </w:rPr>
+        <w:t>他只知道，此刻的自己，也想等一个人。等一个不知道会不会来的人，等一个不知道在哪里的人，等一个他甚至不知道是谁的人。</w:t>
+      </w:r>
+    </w:p>
+    <w:p>
+      <w:pPr>
+        <w:spacing w:line="360" w:lineRule="auto"/>
+        <w:ind w:firstLine="420"/>
+      </w:pPr>
+      <w:r>
+        <w:rPr>
+          <w:rFonts w:ascii="宋体" w:hAnsi="宋体" w:eastAsia="宋体"/>
+          <w:sz w:val="24"/>
+        </w:rPr>
+        <w:t>但是今晚，在那个阳台上，他好像看见了一点什么。一点微弱的光芒，从很远的地方照过来，照亮了他心里的某个角落。</w:t>
+      </w:r>
+    </w:p>
+    <w:p>
+      <w:pPr>
+        <w:spacing w:line="360" w:lineRule="auto"/>
+        <w:ind w:firstLine="420"/>
+      </w:pPr>
+      <w:r>
+        <w:rPr>
+          <w:rFonts w:ascii="宋体" w:hAnsi="宋体" w:eastAsia="宋体"/>
+          <w:sz w:val="24"/>
+        </w:rPr>
+        <w:t>他闭上眼睛，想着明天的太阳会是什么样子。</w:t>
+      </w:r>
+    </w:p>
+    <w:p>
+      <w:pPr>
         <w:pStyle w:val="Heading1"/>
       </w:pPr>
       <w:r>
@@ -525,20 +1032,111 @@
           <w:rFonts w:ascii="宋体" w:hAnsi="宋体" w:eastAsia="宋体"/>
           <w:sz w:val="24"/>
         </w:rPr>
-        <w:t>他住的这个房间虽然不大，但是离地铁很近，坐三站就能到公司。每天早上六点半，他会准时起床，洗漱，吃早餐——通常是一个包子加一杯豆浆，然后出门坐地铁。晚上回来的时候，天通常已经黑了。</w:t>
-      </w:r>
-    </w:p>
-    <w:p>
-      <w:pPr>
-        <w:spacing w:line="360" w:lineRule="auto"/>
-        <w:ind w:firstLine="420"/>
-      </w:pPr>
-      <w:r>
-        <w:rPr>
-          <w:rFonts w:ascii="宋体" w:hAnsi="宋体" w:eastAsia="宋体"/>
-          <w:sz w:val="24"/>
-        </w:rPr>
-        <w:t>城中村的夜晚总是很热闹。楼下有一家卤菜店，老板娘是一个四十多岁的女人，长得很胖，说话的声音很大，隔着老远都能听见。旁边是一个理发店，门口挂着一个转动的彩灯，里面经常放着很老的歌曲。再往前走几步，是一个小卖部，门口的冰柜里摆着各种饮料和啤酒，老板是一个沉默的中年男人，总是坐在门口的一张小板凳上，不知道在想什么。</w:t>
+        <w:t>这家出版社不大，在一栋老旧的写字楼里，电梯经常坏，空调也不太制冷，夏天的时候办公室里闷得像个蒸笼。他的工作主要是审稿、改稿、和作者沟通，有时候还要自己写一些宣传文案。工作不算难，但是很繁琐，需要极大的耐心和细心。</w:t>
+      </w:r>
+    </w:p>
+    <w:p>
+      <w:pPr>
+        <w:spacing w:line="360" w:lineRule="auto"/>
+        <w:ind w:firstLine="420"/>
+      </w:pPr>
+      <w:r>
+        <w:rPr>
+          <w:rFonts w:ascii="宋体" w:hAnsi="宋体" w:eastAsia="宋体"/>
+          <w:sz w:val="24"/>
+        </w:rPr>
+        <w:t>他住的这个房间虽然不大，但是离地铁很近，坐三站就能到公司。每天早上六点半，他会准时起床。不是被闹钟叫醒的，而是被楼下"老王卤味"的开锅声——老王每天早上六点就开始准备卤水，各种香料的味道从锅盖的缝隙里钻出来，飘满整条巷子。有时候，他会被这些香味馋醒，肚子咕咕叫，然后不得不爬起来去买早餐。</w:t>
+      </w:r>
+    </w:p>
+    <w:p>
+      <w:pPr>
+        <w:spacing w:line="360" w:lineRule="auto"/>
+        <w:ind w:firstLine="420"/>
+      </w:pPr>
+      <w:r>
+        <w:rPr>
+          <w:rFonts w:ascii="宋体" w:hAnsi="宋体" w:eastAsia="宋体"/>
+          <w:sz w:val="24"/>
+        </w:rPr>
+        <w:t>洗漱、吃早餐——通常是一个包子加一杯豆浆，有时候是一碗稀饭配咸菜，偶尔会加一个茶叶蛋。包子是楼下的早餐摊买的，一块钱一个，肉馅很足，皮很薄，咬一口汤汁就会流出来。豆浆是现磨的，两块钱一杯，很浓很香，喝完之后嘴唇上会留下一层白色的痕迹。</w:t>
+      </w:r>
+    </w:p>
+    <w:p>
+      <w:pPr>
+        <w:spacing w:line="360" w:lineRule="auto"/>
+        <w:ind w:firstLine="420"/>
+      </w:pPr>
+      <w:r>
+        <w:rPr>
+          <w:rFonts w:ascii="宋体" w:hAnsi="宋体" w:eastAsia="宋体"/>
+          <w:sz w:val="24"/>
+        </w:rPr>
+        <w:t>然后出门坐地铁。地铁早高峰的时候人很多，挤得像沙丁鱼罐头。他通常站在角落里，戴上耳机，听一些轻音乐，让自己与外界隔绝。地铁一站一站地开着，人一站一站地上下着，他看着车窗外飞速后退的隧道灯光，想着今天要做的事情。</w:t>
+      </w:r>
+    </w:p>
+    <w:p>
+      <w:pPr>
+        <w:spacing w:line="360" w:lineRule="auto"/>
+        <w:ind w:firstLine="420"/>
+      </w:pPr>
+      <w:r>
+        <w:rPr>
+          <w:rFonts w:ascii="宋体" w:hAnsi="宋体" w:eastAsia="宋体"/>
+          <w:sz w:val="24"/>
+        </w:rPr>
+        <w:t>晚上回来的时候，天通常已经黑了。</w:t>
+      </w:r>
+    </w:p>
+    <w:p>
+      <w:pPr>
+        <w:spacing w:line="360" w:lineRule="auto"/>
+        <w:ind w:firstLine="420"/>
+      </w:pPr>
+      <w:r>
+        <w:rPr>
+          <w:rFonts w:ascii="宋体" w:hAnsi="宋体" w:eastAsia="宋体"/>
+          <w:sz w:val="24"/>
+        </w:rPr>
+        <w:t>城中村的夜晚总是很热闹。楼下有一家卤菜店，老板娘是一个四十多岁的女人，长得很胖，说话的声音很大，隔着老远都能听见。她总是穿着一件花色的碎花裙子，头发烫成大波浪，脸上涂着厚厚的粉，嘴唇上抹着鲜艳的口红。她的笑声很响亮，像是一串鞭炮，噼里啪啦地炸开。</w:t>
+      </w:r>
+    </w:p>
+    <w:p>
+      <w:pPr>
+        <w:spacing w:line="360" w:lineRule="auto"/>
+        <w:ind w:firstLine="420"/>
+      </w:pPr>
+      <w:r>
+        <w:rPr>
+          <w:rFonts w:ascii="宋体" w:hAnsi="宋体" w:eastAsia="宋体"/>
+          <w:sz w:val="24"/>
+        </w:rPr>
+        <w:t>"张成啊，下班啦？"每次看见他，她都会这么问一句，然后不等他回答，又转过头去招呼别的客人。</w:t>
+      </w:r>
+    </w:p>
+    <w:p>
+      <w:pPr>
+        <w:spacing w:line="360" w:lineRule="auto"/>
+        <w:ind w:firstLine="420"/>
+      </w:pPr>
+      <w:r>
+        <w:rPr>
+          <w:rFonts w:ascii="宋体" w:hAnsi="宋体" w:eastAsia="宋体"/>
+          <w:sz w:val="24"/>
+        </w:rPr>
+        <w:t>旁边是一个理发店，门口挂着一个转动的彩灯，红蓝白三色交替旋转，像是一个催眠的漩涡。店里经常放着很老的歌曲，像是《甜蜜蜜》《月亮代表我的心》《甜蜜的季节》……那是老板最喜欢的歌，他一边给客人剪头发，一边跟着哼唱，有时候还忍不住扭两下。</w:t>
+      </w:r>
+    </w:p>
+    <w:p>
+      <w:pPr>
+        <w:spacing w:line="360" w:lineRule="auto"/>
+        <w:ind w:firstLine="420"/>
+      </w:pPr>
+      <w:r>
+        <w:rPr>
+          <w:rFonts w:ascii="宋体" w:hAnsi="宋体" w:eastAsia="宋体"/>
+          <w:sz w:val="24"/>
+        </w:rPr>
+        <w:t>再往前走几步，是一个小卖部，门口的冰柜里摆着各种饮料和啤酒，玻璃门上贴着"冰镇啤酒""新鲜果汁""香烟饮料"等字样。老板是一个沉默的中年男人，总是穿着一件灰色的T恤，下身是一条黑色的大裤衩，脚上踩着一双蓝色的塑料拖鞋。他总是坐在门口的一张小板凳上，手里拿着一个保温杯，时不时喝一口，不知道在想什么。有时候有客人来买东西，他才会站起来，慢吞吞地走到柜台后面，把东西拿出来，收钱，找零，然后又回到小板凳上坐着。</w:t>
       </w:r>
     </w:p>
     <w:p>
@@ -577,7 +1175,20 @@
           <w:rFonts w:ascii="宋体" w:hAnsi="宋体" w:eastAsia="宋体"/>
           <w:sz w:val="24"/>
         </w:rPr>
-        <w:t>那天他休息，下楼去买东西。走到楼梯口的时候，刚好碰见她上来。她手里拎着两袋东西，一袋是蔬菜，一袋是水果。袋子看起来很重，勒得她的手指有些发白。</w:t>
+        <w:t>那天他休息，下楼去买东西。他需要买一些日用品：牙刷、牙膏、洗发水、卫生纸……这些东西他来的时候没有带，现在用完了必须补充。他沿着巷子往外走，走到一家小超市门口的时候，刚好碰见小芳往里走。</w:t>
+      </w:r>
+    </w:p>
+    <w:p>
+      <w:pPr>
+        <w:spacing w:line="360" w:lineRule="auto"/>
+        <w:ind w:firstLine="420"/>
+      </w:pPr>
+      <w:r>
+        <w:rPr>
+          <w:rFonts w:ascii="宋体" w:hAnsi="宋体" w:eastAsia="宋体"/>
+          <w:sz w:val="24"/>
+        </w:rPr>
+        <w:t>她穿着一件淡蓝色的连衣裙，裙摆到膝盖的位置，走起路来轻轻飘动，像是一朵在风中摇曳的花。她的头发披散着，没有扎起来，从肩膀上垂下来，发梢微微卷曲。她手里拎着两个袋子，一袋是蔬菜，一袋是水果。袋子看起来很重，勒得她的手指有些发白，手背上的青筋微微凸起。</w:t>
       </w:r>
     </w:p>
     <w:p>
@@ -603,98 +1214,163 @@
           <w:rFonts w:ascii="宋体" w:hAnsi="宋体" w:eastAsia="宋体"/>
           <w:sz w:val="24"/>
         </w:rPr>
-        <w:t>小芳抬起头看了他一眼，摇摇头："不用。"</w:t>
-      </w:r>
-    </w:p>
-    <w:p>
-      <w:pPr>
-        <w:spacing w:line="360" w:lineRule="auto"/>
-        <w:ind w:firstLine="420"/>
-      </w:pPr>
-      <w:r>
-        <w:rPr>
-          <w:rFonts w:ascii="宋体" w:hAnsi="宋体" w:eastAsia="宋体"/>
-          <w:sz w:val="24"/>
-        </w:rPr>
-        <w:t>然后她就从他身边走过，上楼去了。</w:t>
-      </w:r>
-    </w:p>
-    <w:p>
-      <w:pPr>
-        <w:spacing w:line="360" w:lineRule="auto"/>
-        <w:ind w:firstLine="420"/>
-      </w:pPr>
-      <w:r>
-        <w:rPr>
-          <w:rFonts w:ascii="宋体" w:hAnsi="宋体" w:eastAsia="宋体"/>
-          <w:sz w:val="24"/>
-        </w:rPr>
-        <w:t>张成站在原地，看着她的背影消失在楼梯拐角。他想，她应该是一个很独立的人吧，不喜欢麻烦别人。</w:t>
-      </w:r>
-    </w:p>
-    <w:p>
-      <w:pPr>
-        <w:spacing w:line="360" w:lineRule="auto"/>
-        <w:ind w:firstLine="420"/>
-      </w:pPr>
-      <w:r>
-        <w:rPr>
-          <w:rFonts w:ascii="宋体" w:hAnsi="宋体" w:eastAsia="宋体"/>
-          <w:sz w:val="24"/>
-        </w:rPr>
-        <w:t>后来的很多天，他都会在楼梯间或者楼下遇见她。有时候是早上，她穿着职业装，手里拎着公文包，匆匆忙忙地往外走；有时候是晚上，她拎着菜的袋子，一步一步地往上爬。他们偶尔会打个招呼，更多的时候，只是擦肩而过。</w:t>
-      </w:r>
-    </w:p>
-    <w:p>
-      <w:pPr>
-        <w:spacing w:line="360" w:lineRule="auto"/>
-        <w:ind w:firstLine="420"/>
-      </w:pPr>
-      <w:r>
-        <w:rPr>
-          <w:rFonts w:ascii="宋体" w:hAnsi="宋体" w:eastAsia="宋体"/>
-          <w:sz w:val="24"/>
-        </w:rPr>
-        <w:t>他开始留意她的生活习惯。</w:t>
-      </w:r>
-    </w:p>
-    <w:p>
-      <w:pPr>
-        <w:spacing w:line="360" w:lineRule="auto"/>
-        <w:ind w:firstLine="420"/>
-      </w:pPr>
-      <w:r>
-        <w:rPr>
-          <w:rFonts w:ascii="宋体" w:hAnsi="宋体" w:eastAsia="宋体"/>
-          <w:sz w:val="24"/>
-        </w:rPr>
-        <w:t>她早上七点出门，晚上六点回来，偶尔会晚一些。她喜欢吃西红柿炒鸡蛋，因为每次路过她门口的时候，都能闻到那个味道。她的阳台上养着几盆花，有吊兰，有绿萝，还有一盆不知道是什么，开很小的白色花朵。</w:t>
-      </w:r>
-    </w:p>
-    <w:p>
-      <w:pPr>
-        <w:spacing w:line="360" w:lineRule="auto"/>
-        <w:ind w:firstLine="420"/>
-      </w:pPr>
-      <w:r>
-        <w:rPr>
-          <w:rFonts w:ascii="宋体" w:hAnsi="宋体" w:eastAsia="宋体"/>
-          <w:sz w:val="24"/>
-        </w:rPr>
-        <w:t>他甚至还知道了她喜欢吃什么口味的方便面，因为有一次他下楼扔垃圾的时候，看见她的垃圾袋里有两个空的红烧牛肉面袋子。</w:t>
-      </w:r>
-    </w:p>
-    <w:p>
-      <w:pPr>
-        <w:spacing w:line="360" w:lineRule="auto"/>
-        <w:ind w:firstLine="420"/>
-      </w:pPr>
-      <w:r>
-        <w:rPr>
-          <w:rFonts w:ascii="宋体" w:hAnsi="宋体" w:eastAsia="宋体"/>
-          <w:sz w:val="24"/>
-        </w:rPr>
-        <w:t>他知道这样不好，有点像是在窥探别人的隐私。但他控制不住自己。他想了解她，想靠近她，想知道她是一个什么样的人，过着什么样的生活。</w:t>
+        <w:t>小芳抬起头看了他一眼。她的眼神很平静，像是一潭没有波澜的湖水。</w:t>
+      </w:r>
+    </w:p>
+    <w:p>
+      <w:pPr>
+        <w:spacing w:line="360" w:lineRule="auto"/>
+        <w:ind w:firstLine="420"/>
+      </w:pPr>
+      <w:r>
+        <w:rPr>
+          <w:rFonts w:ascii="宋体" w:hAnsi="宋体" w:eastAsia="宋体"/>
+          <w:sz w:val="24"/>
+        </w:rPr>
+        <w:t>"不用。"她说，声音很淡，像是从很远的地方飘过来的。</w:t>
+      </w:r>
+    </w:p>
+    <w:p>
+      <w:pPr>
+        <w:spacing w:line="360" w:lineRule="auto"/>
+        <w:ind w:firstLine="420"/>
+      </w:pPr>
+      <w:r>
+        <w:rPr>
+          <w:rFonts w:ascii="宋体" w:hAnsi="宋体" w:eastAsia="宋体"/>
+          <w:sz w:val="24"/>
+        </w:rPr>
+        <w:t>然后她就从他身边走过，进了超市。超市的门口有一道透明的塑料帘子，是用来隔冷气的。她撩开帘子进去的时候，帘子在身后摆动，发出哗啦哗啦的声音。</w:t>
+      </w:r>
+    </w:p>
+    <w:p>
+      <w:pPr>
+        <w:spacing w:line="360" w:lineRule="auto"/>
+        <w:ind w:firstLine="420"/>
+      </w:pPr>
+      <w:r>
+        <w:rPr>
+          <w:rFonts w:ascii="宋体" w:hAnsi="宋体" w:eastAsia="宋体"/>
+          <w:sz w:val="24"/>
+        </w:rPr>
+        <w:t>张成站在原地，看着她的背影消失在塑料帘子后面。他想，她应该是一个很独立的人吧，不喜欢麻烦别人。或者，她只是不喜欢麻烦他？</w:t>
+      </w:r>
+    </w:p>
+    <w:p>
+      <w:pPr>
+        <w:spacing w:line="360" w:lineRule="auto"/>
+        <w:ind w:firstLine="420"/>
+      </w:pPr>
+      <w:r>
+        <w:rPr>
+          <w:rFonts w:ascii="宋体" w:hAnsi="宋体" w:eastAsia="宋体"/>
+          <w:sz w:val="24"/>
+        </w:rPr>
+        <w:t>他不知道。他只是站在那里，站了很久，久到超市的老板都忍不住探出头来看了他一眼。</w:t>
+      </w:r>
+    </w:p>
+    <w:p>
+      <w:pPr>
+        <w:spacing w:line="360" w:lineRule="auto"/>
+        <w:ind w:firstLine="420"/>
+      </w:pPr>
+      <w:r>
+        <w:rPr>
+          <w:rFonts w:ascii="宋体" w:hAnsi="宋体" w:eastAsia="宋体"/>
+          <w:sz w:val="24"/>
+        </w:rPr>
+        <w:t>后来的很多天，他都会在楼梯间或者楼下遇见她。有时候是早上，她穿着职业装，白色的衬衫配黑色的裙子，脚上踩着一双黑色的高跟鞋，手里拎着一个棕色的公文包，匆匆忙忙地往外走。她的步伐很快，高跟鞋在水泥地上发出"哒哒哒"的声音，像是某种节拍。有时候是晚上，她拎着菜的袋子，一步一步地往楼上爬。她看起来很累，肩膀微微塌着，脚步有些沉重。</w:t>
+      </w:r>
+    </w:p>
+    <w:p>
+      <w:pPr>
+        <w:spacing w:line="360" w:lineRule="auto"/>
+        <w:ind w:firstLine="420"/>
+      </w:pPr>
+      <w:r>
+        <w:rPr>
+          <w:rFonts w:ascii="宋体" w:hAnsi="宋体" w:eastAsia="宋体"/>
+          <w:sz w:val="24"/>
+        </w:rPr>
+        <w:t>他们偶尔会打个招呼，更多的时候，只是擦肩而过。</w:t>
+      </w:r>
+    </w:p>
+    <w:p>
+      <w:pPr>
+        <w:spacing w:line="360" w:lineRule="auto"/>
+        <w:ind w:firstLine="420"/>
+      </w:pPr>
+      <w:r>
+        <w:rPr>
+          <w:rFonts w:ascii="宋体" w:hAnsi="宋体" w:eastAsia="宋体"/>
+          <w:sz w:val="24"/>
+        </w:rPr>
+        <w:t>但是张成开始留意她了。他不知道这算不算一种窥探，但是控制不住自己。</w:t>
+      </w:r>
+    </w:p>
+    <w:p>
+      <w:pPr>
+        <w:spacing w:line="360" w:lineRule="auto"/>
+        <w:ind w:firstLine="420"/>
+      </w:pPr>
+      <w:r>
+        <w:rPr>
+          <w:rFonts w:ascii="宋体" w:hAnsi="宋体" w:eastAsia="宋体"/>
+          <w:sz w:val="24"/>
+        </w:rPr>
+        <w:t>他发现她早上七点出门，晚上六点回来，偶尔会晚一些。晚回来的时候，通常是很累的样子，眼睛下面有淡淡的黑眼圈，走路的速度也慢了很多。</w:t>
+      </w:r>
+    </w:p>
+    <w:p>
+      <w:pPr>
+        <w:spacing w:line="360" w:lineRule="auto"/>
+        <w:ind w:firstLine="420"/>
+      </w:pPr>
+      <w:r>
+        <w:rPr>
+          <w:rFonts w:ascii="宋体" w:hAnsi="宋体" w:eastAsia="宋体"/>
+          <w:sz w:val="24"/>
+        </w:rPr>
+        <w:t>他发现她喜欢吃西红柿炒鸡蛋，因为每次路过她门口的时候，都能闻到那个味道。那是一种很家常的味道，酸酸甜甜的，让人想起小时候妈妈做的饭菜。有时候，他也会闻到其他味道：红烧肉、青椒土豆丝、蒜蓉生菜……都是很普通的家常菜，但是隔着门板飘出来的时候，却让人觉得很温暖。</w:t>
+      </w:r>
+    </w:p>
+    <w:p>
+      <w:pPr>
+        <w:spacing w:line="360" w:lineRule="auto"/>
+        <w:ind w:firstLine="420"/>
+      </w:pPr>
+      <w:r>
+        <w:rPr>
+          <w:rFonts w:ascii="宋体" w:hAnsi="宋体" w:eastAsia="宋体"/>
+          <w:sz w:val="24"/>
+        </w:rPr>
+        <w:t>他发现她的阳台上养着几盆花，有吊兰，有绿萝，还有一盆不知道是什么，开很小的白色花朵。花朵很细碎，像是一颗颗星星，在阳光下闪闪发光。她有时候会在阳台上给花浇水，穿着一件宽松的家居服，头发松松地扎在脑后，手里拿着一个喷壶，弯腰对着花盆喷水。水雾在阳光下形成一道小小的彩虹，像是某种魔法。</w:t>
+      </w:r>
+    </w:p>
+    <w:p>
+      <w:pPr>
+        <w:spacing w:line="360" w:lineRule="auto"/>
+        <w:ind w:firstLine="420"/>
+      </w:pPr>
+      <w:r>
+        <w:rPr>
+          <w:rFonts w:ascii="宋体" w:hAnsi="宋体" w:eastAsia="宋体"/>
+          <w:sz w:val="24"/>
+        </w:rPr>
+        <w:t>他甚至还知道了她喜欢吃什么口味的方便面，因为有一次他下楼扔垃圾的时候，看见她的垃圾袋里有两个空的红烧牛肉面袋子。那是一种很普通的方便面，超市里两块钱一袋，他有时候也会吃。</w:t>
+      </w:r>
+    </w:p>
+    <w:p>
+      <w:pPr>
+        <w:spacing w:line="360" w:lineRule="auto"/>
+        <w:ind w:firstLine="420"/>
+      </w:pPr>
+      <w:r>
+        <w:rPr>
+          <w:rFonts w:ascii="宋体" w:hAnsi="宋体" w:eastAsia="宋体"/>
+          <w:sz w:val="24"/>
+        </w:rPr>
+        <w:t>他知道这样不好，有点像是在窥探别人的隐私。但他控制不住自己。他想了解她，想靠近她，想知道她是一个什么样的人，过着什么样的生活。这种感觉很奇怪，像是一种本能，一种无法解释的冲动。</w:t>
       </w:r>
     </w:p>
     <w:p>
@@ -712,6 +1388,71 @@
     </w:p>
     <w:p>
       <w:pPr>
+        <w:spacing w:line="360" w:lineRule="auto"/>
+        <w:ind w:firstLine="420"/>
+      </w:pPr>
+      <w:r>
+        <w:rPr>
+          <w:rFonts w:ascii="宋体" w:hAnsi="宋体" w:eastAsia="宋体"/>
+          <w:sz w:val="24"/>
+        </w:rPr>
+        <w:t>他开始思考这是为什么。是因为她漂亮吗？也许吧，她确实很漂亮，但是这世上漂亮的女人那么多，他从来没有这样关注过任何一个。是因为她神秘吗？也许吧，她确实很神秘，像是一本没有翻开的书，让人忍不住想要读下去。</w:t>
+      </w:r>
+    </w:p>
+    <w:p>
+      <w:pPr>
+        <w:spacing w:line="360" w:lineRule="auto"/>
+        <w:ind w:firstLine="420"/>
+      </w:pPr>
+      <w:r>
+        <w:rPr>
+          <w:rFonts w:ascii="宋体" w:hAnsi="宋体" w:eastAsia="宋体"/>
+          <w:sz w:val="24"/>
+        </w:rPr>
+        <w:t>或者，仅仅是因为那个傍晚，那个夕阳，那个点头的动作，在他心里留下了什么东西？</w:t>
+      </w:r>
+    </w:p>
+    <w:p>
+      <w:pPr>
+        <w:spacing w:line="360" w:lineRule="auto"/>
+        <w:ind w:firstLine="420"/>
+      </w:pPr>
+      <w:r>
+        <w:rPr>
+          <w:rFonts w:ascii="宋体" w:hAnsi="宋体" w:eastAsia="宋体"/>
+          <w:sz w:val="24"/>
+        </w:rPr>
+        <w:t>他不知道答案。他只知道，自己好像变了。变得会留意一个人的作息，会记住一个人的喜好，会在某个人的门口多停留几秒钟。</w:t>
+      </w:r>
+    </w:p>
+    <w:p>
+      <w:pPr>
+        <w:spacing w:line="360" w:lineRule="auto"/>
+        <w:ind w:firstLine="420"/>
+      </w:pPr>
+      <w:r>
+        <w:rPr>
+          <w:rFonts w:ascii="宋体" w:hAnsi="宋体" w:eastAsia="宋体"/>
+          <w:sz w:val="24"/>
+        </w:rPr>
+        <w:t>而这些，都是他以前不会做的事情。</w:t>
+      </w:r>
+    </w:p>
+    <w:p>
+      <w:pPr>
+        <w:spacing w:line="360" w:lineRule="auto"/>
+        <w:ind w:firstLine="420"/>
+      </w:pPr>
+      <w:r>
+        <w:rPr>
+          <w:rFonts w:ascii="宋体" w:hAnsi="宋体" w:eastAsia="宋体"/>
+          <w:sz w:val="24"/>
+        </w:rPr>
+        <w:t>他想，这也许就是喜欢吧。一种很安静、很轻微、却又很固执的喜欢。它不张扬，不激烈，只是默默地存在着，像是一颗埋在土里的种子，等待着某一天发芽。</w:t>
+      </w:r>
+    </w:p>
+    <w:p>
+      <w:pPr>
         <w:pStyle w:val="Heading1"/>
       </w:pPr>
       <w:r>
@@ -741,7 +1482,46 @@
           <w:rFonts w:ascii="宋体" w:hAnsi="宋体" w:eastAsia="宋体"/>
           <w:sz w:val="24"/>
         </w:rPr>
-        <w:t>这家公司不大，但是业务很多，经常加班。小芳的工资不高，除去房租和生活费，每个月能存下来的钱不多。但她并不抱怨，因为她知道，抱怨没有用。这个世界就是这样，你付出多少，不一定就能得到多少，但你什么都不付出，就一定什么都得不到。</w:t>
+        <w:t>这家公司不大，只有二十几个人，挤在一栋写字楼的十五层。办公室的格局是开放式的，每个人只有一个小小的工位，桌上堆满了文件和电脑。公司的名字叫"创意无限"，但是创意很有限，业务主要是给一些小品牌做宣传册、海报、社交媒体运营之类的活。</w:t>
+      </w:r>
+    </w:p>
+    <w:p>
+      <w:pPr>
+        <w:spacing w:line="360" w:lineRule="auto"/>
+        <w:ind w:firstLine="420"/>
+      </w:pPr>
+      <w:r>
+        <w:rPr>
+          <w:rFonts w:ascii="宋体" w:hAnsi="宋体" w:eastAsia="宋体"/>
+          <w:sz w:val="24"/>
+        </w:rPr>
+        <w:t>小芳的工作是写文案。她每天要面对各种各样的客户，有的要求"大气磅礴"，有的要求"清新脱俗"，有的要求"接地气"，有的要求"高大上"……这些要求有时候互相矛盾，但是她必须满足。她每天在电脑前敲敲打打，修改一遍又一遍，直到客户满意为止。</w:t>
+      </w:r>
+    </w:p>
+    <w:p>
+      <w:pPr>
+        <w:spacing w:line="360" w:lineRule="auto"/>
+        <w:ind w:firstLine="420"/>
+      </w:pPr>
+      <w:r>
+        <w:rPr>
+          <w:rFonts w:ascii="宋体" w:hAnsi="宋体" w:eastAsia="宋体"/>
+          <w:sz w:val="24"/>
+        </w:rPr>
+        <w:t>她的工资不高，税后五千多块钱，除去房租和生活费，每个月能存下来的钱不多。她算过一笔账：房租八百，吃饭一千五，交通两百，水电网费一百，话费五十，偶尔买点衣服和日用品三百……加起来差不多三千，剩下两千多块钱。她想攒钱买房，但是按照这个速度，攒到猴年马月也买不起。</w:t>
+      </w:r>
+    </w:p>
+    <w:p>
+      <w:pPr>
+        <w:spacing w:line="360" w:lineRule="auto"/>
+        <w:ind w:firstLine="420"/>
+      </w:pPr>
+      <w:r>
+        <w:rPr>
+          <w:rFonts w:ascii="宋体" w:hAnsi="宋体" w:eastAsia="宋体"/>
+          <w:sz w:val="24"/>
+        </w:rPr>
+        <w:t>但她并不抱怨，因为她知道，抱怨没有用。这个世界就是这样，你付出多少，不一定就能得到多少，但你什么都不付出，就一定什么都得不到。她只能努力工作，努力攒钱，努力生活，希望有一天能过上自己想要的生活。</w:t>
       </w:r>
     </w:p>
     <w:p>
@@ -767,7 +1547,46 @@
           <w:rFonts w:ascii="宋体" w:hAnsi="宋体" w:eastAsia="宋体"/>
           <w:sz w:val="24"/>
         </w:rPr>
-        <w:t>她出生于一个小县城，父母都是普通工人。从小到大，她都是那种不需要别人操心的孩子。学习成绩好，听话懂事，不惹事，不闹事。高考的时候，她考上了这所城市的一所普通大学，学的是中文专业。毕业后，她留在了这个城市，找了一份工作，租了一间房子，开始了自己的生活。</w:t>
+        <w:t>她出生于一个叫"青山县"的小县城，在省会的西北方向，坐大巴要三个多小时。那是一个很普通的小县城，没有高楼大厦，没有繁华的商场，只有一条主干道，两边的店铺卖着日常用品和农具。县城的中心是一个广场，广场中央有一座雕塑，雕塑的是什么她已经记不清了，只记得小时候经常在那里玩耍。</w:t>
+      </w:r>
+    </w:p>
+    <w:p>
+      <w:pPr>
+        <w:spacing w:line="360" w:lineRule="auto"/>
+        <w:ind w:firstLine="420"/>
+      </w:pPr>
+      <w:r>
+        <w:rPr>
+          <w:rFonts w:ascii="宋体" w:hAnsi="宋体" w:eastAsia="宋体"/>
+          <w:sz w:val="24"/>
+        </w:rPr>
+        <w:t>她的父母都是普通工人，在县城的一家纺织厂上班。纺织厂是县里最大的企业，鼎盛时期有几千名工人，机器的声音日夜不停，像是一首永不停歇的歌。但是后来，厂子不行了，工人下岗了，她的父母也失去了工作。他们开了一家小卖部，在县城的边缘，生意不好也不坏，勉强能维持生活。</w:t>
+      </w:r>
+    </w:p>
+    <w:p>
+      <w:pPr>
+        <w:spacing w:line="360" w:lineRule="auto"/>
+        <w:ind w:firstLine="420"/>
+      </w:pPr>
+      <w:r>
+        <w:rPr>
+          <w:rFonts w:ascii="宋体" w:hAnsi="宋体" w:eastAsia="宋体"/>
+          <w:sz w:val="24"/>
+        </w:rPr>
+        <w:t>从小到大，她都是那种不需要别人操心的孩子。学习成绩好，从小学到高中，成绩一直排在年级前列。听话懂事，从不惹是生非，是老师和邻居眼中的"乖乖女"。她不闹事，不惹事，有问题自己解决，有困难自己扛。</w:t>
+      </w:r>
+    </w:p>
+    <w:p>
+      <w:pPr>
+        <w:spacing w:line="360" w:lineRule="auto"/>
+        <w:ind w:firstLine="420"/>
+      </w:pPr>
+      <w:r>
+        <w:rPr>
+          <w:rFonts w:ascii="宋体" w:hAnsi="宋体" w:eastAsia="宋体"/>
+          <w:sz w:val="24"/>
+        </w:rPr>
+        <w:t>高考的时候，她考上了这座城市的一所普通大学，学的是中文专业。那是她自己选的专业，因为她喜欢读书，喜欢写字，喜欢用文字表达自己的思想。毕业后，她留在了这个城市，找了一份工作，租了一间房子，开始了自己的生活。</w:t>
       </w:r>
     </w:p>
     <w:p>
@@ -806,20 +1625,20 @@
           <w:rFonts w:ascii="宋体" w:hAnsi="宋体" w:eastAsia="宋体"/>
           <w:sz w:val="24"/>
         </w:rPr>
-        <w:t>她第一次注意到他，是因为他看她的眼神。那是一种很奇怪的眼神，不像她见过的其他男人那样充满了欲望或者审视，而是一种……怎么说呢？一种很干净的眼神，像是在看一朵花，或者一片云。</w:t>
-      </w:r>
-    </w:p>
-    <w:p>
-      <w:pPr>
-        <w:spacing w:line="360" w:lineRule="auto"/>
-        <w:ind w:firstLine="420"/>
-      </w:pPr>
-      <w:r>
-        <w:rPr>
-          <w:rFonts w:ascii="宋体" w:hAnsi="宋体" w:eastAsia="宋体"/>
-          <w:sz w:val="24"/>
-        </w:rPr>
-        <w:t>她不知道该怎么形容。</w:t>
+        <w:t>她第一次注意到他，是因为他看她的眼神。那是一种很奇怪的眼神，不像她见过的其他男人那样充满了欲望或者审视，而是一种……怎么说呢？一种很干净的眼神，像是在看一朵花，或者一片云。他的眼睛不大，但是很清澈，像是一潭没有污染的湖水。</w:t>
+      </w:r>
+    </w:p>
+    <w:p>
+      <w:pPr>
+        <w:spacing w:line="360" w:lineRule="auto"/>
+        <w:ind w:firstLine="420"/>
+      </w:pPr>
+      <w:r>
+        <w:rPr>
+          <w:rFonts w:ascii="宋体" w:hAnsi="宋体" w:eastAsia="宋体"/>
+          <w:sz w:val="24"/>
+        </w:rPr>
+        <w:t>她不知道该怎么形容那种眼神。只是在被他注视的时候，心里会有一种奇怪的感觉，像是有什么东西在轻轻地触动她的心弦。</w:t>
       </w:r>
     </w:p>
     <w:p>
@@ -845,7 +1664,20 @@
           <w:rFonts w:ascii="宋体" w:hAnsi="宋体" w:eastAsia="宋体"/>
           <w:sz w:val="24"/>
         </w:rPr>
-        <w:t>他长得很普通，不高不矮，不胖不瘦，戴一副黑框眼镜，穿的衣服永远是那几种颜色：黑的、白的、灰的。他的性格似乎很内向，说话的声音不大，走路的时候低着头，像是在想什么心事。</w:t>
+        <w:t>他长得很普通，不高不矮，不胖不瘦，戴一副黑框眼镜，镜片后面的眼睛总是带着一点迷茫，像是在想什么心事。他的头发有些长，有点乱，像是很久没有剪过了。穿的衣服永远是那几种颜色：黑的、白的、灰的，款式也很简单，T恤、衬衫、牛仔裤，没有什么特别的搭配。</w:t>
+      </w:r>
+    </w:p>
+    <w:p>
+      <w:pPr>
+        <w:spacing w:line="360" w:lineRule="auto"/>
+        <w:ind w:firstLine="420"/>
+      </w:pPr>
+      <w:r>
+        <w:rPr>
+          <w:rFonts w:ascii="宋体" w:hAnsi="宋体" w:eastAsia="宋体"/>
+          <w:sz w:val="24"/>
+        </w:rPr>
+        <w:t>他的性格似乎很内向，说话的声音不大，走路的时候低着头，像是在想什么心事。他很少和人主动搭话，遇到熟人也只是点头微笑，很少停下来聊天。他好像活在自己的世界里，一个只有他自己知道的世界。</w:t>
       </w:r>
     </w:p>
     <w:p>
@@ -871,7 +1703,46 @@
           <w:rFonts w:ascii="宋体" w:hAnsi="宋体" w:eastAsia="宋体"/>
           <w:sz w:val="24"/>
         </w:rPr>
-        <w:t>那是一个下雨的傍晚，她下班回来，看见他蹲在楼梯口，手里拿着一根火腿肠，撕成小块，放在那只橘色的猫面前。那只猫大概是饿了，埋头吃着，发出呼噜呼噜的声音。他蹲在一旁，静静地看着，嘴角带着一点微笑。</w:t>
+        <w:t>那是一个下雨的傍晚，她下班回来，雨下得不大，但是淅淅沥沥的，打在伞上发出轻轻的声响。她收起伞，走进楼道的时候，看见他蹲在楼梯口，手里拿着一根火腿肠，撕成小块，放在那只橘色的猫面前。</w:t>
+      </w:r>
+    </w:p>
+    <w:p>
+      <w:pPr>
+        <w:spacing w:line="360" w:lineRule="auto"/>
+        <w:ind w:firstLine="420"/>
+      </w:pPr>
+      <w:r>
+        <w:rPr>
+          <w:rFonts w:ascii="宋体" w:hAnsi="宋体" w:eastAsia="宋体"/>
+          <w:sz w:val="24"/>
+        </w:rPr>
+        <w:t>那只猫她认识，是附近流浪的一只，经常在巷子里晃荡。它的毛色很漂亮，橘色的，带有深浅不一的条纹，像是一只小老虎。它大概是饿了，埋头吃着，发出呼噜呼噜的声音，像是一台小发动机。</w:t>
+      </w:r>
+    </w:p>
+    <w:p>
+      <w:pPr>
+        <w:spacing w:line="360" w:lineRule="auto"/>
+        <w:ind w:firstLine="420"/>
+      </w:pPr>
+      <w:r>
+        <w:rPr>
+          <w:rFonts w:ascii="宋体" w:hAnsi="宋体" w:eastAsia="宋体"/>
+          <w:sz w:val="24"/>
+        </w:rPr>
+        <w:t>他蹲在一旁，静静地看着，嘴角带着一点微笑。那个微笑很淡，很温柔，像是对着自己最珍爱的东西。他伸出一只手，轻轻抚摸猫的头顶，猫也不躲，一边吃一边发出满足的呼噜声。</w:t>
+      </w:r>
+    </w:p>
+    <w:p>
+      <w:pPr>
+        <w:spacing w:line="360" w:lineRule="auto"/>
+        <w:ind w:firstLine="420"/>
+      </w:pPr>
+      <w:r>
+        <w:rPr>
+          <w:rFonts w:ascii="宋体" w:hAnsi="宋体" w:eastAsia="宋体"/>
+          <w:sz w:val="24"/>
+        </w:rPr>
+        <w:t>雨还在下，从楼梯间的窗户望出去，可以看到灰蒙蒙的天空，还有屋檐下落下的水滴。但是在这个小小的角落里，一个男人和一只猫，组成了一幅很温暖的画面。</w:t>
       </w:r>
     </w:p>
     <w:p>
@@ -897,7 +1768,111 @@
           <w:rFonts w:ascii="宋体" w:hAnsi="宋体" w:eastAsia="宋体"/>
           <w:sz w:val="24"/>
         </w:rPr>
-        <w:t>她想，他应该是一个很善良的人吧。</w:t>
+        <w:t>她想，他应该是一个很善良的人吧。一个会喂流浪猫的人，应该不会是什么坏人。</w:t>
+      </w:r>
+    </w:p>
+    <w:p>
+      <w:pPr>
+        <w:spacing w:line="360" w:lineRule="auto"/>
+        <w:ind w:firstLine="420"/>
+      </w:pPr>
+      <w:r>
+        <w:rPr>
+          <w:rFonts w:ascii="宋体" w:hAnsi="宋体" w:eastAsia="宋体"/>
+          <w:sz w:val="24"/>
+        </w:rPr>
+        <w:t>从那以后，她开始更多地留意他。她发现他每天早上六点半出门，比她早半个小时；晚上回来的时候，天已经很黑了，他总是提着一个塑料袋，里面装着从超市买来的速食食品。他好像不太会做饭，总是吃一些方便面、速冻饺子、面包之类的东西。</w:t>
+      </w:r>
+    </w:p>
+    <w:p>
+      <w:pPr>
+        <w:spacing w:line="360" w:lineRule="auto"/>
+        <w:ind w:firstLine="420"/>
+      </w:pPr>
+      <w:r>
+        <w:rPr>
+          <w:rFonts w:ascii="宋体" w:hAnsi="宋体" w:eastAsia="宋体"/>
+          <w:sz w:val="24"/>
+        </w:rPr>
+        <w:t>她发现他的阳台上没有花，只有一盆枯萎的植物，叶片已经发黄了，但还立在那里。他好像没有养花的习惯，或者是没有时间照顾。</w:t>
+      </w:r>
+    </w:p>
+    <w:p>
+      <w:pPr>
+        <w:spacing w:line="360" w:lineRule="auto"/>
+        <w:ind w:firstLine="420"/>
+      </w:pPr>
+      <w:r>
+        <w:rPr>
+          <w:rFonts w:ascii="宋体" w:hAnsi="宋体" w:eastAsia="宋体"/>
+          <w:sz w:val="24"/>
+        </w:rPr>
+        <w:t>她发现他喜欢在阳台上抽烟，不是经常，偶尔一两支。烟从他的嘴里吐出来，在空气中慢慢散开，形成一个模糊的轮廓。他抽烟的时候，眼神会变得很遥远，像是在看着某个看不见的地方。</w:t>
+      </w:r>
+    </w:p>
+    <w:p>
+      <w:pPr>
+        <w:spacing w:line="360" w:lineRule="auto"/>
+        <w:ind w:firstLine="420"/>
+      </w:pPr>
+      <w:r>
+        <w:rPr>
+          <w:rFonts w:ascii="宋体" w:hAnsi="宋体" w:eastAsia="宋体"/>
+          <w:sz w:val="24"/>
+        </w:rPr>
+        <w:t>她想，他在想什么呢？在想工作？在想家？还是在想某个曾经爱过的人？</w:t>
+      </w:r>
+    </w:p>
+    <w:p>
+      <w:pPr>
+        <w:spacing w:line="360" w:lineRule="auto"/>
+        <w:ind w:firstLine="420"/>
+      </w:pPr>
+      <w:r>
+        <w:rPr>
+          <w:rFonts w:ascii="宋体" w:hAnsi="宋体" w:eastAsia="宋体"/>
+          <w:sz w:val="24"/>
+        </w:rPr>
+        <w:t>她发现自己越来越想知道关于他的事情了。他叫什么名字？他是做什么工作的？他为什么一个人住在这里？他的家人在哪里？他有没有女朋友？</w:t>
+      </w:r>
+    </w:p>
+    <w:p>
+      <w:pPr>
+        <w:spacing w:line="360" w:lineRule="auto"/>
+        <w:ind w:firstLine="420"/>
+      </w:pPr>
+      <w:r>
+        <w:rPr>
+          <w:rFonts w:ascii="宋体" w:hAnsi="宋体" w:eastAsia="宋体"/>
+          <w:sz w:val="24"/>
+        </w:rPr>
+        <w:t>这些问题，在她心里盘旋着，像是蝴蝶在花丛中飞舞。</w:t>
+      </w:r>
+    </w:p>
+    <w:p>
+      <w:pPr>
+        <w:spacing w:line="360" w:lineRule="auto"/>
+        <w:ind w:firstLine="420"/>
+      </w:pPr>
+      <w:r>
+        <w:rPr>
+          <w:rFonts w:ascii="宋体" w:hAnsi="宋体" w:eastAsia="宋体"/>
+          <w:sz w:val="24"/>
+        </w:rPr>
+        <w:t>她想，这也许就是好奇吧。对一个人的好奇，对一种生活的好奇。或者，是别的什么？</w:t>
+      </w:r>
+    </w:p>
+    <w:p>
+      <w:pPr>
+        <w:spacing w:line="360" w:lineRule="auto"/>
+        <w:ind w:firstLine="420"/>
+      </w:pPr>
+      <w:r>
+        <w:rPr>
+          <w:rFonts w:ascii="宋体" w:hAnsi="宋体" w:eastAsia="宋体"/>
+          <w:sz w:val="24"/>
+        </w:rPr>
+        <w:t>她不敢深想。</w:t>
       </w:r>
     </w:p>
     <w:p>
@@ -931,20 +1906,72 @@
           <w:rFonts w:ascii="宋体" w:hAnsi="宋体" w:eastAsia="宋体"/>
           <w:sz w:val="24"/>
         </w:rPr>
-        <w:t>那是一个夏天的晚上，雨下得很大，像是有谁在天上往下倒水一样。城中村的排水系统本来就很老旧，没过多久，巷子里就积了水，而且越积越高。</w:t>
-      </w:r>
-    </w:p>
-    <w:p>
-      <w:pPr>
-        <w:spacing w:line="360" w:lineRule="auto"/>
-        <w:ind w:firstLine="420"/>
-      </w:pPr>
-      <w:r>
-        <w:rPr>
-          <w:rFonts w:ascii="宋体" w:hAnsi="宋体" w:eastAsia="宋体"/>
-          <w:sz w:val="24"/>
-        </w:rPr>
-        <w:t>小芳下班回来的时候，水已经漫过了脚踝。她站在楼下，看着黑乎乎的水，不知道该怎么办。她的鞋子是新买的，花了两百多块钱，还一次都没穿过。</w:t>
+        <w:t>那是一个夏天的晚上，七月底，是一年中最热的时候。白天太阳烤得地面发烫，傍晚也没有丝毫凉意，空气像是一锅沸腾的水，闷得人喘不过气来。张成坐在办公室里，空调呼呼地吹着，但汗还是止不住地往下流。</w:t>
+      </w:r>
+    </w:p>
+    <w:p>
+      <w:pPr>
+        <w:spacing w:line="360" w:lineRule="auto"/>
+        <w:ind w:firstLine="420"/>
+      </w:pPr>
+      <w:r>
+        <w:rPr>
+          <w:rFonts w:ascii="宋体" w:hAnsi="宋体" w:eastAsia="宋体"/>
+          <w:sz w:val="24"/>
+        </w:rPr>
+        <w:t>快下班的时候，天忽然黑了下来。不是太阳落山的那种黑，而是乌云压顶的那种黑，像是有人用墨汁把天空涂了一层。紧接着，一道闪电划过天空，像是把天幕撕开了一道口子，雷声轰隆隆地响起来，震得窗户都跟着颤抖。</w:t>
+      </w:r>
+    </w:p>
+    <w:p>
+      <w:pPr>
+        <w:spacing w:line="360" w:lineRule="auto"/>
+        <w:ind w:firstLine="420"/>
+      </w:pPr>
+      <w:r>
+        <w:rPr>
+          <w:rFonts w:ascii="宋体" w:hAnsi="宋体" w:eastAsia="宋体"/>
+          <w:sz w:val="24"/>
+        </w:rPr>
+        <w:t>雨开始下了。一开始是稀稀拉拉的几滴，打在窗户上发出噼里啪啦的声音。然后越来越多，越来越密，最后变成了一道水帘，哗啦啦地从天上倒下来。雨下得很大，像是有谁在天上往下倒水一样，街上的人都跑着躲避，有的躲在屋檐下，有的打着伞艰难地往前走，有的干脆不躲了，淋着雨往前冲。</w:t>
+      </w:r>
+    </w:p>
+    <w:p>
+      <w:pPr>
+        <w:spacing w:line="360" w:lineRule="auto"/>
+        <w:ind w:firstLine="420"/>
+      </w:pPr>
+      <w:r>
+        <w:rPr>
+          <w:rFonts w:ascii="宋体" w:hAnsi="宋体" w:eastAsia="宋体"/>
+          <w:sz w:val="24"/>
+        </w:rPr>
+        <w:t>城中村的排水系统本来就很老旧，没过多久，巷子里就积了水，而且越积越高。水从各个方向涌过来，汇成一股浑浊的河流，在巷子里蜿蜒着。水面上漂浮着各种东西：塑料袋、纸屑、树叶、甚至还有一只不知道从哪里来的拖鞋。</w:t>
+      </w:r>
+    </w:p>
+    <w:p>
+      <w:pPr>
+        <w:spacing w:line="360" w:lineRule="auto"/>
+        <w:ind w:firstLine="420"/>
+      </w:pPr>
+      <w:r>
+        <w:rPr>
+          <w:rFonts w:ascii="宋体" w:hAnsi="宋体" w:eastAsia="宋体"/>
+          <w:sz w:val="24"/>
+        </w:rPr>
+        <w:t>小芳下班回来的时候，雨已经小了一些，但是地上的积水还没有退去。她站在巷子口，看着那滩黑乎乎的水，不知道该怎么办。她的鞋子是新买的，上周刚从商场买的，花了两百多块钱，还一次都没穿过。那是一双米色的平底鞋，款式很简单，但是很百搭，她很喜欢。如果现在踩进去，这双鞋肯定就毁了。</w:t>
+      </w:r>
+    </w:p>
+    <w:p>
+      <w:pPr>
+        <w:spacing w:line="360" w:lineRule="auto"/>
+        <w:ind w:firstLine="420"/>
+      </w:pPr>
+      <w:r>
+        <w:rPr>
+          <w:rFonts w:ascii="宋体" w:hAnsi="宋体" w:eastAsia="宋体"/>
+          <w:sz w:val="24"/>
+        </w:rPr>
+        <w:t>她犹豫着，不知道是该等水退了再走，还是就这样踩过去。周围的人越来越少，大家都匆匆忙忙地往家赶，没有人注意到她站在那里。</w:t>
       </w:r>
     </w:p>
     <w:p>
@@ -970,7 +1997,7 @@
           <w:rFonts w:ascii="宋体" w:hAnsi="宋体" w:eastAsia="宋体"/>
           <w:sz w:val="24"/>
         </w:rPr>
-        <w:t>她转过身，看见张成站在楼梯口，手里撑着一把黑伞。</w:t>
+        <w:t>她转过身，看见张成站在楼梯口，手里撑着一把黑伞。他不知道在那里站了多久，身上有些地方已经被雨淋湿了，头发贴在额头上，眼镜上沾着水珠，看起来有些狼狈。</w:t>
       </w:r>
     </w:p>
     <w:p>
@@ -996,20 +2023,33 @@
           <w:rFonts w:ascii="宋体" w:hAnsi="宋体" w:eastAsia="宋体"/>
           <w:sz w:val="24"/>
         </w:rPr>
-        <w:t>"雨不会小的。"张成说，"天气预报说这雨要下到明天早上。"</w:t>
-      </w:r>
-    </w:p>
-    <w:p>
-      <w:pPr>
-        <w:spacing w:line="360" w:lineRule="auto"/>
-        <w:ind w:firstLine="420"/>
-      </w:pPr>
-      <w:r>
-        <w:rPr>
-          <w:rFonts w:ascii="宋体" w:hAnsi="宋体" w:eastAsia="宋体"/>
-          <w:sz w:val="24"/>
-        </w:rPr>
-        <w:t>小芳沉默了。她看着那滩积水，又看了看自己脚上的新鞋，心里有些发愁。</w:t>
+        <w:t>"雨不会小的。"张成说，声音有些沙哑，像是很久没有说话了，"天气预报说这雨要下到明天早上。你看这天，还黑着呢。"</w:t>
+      </w:r>
+    </w:p>
+    <w:p>
+      <w:pPr>
+        <w:spacing w:line="360" w:lineRule="auto"/>
+        <w:ind w:firstLine="420"/>
+      </w:pPr>
+      <w:r>
+        <w:rPr>
+          <w:rFonts w:ascii="宋体" w:hAnsi="宋体" w:eastAsia="宋体"/>
+          <w:sz w:val="24"/>
+        </w:rPr>
+        <w:t>小芳抬起头看了看天。天空确实还是黑的，乌云像是一床厚厚的被子，把所有的光都遮住了。偶尔有闪电划过，照亮一小块天空，然后又黑了下去。</w:t>
+      </w:r>
+    </w:p>
+    <w:p>
+      <w:pPr>
+        <w:spacing w:line="360" w:lineRule="auto"/>
+        <w:ind w:firstLine="420"/>
+      </w:pPr>
+      <w:r>
+        <w:rPr>
+          <w:rFonts w:ascii="宋体" w:hAnsi="宋体" w:eastAsia="宋体"/>
+          <w:sz w:val="24"/>
+        </w:rPr>
+        <w:t>她看着那滩积水，又看了看自己脚上的新鞋，心里有些发愁。</w:t>
       </w:r>
     </w:p>
     <w:p>
@@ -1035,33 +2075,59 @@
           <w:rFonts w:ascii="宋体" w:hAnsi="宋体" w:eastAsia="宋体"/>
           <w:sz w:val="24"/>
         </w:rPr>
-        <w:t>"什么？"小芳愣住了。</w:t>
-      </w:r>
-    </w:p>
-    <w:p>
-      <w:pPr>
-        <w:spacing w:line="360" w:lineRule="auto"/>
-        <w:ind w:firstLine="420"/>
-      </w:pPr>
-      <w:r>
-        <w:rPr>
-          <w:rFonts w:ascii="宋体" w:hAnsi="宋体" w:eastAsia="宋体"/>
-          <w:sz w:val="24"/>
-        </w:rPr>
-        <w:t>"我背你上去。"张成走到她面前，蹲下身，"上来吧。"</w:t>
-      </w:r>
-    </w:p>
-    <w:p>
-      <w:pPr>
-        <w:spacing w:line="360" w:lineRule="auto"/>
-        <w:ind w:firstLine="420"/>
-      </w:pPr>
-      <w:r>
-        <w:rPr>
-          <w:rFonts w:ascii="宋体" w:hAnsi="宋体" w:eastAsia="宋体"/>
-          <w:sz w:val="24"/>
-        </w:rPr>
-        <w:t>小芳没有动。她看着他的背影，心里有一种奇怪的感觉。她从来不是一个需要别人帮忙的人，也不习惯接受别人的好意。但是此刻，看着蹲在地上的他，她忽然觉得，也许可以例外一次。</w:t>
+        <w:t>"什么？"小芳愣住了，以为自己听错了。</w:t>
+      </w:r>
+    </w:p>
+    <w:p>
+      <w:pPr>
+        <w:spacing w:line="360" w:lineRule="auto"/>
+        <w:ind w:firstLine="420"/>
+      </w:pPr>
+      <w:r>
+        <w:rPr>
+          <w:rFonts w:ascii="宋体" w:hAnsi="宋体" w:eastAsia="宋体"/>
+          <w:sz w:val="24"/>
+        </w:rPr>
+        <w:t>"我背你上去。"张成走到她面前，蹲下身，把伞往后移了移，"上来吧。"</w:t>
+      </w:r>
+    </w:p>
+    <w:p>
+      <w:pPr>
+        <w:spacing w:line="360" w:lineRule="auto"/>
+        <w:ind w:firstLine="420"/>
+      </w:pPr>
+      <w:r>
+        <w:rPr>
+          <w:rFonts w:ascii="宋体" w:hAnsi="宋体" w:eastAsia="宋体"/>
+          <w:sz w:val="24"/>
+        </w:rPr>
+        <w:t>小芳没有动。她看着他的背影，心里有一种奇怪的感觉。那是一个很瘦削的背影，肩膀不宽，但是挺得很直，像是一棵在风中站立的小树。他的T恤已经被雨淋湿了一些，贴在背上，显出脊椎的轮廓。</w:t>
+      </w:r>
+    </w:p>
+    <w:p>
+      <w:pPr>
+        <w:spacing w:line="360" w:lineRule="auto"/>
+        <w:ind w:firstLine="420"/>
+      </w:pPr>
+      <w:r>
+        <w:rPr>
+          <w:rFonts w:ascii="宋体" w:hAnsi="宋体" w:eastAsia="宋体"/>
+          <w:sz w:val="24"/>
+        </w:rPr>
+        <w:t>她从来不是一个需要别人帮忙的人，也不习惯接受别人的好意。从小到大，她都是自己扛着自己的事情，不愿意麻烦别人，也不愿意欠别人的人情。但是此刻，看着蹲在地上的他，她忽然觉得，也许可以例外一次。</w:t>
+      </w:r>
+    </w:p>
+    <w:p>
+      <w:pPr>
+        <w:spacing w:line="360" w:lineRule="auto"/>
+        <w:ind w:firstLine="420"/>
+      </w:pPr>
+      <w:r>
+        <w:rPr>
+          <w:rFonts w:ascii="宋体" w:hAnsi="宋体" w:eastAsia="宋体"/>
+          <w:sz w:val="24"/>
+        </w:rPr>
+        <w:t>也许，这就是传说中的缘分吧？在某个特定的时刻，某个人出现，帮你解决一个看起来很小、但是又很困扰你的问题。</w:t>
       </w:r>
     </w:p>
     <w:p>
@@ -1087,111 +2153,228 @@
           <w:rFonts w:ascii="宋体" w:hAnsi="宋体" w:eastAsia="宋体"/>
           <w:sz w:val="24"/>
         </w:rPr>
-        <w:t>那一刻，她闻到了他身上的味道。是一种很淡的洗衣液的香气，混着一点点雨水的味道。他的背不宽，但是很结实，能感觉到肌肉的紧绷。他一步一步地往楼梯上走，每一步都走得很稳。</w:t>
-      </w:r>
-    </w:p>
-    <w:p>
-      <w:pPr>
-        <w:spacing w:line="360" w:lineRule="auto"/>
-        <w:ind w:firstLine="420"/>
-      </w:pPr>
-      <w:r>
-        <w:rPr>
-          <w:rFonts w:ascii="宋体" w:hAnsi="宋体" w:eastAsia="宋体"/>
-          <w:sz w:val="24"/>
-        </w:rPr>
-        <w:t>"你……经常这样帮人吗？"小芳问，声音有些发闷。</w:t>
-      </w:r>
-    </w:p>
-    <w:p>
-      <w:pPr>
-        <w:spacing w:line="360" w:lineRule="auto"/>
-        <w:ind w:firstLine="420"/>
-      </w:pPr>
-      <w:r>
-        <w:rPr>
-          <w:rFonts w:ascii="宋体" w:hAnsi="宋体" w:eastAsia="宋体"/>
-          <w:sz w:val="24"/>
-        </w:rPr>
-        <w:t>"没有。"张成说，"第一次。"</w:t>
-      </w:r>
-    </w:p>
-    <w:p>
-      <w:pPr>
-        <w:spacing w:line="360" w:lineRule="auto"/>
-        <w:ind w:firstLine="420"/>
-      </w:pPr>
-      <w:r>
-        <w:rPr>
-          <w:rFonts w:ascii="宋体" w:hAnsi="宋体" w:eastAsia="宋体"/>
-          <w:sz w:val="24"/>
-        </w:rPr>
-        <w:t>小芳不知道为什么，脸忽然有些发热。</w:t>
-      </w:r>
-    </w:p>
-    <w:p>
-      <w:pPr>
-        <w:spacing w:line="360" w:lineRule="auto"/>
-        <w:ind w:firstLine="420"/>
-      </w:pPr>
-      <w:r>
-        <w:rPr>
-          <w:rFonts w:ascii="宋体" w:hAnsi="宋体" w:eastAsia="宋体"/>
-          <w:sz w:val="24"/>
-        </w:rPr>
-        <w:t>到了四楼，张成把她放下。她的鞋子只沾了一点点水，几乎没有湿。</w:t>
-      </w:r>
-    </w:p>
-    <w:p>
-      <w:pPr>
-        <w:spacing w:line="360" w:lineRule="auto"/>
-        <w:ind w:firstLine="420"/>
-      </w:pPr>
-      <w:r>
-        <w:rPr>
-          <w:rFonts w:ascii="宋体" w:hAnsi="宋体" w:eastAsia="宋体"/>
-          <w:sz w:val="24"/>
-        </w:rPr>
-        <w:t>"谢谢。"她说，声音很轻。</w:t>
-      </w:r>
-    </w:p>
-    <w:p>
-      <w:pPr>
-        <w:spacing w:line="360" w:lineRule="auto"/>
-        <w:ind w:firstLine="420"/>
-      </w:pPr>
-      <w:r>
-        <w:rPr>
-          <w:rFonts w:ascii="宋体" w:hAnsi="宋体" w:eastAsia="宋体"/>
-          <w:sz w:val="24"/>
-        </w:rPr>
-        <w:t>"不客气。"张成说，然后转身进了自己的房间。</w:t>
-      </w:r>
-    </w:p>
-    <w:p>
-      <w:pPr>
-        <w:spacing w:line="360" w:lineRule="auto"/>
-        <w:ind w:firstLine="420"/>
-      </w:pPr>
-      <w:r>
-        <w:rPr>
-          <w:rFonts w:ascii="宋体" w:hAnsi="宋体" w:eastAsia="宋体"/>
-          <w:sz w:val="24"/>
-        </w:rPr>
-        <w:t>小芳站在门口，看着他关上的门，心里有一种说不出的滋味。她想起刚才趴在他背上的感觉，想起他说话的语气，想起他一步一步走楼梯的背影。</w:t>
-      </w:r>
-    </w:p>
-    <w:p>
-      <w:pPr>
-        <w:spacing w:line="360" w:lineRule="auto"/>
-        <w:ind w:firstLine="420"/>
-      </w:pPr>
-      <w:r>
-        <w:rPr>
-          <w:rFonts w:ascii="宋体" w:hAnsi="宋体" w:eastAsia="宋体"/>
-          <w:sz w:val="24"/>
-        </w:rPr>
-        <w:t>她忽然觉得，自己好像有些不一样了。</w:t>
+        <w:t>他站起来的时候，身体微微晃了一下，然后又稳住了。他的手托着她的腿弯，手指有些凉，是被雨淋过的缘故。他一步一步地往楼梯上走，每一步都走得很稳，但是呼吸开始变得急促。</w:t>
+      </w:r>
+    </w:p>
+    <w:p>
+      <w:pPr>
+        <w:spacing w:line="360" w:lineRule="auto"/>
+        <w:ind w:firstLine="420"/>
+      </w:pPr>
+      <w:r>
+        <w:rPr>
+          <w:rFonts w:ascii="宋体" w:hAnsi="宋体" w:eastAsia="宋体"/>
+          <w:sz w:val="24"/>
+        </w:rPr>
+        <w:t>那一刻，她闻到了他身上的味道。是一种很淡的洗衣液的香气，混着一点点雨水的味道，还有一点点汗水的味道。这些味道混合在一起，形成了一种很特别的气息，不是香水的那种浓烈，而是一种很朴素、很干净的味道。她把脸贴在他的肩膀上，能感觉到他身体的温度，隔着薄薄的T恤传来，暖暖的。</w:t>
+      </w:r>
+    </w:p>
+    <w:p>
+      <w:pPr>
+        <w:spacing w:line="360" w:lineRule="auto"/>
+        <w:ind w:firstLine="420"/>
+      </w:pPr>
+      <w:r>
+        <w:rPr>
+          <w:rFonts w:ascii="宋体" w:hAnsi="宋体" w:eastAsia="宋体"/>
+          <w:sz w:val="24"/>
+        </w:rPr>
+        <w:t>他的背不宽，但是很结实，能感觉到肌肉的紧绑。他一步一步地往楼梯上走，每一步都走得很稳，像是在走一条很熟悉的路。他的呼吸越来越急促，胸口起伏着，但是脚步没有停。</w:t>
+      </w:r>
+    </w:p>
+    <w:p>
+      <w:pPr>
+        <w:spacing w:line="360" w:lineRule="auto"/>
+        <w:ind w:firstLine="420"/>
+      </w:pPr>
+      <w:r>
+        <w:rPr>
+          <w:rFonts w:ascii="宋体" w:hAnsi="宋体" w:eastAsia="宋体"/>
+          <w:sz w:val="24"/>
+        </w:rPr>
+        <w:t>"你……经常这样帮人吗？"小芳问，声音有些发闷，像是从很远的地方传来的。</w:t>
+      </w:r>
+    </w:p>
+    <w:p>
+      <w:pPr>
+        <w:spacing w:line="360" w:lineRule="auto"/>
+        <w:ind w:firstLine="420"/>
+      </w:pPr>
+      <w:r>
+        <w:rPr>
+          <w:rFonts w:ascii="宋体" w:hAnsi="宋体" w:eastAsia="宋体"/>
+          <w:sz w:val="24"/>
+        </w:rPr>
+        <w:t>"没有。"张成说，声音也有些喘，"第一次。"</w:t>
+      </w:r>
+    </w:p>
+    <w:p>
+      <w:pPr>
+        <w:spacing w:line="360" w:lineRule="auto"/>
+        <w:ind w:firstLine="420"/>
+      </w:pPr>
+      <w:r>
+        <w:rPr>
+          <w:rFonts w:ascii="宋体" w:hAnsi="宋体" w:eastAsia="宋体"/>
+          <w:sz w:val="24"/>
+        </w:rPr>
+        <w:t>小芳不知道为什么，脸忽然有些发热。她把头埋在他的肩膀上，不敢抬起来。她能感觉到自己的心跳在加速，咚咚咚地撞击着胸腔。</w:t>
+      </w:r>
+    </w:p>
+    <w:p>
+      <w:pPr>
+        <w:spacing w:line="360" w:lineRule="auto"/>
+        <w:ind w:firstLine="420"/>
+      </w:pPr>
+      <w:r>
+        <w:rPr>
+          <w:rFonts w:ascii="宋体" w:hAnsi="宋体" w:eastAsia="宋体"/>
+          <w:sz w:val="24"/>
+        </w:rPr>
+        <w:t>楼道里很黑，只有走廊尽头的一盏昏黄的灯亮着，发出微弱的光芒。他们的脚步声在楼道里回响着，一步一步，像是某种仪式。外面的雨声还在继续，哗啦啦的，像是为他们伴奏。</w:t>
+      </w:r>
+    </w:p>
+    <w:p>
+      <w:pPr>
+        <w:spacing w:line="360" w:lineRule="auto"/>
+        <w:ind w:firstLine="420"/>
+      </w:pPr>
+      <w:r>
+        <w:rPr>
+          <w:rFonts w:ascii="宋体" w:hAnsi="宋体" w:eastAsia="宋体"/>
+          <w:sz w:val="24"/>
+        </w:rPr>
+        <w:t>到了四楼，张成把她放下。他弯下腰，让她从背上下来，然后直起身子，大口地喘着气。他的额头上沁满了汗珠，眼镜上也是雾气，他摘下眼镜，用衣角擦了擦，又戴上。</w:t>
+      </w:r>
+    </w:p>
+    <w:p>
+      <w:pPr>
+        <w:spacing w:line="360" w:lineRule="auto"/>
+        <w:ind w:firstLine="420"/>
+      </w:pPr>
+      <w:r>
+        <w:rPr>
+          <w:rFonts w:ascii="宋体" w:hAnsi="宋体" w:eastAsia="宋体"/>
+          <w:sz w:val="24"/>
+        </w:rPr>
+        <w:t>她的鞋子只沾了一点点水，几乎没有湿。而他的裤脚已经被水浸透了，鞋子也是湿的，踩在地上发出"咕叽咕叽"的声音。</w:t>
+      </w:r>
+    </w:p>
+    <w:p>
+      <w:pPr>
+        <w:spacing w:line="360" w:lineRule="auto"/>
+        <w:ind w:firstLine="420"/>
+      </w:pPr>
+      <w:r>
+        <w:rPr>
+          <w:rFonts w:ascii="宋体" w:hAnsi="宋体" w:eastAsia="宋体"/>
+          <w:sz w:val="24"/>
+        </w:rPr>
+        <w:t>"谢谢。"她说，声音很轻，轻得几乎听不见。</w:t>
+      </w:r>
+    </w:p>
+    <w:p>
+      <w:pPr>
+        <w:spacing w:line="360" w:lineRule="auto"/>
+        <w:ind w:firstLine="420"/>
+      </w:pPr>
+      <w:r>
+        <w:rPr>
+          <w:rFonts w:ascii="宋体" w:hAnsi="宋体" w:eastAsia="宋体"/>
+          <w:sz w:val="24"/>
+        </w:rPr>
+        <w:t>"不客气。"张成说，然后转身进了自己的房间。他关上门，发出"咔哒"一声。</w:t>
+      </w:r>
+    </w:p>
+    <w:p>
+      <w:pPr>
+        <w:spacing w:line="360" w:lineRule="auto"/>
+        <w:ind w:firstLine="420"/>
+      </w:pPr>
+      <w:r>
+        <w:rPr>
+          <w:rFonts w:ascii="宋体" w:hAnsi="宋体" w:eastAsia="宋体"/>
+          <w:sz w:val="24"/>
+        </w:rPr>
+        <w:t>小芳站在门口，看着那扇关上的门，心里有一种说不出的滋味。她想起刚才趴在他背上的感觉，想起他身上的味道，想起他说话的语气，想起他一步一步走楼梯的背影。</w:t>
+      </w:r>
+    </w:p>
+    <w:p>
+      <w:pPr>
+        <w:spacing w:line="360" w:lineRule="auto"/>
+        <w:ind w:firstLine="420"/>
+      </w:pPr>
+      <w:r>
+        <w:rPr>
+          <w:rFonts w:ascii="宋体" w:hAnsi="宋体" w:eastAsia="宋体"/>
+          <w:sz w:val="24"/>
+        </w:rPr>
+        <w:t>她忽然觉得，自己好像有些不一样了。一种说不清道不明的东西在心里生长着，像是一颗种子，在雨水的滋润下，开始发芽。</w:t>
+      </w:r>
+    </w:p>
+    <w:p>
+      <w:pPr>
+        <w:spacing w:line="360" w:lineRule="auto"/>
+        <w:ind w:firstLine="420"/>
+      </w:pPr>
+      <w:r>
+        <w:rPr>
+          <w:rFonts w:ascii="宋体" w:hAnsi="宋体" w:eastAsia="宋体"/>
+          <w:sz w:val="24"/>
+        </w:rPr>
+        <w:t>那天晚上，她躺在床上，怎么也睡不着。窗外的雨还在下，哗啦啦的，像是要把整个世界都淹没。她听着雨声，想着张成，想着他的背影，想着他说"第一次"时的语气。</w:t>
+      </w:r>
+    </w:p>
+    <w:p>
+      <w:pPr>
+        <w:spacing w:line="360" w:lineRule="auto"/>
+        <w:ind w:firstLine="420"/>
+      </w:pPr>
+      <w:r>
+        <w:rPr>
+          <w:rFonts w:ascii="宋体" w:hAnsi="宋体" w:eastAsia="宋体"/>
+          <w:sz w:val="24"/>
+        </w:rPr>
+        <w:t>她想，他为什么要帮她呢？他明明可以不管她，可以自己上楼，可以假装没有看见她。但是他没有，他站在那里等她，主动提出背她上去。</w:t>
+      </w:r>
+    </w:p>
+    <w:p>
+      <w:pPr>
+        <w:spacing w:line="360" w:lineRule="auto"/>
+        <w:ind w:firstLine="420"/>
+      </w:pPr>
+      <w:r>
+        <w:rPr>
+          <w:rFonts w:ascii="宋体" w:hAnsi="宋体" w:eastAsia="宋体"/>
+          <w:sz w:val="24"/>
+        </w:rPr>
+        <w:t>这是为什么呢？</w:t>
+      </w:r>
+    </w:p>
+    <w:p>
+      <w:pPr>
+        <w:spacing w:line="360" w:lineRule="auto"/>
+        <w:ind w:firstLine="420"/>
+      </w:pPr>
+      <w:r>
+        <w:rPr>
+          <w:rFonts w:ascii="宋体" w:hAnsi="宋体" w:eastAsia="宋体"/>
+          <w:sz w:val="24"/>
+        </w:rPr>
+        <w:t>她不知道答案。她只知道，自己的心跳得很快，比平时快了很多。那种感觉很奇怪，像是有什么东西在心里跳舞，欢快地跳着。</w:t>
+      </w:r>
+    </w:p>
+    <w:p>
+      <w:pPr>
+        <w:spacing w:line="360" w:lineRule="auto"/>
+        <w:ind w:firstLine="420"/>
+      </w:pPr>
+      <w:r>
+        <w:rPr>
+          <w:rFonts w:ascii="宋体" w:hAnsi="宋体" w:eastAsia="宋体"/>
+          <w:sz w:val="24"/>
+        </w:rPr>
+        <w:t>她想，这也许就是喜欢吧。一种很突然、很莫名、却又很真实的喜欢。它来的时候没有预兆，没有理由，只是来了，就住在心里了。</w:t>
       </w:r>
     </w:p>
     <w:p>
@@ -1225,7 +2408,46 @@
           <w:rFonts w:ascii="宋体" w:hAnsi="宋体" w:eastAsia="宋体"/>
           <w:sz w:val="24"/>
         </w:rPr>
-        <w:t>他第一次见到小芳，是在公司的会议室里。那天是周一例会，他作为新员工做自我介绍。他的声音很好听，说话的时候会看着别人的眼睛，让人觉得他是真的很在意你。</w:t>
+        <w:t>他第一次出现在公司的时候，引起了不小的轰动。那是一个周一的早上，小芳像往常一样来到办公室，发现自己的工位旁边多了一张桌子，桌子上放着一台崭新的苹果电脑，还有一个精致的咖啡杯。</w:t>
+      </w:r>
+    </w:p>
+    <w:p>
+      <w:pPr>
+        <w:spacing w:line="360" w:lineRule="auto"/>
+        <w:ind w:firstLine="420"/>
+      </w:pPr>
+      <w:r>
+        <w:rPr>
+          <w:rFonts w:ascii="宋体" w:hAnsi="宋体" w:eastAsia="宋体"/>
+          <w:sz w:val="24"/>
+        </w:rPr>
+        <w:t>"大家好，我是新来的市场部经理，叫周林。"一个男人从会议室走出来，对着大家微笑着说。</w:t>
+      </w:r>
+    </w:p>
+    <w:p>
+      <w:pPr>
+        <w:spacing w:line="360" w:lineRule="auto"/>
+        <w:ind w:firstLine="420"/>
+      </w:pPr>
+      <w:r>
+        <w:rPr>
+          <w:rFonts w:ascii="宋体" w:hAnsi="宋体" w:eastAsia="宋体"/>
+          <w:sz w:val="24"/>
+        </w:rPr>
+        <w:t>他长得很帅，是那种很标准的帅：高个子，至少一米八；五官很立体，像是从杂志上走下来的模特；皮肤很白，像是从来没有晒过太阳；头发很整齐，像是刚刚从理发店出来；穿得很体面，深蓝色的西装，白色的衬衫，黑色的皮鞋，每一件看起来都很贵。</w:t>
+      </w:r>
+    </w:p>
+    <w:p>
+      <w:pPr>
+        <w:spacing w:line="360" w:lineRule="auto"/>
+        <w:ind w:firstLine="420"/>
+      </w:pPr>
+      <w:r>
+        <w:rPr>
+          <w:rFonts w:ascii="宋体" w:hAnsi="宋体" w:eastAsia="宋体"/>
+          <w:sz w:val="24"/>
+        </w:rPr>
+        <w:t>他的声音也很好听，低沉，有磁性，像是电台主持人的声音。他说话的时候会看着别人的眼睛，让人觉得他是真的很在意你。</w:t>
       </w:r>
     </w:p>
     <w:p>
@@ -1251,7 +2473,7 @@
           <w:rFonts w:ascii="宋体" w:hAnsi="宋体" w:eastAsia="宋体"/>
           <w:sz w:val="24"/>
         </w:rPr>
-        <w:t>他的目光扫过会议室里的每一个人，最后停留在小芳身上，停留的时间比其他人稍微长了一点。</w:t>
+        <w:t>他的目光扫过会议室里的每一个人，最后停留在小芳身上，停留的时间比其他人稍微长了一点。他的眼神里有一种说不出的东西，像是在欣赏一件艺术品。</w:t>
       </w:r>
     </w:p>
     <w:p>
@@ -1290,33 +2512,33 @@
           <w:rFonts w:ascii="宋体" w:hAnsi="宋体" w:eastAsia="宋体"/>
           <w:sz w:val="24"/>
         </w:rPr>
-        <w:t>"你好，你是文案组的吧？我叫周林。"</w:t>
-      </w:r>
-    </w:p>
-    <w:p>
-      <w:pPr>
-        <w:spacing w:line="360" w:lineRule="auto"/>
-        <w:ind w:firstLine="420"/>
-      </w:pPr>
-      <w:r>
-        <w:rPr>
-          <w:rFonts w:ascii="宋体" w:hAnsi="宋体" w:eastAsia="宋体"/>
-          <w:sz w:val="24"/>
-        </w:rPr>
-        <w:t>"我知道。"小芳说，"刚才你介绍过了。"</w:t>
-      </w:r>
-    </w:p>
-    <w:p>
-      <w:pPr>
-        <w:spacing w:line="360" w:lineRule="auto"/>
-        <w:ind w:firstLine="420"/>
-      </w:pPr>
-      <w:r>
-        <w:rPr>
-          <w:rFonts w:ascii="宋体" w:hAnsi="宋体" w:eastAsia="宋体"/>
-          <w:sz w:val="24"/>
-        </w:rPr>
-        <w:t>周林笑了笑，笑容很好看："那你叫什么名字？"</w:t>
+        <w:t>"你好，你是文案组的吧？我叫周林。"他伸出手，露出一个很好看的微笑。他的牙齿很白，很整齐，像是做过烤瓷牙。</w:t>
+      </w:r>
+    </w:p>
+    <w:p>
+      <w:pPr>
+        <w:spacing w:line="360" w:lineRule="auto"/>
+        <w:ind w:firstLine="420"/>
+      </w:pPr>
+      <w:r>
+        <w:rPr>
+          <w:rFonts w:ascii="宋体" w:hAnsi="宋体" w:eastAsia="宋体"/>
+          <w:sz w:val="24"/>
+        </w:rPr>
+        <w:t>"我知道。"小芳说，"刚才你介绍过了。"她没有伸手，只是礼貌地点了点头。</w:t>
+      </w:r>
+    </w:p>
+    <w:p>
+      <w:pPr>
+        <w:spacing w:line="360" w:lineRule="auto"/>
+        <w:ind w:firstLine="420"/>
+      </w:pPr>
+      <w:r>
+        <w:rPr>
+          <w:rFonts w:ascii="宋体" w:hAnsi="宋体" w:eastAsia="宋体"/>
+          <w:sz w:val="24"/>
+        </w:rPr>
+        <w:t>周林愣了一下，但很快恢复了笑容，把手收了回去。"那你叫什么名字？"</w:t>
       </w:r>
     </w:p>
     <w:p>
@@ -1342,59 +2564,124 @@
           <w:rFonts w:ascii="宋体" w:hAnsi="宋体" w:eastAsia="宋体"/>
           <w:sz w:val="24"/>
         </w:rPr>
-        <w:t>"小芳……"他把这两个字在嘴里嚼了嚼，像是在品味什么，"很好听的名字。"</w:t>
-      </w:r>
-    </w:p>
-    <w:p>
-      <w:pPr>
-        <w:spacing w:line="360" w:lineRule="auto"/>
-        <w:ind w:firstLine="420"/>
-      </w:pPr>
-      <w:r>
-        <w:rPr>
-          <w:rFonts w:ascii="宋体" w:hAnsi="宋体" w:eastAsia="宋体"/>
-          <w:sz w:val="24"/>
-        </w:rPr>
-        <w:t>从那以后，周林开始频繁地出现在小芳身边。他请她吃饭，帮她买咖啡，在她加班的时候等在楼下。他的追求方式很直接，很热烈，像是一把火，烧得人无处躲避。</w:t>
-      </w:r>
-    </w:p>
-    <w:p>
-      <w:pPr>
-        <w:spacing w:line="360" w:lineRule="auto"/>
-        <w:ind w:firstLine="420"/>
-      </w:pPr>
-      <w:r>
-        <w:rPr>
-          <w:rFonts w:ascii="宋体" w:hAnsi="宋体" w:eastAsia="宋体"/>
-          <w:sz w:val="24"/>
-        </w:rPr>
-        <w:t>小芳很清楚他在追求自己。</w:t>
-      </w:r>
-    </w:p>
-    <w:p>
-      <w:pPr>
-        <w:spacing w:line="360" w:lineRule="auto"/>
-        <w:ind w:firstLine="420"/>
-      </w:pPr>
-      <w:r>
-        <w:rPr>
-          <w:rFonts w:ascii="宋体" w:hAnsi="宋体" w:eastAsia="宋体"/>
-          <w:sz w:val="24"/>
-        </w:rPr>
-        <w:t>但是她对他，没有那种感觉。</w:t>
-      </w:r>
-    </w:p>
-    <w:p>
-      <w:pPr>
-        <w:spacing w:line="360" w:lineRule="auto"/>
-        <w:ind w:firstLine="420"/>
-      </w:pPr>
-      <w:r>
-        <w:rPr>
-          <w:rFonts w:ascii="宋体" w:hAnsi="宋体" w:eastAsia="宋体"/>
-          <w:sz w:val="24"/>
-        </w:rPr>
-        <w:t>她不知道为什么，可能是因为他太完美了，完美得有些不真实。他有钱，有颜，会说话，会来事。这样的男人，应该会有很多女人喜欢吧？为什么会看上自己呢？</w:t>
+        <w:t>"小芳……"他把这两个字在嘴里嚼了嚼，像是在品味什么，"很好听的名字。和人一样好听。"</w:t>
+      </w:r>
+    </w:p>
+    <w:p>
+      <w:pPr>
+        <w:spacing w:line="360" w:lineRule="auto"/>
+        <w:ind w:firstLine="420"/>
+      </w:pPr>
+      <w:r>
+        <w:rPr>
+          <w:rFonts w:ascii="宋体" w:hAnsi="宋体" w:eastAsia="宋体"/>
+          <w:sz w:val="24"/>
+        </w:rPr>
+        <w:t>小芳没有接话，只是低下头继续工作。她的电脑屏幕上是一份文案草稿，她已经看了三遍了，但一个字也没有看进去。</w:t>
+      </w:r>
+    </w:p>
+    <w:p>
+      <w:pPr>
+        <w:spacing w:line="360" w:lineRule="auto"/>
+        <w:ind w:firstLine="420"/>
+      </w:pPr>
+      <w:r>
+        <w:rPr>
+          <w:rFonts w:ascii="宋体" w:hAnsi="宋体" w:eastAsia="宋体"/>
+          <w:sz w:val="24"/>
+        </w:rPr>
+        <w:t>从那以后，周林开始频繁地出现在小芳身边。他每天早上会给她带一杯咖啡，是从楼下那家星巴克买的，一杯要三十多块钱；他中午会约她一起吃饭，去公司附近的餐厅，每次都是他买单；他下午会过来和她聊天，聊工作，聊生活，聊各种话题；他晚上会等她下班，问她要不要一起吃晚饭，或者要不要他送她回家。</w:t>
+      </w:r>
+    </w:p>
+    <w:p>
+      <w:pPr>
+        <w:spacing w:line="360" w:lineRule="auto"/>
+        <w:ind w:firstLine="420"/>
+      </w:pPr>
+      <w:r>
+        <w:rPr>
+          <w:rFonts w:ascii="宋体" w:hAnsi="宋体" w:eastAsia="宋体"/>
+          <w:sz w:val="24"/>
+        </w:rPr>
+        <w:t>他的追求方式很直接，很热烈，像是一把火，烧得人无处躲避。</w:t>
+      </w:r>
+    </w:p>
+    <w:p>
+      <w:pPr>
+        <w:spacing w:line="360" w:lineRule="auto"/>
+        <w:ind w:firstLine="420"/>
+      </w:pPr>
+      <w:r>
+        <w:rPr>
+          <w:rFonts w:ascii="宋体" w:hAnsi="宋体" w:eastAsia="宋体"/>
+          <w:sz w:val="24"/>
+        </w:rPr>
+        <w:t>"小芳，你下班了吗？要不要一起去吃饭？"</w:t>
+      </w:r>
+    </w:p>
+    <w:p>
+      <w:pPr>
+        <w:spacing w:line="360" w:lineRule="auto"/>
+        <w:ind w:firstLine="420"/>
+      </w:pPr>
+      <w:r>
+        <w:rPr>
+          <w:rFonts w:ascii="宋体" w:hAnsi="宋体" w:eastAsia="宋体"/>
+          <w:sz w:val="24"/>
+        </w:rPr>
+        <w:t>"小芳，今天天气不错，要不要一起去喝杯咖啡？"</w:t>
+      </w:r>
+    </w:p>
+    <w:p>
+      <w:pPr>
+        <w:spacing w:line="360" w:lineRule="auto"/>
+        <w:ind w:firstLine="420"/>
+      </w:pPr>
+      <w:r>
+        <w:rPr>
+          <w:rFonts w:ascii="宋体" w:hAnsi="宋体" w:eastAsia="宋体"/>
+          <w:sz w:val="24"/>
+        </w:rPr>
+        <w:t>"小芳，周末有空吗？要不要一起去看个电影？"</w:t>
+      </w:r>
+    </w:p>
+    <w:p>
+      <w:pPr>
+        <w:spacing w:line="360" w:lineRule="auto"/>
+        <w:ind w:firstLine="420"/>
+      </w:pPr>
+      <w:r>
+        <w:rPr>
+          <w:rFonts w:ascii="宋体" w:hAnsi="宋体" w:eastAsia="宋体"/>
+          <w:sz w:val="24"/>
+        </w:rPr>
+        <w:t>小芳每次都礼貌地拒绝了，但是周林并没有放弃。他说没关系，我们可以先做朋友，等以后你了解我了，就会接受我的。</w:t>
+      </w:r>
+    </w:p>
+    <w:p>
+      <w:pPr>
+        <w:spacing w:line="360" w:lineRule="auto"/>
+        <w:ind w:firstLine="420"/>
+      </w:pPr>
+      <w:r>
+        <w:rPr>
+          <w:rFonts w:ascii="宋体" w:hAnsi="宋体" w:eastAsia="宋体"/>
+          <w:sz w:val="24"/>
+        </w:rPr>
+        <w:t>他的坚持让小芳有些困扰。她不知道该怎么让他明白，她对他没有那种感觉。她尝试过暗示，尝试过婉拒，但是都没有用。他好像听不懂她的拒绝，或者是不愿意听懂。</w:t>
+      </w:r>
+    </w:p>
+    <w:p>
+      <w:pPr>
+        <w:spacing w:line="360" w:lineRule="auto"/>
+        <w:ind w:firstLine="420"/>
+      </w:pPr>
+      <w:r>
+        <w:rPr>
+          <w:rFonts w:ascii="宋体" w:hAnsi="宋体" w:eastAsia="宋体"/>
+          <w:sz w:val="24"/>
+        </w:rPr>
+        <w:t>她不知道为什么，可能是因为他太完美了，完美得有些不真实。他有钱，有颜，会说话，会来事，是很多人眼中的"理想对象"。这样的男人，应该会有很多女人喜欢吧？为什么会看上自己呢？她只是一个小小的文案，长得还算清秀，但是和那些真正的美女比起来，差得远了。</w:t>
       </w:r>
     </w:p>
     <w:p>
@@ -1433,20 +2720,293 @@
           <w:rFonts w:ascii="宋体" w:hAnsi="宋体" w:eastAsia="宋体"/>
           <w:sz w:val="24"/>
         </w:rPr>
-        <w:t>那个总是低着头的男人，那个喂流浪猫的男人，那个背着她走过积水的男人。他不像周林那样光鲜亮丽，不像周林那样会说话，但是他身上有一种东西，让小芳觉得很安心。</w:t>
-      </w:r>
-    </w:p>
-    <w:p>
-      <w:pPr>
-        <w:spacing w:line="360" w:lineRule="auto"/>
-        <w:ind w:firstLine="420"/>
-      </w:pPr>
-      <w:r>
-        <w:rPr>
-          <w:rFonts w:ascii="宋体" w:hAnsi="宋体" w:eastAsia="宋体"/>
-          <w:sz w:val="24"/>
-        </w:rPr>
-        <w:t>那是一种很朴素的东西，像是冬日里的阳光，不刺眼，但是很温暖。</w:t>
+        <w:t>那个总是低着头的男人，那个喂流浪猫的男人，那个背着她走过积水的男人。他不像周林那样光鲜亮丽，不像周林那样会说话，不像周林那样有钱有颜，但是他身上有一种东西，让小芳觉得很安心。</w:t>
+      </w:r>
+    </w:p>
+    <w:p>
+      <w:pPr>
+        <w:spacing w:line="360" w:lineRule="auto"/>
+        <w:ind w:firstLine="420"/>
+      </w:pPr>
+      <w:r>
+        <w:rPr>
+          <w:rFonts w:ascii="宋体" w:hAnsi="宋体" w:eastAsia="宋体"/>
+          <w:sz w:val="24"/>
+        </w:rPr>
+        <w:t>那是一种很朴素的东西，像是冬日里的阳光，不刺眼，但是很温暖；像是夏夜的微风，不猛烈，但是很舒适；像是清晨的露水，不张扬，但是很真实。</w:t>
+      </w:r>
+    </w:p>
+    <w:p>
+      <w:pPr>
+        <w:spacing w:line="360" w:lineRule="auto"/>
+        <w:ind w:firstLine="420"/>
+      </w:pPr>
+      <w:r>
+        <w:rPr>
+          <w:rFonts w:ascii="宋体" w:hAnsi="宋体" w:eastAsia="宋体"/>
+          <w:sz w:val="24"/>
+        </w:rPr>
+        <w:t>她喜欢那种感觉，那种踏实、安稳、不浮夸的感觉。</w:t>
+      </w:r>
+    </w:p>
+    <w:p>
+      <w:pPr>
+        <w:spacing w:line="360" w:lineRule="auto"/>
+        <w:ind w:firstLine="420"/>
+      </w:pPr>
+      <w:r>
+        <w:rPr>
+          <w:rFonts w:ascii="宋体" w:hAnsi="宋体" w:eastAsia="宋体"/>
+          <w:sz w:val="24"/>
+        </w:rPr>
+        <w:t>她想，这也许就是为什么她对周林没有感觉吧。周林太闪耀了，闪耀得让她觉得刺眼，让她觉得自己配不上，让她觉得这一切都不真实。而张成不一样，他很普通，普通得像她一样，普通得让她觉得可以靠近。</w:t>
+      </w:r>
+    </w:p>
+    <w:p>
+      <w:pPr>
+        <w:spacing w:line="360" w:lineRule="auto"/>
+        <w:ind w:firstLine="420"/>
+      </w:pPr>
+      <w:r>
+        <w:rPr>
+          <w:rFonts w:ascii="宋体" w:hAnsi="宋体" w:eastAsia="宋体"/>
+          <w:sz w:val="24"/>
+        </w:rPr>
+        <w:t>有一天晚上，周林又来等她下班。他站在公司楼下，靠在那辆白色的宝马旁边，手里拿着一束花。那是红玫瑰，很大一束，包装得很精美，一看就不便宜。</w:t>
+      </w:r>
+    </w:p>
+    <w:p>
+      <w:pPr>
+        <w:spacing w:line="360" w:lineRule="auto"/>
+        <w:ind w:firstLine="420"/>
+      </w:pPr>
+      <w:r>
+        <w:rPr>
+          <w:rFonts w:ascii="宋体" w:hAnsi="宋体" w:eastAsia="宋体"/>
+          <w:sz w:val="24"/>
+        </w:rPr>
+        <w:t>"小芳，这是送给你的。"他把花递给她，脸上带着期待的微笑。</w:t>
+      </w:r>
+    </w:p>
+    <w:p>
+      <w:pPr>
+        <w:spacing w:line="360" w:lineRule="auto"/>
+        <w:ind w:firstLine="420"/>
+      </w:pPr>
+      <w:r>
+        <w:rPr>
+          <w:rFonts w:ascii="宋体" w:hAnsi="宋体" w:eastAsia="宋体"/>
+          <w:sz w:val="24"/>
+        </w:rPr>
+        <w:t>小芳没有接。她站在原地，看着那束花，又看着周林期待的眼神，心里有些复杂。</w:t>
+      </w:r>
+    </w:p>
+    <w:p>
+      <w:pPr>
+        <w:spacing w:line="360" w:lineRule="auto"/>
+        <w:ind w:firstLine="420"/>
+      </w:pPr>
+      <w:r>
+        <w:rPr>
+          <w:rFonts w:ascii="宋体" w:hAnsi="宋体" w:eastAsia="宋体"/>
+          <w:sz w:val="24"/>
+        </w:rPr>
+        <w:t>"对不起，我不能收。"她说，声音很平静。</w:t>
+      </w:r>
+    </w:p>
+    <w:p>
+      <w:pPr>
+        <w:spacing w:line="360" w:lineRule="auto"/>
+        <w:ind w:firstLine="420"/>
+      </w:pPr>
+      <w:r>
+        <w:rPr>
+          <w:rFonts w:ascii="宋体" w:hAnsi="宋体" w:eastAsia="宋体"/>
+          <w:sz w:val="24"/>
+        </w:rPr>
+        <w:t>周林的表情僵了一下，但很快又恢复了微笑。"为什么？不喜欢花吗？那我下次送别的。"</w:t>
+      </w:r>
+    </w:p>
+    <w:p>
+      <w:pPr>
+        <w:spacing w:line="360" w:lineRule="auto"/>
+        <w:ind w:firstLine="420"/>
+      </w:pPr>
+      <w:r>
+        <w:rPr>
+          <w:rFonts w:ascii="宋体" w:hAnsi="宋体" w:eastAsia="宋体"/>
+          <w:sz w:val="24"/>
+        </w:rPr>
+        <w:t>"不是花的问题。"小芳说，"是我不能接受你的心意。"</w:t>
+      </w:r>
+    </w:p>
+    <w:p>
+      <w:pPr>
+        <w:spacing w:line="360" w:lineRule="auto"/>
+        <w:ind w:firstLine="420"/>
+      </w:pPr>
+      <w:r>
+        <w:rPr>
+          <w:rFonts w:ascii="宋体" w:hAnsi="宋体" w:eastAsia="宋体"/>
+          <w:sz w:val="24"/>
+        </w:rPr>
+        <w:t>"为什么？"周林的笑容终于消失了，眼神里有些不解，"是我哪里做得不够好吗？我可以改。"</w:t>
+      </w:r>
+    </w:p>
+    <w:p>
+      <w:pPr>
+        <w:spacing w:line="360" w:lineRule="auto"/>
+        <w:ind w:firstLine="420"/>
+      </w:pPr>
+      <w:r>
+        <w:rPr>
+          <w:rFonts w:ascii="宋体" w:hAnsi="宋体" w:eastAsia="宋体"/>
+          <w:sz w:val="24"/>
+        </w:rPr>
+        <w:t>"不是你不好。"小芳说，"你很好，真的很好。只是……我不喜欢你。"</w:t>
+      </w:r>
+    </w:p>
+    <w:p>
+      <w:pPr>
+        <w:spacing w:line="360" w:lineRule="auto"/>
+        <w:ind w:firstLine="420"/>
+      </w:pPr>
+      <w:r>
+        <w:rPr>
+          <w:rFonts w:ascii="宋体" w:hAnsi="宋体" w:eastAsia="宋体"/>
+          <w:sz w:val="24"/>
+        </w:rPr>
+        <w:t>周林沉默了。他看着小芳，眼神里有一种受伤的表情，像是一个被拒绝了的孩子。</w:t>
+      </w:r>
+    </w:p>
+    <w:p>
+      <w:pPr>
+        <w:spacing w:line="360" w:lineRule="auto"/>
+        <w:ind w:firstLine="420"/>
+      </w:pPr>
+      <w:r>
+        <w:rPr>
+          <w:rFonts w:ascii="宋体" w:hAnsi="宋体" w:eastAsia="宋体"/>
+          <w:sz w:val="24"/>
+        </w:rPr>
+        <w:t>"你有喜欢的人了？"他问，声音有些低。</w:t>
+      </w:r>
+    </w:p>
+    <w:p>
+      <w:pPr>
+        <w:spacing w:line="360" w:lineRule="auto"/>
+        <w:ind w:firstLine="420"/>
+      </w:pPr>
+      <w:r>
+        <w:rPr>
+          <w:rFonts w:ascii="宋体" w:hAnsi="宋体" w:eastAsia="宋体"/>
+          <w:sz w:val="24"/>
+        </w:rPr>
+        <w:t>小芳想了想，点了点头。</w:t>
+      </w:r>
+    </w:p>
+    <w:p>
+      <w:pPr>
+        <w:spacing w:line="360" w:lineRule="auto"/>
+        <w:ind w:firstLine="420"/>
+      </w:pPr>
+      <w:r>
+        <w:rPr>
+          <w:rFonts w:ascii="宋体" w:hAnsi="宋体" w:eastAsia="宋体"/>
+          <w:sz w:val="24"/>
+        </w:rPr>
+        <w:t>是的，她有喜欢的人了。虽然那个人从来没有对她说过喜欢她，虽然她不确定那个人是不是也喜欢她，但是她知道自己心里有一个人，一个让她想起就会心跳加速的人。</w:t>
+      </w:r>
+    </w:p>
+    <w:p>
+      <w:pPr>
+        <w:spacing w:line="360" w:lineRule="auto"/>
+        <w:ind w:firstLine="420"/>
+      </w:pPr>
+      <w:r>
+        <w:rPr>
+          <w:rFonts w:ascii="宋体" w:hAnsi="宋体" w:eastAsia="宋体"/>
+          <w:sz w:val="24"/>
+        </w:rPr>
+        <w:t>"是谁？"周林问。</w:t>
+      </w:r>
+    </w:p>
+    <w:p>
+      <w:pPr>
+        <w:spacing w:line="360" w:lineRule="auto"/>
+        <w:ind w:firstLine="420"/>
+      </w:pPr>
+      <w:r>
+        <w:rPr>
+          <w:rFonts w:ascii="宋体" w:hAnsi="宋体" w:eastAsia="宋体"/>
+          <w:sz w:val="24"/>
+        </w:rPr>
+        <w:t>小芳没有回答。她转过身，走进了夜色中。</w:t>
+      </w:r>
+    </w:p>
+    <w:p>
+      <w:pPr>
+        <w:spacing w:line="360" w:lineRule="auto"/>
+        <w:ind w:firstLine="420"/>
+      </w:pPr>
+      <w:r>
+        <w:rPr>
+          <w:rFonts w:ascii="宋体" w:hAnsi="宋体" w:eastAsia="宋体"/>
+          <w:sz w:val="24"/>
+        </w:rPr>
+        <w:t>周林站在原地，看着她离去的背影，手里还拿着那束红玫瑰。玫瑰在路灯下显得格外鲜艳，像是血一样的红。</w:t>
+      </w:r>
+    </w:p>
+    <w:p>
+      <w:pPr>
+        <w:spacing w:line="360" w:lineRule="auto"/>
+        <w:ind w:firstLine="420"/>
+      </w:pPr>
+      <w:r>
+        <w:rPr>
+          <w:rFonts w:ascii="宋体" w:hAnsi="宋体" w:eastAsia="宋体"/>
+          <w:sz w:val="24"/>
+        </w:rPr>
+        <w:t>他想，他输给了谁？是谁让她动心了？</w:t>
+      </w:r>
+    </w:p>
+    <w:p>
+      <w:pPr>
+        <w:spacing w:line="360" w:lineRule="auto"/>
+        <w:ind w:firstLine="420"/>
+      </w:pPr>
+      <w:r>
+        <w:rPr>
+          <w:rFonts w:ascii="宋体" w:hAnsi="宋体" w:eastAsia="宋体"/>
+          <w:sz w:val="24"/>
+        </w:rPr>
+        <w:t>他不知道答案。</w:t>
+      </w:r>
+    </w:p>
+    <w:p>
+      <w:pPr>
+        <w:spacing w:line="360" w:lineRule="auto"/>
+        <w:ind w:firstLine="420"/>
+      </w:pPr>
+      <w:r>
+        <w:rPr>
+          <w:rFonts w:ascii="宋体" w:hAnsi="宋体" w:eastAsia="宋体"/>
+          <w:sz w:val="24"/>
+        </w:rPr>
+        <w:t>而小芳，在回家的路上，心里想着的全是张成。那个会喂流浪猫的男人，那个会在雨天背她上楼的男人，那个话不多但眼神很温柔的男人。</w:t>
+      </w:r>
+    </w:p>
+    <w:p>
+      <w:pPr>
+        <w:spacing w:line="360" w:lineRule="auto"/>
+        <w:ind w:firstLine="420"/>
+      </w:pPr>
+      <w:r>
+        <w:rPr>
+          <w:rFonts w:ascii="宋体" w:hAnsi="宋体" w:eastAsia="宋体"/>
+          <w:sz w:val="24"/>
+        </w:rPr>
+        <w:t>她想，她应该告诉他。告诉他自己的心意，不管他是不是也喜欢她，至少，她不想再这样隐瞒下去了。</w:t>
       </w:r>
     </w:p>
     <w:p>
@@ -1480,46 +3040,85 @@
           <w:rFonts w:ascii="宋体" w:hAnsi="宋体" w:eastAsia="宋体"/>
           <w:sz w:val="24"/>
         </w:rPr>
-        <w:t>那天他下班回来，看见楼下停着一辆白色的宝马。一个穿着西装的男人站在车旁边，正在和小芳说话。那个男人他没见过，但是看他的穿着和气质，应该是一个很成功的人。</w:t>
-      </w:r>
-    </w:p>
-    <w:p>
-      <w:pPr>
-        <w:spacing w:line="360" w:lineRule="auto"/>
-        <w:ind w:firstLine="420"/>
-      </w:pPr>
-      <w:r>
-        <w:rPr>
-          <w:rFonts w:ascii="宋体" w:hAnsi="宋体" w:eastAsia="宋体"/>
-          <w:sz w:val="24"/>
-        </w:rPr>
-        <w:t>他看见小芳脸上带着笑，看见那个男人把手搭在小芳的肩膀上，看见小芳没有躲开。</w:t>
-      </w:r>
-    </w:p>
-    <w:p>
-      <w:pPr>
-        <w:spacing w:line="360" w:lineRule="auto"/>
-        <w:ind w:firstLine="420"/>
-      </w:pPr>
-      <w:r>
-        <w:rPr>
-          <w:rFonts w:ascii="宋体" w:hAnsi="宋体" w:eastAsia="宋体"/>
-          <w:sz w:val="24"/>
-        </w:rPr>
-        <w:t>那一刻，他觉得自己心里有什么东西，忽然碎了。</w:t>
-      </w:r>
-    </w:p>
-    <w:p>
-      <w:pPr>
-        <w:spacing w:line="360" w:lineRule="auto"/>
-        <w:ind w:firstLine="420"/>
-      </w:pPr>
-      <w:r>
-        <w:rPr>
-          <w:rFonts w:ascii="宋体" w:hAnsi="宋体" w:eastAsia="宋体"/>
-          <w:sz w:val="24"/>
-        </w:rPr>
-        <w:t>他不知道那是什么。他只知道，胸口很闷，闷得他喘不过气来。他转过身，没有上楼，而是往巷子外面走。</w:t>
+        <w:t>那天他下班回来，路过巷子口的时候，看见楼下停着一辆白色的宝马。那是一辆很漂亮的车，车身在夕阳下闪闪发光，像是用银白色的金属铸造的。车旁边站着一个穿着西装的男人，正和小芳说话。</w:t>
+      </w:r>
+    </w:p>
+    <w:p>
+      <w:pPr>
+        <w:spacing w:line="360" w:lineRule="auto"/>
+        <w:ind w:firstLine="420"/>
+      </w:pPr>
+      <w:r>
+        <w:rPr>
+          <w:rFonts w:ascii="宋体" w:hAnsi="宋体" w:eastAsia="宋体"/>
+          <w:sz w:val="24"/>
+        </w:rPr>
+        <w:t>那个男人张成没见过，但是看他的穿着和气质，应该是一个很成功的人。深蓝色的西装，剪裁很合身，一看就是定制的；头发梳得整整齐齐，像是刚从理发店出来；举手投足间有一种自信，那种自信来源于金钱、地位，还有成功。</w:t>
+      </w:r>
+    </w:p>
+    <w:p>
+      <w:pPr>
+        <w:spacing w:line="360" w:lineRule="auto"/>
+        <w:ind w:firstLine="420"/>
+      </w:pPr>
+      <w:r>
+        <w:rPr>
+          <w:rFonts w:ascii="宋体" w:hAnsi="宋体" w:eastAsia="宋体"/>
+          <w:sz w:val="24"/>
+        </w:rPr>
+        <w:t>他站在远处，看着他们。他看见小芳脸上带着笑，不知道在说什么；看见那个男人把手搭在小芳的肩膀上，动作很自然，像是在宣示什么；看见小芳没有躲开，只是微微侧了侧身子。</w:t>
+      </w:r>
+    </w:p>
+    <w:p>
+      <w:pPr>
+        <w:spacing w:line="360" w:lineRule="auto"/>
+        <w:ind w:firstLine="420"/>
+      </w:pPr>
+      <w:r>
+        <w:rPr>
+          <w:rFonts w:ascii="宋体" w:hAnsi="宋体" w:eastAsia="宋体"/>
+          <w:sz w:val="24"/>
+        </w:rPr>
+        <w:t>那一刻，张成觉得自己心里有什么东西，忽然碎了。</w:t>
+      </w:r>
+    </w:p>
+    <w:p>
+      <w:pPr>
+        <w:spacing w:line="360" w:lineRule="auto"/>
+        <w:ind w:firstLine="420"/>
+      </w:pPr>
+      <w:r>
+        <w:rPr>
+          <w:rFonts w:ascii="宋体" w:hAnsi="宋体" w:eastAsia="宋体"/>
+          <w:sz w:val="24"/>
+        </w:rPr>
+        <w:t>那是一种很奇怪的感觉，像是有一只无形的手，伸进他的胸腔里，把他的心攥住了，攥得很紧，紧得他喘不过气来。他不知道那是什么，只是觉得很难受，难受得想逃离。</w:t>
+      </w:r>
+    </w:p>
+    <w:p>
+      <w:pPr>
+        <w:spacing w:line="360" w:lineRule="auto"/>
+        <w:ind w:firstLine="420"/>
+      </w:pPr>
+      <w:r>
+        <w:rPr>
+          <w:rFonts w:ascii="宋体" w:hAnsi="宋体" w:eastAsia="宋体"/>
+          <w:sz w:val="24"/>
+        </w:rPr>
+        <w:t>他不知道自己在想什么。他只是在那个瞬间，做出了一个决定：转身，走开，不要再看。</w:t>
+      </w:r>
+    </w:p>
+    <w:p>
+      <w:pPr>
+        <w:spacing w:line="360" w:lineRule="auto"/>
+        <w:ind w:firstLine="420"/>
+      </w:pPr>
+      <w:r>
+        <w:rPr>
+          <w:rFonts w:ascii="宋体" w:hAnsi="宋体" w:eastAsia="宋体"/>
+          <w:sz w:val="24"/>
+        </w:rPr>
+        <w:t>他转过身，没有上楼，而是往巷子外面走。他的脚步很快，像是在逃避什么，又像是在追逐什么。他不知道自己要去哪里，也不知道自己要做什么，只是走，一直走。</w:t>
       </w:r>
     </w:p>
     <w:p>
@@ -1571,7 +3170,7 @@
           <w:rFonts w:ascii="宋体" w:hAnsi="宋体" w:eastAsia="宋体"/>
           <w:sz w:val="24"/>
         </w:rPr>
-        <w:t>他停下脚步，但还是没有回头。</w:t>
+        <w:t>他停下脚步，但还是没有回头。他害怕回头，害怕看见她的眼神，害怕看见她追过来。</w:t>
       </w:r>
     </w:p>
     <w:p>
@@ -1597,7 +3196,7 @@
           <w:rFonts w:ascii="宋体" w:hAnsi="宋体" w:eastAsia="宋体"/>
           <w:sz w:val="24"/>
         </w:rPr>
-        <w:t>"出去走走。"他说，声音很闷。</w:t>
+        <w:t>"出去走走。"他说，声音很闷，像是从很远的地方传来的。</w:t>
       </w:r>
     </w:p>
     <w:p>
@@ -1623,59 +3222,228 @@
           <w:rFonts w:ascii="宋体" w:hAnsi="宋体" w:eastAsia="宋体"/>
           <w:sz w:val="24"/>
         </w:rPr>
-        <w:t>他不知道自己走了多久，也不知道自己去了哪里。等他回过神来的时候，他发现自己站在一个陌生的街角，四周是高楼大厦，霓虹灯闪烁着，行人匆匆而过，没有人注意到他。</w:t>
-      </w:r>
-    </w:p>
-    <w:p>
-      <w:pPr>
-        <w:spacing w:line="360" w:lineRule="auto"/>
-        <w:ind w:firstLine="420"/>
-      </w:pPr>
-      <w:r>
-        <w:rPr>
-          <w:rFonts w:ascii="宋体" w:hAnsi="宋体" w:eastAsia="宋体"/>
-          <w:sz w:val="24"/>
-        </w:rPr>
-        <w:t>他站在那里，看着这座城市的灯火，忽然觉得很孤独。</w:t>
-      </w:r>
-    </w:p>
-    <w:p>
-      <w:pPr>
-        <w:spacing w:line="360" w:lineRule="auto"/>
-        <w:ind w:firstLine="420"/>
-      </w:pPr>
-      <w:r>
-        <w:rPr>
-          <w:rFonts w:ascii="宋体" w:hAnsi="宋体" w:eastAsia="宋体"/>
-          <w:sz w:val="24"/>
-        </w:rPr>
-        <w:t>他想起了那丛凤尾竹，想起了那个关于等待的故事。</w:t>
-      </w:r>
-    </w:p>
-    <w:p>
-      <w:pPr>
-        <w:spacing w:line="360" w:lineRule="auto"/>
-        <w:ind w:firstLine="420"/>
-      </w:pPr>
-      <w:r>
-        <w:rPr>
-          <w:rFonts w:ascii="宋体" w:hAnsi="宋体" w:eastAsia="宋体"/>
-          <w:sz w:val="24"/>
-        </w:rPr>
-        <w:t>他想，也许那个女人，也是这样等了一辈子吧？等一个不会回来的人，等一个永远不会发生的结局。</w:t>
-      </w:r>
-    </w:p>
-    <w:p>
-      <w:pPr>
-        <w:spacing w:line="360" w:lineRule="auto"/>
-        <w:ind w:firstLine="420"/>
-      </w:pPr>
-      <w:r>
-        <w:rPr>
-          <w:rFonts w:ascii="宋体" w:hAnsi="宋体" w:eastAsia="宋体"/>
-          <w:sz w:val="24"/>
-        </w:rPr>
-        <w:t>而他，连开始的勇气都没有。</w:t>
+        <w:t>他不知道自己走了多久，也不知道自己去了哪里。他只是走，漫无目的地走，穿过一条又一条街道，经过一个又一个路口。城市的霓虹灯在闪烁着，红的绿的蓝的，像是无数双眼睛在注视着他。行人从他身边经过，有的在打电话，有的在聊天，有的在低头看手机，没有人注意到他。</w:t>
+      </w:r>
+    </w:p>
+    <w:p>
+      <w:pPr>
+        <w:spacing w:line="360" w:lineRule="auto"/>
+        <w:ind w:firstLine="420"/>
+      </w:pPr>
+      <w:r>
+        <w:rPr>
+          <w:rFonts w:ascii="宋体" w:hAnsi="宋体" w:eastAsia="宋体"/>
+          <w:sz w:val="24"/>
+        </w:rPr>
+        <w:t>他站在那里，看着这座城市的灯火，忽然觉得很孤独。那是一种很深刻的孤独，像是整个世界只剩下他一个人，像是他被遗弃在了这个陌生的城市里，无处可去，无人可依。</w:t>
+      </w:r>
+    </w:p>
+    <w:p>
+      <w:pPr>
+        <w:spacing w:line="360" w:lineRule="auto"/>
+        <w:ind w:firstLine="420"/>
+      </w:pPr>
+      <w:r>
+        <w:rPr>
+          <w:rFonts w:ascii="宋体" w:hAnsi="宋体" w:eastAsia="宋体"/>
+          <w:sz w:val="24"/>
+        </w:rPr>
+        <w:t>他想起了那丛凤尾竹，想起了那个关于等待的故事。那个女人等了一辈子，等到了吗？她孤独吗？她后悔吗？</w:t>
+      </w:r>
+    </w:p>
+    <w:p>
+      <w:pPr>
+        <w:spacing w:line="360" w:lineRule="auto"/>
+        <w:ind w:firstLine="420"/>
+      </w:pPr>
+      <w:r>
+        <w:rPr>
+          <w:rFonts w:ascii="宋体" w:hAnsi="宋体" w:eastAsia="宋体"/>
+          <w:sz w:val="24"/>
+        </w:rPr>
+        <w:t>他想，也许那个女人，也是这样吧？站在某个地方，看着某个方向，等待着某个人，期盼着某个结局。但是最后，她等到了吗？</w:t>
+      </w:r>
+    </w:p>
+    <w:p>
+      <w:pPr>
+        <w:spacing w:line="360" w:lineRule="auto"/>
+        <w:ind w:firstLine="420"/>
+      </w:pPr>
+      <w:r>
+        <w:rPr>
+          <w:rFonts w:ascii="宋体" w:hAnsi="宋体" w:eastAsia="宋体"/>
+          <w:sz w:val="24"/>
+        </w:rPr>
+        <w:t>而他，连开始的勇气都没有。他喜欢小芳，从那个傍晚开始，从那个点头的动作开始，从每一次见面、每一次擦肩而过开始。但是他从来没有说过。他怕说了之后连朋友都做不成，怕她不喜欢他，怕她会拒绝他。</w:t>
+      </w:r>
+    </w:p>
+    <w:p>
+      <w:pPr>
+        <w:spacing w:line="360" w:lineRule="auto"/>
+        <w:ind w:firstLine="420"/>
+      </w:pPr>
+      <w:r>
+        <w:rPr>
+          <w:rFonts w:ascii="宋体" w:hAnsi="宋体" w:eastAsia="宋体"/>
+          <w:sz w:val="24"/>
+        </w:rPr>
+        <w:t>现在，他看见她和另一个男人站在一起，那个男人那么优秀，那么耀眼，那么配得上她。他想，他应该放弃吧？他应该祝福吧？他应该……</w:t>
+      </w:r>
+    </w:p>
+    <w:p>
+      <w:pPr>
+        <w:spacing w:line="360" w:lineRule="auto"/>
+        <w:ind w:firstLine="420"/>
+      </w:pPr>
+      <w:r>
+        <w:rPr>
+          <w:rFonts w:ascii="宋体" w:hAnsi="宋体" w:eastAsia="宋体"/>
+          <w:sz w:val="24"/>
+        </w:rPr>
+        <w:t>可是为什么，心会这么痛呢？</w:t>
+      </w:r>
+    </w:p>
+    <w:p>
+      <w:pPr>
+        <w:spacing w:line="360" w:lineRule="auto"/>
+        <w:ind w:firstLine="420"/>
+      </w:pPr>
+      <w:r>
+        <w:rPr>
+          <w:rFonts w:ascii="宋体" w:hAnsi="宋体" w:eastAsia="宋体"/>
+          <w:sz w:val="24"/>
+        </w:rPr>
+        <w:t>他站在一个陌生的街角，看着对面那栋高楼的玻璃幕墙上反射出的灯光，眼眶忽然有些发热。他不知道自己为什么要哭，明明没有什么值得哭的事情。他只是很难受，很难受，难受得想找个地方躲起来，躲开这个世界，躲开所有人。</w:t>
+      </w:r>
+    </w:p>
+    <w:p>
+      <w:pPr>
+        <w:spacing w:line="360" w:lineRule="auto"/>
+        <w:ind w:firstLine="420"/>
+      </w:pPr>
+      <w:r>
+        <w:rPr>
+          <w:rFonts w:ascii="宋体" w:hAnsi="宋体" w:eastAsia="宋体"/>
+          <w:sz w:val="24"/>
+        </w:rPr>
+        <w:t>那天晚上，他在街上游荡了很久。他走到江边，看着黑色的江水在夜色中缓缓流淌，江面上倒映着两岸的灯火，像是另一个世界。他坐在江边的石凳上，吹着夜风，听着江水的声音，看着天上的星星，想着很多很多事情。</w:t>
+      </w:r>
+    </w:p>
+    <w:p>
+      <w:pPr>
+        <w:spacing w:line="360" w:lineRule="auto"/>
+        <w:ind w:firstLine="420"/>
+      </w:pPr>
+      <w:r>
+        <w:rPr>
+          <w:rFonts w:ascii="宋体" w:hAnsi="宋体" w:eastAsia="宋体"/>
+          <w:sz w:val="24"/>
+        </w:rPr>
+        <w:t>他想到自己一个人在这座城市打拼了三年，没有朋友，没有爱人，只有工作和那间小小的出租屋。他想到父母在老家，虽然经常打电话，但是距离让他们渐渐疏远了。他想到自己的未来，一片模糊，不知道会是什么样子。</w:t>
+      </w:r>
+    </w:p>
+    <w:p>
+      <w:pPr>
+        <w:spacing w:line="360" w:lineRule="auto"/>
+        <w:ind w:firstLine="420"/>
+      </w:pPr>
+      <w:r>
+        <w:rPr>
+          <w:rFonts w:ascii="宋体" w:hAnsi="宋体" w:eastAsia="宋体"/>
+          <w:sz w:val="24"/>
+        </w:rPr>
+        <w:t>他想到小芳，那个总是独来独往的女孩，那个在阳台上浇花的女孩，那个雨夜趴在他背上的女孩。他想，他真的很喜欢她，从第一次见面开始，就喜欢上了。但是他从来不敢说，因为他觉得自己配不上她，因为他害怕被拒绝，因为他不知道该怎么表达自己的感情。</w:t>
+      </w:r>
+    </w:p>
+    <w:p>
+      <w:pPr>
+        <w:spacing w:line="360" w:lineRule="auto"/>
+        <w:ind w:firstLine="420"/>
+      </w:pPr>
+      <w:r>
+        <w:rPr>
+          <w:rFonts w:ascii="宋体" w:hAnsi="宋体" w:eastAsia="宋体"/>
+          <w:sz w:val="24"/>
+        </w:rPr>
+        <w:t>他想，如果当初他勇敢一点，会不会不一样？</w:t>
+      </w:r>
+    </w:p>
+    <w:p>
+      <w:pPr>
+        <w:spacing w:line="360" w:lineRule="auto"/>
+        <w:ind w:firstLine="420"/>
+      </w:pPr>
+      <w:r>
+        <w:rPr>
+          <w:rFonts w:ascii="宋体" w:hAnsi="宋体" w:eastAsia="宋体"/>
+          <w:sz w:val="24"/>
+        </w:rPr>
+        <w:t>他不知道答案。</w:t>
+      </w:r>
+    </w:p>
+    <w:p>
+      <w:pPr>
+        <w:spacing w:line="360" w:lineRule="auto"/>
+        <w:ind w:firstLine="420"/>
+      </w:pPr>
+      <w:r>
+        <w:rPr>
+          <w:rFonts w:ascii="宋体" w:hAnsi="宋体" w:eastAsia="宋体"/>
+          <w:sz w:val="24"/>
+        </w:rPr>
+        <w:t>他只知道，此刻的自己，很孤独，很无助，很迷茫。像是大海中的一叶孤舟，找不到方向，找不到归宿。</w:t>
+      </w:r>
+    </w:p>
+    <w:p>
+      <w:pPr>
+        <w:spacing w:line="360" w:lineRule="auto"/>
+        <w:ind w:firstLine="420"/>
+      </w:pPr>
+      <w:r>
+        <w:rPr>
+          <w:rFonts w:ascii="宋体" w:hAnsi="宋体" w:eastAsia="宋体"/>
+          <w:sz w:val="24"/>
+        </w:rPr>
+        <w:t>夜渐渐深了，街上的行人越来越少，路灯的光芒越来越孤独。他站起来，拍了拍裤子上的灰尘，开始往回走。他的脚步很慢，像是不愿意回家，不愿意面对什么。</w:t>
+      </w:r>
+    </w:p>
+    <w:p>
+      <w:pPr>
+        <w:spacing w:line="360" w:lineRule="auto"/>
+        <w:ind w:firstLine="420"/>
+      </w:pPr>
+      <w:r>
+        <w:rPr>
+          <w:rFonts w:ascii="宋体" w:hAnsi="宋体" w:eastAsia="宋体"/>
+          <w:sz w:val="24"/>
+        </w:rPr>
+        <w:t>当他走到巷子口的时候，已经是深夜了。巷子里很安静，只有偶尔传来的狗叫声，和楼上某户人家的电视声。那辆白色的宝马已经不在了，停在原地的，只有那丛凤尾竹，在月光下静静地站着，像是在等谁。</w:t>
+      </w:r>
+    </w:p>
+    <w:p>
+      <w:pPr>
+        <w:spacing w:line="360" w:lineRule="auto"/>
+        <w:ind w:firstLine="420"/>
+      </w:pPr>
+      <w:r>
+        <w:rPr>
+          <w:rFonts w:ascii="宋体" w:hAnsi="宋体" w:eastAsia="宋体"/>
+          <w:sz w:val="24"/>
+        </w:rPr>
+        <w:t>他想，它也和我一样吗？在等一个人，等一个不会来的人。</w:t>
+      </w:r>
+    </w:p>
+    <w:p>
+      <w:pPr>
+        <w:spacing w:line="360" w:lineRule="auto"/>
+        <w:ind w:firstLine="420"/>
+      </w:pPr>
+      <w:r>
+        <w:rPr>
+          <w:rFonts w:ascii="宋体" w:hAnsi="宋体" w:eastAsia="宋体"/>
+          <w:sz w:val="24"/>
+        </w:rPr>
+        <w:t>他苦笑了一下，转身走进了楼道。</w:t>
       </w:r>
     </w:p>
     <w:p>
@@ -1709,33 +3477,33 @@
           <w:rFonts w:ascii="宋体" w:hAnsi="宋体" w:eastAsia="宋体"/>
           <w:sz w:val="24"/>
         </w:rPr>
-        <w:t>她从一开始就不喜欢。他太强势了，太咄咄逼人了，好像只要他决定了什么，别人就必须接受。他不问她的意见，不考虑她的感受，只是一味地付出，然后期待她回报同样的热情。</w:t>
-      </w:r>
-    </w:p>
-    <w:p>
-      <w:pPr>
-        <w:spacing w:line="360" w:lineRule="auto"/>
-        <w:ind w:firstLine="420"/>
-      </w:pPr>
-      <w:r>
-        <w:rPr>
-          <w:rFonts w:ascii="宋体" w:hAnsi="宋体" w:eastAsia="宋体"/>
-          <w:sz w:val="24"/>
-        </w:rPr>
-        <w:t>但是小芳不喜欢这样。</w:t>
-      </w:r>
-    </w:p>
-    <w:p>
-      <w:pPr>
-        <w:spacing w:line="360" w:lineRule="auto"/>
-        <w:ind w:firstLine="420"/>
-      </w:pPr>
-      <w:r>
-        <w:rPr>
-          <w:rFonts w:ascii="宋体" w:hAnsi="宋体" w:eastAsia="宋体"/>
-          <w:sz w:val="24"/>
-        </w:rPr>
-        <w:t>她喜欢的是另一种感觉。那种润物细无声的感觉，那种不需要言语就能明白的感觉，那种在你需要的时候出现，不需要的时候消失的感觉。</w:t>
+        <w:t>她从一开始就不喜欢。不是因为周林不好，相反，周林很优秀，优秀到无可挑剔。但是正是这种优秀，让她觉得不真实，觉得遥远，觉得自己配不上。</w:t>
+      </w:r>
+    </w:p>
+    <w:p>
+      <w:pPr>
+        <w:spacing w:line="360" w:lineRule="auto"/>
+        <w:ind w:firstLine="420"/>
+      </w:pPr>
+      <w:r>
+        <w:rPr>
+          <w:rFonts w:ascii="宋体" w:hAnsi="宋体" w:eastAsia="宋体"/>
+          <w:sz w:val="24"/>
+        </w:rPr>
+        <w:t>而且，周林太强势了。他的追求方式很直接，很热烈，但是也很咄咄逼人。他好像觉得只要他付出得够多，她就会感动，就会接受他。但是他不知道，她需要的不是这种轰轰烈烈的追求，而是另一种感觉。</w:t>
+      </w:r>
+    </w:p>
+    <w:p>
+      <w:pPr>
+        <w:spacing w:line="360" w:lineRule="auto"/>
+        <w:ind w:firstLine="420"/>
+      </w:pPr>
+      <w:r>
+        <w:rPr>
+          <w:rFonts w:ascii="宋体" w:hAnsi="宋体" w:eastAsia="宋体"/>
+          <w:sz w:val="24"/>
+        </w:rPr>
+        <w:t>那种润物细无声的感觉，那种不需要言语就能明白的感觉，那种在你需要的时候出现，不需要的时候消失的感觉。</w:t>
       </w:r>
     </w:p>
     <w:p>
@@ -1761,59 +3529,33 @@
           <w:rFonts w:ascii="宋体" w:hAnsi="宋体" w:eastAsia="宋体"/>
           <w:sz w:val="24"/>
         </w:rPr>
-        <w:t>她知道自己喜欢他，从那个雨夜开始，从趴在他背上的那一刻开始，从他一步一步走楼梯的背影开始。</w:t>
-      </w:r>
-    </w:p>
-    <w:p>
-      <w:pPr>
-        <w:spacing w:line="360" w:lineRule="auto"/>
-        <w:ind w:firstLine="420"/>
-      </w:pPr>
-      <w:r>
-        <w:rPr>
-          <w:rFonts w:ascii="宋体" w:hAnsi="宋体" w:eastAsia="宋体"/>
-          <w:sz w:val="24"/>
-        </w:rPr>
-        <w:t>但是她不知道他喜不喜欢自己。</w:t>
-      </w:r>
-    </w:p>
-    <w:p>
-      <w:pPr>
-        <w:spacing w:line="360" w:lineRule="auto"/>
-        <w:ind w:firstLine="420"/>
-      </w:pPr>
-      <w:r>
-        <w:rPr>
-          <w:rFonts w:ascii="宋体" w:hAnsi="宋体" w:eastAsia="宋体"/>
-          <w:sz w:val="24"/>
-        </w:rPr>
-        <w:t>他从来不说。</w:t>
-      </w:r>
-    </w:p>
-    <w:p>
-      <w:pPr>
-        <w:spacing w:line="360" w:lineRule="auto"/>
-        <w:ind w:firstLine="420"/>
-      </w:pPr>
-      <w:r>
-        <w:rPr>
-          <w:rFonts w:ascii="宋体" w:hAnsi="宋体" w:eastAsia="宋体"/>
-          <w:sz w:val="24"/>
-        </w:rPr>
-        <w:t>他会在她生病的时候买药放在门口，会在下雨的时候把伞借给她，会在她加班回来晚的时候在楼梯口等她。但是，他从来没有说过那句话。</w:t>
-      </w:r>
-    </w:p>
-    <w:p>
-      <w:pPr>
-        <w:spacing w:line="360" w:lineRule="auto"/>
-        <w:ind w:firstLine="420"/>
-      </w:pPr>
-      <w:r>
-        <w:rPr>
-          <w:rFonts w:ascii="宋体" w:hAnsi="宋体" w:eastAsia="宋体"/>
-          <w:sz w:val="24"/>
-        </w:rPr>
-        <w:t>小芳有时候会想，也许他只是把自己当成一个普通邻居吧。也许那些好，只是因为他是一个善良的人，对谁都这样。</w:t>
+        <w:t>她知道自己喜欢他，从那个雨夜开始，从趴在他背上的那一刻开始，从他一步一步走楼梯的背影开始。但是她也知道，他好像也在意她，但是从来不说。</w:t>
+      </w:r>
+    </w:p>
+    <w:p>
+      <w:pPr>
+        <w:spacing w:line="360" w:lineRule="auto"/>
+        <w:ind w:firstLine="420"/>
+      </w:pPr>
+      <w:r>
+        <w:rPr>
+          <w:rFonts w:ascii="宋体" w:hAnsi="宋体" w:eastAsia="宋体"/>
+          <w:sz w:val="24"/>
+        </w:rPr>
+        <w:t>他会在她生病的时候买药放在门口，会在下雨的时候把伞借给她，会在她加班回来晚的时候在楼梯口等她。但是，他从来没有说过那句话。那三个字，他从来没有说出口。</w:t>
+      </w:r>
+    </w:p>
+    <w:p>
+      <w:pPr>
+        <w:spacing w:line="360" w:lineRule="auto"/>
+        <w:ind w:firstLine="420"/>
+      </w:pPr>
+      <w:r>
+        <w:rPr>
+          <w:rFonts w:ascii="宋体" w:hAnsi="宋体" w:eastAsia="宋体"/>
+          <w:sz w:val="24"/>
+        </w:rPr>
+        <w:t>小芳有时候会想，也许他只是把自己当成一个普通邻居吧。也许那些好，只是因为他是一个善良的人，对谁都这样。也许她只是自作多情，一厢情愿。</w:t>
       </w:r>
     </w:p>
     <w:p>
@@ -1839,7 +3581,7 @@
           <w:rFonts w:ascii="宋体" w:hAnsi="宋体" w:eastAsia="宋体"/>
           <w:sz w:val="24"/>
         </w:rPr>
-        <w:t>所以当周林追求她的时候，她没有拒绝得太狠，只是礼貌地表示自己需要考虑。她知道这样不好，对周林不公平，对自己也不公平。但是她不知道该怎么办。</w:t>
+        <w:t>所以当周林追求她的时候，她没有拒绝得太狠，只是礼貌地表示自己需要考虑。她知道这样不好，对周林不公平，对自己也不公平。但是她不知道该怎么办。她想等张成的答案，但是张成什么都不说。</w:t>
       </w:r>
     </w:p>
     <w:p>
@@ -1917,7 +3659,59 @@
           <w:rFonts w:ascii="宋体" w:hAnsi="宋体" w:eastAsia="宋体"/>
           <w:sz w:val="24"/>
         </w:rPr>
-        <w:t>小芳的心里忽然涌起一股复杂的情绪。有高兴，因为他是在乎她的；有生气，因为他为什么不早说；还有一点点心疼，心疼那个转身离开的背影。</w:t>
+        <w:t>她看见他和周林站在一起的那个画面——周林的手搭在她肩膀上，她侧了侧身子——然后她看见张成站在不远处，看见他的表情僵住，看见他转身离开。</w:t>
+      </w:r>
+    </w:p>
+    <w:p>
+      <w:pPr>
+        <w:spacing w:line="360" w:lineRule="auto"/>
+        <w:ind w:firstLine="420"/>
+      </w:pPr>
+      <w:r>
+        <w:rPr>
+          <w:rFonts w:ascii="宋体" w:hAnsi="宋体" w:eastAsia="宋体"/>
+          <w:sz w:val="24"/>
+        </w:rPr>
+        <w:t>她想追上去，想解释，想告诉他不是他想的那样。但是周林还在旁边，她不能直接离开。等她摆脱了周林，张成已经消失在夜色中了。</w:t>
+      </w:r>
+    </w:p>
+    <w:p>
+      <w:pPr>
+        <w:spacing w:line="360" w:lineRule="auto"/>
+        <w:ind w:firstLine="420"/>
+      </w:pPr>
+      <w:r>
+        <w:rPr>
+          <w:rFonts w:ascii="宋体" w:hAnsi="宋体" w:eastAsia="宋体"/>
+          <w:sz w:val="24"/>
+        </w:rPr>
+        <w:t>她不知道他去了哪里，也不知道他什么时候回来。但是她决定要等他，等他回来，把话说清楚。</w:t>
+      </w:r>
+    </w:p>
+    <w:p>
+      <w:pPr>
+        <w:spacing w:line="360" w:lineRule="auto"/>
+        <w:ind w:firstLine="420"/>
+      </w:pPr>
+      <w:r>
+        <w:rPr>
+          <w:rFonts w:ascii="宋体" w:hAnsi="宋体" w:eastAsia="宋体"/>
+          <w:sz w:val="24"/>
+        </w:rPr>
+        <w:t>小芳的心里忽然涌起一股复杂的情绪。有高兴，因为他是在乎她的；有生气，因为他为什么不早说；还有一点点心疼，心疼那个转身离开的背影，心疼他独自走进夜色的样子。</w:t>
+      </w:r>
+    </w:p>
+    <w:p>
+      <w:pPr>
+        <w:spacing w:line="360" w:lineRule="auto"/>
+        <w:ind w:firstLine="420"/>
+      </w:pPr>
+      <w:r>
+        <w:rPr>
+          <w:rFonts w:ascii="宋体" w:hAnsi="宋体" w:eastAsia="宋体"/>
+          <w:sz w:val="24"/>
+        </w:rPr>
+        <w:t>她想，她也等了很久了。等一个人说喜欢她，等一个人牵她的手，等一个人和她一起走未来的路。现在她知道了，那个人是张成，一直都是张成。</w:t>
       </w:r>
     </w:p>
     <w:p>
@@ -1935,6 +3729,500 @@
     </w:p>
     <w:p>
       <w:pPr>
+        <w:spacing w:line="360" w:lineRule="auto"/>
+        <w:ind w:firstLine="420"/>
+      </w:pPr>
+      <w:r>
+        <w:rPr>
+          <w:rFonts w:ascii="宋体" w:hAnsi="宋体" w:eastAsia="宋体"/>
+          <w:sz w:val="24"/>
+        </w:rPr>
+        <w:t>那天晚上，她在楼梯口等张成。</w:t>
+      </w:r>
+    </w:p>
+    <w:p>
+      <w:pPr>
+        <w:spacing w:line="360" w:lineRule="auto"/>
+        <w:ind w:firstLine="420"/>
+      </w:pPr>
+      <w:r>
+        <w:rPr>
+          <w:rFonts w:ascii="宋体" w:hAnsi="宋体" w:eastAsia="宋体"/>
+          <w:sz w:val="24"/>
+        </w:rPr>
+        <w:t>她不知道他去了哪里，也不知道他什么时候回来。她只是站在那里，站在那盏昏黄的楼道灯下，等着。楼道里很安静，只有偶尔传来的脚步声，每次有脚步声她都会抬起头，但每次都不是他。</w:t>
+      </w:r>
+    </w:p>
+    <w:p>
+      <w:pPr>
+        <w:spacing w:line="360" w:lineRule="auto"/>
+        <w:ind w:firstLine="420"/>
+      </w:pPr>
+      <w:r>
+        <w:rPr>
+          <w:rFonts w:ascii="宋体" w:hAnsi="宋体" w:eastAsia="宋体"/>
+          <w:sz w:val="24"/>
+        </w:rPr>
+        <w:t>一个小时过去了，两个小时过去了。巷子里的人声渐渐少了，灯光也渐渐暗了。但她还是站在那里，一动不动。她的腿有些酸了，脚也有些麻了，但是她不想动，不想错过他回来的那一刻。</w:t>
+      </w:r>
+    </w:p>
+    <w:p>
+      <w:pPr>
+        <w:spacing w:line="360" w:lineRule="auto"/>
+        <w:ind w:firstLine="420"/>
+      </w:pPr>
+      <w:r>
+        <w:rPr>
+          <w:rFonts w:ascii="宋体" w:hAnsi="宋体" w:eastAsia="宋体"/>
+          <w:sz w:val="24"/>
+        </w:rPr>
+        <w:t>她想，他会回来的，一定会回来的。</w:t>
+      </w:r>
+    </w:p>
+    <w:p>
+      <w:pPr>
+        <w:spacing w:line="360" w:lineRule="auto"/>
+        <w:ind w:firstLine="420"/>
+      </w:pPr>
+      <w:r>
+        <w:rPr>
+          <w:rFonts w:ascii="宋体" w:hAnsi="宋体" w:eastAsia="宋体"/>
+          <w:sz w:val="24"/>
+        </w:rPr>
+        <w:t>终于，在深夜的时候，她听见了脚步声。</w:t>
+      </w:r>
+    </w:p>
+    <w:p>
+      <w:pPr>
+        <w:spacing w:line="360" w:lineRule="auto"/>
+        <w:ind w:firstLine="420"/>
+      </w:pPr>
+      <w:r>
+        <w:rPr>
+          <w:rFonts w:ascii="宋体" w:hAnsi="宋体" w:eastAsia="宋体"/>
+          <w:sz w:val="24"/>
+        </w:rPr>
+        <w:t>那脚步声很轻，但是在寂静的夜里，听起来格外清晰。不是那种急促的脚步，也不是那种悠闲的脚步，而是一种很缓慢的、很疲惫的脚步，像是一个走了很远的路的人，终于回到了家。</w:t>
+      </w:r>
+    </w:p>
+    <w:p>
+      <w:pPr>
+        <w:spacing w:line="360" w:lineRule="auto"/>
+        <w:ind w:firstLine="420"/>
+      </w:pPr>
+      <w:r>
+        <w:rPr>
+          <w:rFonts w:ascii="宋体" w:hAnsi="宋体" w:eastAsia="宋体"/>
+          <w:sz w:val="24"/>
+        </w:rPr>
+        <w:t>她抬起头，看见张成从楼梯下面走上来。他看起来很疲惫，眼睛下面有淡淡的黑眼圈，头发有些乱，衣服也有些皱，像是经历了很多事情。他低着头，一步一步地往上走，没有注意到她。</w:t>
+      </w:r>
+    </w:p>
+    <w:p>
+      <w:pPr>
+        <w:spacing w:line="360" w:lineRule="auto"/>
+        <w:ind w:firstLine="420"/>
+      </w:pPr>
+      <w:r>
+        <w:rPr>
+          <w:rFonts w:ascii="宋体" w:hAnsi="宋体" w:eastAsia="宋体"/>
+          <w:sz w:val="24"/>
+        </w:rPr>
+        <w:t>然后，他抬起头，看见了她。</w:t>
+      </w:r>
+    </w:p>
+    <w:p>
+      <w:pPr>
+        <w:spacing w:line="360" w:lineRule="auto"/>
+        <w:ind w:firstLine="420"/>
+      </w:pPr>
+      <w:r>
+        <w:rPr>
+          <w:rFonts w:ascii="宋体" w:hAnsi="宋体" w:eastAsia="宋体"/>
+          <w:sz w:val="24"/>
+        </w:rPr>
+        <w:t>他愣住了。</w:t>
+      </w:r>
+    </w:p>
+    <w:p>
+      <w:pPr>
+        <w:spacing w:line="360" w:lineRule="auto"/>
+        <w:ind w:firstLine="420"/>
+      </w:pPr>
+      <w:r>
+        <w:rPr>
+          <w:rFonts w:ascii="宋体" w:hAnsi="宋体" w:eastAsia="宋体"/>
+          <w:sz w:val="24"/>
+        </w:rPr>
+        <w:t>"你怎么在这儿？"他问，声音有些沙哑。</w:t>
+      </w:r>
+    </w:p>
+    <w:p>
+      <w:pPr>
+        <w:spacing w:line="360" w:lineRule="auto"/>
+        <w:ind w:firstLine="420"/>
+      </w:pPr>
+      <w:r>
+        <w:rPr>
+          <w:rFonts w:ascii="宋体" w:hAnsi="宋体" w:eastAsia="宋体"/>
+          <w:sz w:val="24"/>
+        </w:rPr>
+        <w:t>"等你。"小芳说，声音很平静，但是只有她自己知道，她的心跳得有多快。</w:t>
+      </w:r>
+    </w:p>
+    <w:p>
+      <w:pPr>
+        <w:spacing w:line="360" w:lineRule="auto"/>
+        <w:ind w:firstLine="420"/>
+      </w:pPr>
+      <w:r>
+        <w:rPr>
+          <w:rFonts w:ascii="宋体" w:hAnsi="宋体" w:eastAsia="宋体"/>
+          <w:sz w:val="24"/>
+        </w:rPr>
+        <w:t>张成沉默了。他看着她，眼睛里有她看不懂的情绪。是惊讶？是疑惑？还是别的什么？</w:t>
+      </w:r>
+    </w:p>
+    <w:p>
+      <w:pPr>
+        <w:spacing w:line="360" w:lineRule="auto"/>
+        <w:ind w:firstLine="420"/>
+      </w:pPr>
+      <w:r>
+        <w:rPr>
+          <w:rFonts w:ascii="宋体" w:hAnsi="宋体" w:eastAsia="宋体"/>
+          <w:sz w:val="24"/>
+        </w:rPr>
+        <w:t>"我有话想对你说。"小芳说，"你先跟我来。"</w:t>
+      </w:r>
+    </w:p>
+    <w:p>
+      <w:pPr>
+        <w:spacing w:line="360" w:lineRule="auto"/>
+        <w:ind w:firstLine="420"/>
+      </w:pPr>
+      <w:r>
+        <w:rPr>
+          <w:rFonts w:ascii="宋体" w:hAnsi="宋体" w:eastAsia="宋体"/>
+          <w:sz w:val="24"/>
+        </w:rPr>
+        <w:t>她转身上了楼，走到四楼的那扇门前，那是他的房间。她站在门口，等他过来。</w:t>
+      </w:r>
+    </w:p>
+    <w:p>
+      <w:pPr>
+        <w:spacing w:line="360" w:lineRule="auto"/>
+        <w:ind w:firstLine="420"/>
+      </w:pPr>
+      <w:r>
+        <w:rPr>
+          <w:rFonts w:ascii="宋体" w:hAnsi="宋体" w:eastAsia="宋体"/>
+          <w:sz w:val="24"/>
+        </w:rPr>
+        <w:t>张成慢慢地走上来，站在她面前。两个人之间只有一步的距离，近到可以听见彼此的呼吸声。</w:t>
+      </w:r>
+    </w:p>
+    <w:p>
+      <w:pPr>
+        <w:spacing w:line="360" w:lineRule="auto"/>
+        <w:ind w:firstLine="420"/>
+      </w:pPr>
+      <w:r>
+        <w:rPr>
+          <w:rFonts w:ascii="宋体" w:hAnsi="宋体" w:eastAsia="宋体"/>
+          <w:sz w:val="24"/>
+        </w:rPr>
+        <w:t>"我也有话想对你说。"张成说，声音很轻。</w:t>
+      </w:r>
+    </w:p>
+    <w:p>
+      <w:pPr>
+        <w:spacing w:line="360" w:lineRule="auto"/>
+        <w:ind w:firstLine="420"/>
+      </w:pPr>
+      <w:r>
+        <w:rPr>
+          <w:rFonts w:ascii="宋体" w:hAnsi="宋体" w:eastAsia="宋体"/>
+          <w:sz w:val="24"/>
+        </w:rPr>
+        <w:t>"你先说。"小芳说。</w:t>
+      </w:r>
+    </w:p>
+    <w:p>
+      <w:pPr>
+        <w:spacing w:line="360" w:lineRule="auto"/>
+        <w:ind w:firstLine="420"/>
+      </w:pPr>
+      <w:r>
+        <w:rPr>
+          <w:rFonts w:ascii="宋体" w:hAnsi="宋体" w:eastAsia="宋体"/>
+          <w:sz w:val="24"/>
+        </w:rPr>
+        <w:t>张成深吸一口气，像是下定了什么决心。他看着小芳的眼睛，目光很认真，像是要把这一刻永远记住。</w:t>
+      </w:r>
+    </w:p>
+    <w:p>
+      <w:pPr>
+        <w:spacing w:line="360" w:lineRule="auto"/>
+        <w:ind w:firstLine="420"/>
+      </w:pPr>
+      <w:r>
+        <w:rPr>
+          <w:rFonts w:ascii="宋体" w:hAnsi="宋体" w:eastAsia="宋体"/>
+          <w:sz w:val="24"/>
+        </w:rPr>
+        <w:t>"小芳，我……我喜欢你。"</w:t>
+      </w:r>
+    </w:p>
+    <w:p>
+      <w:pPr>
+        <w:spacing w:line="360" w:lineRule="auto"/>
+        <w:ind w:firstLine="420"/>
+      </w:pPr>
+      <w:r>
+        <w:rPr>
+          <w:rFonts w:ascii="宋体" w:hAnsi="宋体" w:eastAsia="宋体"/>
+          <w:sz w:val="24"/>
+        </w:rPr>
+        <w:t>他的声音很轻，轻得几乎听不见。但是小芳听见了。她愣住了，眼眶忽然有些发热，像是有什么东西要流出来。</w:t>
+      </w:r>
+    </w:p>
+    <w:p>
+      <w:pPr>
+        <w:spacing w:line="360" w:lineRule="auto"/>
+        <w:ind w:firstLine="420"/>
+      </w:pPr>
+      <w:r>
+        <w:rPr>
+          <w:rFonts w:ascii="宋体" w:hAnsi="宋体" w:eastAsia="宋体"/>
+          <w:sz w:val="24"/>
+        </w:rPr>
+        <w:t>"从搬进来的第一天起，从看见你的第一眼起，我就喜欢你。"张成继续说，他的声音有些发抖，"可是我不敢说。我怕说了之后连朋友都做不成，怕你觉得我是在趁人之危，怕……怕你不喜欢我。"</w:t>
+      </w:r>
+    </w:p>
+    <w:p>
+      <w:pPr>
+        <w:spacing w:line="360" w:lineRule="auto"/>
+        <w:ind w:firstLine="420"/>
+      </w:pPr>
+      <w:r>
+        <w:rPr>
+          <w:rFonts w:ascii="宋体" w:hAnsi="宋体" w:eastAsia="宋体"/>
+          <w:sz w:val="24"/>
+        </w:rPr>
+        <w:t>他停顿了一下，看着小芳的眼睛，目光很认真，像是在诉说着藏在心底很久的秘密。</w:t>
+      </w:r>
+    </w:p>
+    <w:p>
+      <w:pPr>
+        <w:spacing w:line="360" w:lineRule="auto"/>
+        <w:ind w:firstLine="420"/>
+      </w:pPr>
+      <w:r>
+        <w:rPr>
+          <w:rFonts w:ascii="宋体" w:hAnsi="宋体" w:eastAsia="宋体"/>
+          <w:sz w:val="24"/>
+        </w:rPr>
+        <w:t>"今天看见你和那个男人在一起，我心里很难受。我才知道，原来我已经不能只是把你当成邻居或者朋友了。我想要更多，但是我怕我配不上你。"</w:t>
+      </w:r>
+    </w:p>
+    <w:p>
+      <w:pPr>
+        <w:spacing w:line="360" w:lineRule="auto"/>
+        <w:ind w:firstLine="420"/>
+      </w:pPr>
+      <w:r>
+        <w:rPr>
+          <w:rFonts w:ascii="宋体" w:hAnsi="宋体" w:eastAsia="宋体"/>
+          <w:sz w:val="24"/>
+        </w:rPr>
+        <w:t>小芳的眼泪流了下来。她不知道自己为什么要哭，明明是高兴的事情，但是她就是忍不住。</w:t>
+      </w:r>
+    </w:p>
+    <w:p>
+      <w:pPr>
+        <w:spacing w:line="360" w:lineRule="auto"/>
+        <w:ind w:firstLine="420"/>
+      </w:pPr>
+      <w:r>
+        <w:rPr>
+          <w:rFonts w:ascii="宋体" w:hAnsi="宋体" w:eastAsia="宋体"/>
+          <w:sz w:val="24"/>
+        </w:rPr>
+        <w:t>"你这个笨蛋。"她说，声音有些哽咽，"我以为你不喜欢我。"</w:t>
+      </w:r>
+    </w:p>
+    <w:p>
+      <w:pPr>
+        <w:spacing w:line="360" w:lineRule="auto"/>
+        <w:ind w:firstLine="420"/>
+      </w:pPr>
+      <w:r>
+        <w:rPr>
+          <w:rFonts w:ascii="宋体" w:hAnsi="宋体" w:eastAsia="宋体"/>
+          <w:sz w:val="24"/>
+        </w:rPr>
+        <w:t>"什么？"张成愣住了。</w:t>
+      </w:r>
+    </w:p>
+    <w:p>
+      <w:pPr>
+        <w:spacing w:line="360" w:lineRule="auto"/>
+        <w:ind w:firstLine="420"/>
+      </w:pPr>
+      <w:r>
+        <w:rPr>
+          <w:rFonts w:ascii="宋体" w:hAnsi="宋体" w:eastAsia="宋体"/>
+          <w:sz w:val="24"/>
+        </w:rPr>
+        <w:t>"我以为你只是把我当成普通邻居。"小芳擦了擦眼泪，"你什么都不说，什么都不做，就自己在那里闷着。你知道我等了你多久吗？"</w:t>
+      </w:r>
+    </w:p>
+    <w:p>
+      <w:pPr>
+        <w:spacing w:line="360" w:lineRule="auto"/>
+        <w:ind w:firstLine="420"/>
+      </w:pPr>
+      <w:r>
+        <w:rPr>
+          <w:rFonts w:ascii="宋体" w:hAnsi="宋体" w:eastAsia="宋体"/>
+          <w:sz w:val="24"/>
+        </w:rPr>
+        <w:t>张成站在那里，不知道该说什么。他看着小芳脸上的泪痕，心里又疼又甜。</w:t>
+      </w:r>
+    </w:p>
+    <w:p>
+      <w:pPr>
+        <w:spacing w:line="360" w:lineRule="auto"/>
+        <w:ind w:firstLine="420"/>
+      </w:pPr>
+      <w:r>
+        <w:rPr>
+          <w:rFonts w:ascii="宋体" w:hAnsi="宋体" w:eastAsia="宋体"/>
+          <w:sz w:val="24"/>
+        </w:rPr>
+        <w:t>"我拒绝了周林。"小芳说，"就在今天，在他表白的时候。我告诉他，我有喜欢的人了。"</w:t>
+      </w:r>
+    </w:p>
+    <w:p>
+      <w:pPr>
+        <w:spacing w:line="360" w:lineRule="auto"/>
+        <w:ind w:firstLine="420"/>
+      </w:pPr>
+      <w:r>
+        <w:rPr>
+          <w:rFonts w:ascii="宋体" w:hAnsi="宋体" w:eastAsia="宋体"/>
+          <w:sz w:val="24"/>
+        </w:rPr>
+        <w:t>"那个人是……"</w:t>
+      </w:r>
+    </w:p>
+    <w:p>
+      <w:pPr>
+        <w:spacing w:line="360" w:lineRule="auto"/>
+        <w:ind w:firstLine="420"/>
+      </w:pPr>
+      <w:r>
+        <w:rPr>
+          <w:rFonts w:ascii="宋体" w:hAnsi="宋体" w:eastAsia="宋体"/>
+          <w:sz w:val="24"/>
+        </w:rPr>
+        <w:t>"是你，笨蛋。"</w:t>
+      </w:r>
+    </w:p>
+    <w:p>
+      <w:pPr>
+        <w:spacing w:line="360" w:lineRule="auto"/>
+        <w:ind w:firstLine="420"/>
+      </w:pPr>
+      <w:r>
+        <w:rPr>
+          <w:rFonts w:ascii="宋体" w:hAnsi="宋体" w:eastAsia="宋体"/>
+          <w:sz w:val="24"/>
+        </w:rPr>
+        <w:t>月光从楼道的小窗户照进来，落在他们之间。城中村的夜很安静，安静得只能听见彼此的呼吸声。</w:t>
+      </w:r>
+    </w:p>
+    <w:p>
+      <w:pPr>
+        <w:spacing w:line="360" w:lineRule="auto"/>
+        <w:ind w:firstLine="420"/>
+      </w:pPr>
+      <w:r>
+        <w:rPr>
+          <w:rFonts w:ascii="宋体" w:hAnsi="宋体" w:eastAsia="宋体"/>
+          <w:sz w:val="24"/>
+        </w:rPr>
+        <w:t>然后，张成伸出手，轻轻地握住了小芳的手。</w:t>
+      </w:r>
+    </w:p>
+    <w:p>
+      <w:pPr>
+        <w:spacing w:line="360" w:lineRule="auto"/>
+        <w:ind w:firstLine="420"/>
+      </w:pPr>
+      <w:r>
+        <w:rPr>
+          <w:rFonts w:ascii="宋体" w:hAnsi="宋体" w:eastAsia="宋体"/>
+          <w:sz w:val="24"/>
+        </w:rPr>
+        <w:t>他的手心很热，有些汗，像是紧张造成的。他的手指很长，骨头分明，握着她的手的时候，很用力，像是不愿意放开。</w:t>
+      </w:r>
+    </w:p>
+    <w:p>
+      <w:pPr>
+        <w:spacing w:line="360" w:lineRule="auto"/>
+        <w:ind w:firstLine="420"/>
+      </w:pPr>
+      <w:r>
+        <w:rPr>
+          <w:rFonts w:ascii="宋体" w:hAnsi="宋体" w:eastAsia="宋体"/>
+          <w:sz w:val="24"/>
+        </w:rPr>
+        <w:t>"小芳，"他说，声音很轻，但是很坚定，"我不会再犹豫了。"</w:t>
+      </w:r>
+    </w:p>
+    <w:p>
+      <w:pPr>
+        <w:spacing w:line="360" w:lineRule="auto"/>
+        <w:ind w:firstLine="420"/>
+      </w:pPr>
+      <w:r>
+        <w:rPr>
+          <w:rFonts w:ascii="宋体" w:hAnsi="宋体" w:eastAsia="宋体"/>
+          <w:sz w:val="24"/>
+        </w:rPr>
+        <w:t>小芳抬起头看着他，眼睛里的泪光在月光下闪闪发亮，像是两颗星星。</w:t>
+      </w:r>
+    </w:p>
+    <w:p>
+      <w:pPr>
+        <w:spacing w:line="360" w:lineRule="auto"/>
+        <w:ind w:firstLine="420"/>
+      </w:pPr>
+      <w:r>
+        <w:rPr>
+          <w:rFonts w:ascii="宋体" w:hAnsi="宋体" w:eastAsia="宋体"/>
+          <w:sz w:val="24"/>
+        </w:rPr>
+        <w:t>"好。"她说。</w:t>
+      </w:r>
+    </w:p>
+    <w:p>
+      <w:pPr>
+        <w:spacing w:line="360" w:lineRule="auto"/>
+        <w:ind w:firstLine="420"/>
+      </w:pPr>
+      <w:r>
+        <w:rPr>
+          <w:rFonts w:ascii="宋体" w:hAnsi="宋体" w:eastAsia="宋体"/>
+          <w:sz w:val="24"/>
+        </w:rPr>
+        <w:t>那一夜，月光很好，凤尾竹在风中轻轻摇曳，发出沙沙的声音。两个曾经错过的人，终于在这个夜晚，找到了彼此。</w:t>
+      </w:r>
+    </w:p>
+    <w:p>
+      <w:pPr>
         <w:pStyle w:val="Heading1"/>
       </w:pPr>
       <w:r>
@@ -1951,410 +4239,371 @@
           <w:rFonts w:ascii="宋体" w:hAnsi="宋体" w:eastAsia="宋体"/>
           <w:sz w:val="24"/>
         </w:rPr>
-        <w:t>那天晚上，小芳在楼梯口等张成。</w:t>
-      </w:r>
-    </w:p>
-    <w:p>
-      <w:pPr>
-        <w:spacing w:line="360" w:lineRule="auto"/>
-        <w:ind w:firstLine="420"/>
-      </w:pPr>
-      <w:r>
-        <w:rPr>
-          <w:rFonts w:ascii="宋体" w:hAnsi="宋体" w:eastAsia="宋体"/>
-          <w:sz w:val="24"/>
-        </w:rPr>
-        <w:t>她不知道他去了哪里，也不知道他什么时候回来。她只是站在那里，站在那盏昏黄的楼道灯下，等着。</w:t>
-      </w:r>
-    </w:p>
-    <w:p>
-      <w:pPr>
-        <w:spacing w:line="360" w:lineRule="auto"/>
-        <w:ind w:firstLine="420"/>
-      </w:pPr>
-      <w:r>
-        <w:rPr>
-          <w:rFonts w:ascii="宋体" w:hAnsi="宋体" w:eastAsia="宋体"/>
-          <w:sz w:val="24"/>
-        </w:rPr>
-        <w:t>一个小时过去了，两个小时过去了。巷子里的人声渐渐少了，灯光也渐渐暗了。但她还是站在那里，一动不动。</w:t>
-      </w:r>
-    </w:p>
-    <w:p>
-      <w:pPr>
-        <w:spacing w:line="360" w:lineRule="auto"/>
-        <w:ind w:firstLine="420"/>
-      </w:pPr>
-      <w:r>
-        <w:rPr>
-          <w:rFonts w:ascii="宋体" w:hAnsi="宋体" w:eastAsia="宋体"/>
-          <w:sz w:val="24"/>
-        </w:rPr>
-        <w:t>终于，她听见了脚步声。</w:t>
-      </w:r>
-    </w:p>
-    <w:p>
-      <w:pPr>
-        <w:spacing w:line="360" w:lineRule="auto"/>
-        <w:ind w:firstLine="420"/>
-      </w:pPr>
-      <w:r>
-        <w:rPr>
-          <w:rFonts w:ascii="宋体" w:hAnsi="宋体" w:eastAsia="宋体"/>
-          <w:sz w:val="24"/>
-        </w:rPr>
-        <w:t>那脚步声很轻，但是在寂静的夜里，听起来格外清晰。她抬起头，看见张成从楼梯下面走上来，脸上带着疲惫的神色。</w:t>
-      </w:r>
-    </w:p>
-    <w:p>
-      <w:pPr>
-        <w:spacing w:line="360" w:lineRule="auto"/>
-        <w:ind w:firstLine="420"/>
-      </w:pPr>
-      <w:r>
-        <w:rPr>
-          <w:rFonts w:ascii="宋体" w:hAnsi="宋体" w:eastAsia="宋体"/>
-          <w:sz w:val="24"/>
-        </w:rPr>
-        <w:t>他看见她，愣住了。</w:t>
-      </w:r>
-    </w:p>
-    <w:p>
-      <w:pPr>
-        <w:spacing w:line="360" w:lineRule="auto"/>
-        <w:ind w:firstLine="420"/>
-      </w:pPr>
-      <w:r>
-        <w:rPr>
-          <w:rFonts w:ascii="宋体" w:hAnsi="宋体" w:eastAsia="宋体"/>
-          <w:sz w:val="24"/>
-        </w:rPr>
-        <w:t>"你怎么在这儿？"他问。</w:t>
-      </w:r>
-    </w:p>
-    <w:p>
-      <w:pPr>
-        <w:spacing w:line="360" w:lineRule="auto"/>
-        <w:ind w:firstLine="420"/>
-      </w:pPr>
-      <w:r>
-        <w:rPr>
-          <w:rFonts w:ascii="宋体" w:hAnsi="宋体" w:eastAsia="宋体"/>
-          <w:sz w:val="24"/>
-        </w:rPr>
-        <w:t>"等你。"小芳说。</w:t>
-      </w:r>
-    </w:p>
-    <w:p>
-      <w:pPr>
-        <w:spacing w:line="360" w:lineRule="auto"/>
-        <w:ind w:firstLine="420"/>
-      </w:pPr>
-      <w:r>
-        <w:rPr>
-          <w:rFonts w:ascii="宋体" w:hAnsi="宋体" w:eastAsia="宋体"/>
-          <w:sz w:val="24"/>
-        </w:rPr>
-        <w:t>张成沉默了。他看着她，眼睛里有她看不懂的情绪。</w:t>
-      </w:r>
-    </w:p>
-    <w:p>
-      <w:pPr>
-        <w:spacing w:line="360" w:lineRule="auto"/>
-        <w:ind w:firstLine="420"/>
-      </w:pPr>
-      <w:r>
-        <w:rPr>
-          <w:rFonts w:ascii="宋体" w:hAnsi="宋体" w:eastAsia="宋体"/>
-          <w:sz w:val="24"/>
-        </w:rPr>
-        <w:t>"我有话想对你说。"小芳说，声音很平静，但是只有她自己知道，她的心跳得有多快。</w:t>
-      </w:r>
-    </w:p>
-    <w:p>
-      <w:pPr>
-        <w:spacing w:line="360" w:lineRule="auto"/>
-        <w:ind w:firstLine="420"/>
-      </w:pPr>
-      <w:r>
-        <w:rPr>
-          <w:rFonts w:ascii="宋体" w:hAnsi="宋体" w:eastAsia="宋体"/>
-          <w:sz w:val="24"/>
-        </w:rPr>
-        <w:t>"我也有话想对你说。"张成说。</w:t>
-      </w:r>
-    </w:p>
-    <w:p>
-      <w:pPr>
-        <w:spacing w:line="360" w:lineRule="auto"/>
-        <w:ind w:firstLine="420"/>
-      </w:pPr>
-      <w:r>
-        <w:rPr>
-          <w:rFonts w:ascii="宋体" w:hAnsi="宋体" w:eastAsia="宋体"/>
-          <w:sz w:val="24"/>
-        </w:rPr>
-        <w:t>"你先说。"</w:t>
-      </w:r>
-    </w:p>
-    <w:p>
-      <w:pPr>
-        <w:spacing w:line="360" w:lineRule="auto"/>
-        <w:ind w:firstLine="420"/>
-      </w:pPr>
-      <w:r>
-        <w:rPr>
-          <w:rFonts w:ascii="宋体" w:hAnsi="宋体" w:eastAsia="宋体"/>
-          <w:sz w:val="24"/>
-        </w:rPr>
-        <w:t>张成深吸一口气，像是下定了什么决心。</w:t>
-      </w:r>
-    </w:p>
-    <w:p>
-      <w:pPr>
-        <w:spacing w:line="360" w:lineRule="auto"/>
-        <w:ind w:firstLine="420"/>
-      </w:pPr>
-      <w:r>
-        <w:rPr>
-          <w:rFonts w:ascii="宋体" w:hAnsi="宋体" w:eastAsia="宋体"/>
-          <w:sz w:val="24"/>
-        </w:rPr>
-        <w:t>"小芳，我……我喜欢你。"</w:t>
-      </w:r>
-    </w:p>
-    <w:p>
-      <w:pPr>
-        <w:spacing w:line="360" w:lineRule="auto"/>
-        <w:ind w:firstLine="420"/>
-      </w:pPr>
-      <w:r>
-        <w:rPr>
-          <w:rFonts w:ascii="宋体" w:hAnsi="宋体" w:eastAsia="宋体"/>
-          <w:sz w:val="24"/>
-        </w:rPr>
-        <w:t>他的声音很轻，轻得几乎听不见。但是小芳听见了。她愣住了，眼眶忽然有些发热。</w:t>
-      </w:r>
-    </w:p>
-    <w:p>
-      <w:pPr>
-        <w:spacing w:line="360" w:lineRule="auto"/>
-        <w:ind w:firstLine="420"/>
-      </w:pPr>
-      <w:r>
-        <w:rPr>
-          <w:rFonts w:ascii="宋体" w:hAnsi="宋体" w:eastAsia="宋体"/>
-          <w:sz w:val="24"/>
-        </w:rPr>
-        <w:t>"从搬进来的第一天起，从看见你的第一眼起，我就喜欢你。"张成继续说，他的声音有些发抖，"可是我不敢说。我怕说了之后连朋友都做不成，怕你觉得我是在趁人之危，怕……怕你不喜欢我。"</w:t>
-      </w:r>
-    </w:p>
-    <w:p>
-      <w:pPr>
-        <w:spacing w:line="360" w:lineRule="auto"/>
-        <w:ind w:firstLine="420"/>
-      </w:pPr>
-      <w:r>
-        <w:rPr>
-          <w:rFonts w:ascii="宋体" w:hAnsi="宋体" w:eastAsia="宋体"/>
-          <w:sz w:val="24"/>
-        </w:rPr>
-        <w:t>他停顿了一下，看着小芳的眼睛，目光很认真。</w:t>
-      </w:r>
-    </w:p>
-    <w:p>
-      <w:pPr>
-        <w:spacing w:line="360" w:lineRule="auto"/>
-        <w:ind w:firstLine="420"/>
-      </w:pPr>
-      <w:r>
-        <w:rPr>
-          <w:rFonts w:ascii="宋体" w:hAnsi="宋体" w:eastAsia="宋体"/>
-          <w:sz w:val="24"/>
-        </w:rPr>
-        <w:t>"今天看见你和那个男人在一起，我心里很难受。我才知道，原来我已经不能只是把你当成邻居或者朋友了。我想要更多，但是我怕我配不上你。"</w:t>
-      </w:r>
-    </w:p>
-    <w:p>
-      <w:pPr>
-        <w:spacing w:line="360" w:lineRule="auto"/>
-        <w:ind w:firstLine="420"/>
-      </w:pPr>
-      <w:r>
-        <w:rPr>
-          <w:rFonts w:ascii="宋体" w:hAnsi="宋体" w:eastAsia="宋体"/>
-          <w:sz w:val="24"/>
-        </w:rPr>
-        <w:t>小芳的眼泪流了下来。</w:t>
-      </w:r>
-    </w:p>
-    <w:p>
-      <w:pPr>
-        <w:spacing w:line="360" w:lineRule="auto"/>
-        <w:ind w:firstLine="420"/>
-      </w:pPr>
-      <w:r>
-        <w:rPr>
-          <w:rFonts w:ascii="宋体" w:hAnsi="宋体" w:eastAsia="宋体"/>
-          <w:sz w:val="24"/>
-        </w:rPr>
-        <w:t>"你这个笨蛋。"她说，声音有些哽咽，"我以为你不喜欢我。"</w:t>
-      </w:r>
-    </w:p>
-    <w:p>
-      <w:pPr>
-        <w:spacing w:line="360" w:lineRule="auto"/>
-        <w:ind w:firstLine="420"/>
-      </w:pPr>
-      <w:r>
-        <w:rPr>
-          <w:rFonts w:ascii="宋体" w:hAnsi="宋体" w:eastAsia="宋体"/>
-          <w:sz w:val="24"/>
-        </w:rPr>
-        <w:t>"什么？"张成愣住了。</w:t>
-      </w:r>
-    </w:p>
-    <w:p>
-      <w:pPr>
-        <w:spacing w:line="360" w:lineRule="auto"/>
-        <w:ind w:firstLine="420"/>
-      </w:pPr>
-      <w:r>
-        <w:rPr>
-          <w:rFonts w:ascii="宋体" w:hAnsi="宋体" w:eastAsia="宋体"/>
-          <w:sz w:val="24"/>
-        </w:rPr>
-        <w:t>"我以为你只是把我当成普通邻居。"小芳擦了擦眼泪，"你什么都不说，什么都不做，就自己在那里闷着。你知道我等了你多久吗？"</w:t>
-      </w:r>
-    </w:p>
-    <w:p>
-      <w:pPr>
-        <w:spacing w:line="360" w:lineRule="auto"/>
-        <w:ind w:firstLine="420"/>
-      </w:pPr>
-      <w:r>
-        <w:rPr>
-          <w:rFonts w:ascii="宋体" w:hAnsi="宋体" w:eastAsia="宋体"/>
-          <w:sz w:val="24"/>
-        </w:rPr>
-        <w:t>张成站在那里，不知道该说什么。</w:t>
-      </w:r>
-    </w:p>
-    <w:p>
-      <w:pPr>
-        <w:spacing w:line="360" w:lineRule="auto"/>
-        <w:ind w:firstLine="420"/>
-      </w:pPr>
-      <w:r>
-        <w:rPr>
-          <w:rFonts w:ascii="宋体" w:hAnsi="宋体" w:eastAsia="宋体"/>
-          <w:sz w:val="24"/>
-        </w:rPr>
-        <w:t>"我拒绝了周林。"小芳说，"就在今天，在他表白的时候。我告诉他，我有喜欢的人了。"</w:t>
-      </w:r>
-    </w:p>
-    <w:p>
-      <w:pPr>
-        <w:spacing w:line="360" w:lineRule="auto"/>
-        <w:ind w:firstLine="420"/>
-      </w:pPr>
-      <w:r>
-        <w:rPr>
-          <w:rFonts w:ascii="宋体" w:hAnsi="宋体" w:eastAsia="宋体"/>
-          <w:sz w:val="24"/>
-        </w:rPr>
-        <w:t>"那个人是……"</w:t>
-      </w:r>
-    </w:p>
-    <w:p>
-      <w:pPr>
-        <w:spacing w:line="360" w:lineRule="auto"/>
-        <w:ind w:firstLine="420"/>
-      </w:pPr>
-      <w:r>
-        <w:rPr>
-          <w:rFonts w:ascii="宋体" w:hAnsi="宋体" w:eastAsia="宋体"/>
-          <w:sz w:val="24"/>
-        </w:rPr>
-        <w:t>"是你，笨蛋。"</w:t>
-      </w:r>
-    </w:p>
-    <w:p>
-      <w:pPr>
-        <w:spacing w:line="360" w:lineRule="auto"/>
-        <w:ind w:firstLine="420"/>
-      </w:pPr>
-      <w:r>
-        <w:rPr>
-          <w:rFonts w:ascii="宋体" w:hAnsi="宋体" w:eastAsia="宋体"/>
-          <w:sz w:val="24"/>
-        </w:rPr>
-        <w:t>月光从楼道的小窗户照进来，落在他们之间。城中村的夜很安静，安静得只能听见彼此的呼吸声。</w:t>
-      </w:r>
-    </w:p>
-    <w:p>
-      <w:pPr>
-        <w:spacing w:line="360" w:lineRule="auto"/>
-        <w:ind w:firstLine="420"/>
-      </w:pPr>
-      <w:r>
-        <w:rPr>
-          <w:rFonts w:ascii="宋体" w:hAnsi="宋体" w:eastAsia="宋体"/>
-          <w:sz w:val="24"/>
-        </w:rPr>
-        <w:t>然后，张成伸出手，轻轻地握住了小芳的手。</w:t>
-      </w:r>
-    </w:p>
-    <w:p>
-      <w:pPr>
-        <w:spacing w:line="360" w:lineRule="auto"/>
-        <w:ind w:firstLine="420"/>
-      </w:pPr>
-      <w:r>
-        <w:rPr>
-          <w:rFonts w:ascii="宋体" w:hAnsi="宋体" w:eastAsia="宋体"/>
-          <w:sz w:val="24"/>
-        </w:rPr>
-        <w:t>他的手心很热，有些汗。</w:t>
-      </w:r>
-    </w:p>
-    <w:p>
-      <w:pPr>
-        <w:spacing w:line="360" w:lineRule="auto"/>
-        <w:ind w:firstLine="420"/>
-      </w:pPr>
-      <w:r>
-        <w:rPr>
-          <w:rFonts w:ascii="宋体" w:hAnsi="宋体" w:eastAsia="宋体"/>
-          <w:sz w:val="24"/>
-        </w:rPr>
-        <w:t>"小芳，"他说，声音很轻，但是很坚定，"我不会再犹豫了。"</w:t>
-      </w:r>
-    </w:p>
-    <w:p>
-      <w:pPr>
-        <w:spacing w:line="360" w:lineRule="auto"/>
-        <w:ind w:firstLine="420"/>
-      </w:pPr>
-      <w:r>
-        <w:rPr>
-          <w:rFonts w:ascii="宋体" w:hAnsi="宋体" w:eastAsia="宋体"/>
-          <w:sz w:val="24"/>
-        </w:rPr>
-        <w:t>小芳抬起头看着他，眼睛里的泪光在月光下闪闪发亮。</w:t>
-      </w:r>
-    </w:p>
-    <w:p>
-      <w:pPr>
-        <w:spacing w:line="360" w:lineRule="auto"/>
-        <w:ind w:firstLine="420"/>
-      </w:pPr>
-      <w:r>
-        <w:rPr>
-          <w:rFonts w:ascii="宋体" w:hAnsi="宋体" w:eastAsia="宋体"/>
-          <w:sz w:val="24"/>
-        </w:rPr>
-        <w:t>"好。"她说。</w:t>
+        <w:t>从那天晚上开始，张成和小芳的关系发生了变化。</w:t>
+      </w:r>
+    </w:p>
+    <w:p>
+      <w:pPr>
+        <w:spacing w:line="360" w:lineRule="auto"/>
+        <w:ind w:firstLine="420"/>
+      </w:pPr>
+      <w:r>
+        <w:rPr>
+          <w:rFonts w:ascii="宋体" w:hAnsi="宋体" w:eastAsia="宋体"/>
+          <w:sz w:val="24"/>
+        </w:rPr>
+        <w:t>他们开始一起吃饭，一起散步，一起在阳台上聊天。张成会去菜市场买菜，然后在小芳的厨房里做饭——他开始学习做饭了，虽然一开始做得不好，但是小芳会耐心地教他，告诉他怎么切菜，怎么调味，怎么控制火候。</w:t>
+      </w:r>
+    </w:p>
+    <w:p>
+      <w:pPr>
+        <w:spacing w:line="360" w:lineRule="auto"/>
+        <w:ind w:firstLine="420"/>
+      </w:pPr>
+      <w:r>
+        <w:rPr>
+          <w:rFonts w:ascii="宋体" w:hAnsi="宋体" w:eastAsia="宋体"/>
+          <w:sz w:val="24"/>
+        </w:rPr>
+        <w:t>他们会一起去看电影，手牵着手，像所有普通的情侣一样。他们会一起逛超市，为了一些小事争论——比如买哪个牌子的牙膏，买什么颜色的毛巾。他们会一起在晚饭后去江边散步，吹着夜风，看着江面上的灯火，聊着未来的计划。</w:t>
+      </w:r>
+    </w:p>
+    <w:p>
+      <w:pPr>
+        <w:spacing w:line="360" w:lineRule="auto"/>
+        <w:ind w:firstLine="420"/>
+      </w:pPr>
+      <w:r>
+        <w:rPr>
+          <w:rFonts w:ascii="宋体" w:hAnsi="宋体" w:eastAsia="宋体"/>
+          <w:sz w:val="24"/>
+        </w:rPr>
+        <w:t>生活变得不一样了。不再是一个人的孤独，而是两个人的温暖。</w:t>
+      </w:r>
+    </w:p>
+    <w:p>
+      <w:pPr>
+        <w:spacing w:line="360" w:lineRule="auto"/>
+        <w:ind w:firstLine="420"/>
+      </w:pPr>
+      <w:r>
+        <w:rPr>
+          <w:rFonts w:ascii="宋体" w:hAnsi="宋体" w:eastAsia="宋体"/>
+          <w:sz w:val="24"/>
+        </w:rPr>
+        <w:t>张成问过小芳："你为什么喜欢我？我既没有周林那么有钱，也没有他那么帅，也没有他那么会说话。"</w:t>
+      </w:r>
+    </w:p>
+    <w:p>
+      <w:pPr>
+        <w:spacing w:line="360" w:lineRule="auto"/>
+        <w:ind w:firstLine="420"/>
+      </w:pPr>
+      <w:r>
+        <w:rPr>
+          <w:rFonts w:ascii="宋体" w:hAnsi="宋体" w:eastAsia="宋体"/>
+          <w:sz w:val="24"/>
+        </w:rPr>
+        <w:t>小芳想了想，说："因为你像那丛凤尾竹。"</w:t>
+      </w:r>
+    </w:p>
+    <w:p>
+      <w:pPr>
+        <w:spacing w:line="360" w:lineRule="auto"/>
+        <w:ind w:firstLine="420"/>
+      </w:pPr>
+      <w:r>
+        <w:rPr>
+          <w:rFonts w:ascii="宋体" w:hAnsi="宋体" w:eastAsia="宋体"/>
+          <w:sz w:val="24"/>
+        </w:rPr>
+        <w:t>"什么意思？"</w:t>
+      </w:r>
+    </w:p>
+    <w:p>
+      <w:pPr>
+        <w:spacing w:line="360" w:lineRule="auto"/>
+        <w:ind w:firstLine="420"/>
+      </w:pPr>
+      <w:r>
+        <w:rPr>
+          <w:rFonts w:ascii="宋体" w:hAnsi="宋体" w:eastAsia="宋体"/>
+          <w:sz w:val="24"/>
+        </w:rPr>
+        <w:t>"安静，但是一直在那里。不说什么，但是让人安心。"</w:t>
+      </w:r>
+    </w:p>
+    <w:p>
+      <w:pPr>
+        <w:spacing w:line="360" w:lineRule="auto"/>
+        <w:ind w:firstLine="420"/>
+      </w:pPr>
+      <w:r>
+        <w:rPr>
+          <w:rFonts w:ascii="宋体" w:hAnsi="宋体" w:eastAsia="宋体"/>
+          <w:sz w:val="24"/>
+        </w:rPr>
+        <w:t>张成笑了，笑得很温柔。"那你为什么喜欢我？"小芳问。</w:t>
+      </w:r>
+    </w:p>
+    <w:p>
+      <w:pPr>
+        <w:spacing w:line="360" w:lineRule="auto"/>
+        <w:ind w:firstLine="420"/>
+      </w:pPr>
+      <w:r>
+        <w:rPr>
+          <w:rFonts w:ascii="宋体" w:hAnsi="宋体" w:eastAsia="宋体"/>
+          <w:sz w:val="24"/>
+        </w:rPr>
+        <w:t>"因为你像月光。"</w:t>
+      </w:r>
+    </w:p>
+    <w:p>
+      <w:pPr>
+        <w:spacing w:line="360" w:lineRule="auto"/>
+        <w:ind w:firstLine="420"/>
+      </w:pPr>
+      <w:r>
+        <w:rPr>
+          <w:rFonts w:ascii="宋体" w:hAnsi="宋体" w:eastAsia="宋体"/>
+          <w:sz w:val="24"/>
+        </w:rPr>
+        <w:t>"月光？"</w:t>
+      </w:r>
+    </w:p>
+    <w:p>
+      <w:pPr>
+        <w:spacing w:line="360" w:lineRule="auto"/>
+        <w:ind w:firstLine="420"/>
+      </w:pPr>
+      <w:r>
+        <w:rPr>
+          <w:rFonts w:ascii="宋体" w:hAnsi="宋体" w:eastAsia="宋体"/>
+          <w:sz w:val="24"/>
+        </w:rPr>
+        <w:t>"嗯。月光。"张成看着她，眼睛里满是柔情，"在我最黑暗的时候，照亮了我。"</w:t>
+      </w:r>
+    </w:p>
+    <w:p>
+      <w:pPr>
+        <w:spacing w:line="360" w:lineRule="auto"/>
+        <w:ind w:firstLine="420"/>
+      </w:pPr>
+      <w:r>
+        <w:rPr>
+          <w:rFonts w:ascii="宋体" w:hAnsi="宋体" w:eastAsia="宋体"/>
+          <w:sz w:val="24"/>
+        </w:rPr>
+        <w:t>小芳有些不好意思，把头埋在他的肩膀上。"你什么时候学会说这种话的？"</w:t>
+      </w:r>
+    </w:p>
+    <w:p>
+      <w:pPr>
+        <w:spacing w:line="360" w:lineRule="auto"/>
+        <w:ind w:firstLine="420"/>
+      </w:pPr>
+      <w:r>
+        <w:rPr>
+          <w:rFonts w:ascii="宋体" w:hAnsi="宋体" w:eastAsia="宋体"/>
+          <w:sz w:val="24"/>
+        </w:rPr>
+        <w:t>"从遇见你开始。"</w:t>
+      </w:r>
+    </w:p>
+    <w:p>
+      <w:pPr>
+        <w:spacing w:line="360" w:lineRule="auto"/>
+        <w:ind w:firstLine="420"/>
+      </w:pPr>
+      <w:r>
+        <w:rPr>
+          <w:rFonts w:ascii="宋体" w:hAnsi="宋体" w:eastAsia="宋体"/>
+          <w:sz w:val="24"/>
+        </w:rPr>
+        <w:t>日子就这样一天一天地过去。城中村的巷子依然嘈杂，卤菜的香味依然飘荡，老刘依然会在楼下等着新房客。但是对于张成和小芳来说，这一切都不一样了。因为有了彼此，城中村的夜晚也变得温柔起来。</w:t>
+      </w:r>
+    </w:p>
+    <w:p>
+      <w:pPr>
+        <w:spacing w:line="360" w:lineRule="auto"/>
+        <w:ind w:firstLine="420"/>
+      </w:pPr>
+      <w:r>
+        <w:rPr>
+          <w:rFonts w:ascii="宋体" w:hAnsi="宋体" w:eastAsia="宋体"/>
+          <w:sz w:val="24"/>
+        </w:rPr>
+        <w:t>一年后的七夕，他们在凤尾竹下举办了简单的婚礼。</w:t>
+      </w:r>
+    </w:p>
+    <w:p>
+      <w:pPr>
+        <w:spacing w:line="360" w:lineRule="auto"/>
+        <w:ind w:firstLine="420"/>
+      </w:pPr>
+      <w:r>
+        <w:rPr>
+          <w:rFonts w:ascii="宋体" w:hAnsi="宋体" w:eastAsia="宋体"/>
+          <w:sz w:val="24"/>
+        </w:rPr>
+        <w:t>没有酒店，没有婚庆公司，没有昂贵的婚纱和西装。只是在那丛凤尾竹旁边，摆了几张桌子，请了一些朋友和邻居。老刘是证婚人，卤菜店的老王提供了菜肴，理发店的老板帮忙布置现场，小卖部的老板送来了一箱啤酒。</w:t>
+      </w:r>
+    </w:p>
+    <w:p>
+      <w:pPr>
+        <w:spacing w:line="360" w:lineRule="auto"/>
+        <w:ind w:firstLine="420"/>
+      </w:pPr>
+      <w:r>
+        <w:rPr>
+          <w:rFonts w:ascii="宋体" w:hAnsi="宋体" w:eastAsia="宋体"/>
+          <w:sz w:val="24"/>
+        </w:rPr>
+        <w:t>小芳穿着一条白色的连衣裙，头发用木簪挽着，和张成穿着白衬衫站在树下。月光从树叶的缝隙中洒下来，落在他们身上，像是为他们披上了一层银色的纱。</w:t>
+      </w:r>
+    </w:p>
+    <w:p>
+      <w:pPr>
+        <w:spacing w:line="360" w:lineRule="auto"/>
+        <w:ind w:firstLine="420"/>
+      </w:pPr>
+      <w:r>
+        <w:rPr>
+          <w:rFonts w:ascii="宋体" w:hAnsi="宋体" w:eastAsia="宋体"/>
+          <w:sz w:val="24"/>
+        </w:rPr>
+        <w:t>老刘站在一旁，感慨地说："我就说这房子风水好吧，你看，连月老都看不过去了。这丛凤尾竹，当年是为了等一个人种下的，现在，它等来了另一段姻缘。"</w:t>
+      </w:r>
+    </w:p>
+    <w:p>
+      <w:pPr>
+        <w:spacing w:line="360" w:lineRule="auto"/>
+        <w:ind w:firstLine="420"/>
+      </w:pPr>
+      <w:r>
+        <w:rPr>
+          <w:rFonts w:ascii="宋体" w:hAnsi="宋体" w:eastAsia="宋体"/>
+          <w:sz w:val="24"/>
+        </w:rPr>
+        <w:t>小芳和张成相视一笑，十指紧扣。</w:t>
+      </w:r>
+    </w:p>
+    <w:p>
+      <w:pPr>
+        <w:spacing w:line="360" w:lineRule="auto"/>
+        <w:ind w:firstLine="420"/>
+      </w:pPr>
+      <w:r>
+        <w:rPr>
+          <w:rFonts w:ascii="宋体" w:hAnsi="宋体" w:eastAsia="宋体"/>
+          <w:sz w:val="24"/>
+        </w:rPr>
+        <w:t>"你愿意娶她吗？"</w:t>
+      </w:r>
+    </w:p>
+    <w:p>
+      <w:pPr>
+        <w:spacing w:line="360" w:lineRule="auto"/>
+        <w:ind w:firstLine="420"/>
+      </w:pPr>
+      <w:r>
+        <w:rPr>
+          <w:rFonts w:ascii="宋体" w:hAnsi="宋体" w:eastAsia="宋体"/>
+          <w:sz w:val="24"/>
+        </w:rPr>
+        <w:t>"我愿意。"</w:t>
+      </w:r>
+    </w:p>
+    <w:p>
+      <w:pPr>
+        <w:spacing w:line="360" w:lineRule="auto"/>
+        <w:ind w:firstLine="420"/>
+      </w:pPr>
+      <w:r>
+        <w:rPr>
+          <w:rFonts w:ascii="宋体" w:hAnsi="宋体" w:eastAsia="宋体"/>
+          <w:sz w:val="24"/>
+        </w:rPr>
+        <w:t>"你愿意嫁给他吗？"</w:t>
+      </w:r>
+    </w:p>
+    <w:p>
+      <w:pPr>
+        <w:spacing w:line="360" w:lineRule="auto"/>
+        <w:ind w:firstLine="420"/>
+      </w:pPr>
+      <w:r>
+        <w:rPr>
+          <w:rFonts w:ascii="宋体" w:hAnsi="宋体" w:eastAsia="宋体"/>
+          <w:sz w:val="24"/>
+        </w:rPr>
+        <w:t>"我愿意。"</w:t>
+      </w:r>
+    </w:p>
+    <w:p>
+      <w:pPr>
+        <w:spacing w:line="360" w:lineRule="auto"/>
+        <w:ind w:firstLine="420"/>
+      </w:pPr>
+      <w:r>
+        <w:rPr>
+          <w:rFonts w:ascii="宋体" w:hAnsi="宋体" w:eastAsia="宋体"/>
+          <w:sz w:val="24"/>
+        </w:rPr>
+        <w:t>交换戒指的时候，张成的手有些抖。他小心翼翼地把戒指套在小芳的无名指上，然后抬起头看着她的眼睛，那双眼睛里盛满了月光。</w:t>
+      </w:r>
+    </w:p>
+    <w:p>
+      <w:pPr>
+        <w:spacing w:line="360" w:lineRule="auto"/>
+        <w:ind w:firstLine="420"/>
+      </w:pPr>
+      <w:r>
+        <w:rPr>
+          <w:rFonts w:ascii="宋体" w:hAnsi="宋体" w:eastAsia="宋体"/>
+          <w:sz w:val="24"/>
+        </w:rPr>
+        <w:t>"谢谢你。"他说，"谢谢你愿意嫁给我。"</w:t>
+      </w:r>
+    </w:p>
+    <w:p>
+      <w:pPr>
+        <w:spacing w:line="360" w:lineRule="auto"/>
+        <w:ind w:firstLine="420"/>
+      </w:pPr>
+      <w:r>
+        <w:rPr>
+          <w:rFonts w:ascii="宋体" w:hAnsi="宋体" w:eastAsia="宋体"/>
+          <w:sz w:val="24"/>
+        </w:rPr>
+        <w:t>"傻瓜。"小芳笑着，眼泪又流了下来，"我等这句话等了好久。"</w:t>
+      </w:r>
+    </w:p>
+    <w:p>
+      <w:pPr>
+        <w:spacing w:line="360" w:lineRule="auto"/>
+        <w:ind w:firstLine="420"/>
+      </w:pPr>
+      <w:r>
+        <w:rPr>
+          <w:rFonts w:ascii="宋体" w:hAnsi="宋体" w:eastAsia="宋体"/>
+          <w:sz w:val="24"/>
+        </w:rPr>
+        <w:t>凤尾竹在夜风中轻轻摇曳，发出沙沙的声音，像是在为他们祝福。</w:t>
+      </w:r>
+    </w:p>
+    <w:p>
+      <w:pPr>
+        <w:spacing w:line="360" w:lineRule="auto"/>
+        <w:ind w:firstLine="420"/>
+      </w:pPr>
+      <w:r>
+        <w:rPr>
+          <w:rFonts w:ascii="宋体" w:hAnsi="宋体" w:eastAsia="宋体"/>
+          <w:sz w:val="24"/>
+        </w:rPr>
+        <w:t>城中村的夜，原来也可以这么美。</w:t>
       </w:r>
     </w:p>
     <w:p>
@@ -2375,189 +4624,319 @@
           <w:rFonts w:ascii="宋体" w:hAnsi="宋体" w:eastAsia="宋体"/>
           <w:sz w:val="24"/>
         </w:rPr>
-        <w:t>后来，张成问小芳："你为什么喜欢我？"</w:t>
-      </w:r>
-    </w:p>
-    <w:p>
-      <w:pPr>
-        <w:spacing w:line="360" w:lineRule="auto"/>
-        <w:ind w:firstLine="420"/>
-      </w:pPr>
-      <w:r>
-        <w:rPr>
-          <w:rFonts w:ascii="宋体" w:hAnsi="宋体" w:eastAsia="宋体"/>
-          <w:sz w:val="24"/>
-        </w:rPr>
-        <w:t>小芳想了想，说："因为你像那丛凤尾竹。"</w:t>
-      </w:r>
-    </w:p>
-    <w:p>
-      <w:pPr>
-        <w:spacing w:line="360" w:lineRule="auto"/>
-        <w:ind w:firstLine="420"/>
-      </w:pPr>
-      <w:r>
-        <w:rPr>
-          <w:rFonts w:ascii="宋体" w:hAnsi="宋体" w:eastAsia="宋体"/>
-          <w:sz w:val="24"/>
-        </w:rPr>
-        <w:t>"什么意思？"</w:t>
-      </w:r>
-    </w:p>
-    <w:p>
-      <w:pPr>
-        <w:spacing w:line="360" w:lineRule="auto"/>
-        <w:ind w:firstLine="420"/>
-      </w:pPr>
-      <w:r>
-        <w:rPr>
-          <w:rFonts w:ascii="宋体" w:hAnsi="宋体" w:eastAsia="宋体"/>
-          <w:sz w:val="24"/>
-        </w:rPr>
-        <w:t>"安静，但是一直在那里。不说什么，但是让人安心。"</w:t>
-      </w:r>
-    </w:p>
-    <w:p>
-      <w:pPr>
-        <w:spacing w:line="360" w:lineRule="auto"/>
-        <w:ind w:firstLine="420"/>
-      </w:pPr>
-      <w:r>
-        <w:rPr>
-          <w:rFonts w:ascii="宋体" w:hAnsi="宋体" w:eastAsia="宋体"/>
-          <w:sz w:val="24"/>
-        </w:rPr>
-        <w:t>张成笑了，笑得很温柔。</w:t>
-      </w:r>
-    </w:p>
-    <w:p>
-      <w:pPr>
-        <w:spacing w:line="360" w:lineRule="auto"/>
-        <w:ind w:firstLine="420"/>
-      </w:pPr>
-      <w:r>
-        <w:rPr>
-          <w:rFonts w:ascii="宋体" w:hAnsi="宋体" w:eastAsia="宋体"/>
-          <w:sz w:val="24"/>
-        </w:rPr>
-        <w:t>"那你为什么喜欢我？"小芳问。</w:t>
-      </w:r>
-    </w:p>
-    <w:p>
-      <w:pPr>
-        <w:spacing w:line="360" w:lineRule="auto"/>
-        <w:ind w:firstLine="420"/>
-      </w:pPr>
-      <w:r>
-        <w:rPr>
-          <w:rFonts w:ascii="宋体" w:hAnsi="宋体" w:eastAsia="宋体"/>
-          <w:sz w:val="24"/>
-        </w:rPr>
-        <w:t>"因为你像月光。"</w:t>
-      </w:r>
-    </w:p>
-    <w:p>
-      <w:pPr>
-        <w:spacing w:line="360" w:lineRule="auto"/>
-        <w:ind w:firstLine="420"/>
-      </w:pPr>
-      <w:r>
-        <w:rPr>
-          <w:rFonts w:ascii="宋体" w:hAnsi="宋体" w:eastAsia="宋体"/>
-          <w:sz w:val="24"/>
-        </w:rPr>
-        <w:t>"月光？"</w:t>
-      </w:r>
-    </w:p>
-    <w:p>
-      <w:pPr>
-        <w:spacing w:line="360" w:lineRule="auto"/>
-        <w:ind w:firstLine="420"/>
-      </w:pPr>
-      <w:r>
-        <w:rPr>
-          <w:rFonts w:ascii="宋体" w:hAnsi="宋体" w:eastAsia="宋体"/>
-          <w:sz w:val="24"/>
-        </w:rPr>
-        <w:t>"嗯。月光。"张成看着她，眼睛里满是柔情，"在我最黑暗的时候，照亮了我。"</w:t>
-      </w:r>
-    </w:p>
-    <w:p>
-      <w:pPr>
-        <w:spacing w:line="360" w:lineRule="auto"/>
-        <w:ind w:firstLine="420"/>
-      </w:pPr>
-      <w:r>
-        <w:rPr>
-          <w:rFonts w:ascii="宋体" w:hAnsi="宋体" w:eastAsia="宋体"/>
-          <w:sz w:val="24"/>
-        </w:rPr>
-        <w:t>一年后的七夕，他们在凤尾竹下举办了简单的婚礼。</w:t>
-      </w:r>
-    </w:p>
-    <w:p>
-      <w:pPr>
-        <w:spacing w:line="360" w:lineRule="auto"/>
-        <w:ind w:firstLine="420"/>
-      </w:pPr>
-      <w:r>
-        <w:rPr>
-          <w:rFonts w:ascii="宋体" w:hAnsi="宋体" w:eastAsia="宋体"/>
-          <w:sz w:val="24"/>
-        </w:rPr>
-        <w:t>没有酒店，没有婚庆公司，没有昂贵的婚纱和西装。只是在一棵老树下，摆了几张桌子，请了一些朋友和邻居。小芳穿着一条白色的连衣裙，头发用木簪挽着，和张成穿着白衬衫站在树下。</w:t>
-      </w:r>
-    </w:p>
-    <w:p>
-      <w:pPr>
-        <w:spacing w:line="360" w:lineRule="auto"/>
-        <w:ind w:firstLine="420"/>
-      </w:pPr>
-      <w:r>
-        <w:rPr>
-          <w:rFonts w:ascii="宋体" w:hAnsi="宋体" w:eastAsia="宋体"/>
-          <w:sz w:val="24"/>
-        </w:rPr>
-        <w:t>月光依旧很好，凤尾竹在夜风中轻轻摇曳，发出沙沙的声音。</w:t>
-      </w:r>
-    </w:p>
-    <w:p>
-      <w:pPr>
-        <w:spacing w:line="360" w:lineRule="auto"/>
-        <w:ind w:firstLine="420"/>
-      </w:pPr>
-      <w:r>
-        <w:rPr>
-          <w:rFonts w:ascii="宋体" w:hAnsi="宋体" w:eastAsia="宋体"/>
-          <w:sz w:val="24"/>
-        </w:rPr>
-        <w:t>老刘站在一旁，感慨地说："我就说这房子风水好吧，你看，连月老都看不过去了。"</w:t>
-      </w:r>
-    </w:p>
-    <w:p>
-      <w:pPr>
-        <w:spacing w:line="360" w:lineRule="auto"/>
-        <w:ind w:firstLine="420"/>
-      </w:pPr>
-      <w:r>
-        <w:rPr>
-          <w:rFonts w:ascii="宋体" w:hAnsi="宋体" w:eastAsia="宋体"/>
-          <w:sz w:val="24"/>
-        </w:rPr>
-        <w:t>小芳和张成相视一笑，十指紧扣。</w:t>
-      </w:r>
-    </w:p>
-    <w:p>
-      <w:pPr>
-        <w:spacing w:line="360" w:lineRule="auto"/>
-        <w:ind w:firstLine="420"/>
-      </w:pPr>
-      <w:r>
-        <w:rPr>
-          <w:rFonts w:ascii="宋体" w:hAnsi="宋体" w:eastAsia="宋体"/>
-          <w:sz w:val="24"/>
-        </w:rPr>
-        <w:t>城中村的夜，原来也可以这么美。</w:t>
+        <w:t>后来，张成和小芳在城中村住了三年。</w:t>
+      </w:r>
+    </w:p>
+    <w:p>
+      <w:pPr>
+        <w:spacing w:line="360" w:lineRule="auto"/>
+        <w:ind w:firstLine="420"/>
+      </w:pPr>
+      <w:r>
+        <w:rPr>
+          <w:rFonts w:ascii="宋体" w:hAnsi="宋体" w:eastAsia="宋体"/>
+          <w:sz w:val="24"/>
+        </w:rPr>
+        <w:t>三年里，他们攒够了首付，在城郊买了一套小房子。房子不大，七十多平方，两室一厅，有一个小阳台。他们把阳台布置成了一个小花园，种了花，种了草，还种了一株凤尾竹。</w:t>
+      </w:r>
+    </w:p>
+    <w:p>
+      <w:pPr>
+        <w:spacing w:line="360" w:lineRule="auto"/>
+        <w:ind w:firstLine="420"/>
+      </w:pPr>
+      <w:r>
+        <w:rPr>
+          <w:rFonts w:ascii="宋体" w:hAnsi="宋体" w:eastAsia="宋体"/>
+          <w:sz w:val="24"/>
+        </w:rPr>
+        <w:t>搬家那天，他们把那丛凤尾竹也挖了一株带走。老刘站在楼下，看着他们把东西一箱一箱地搬上车，眼眶有些红。</w:t>
+      </w:r>
+    </w:p>
+    <w:p>
+      <w:pPr>
+        <w:spacing w:line="360" w:lineRule="auto"/>
+        <w:ind w:firstLine="420"/>
+      </w:pPr>
+      <w:r>
+        <w:rPr>
+          <w:rFonts w:ascii="宋体" w:hAnsi="宋体" w:eastAsia="宋体"/>
+          <w:sz w:val="24"/>
+        </w:rPr>
+        <w:t>"要常回来啊。"他说，"这巷子里，你们是我见过的最好的年轻人。"</w:t>
+      </w:r>
+    </w:p>
+    <w:p>
+      <w:pPr>
+        <w:spacing w:line="360" w:lineRule="auto"/>
+        <w:ind w:firstLine="420"/>
+      </w:pPr>
+      <w:r>
+        <w:rPr>
+          <w:rFonts w:ascii="宋体" w:hAnsi="宋体" w:eastAsia="宋体"/>
+          <w:sz w:val="24"/>
+        </w:rPr>
+        <w:t>"我们会的。"小芳说，"这里是我们开始的地方，我们不会忘记的。"</w:t>
+      </w:r>
+    </w:p>
+    <w:p>
+      <w:pPr>
+        <w:spacing w:line="360" w:lineRule="auto"/>
+        <w:ind w:firstLine="420"/>
+      </w:pPr>
+      <w:r>
+        <w:rPr>
+          <w:rFonts w:ascii="宋体" w:hAnsi="宋体" w:eastAsia="宋体"/>
+          <w:sz w:val="24"/>
+        </w:rPr>
+        <w:t>搬进新房的那天晚上，张成和小芳站在阳台上，看着那株凤尾竹在月光下摇曳。月亮很圆，很亮，像是一个银盘挂在天上。</w:t>
+      </w:r>
+    </w:p>
+    <w:p>
+      <w:pPr>
+        <w:spacing w:line="360" w:lineRule="auto"/>
+        <w:ind w:firstLine="420"/>
+      </w:pPr>
+      <w:r>
+        <w:rPr>
+          <w:rFonts w:ascii="宋体" w:hAnsi="宋体" w:eastAsia="宋体"/>
+          <w:sz w:val="24"/>
+        </w:rPr>
+        <w:t>"我们会有孩子吗？"小芳忽然问。</w:t>
+      </w:r>
+    </w:p>
+    <w:p>
+      <w:pPr>
+        <w:spacing w:line="360" w:lineRule="auto"/>
+        <w:ind w:firstLine="420"/>
+      </w:pPr>
+      <w:r>
+        <w:rPr>
+          <w:rFonts w:ascii="宋体" w:hAnsi="宋体" w:eastAsia="宋体"/>
+          <w:sz w:val="24"/>
+        </w:rPr>
+        <w:t>"会的。"张成说，"一个男孩，一个女孩，像我们一样。"</w:t>
+      </w:r>
+    </w:p>
+    <w:p>
+      <w:pPr>
+        <w:spacing w:line="360" w:lineRule="auto"/>
+        <w:ind w:firstLine="420"/>
+      </w:pPr>
+      <w:r>
+        <w:rPr>
+          <w:rFonts w:ascii="宋体" w:hAnsi="宋体" w:eastAsia="宋体"/>
+          <w:sz w:val="24"/>
+        </w:rPr>
+        <w:t>"他们会像谁？"</w:t>
+      </w:r>
+    </w:p>
+    <w:p>
+      <w:pPr>
+        <w:spacing w:line="360" w:lineRule="auto"/>
+        <w:ind w:firstLine="420"/>
+      </w:pPr>
+      <w:r>
+        <w:rPr>
+          <w:rFonts w:ascii="宋体" w:hAnsi="宋体" w:eastAsia="宋体"/>
+          <w:sz w:val="24"/>
+        </w:rPr>
+        <w:t>"男孩像我，女孩像你。"</w:t>
+      </w:r>
+    </w:p>
+    <w:p>
+      <w:pPr>
+        <w:spacing w:line="360" w:lineRule="auto"/>
+        <w:ind w:firstLine="420"/>
+      </w:pPr>
+      <w:r>
+        <w:rPr>
+          <w:rFonts w:ascii="宋体" w:hAnsi="宋体" w:eastAsia="宋体"/>
+          <w:sz w:val="24"/>
+        </w:rPr>
+        <w:t>"为什么？"</w:t>
+      </w:r>
+    </w:p>
+    <w:p>
+      <w:pPr>
+        <w:spacing w:line="360" w:lineRule="auto"/>
+        <w:ind w:firstLine="420"/>
+      </w:pPr>
+      <w:r>
+        <w:rPr>
+          <w:rFonts w:ascii="宋体" w:hAnsi="宋体" w:eastAsia="宋体"/>
+          <w:sz w:val="24"/>
+        </w:rPr>
+        <w:t>"因为男孩要像我一样，做一个安静的人；女孩要像你一样，做一个照亮别人的人。"</w:t>
+      </w:r>
+    </w:p>
+    <w:p>
+      <w:pPr>
+        <w:spacing w:line="360" w:lineRule="auto"/>
+        <w:ind w:firstLine="420"/>
+      </w:pPr>
+      <w:r>
+        <w:rPr>
+          <w:rFonts w:ascii="宋体" w:hAnsi="宋体" w:eastAsia="宋体"/>
+          <w:sz w:val="24"/>
+        </w:rPr>
+        <w:t>小芳笑了，靠在他的肩膀上。"你什么时候变得这么会说话了？"</w:t>
+      </w:r>
+    </w:p>
+    <w:p>
+      <w:pPr>
+        <w:spacing w:line="360" w:lineRule="auto"/>
+        <w:ind w:firstLine="420"/>
+      </w:pPr>
+      <w:r>
+        <w:rPr>
+          <w:rFonts w:ascii="宋体" w:hAnsi="宋体" w:eastAsia="宋体"/>
+          <w:sz w:val="24"/>
+        </w:rPr>
+        <w:t>"从遇见你开始。"</w:t>
+      </w:r>
+    </w:p>
+    <w:p>
+      <w:pPr>
+        <w:spacing w:line="360" w:lineRule="auto"/>
+        <w:ind w:firstLine="420"/>
+      </w:pPr>
+      <w:r>
+        <w:rPr>
+          <w:rFonts w:ascii="宋体" w:hAnsi="宋体" w:eastAsia="宋体"/>
+          <w:sz w:val="24"/>
+        </w:rPr>
+        <w:t>很多年后，张成还是会想起他们第一次见面的那个黄昏。</w:t>
+      </w:r>
+    </w:p>
+    <w:p>
+      <w:pPr>
+        <w:spacing w:line="360" w:lineRule="auto"/>
+        <w:ind w:firstLine="420"/>
+      </w:pPr>
+      <w:r>
+        <w:rPr>
+          <w:rFonts w:ascii="宋体" w:hAnsi="宋体" w:eastAsia="宋体"/>
+          <w:sz w:val="24"/>
+        </w:rPr>
+        <w:t>夕阳的余晖，斑驳的墙壁，空气中混杂的气味，还有那个站在阳台上收衣服的女孩。他不知道那一刻意味着什么，他只知道，从那天起，他的人生变得不一样了。</w:t>
+      </w:r>
+    </w:p>
+    <w:p>
+      <w:pPr>
+        <w:spacing w:line="360" w:lineRule="auto"/>
+        <w:ind w:firstLine="420"/>
+      </w:pPr>
+      <w:r>
+        <w:rPr>
+          <w:rFonts w:ascii="宋体" w:hAnsi="宋体" w:eastAsia="宋体"/>
+          <w:sz w:val="24"/>
+        </w:rPr>
+        <w:t>那是一种很细微的变化，像是一滴墨水滴进了清水里，慢慢地晕开，慢慢地改变水的颜色。一开始你注意不到，但是时间久了，你会发现，整杯水都已经变了颜色。</w:t>
+      </w:r>
+    </w:p>
+    <w:p>
+      <w:pPr>
+        <w:spacing w:line="360" w:lineRule="auto"/>
+        <w:ind w:firstLine="420"/>
+      </w:pPr>
+      <w:r>
+        <w:rPr>
+          <w:rFonts w:ascii="宋体" w:hAnsi="宋体" w:eastAsia="宋体"/>
+          <w:sz w:val="24"/>
+        </w:rPr>
+        <w:t>直到有一天，他忽然发现，水已经不是原来的水了。而他，也不是原来的他了。他变得更有勇气，更有担当，更愿意为了一个人而努力。他学会了做饭，学会了表达，学会了在重要的时刻说出重要的话。</w:t>
+      </w:r>
+    </w:p>
+    <w:p>
+      <w:pPr>
+        <w:spacing w:line="360" w:lineRule="auto"/>
+        <w:ind w:firstLine="420"/>
+      </w:pPr>
+      <w:r>
+        <w:rPr>
+          <w:rFonts w:ascii="宋体" w:hAnsi="宋体" w:eastAsia="宋体"/>
+          <w:sz w:val="24"/>
+        </w:rPr>
+        <w:t>而那丛凤尾竹，还在那里，一年一年地生长，一年一年地在月光下摇曳。它的叶子在风中发出沙沙的声音，像是在诉说什么。</w:t>
+      </w:r>
+    </w:p>
+    <w:p>
+      <w:pPr>
+        <w:spacing w:line="360" w:lineRule="auto"/>
+        <w:ind w:firstLine="420"/>
+      </w:pPr>
+      <w:r>
+        <w:rPr>
+          <w:rFonts w:ascii="宋体" w:hAnsi="宋体" w:eastAsia="宋体"/>
+          <w:sz w:val="24"/>
+        </w:rPr>
+        <w:t>也许是在诉说那个关于等待的故事。</w:t>
+      </w:r>
+    </w:p>
+    <w:p>
+      <w:pPr>
+        <w:spacing w:line="360" w:lineRule="auto"/>
+        <w:ind w:firstLine="420"/>
+      </w:pPr>
+      <w:r>
+        <w:rPr>
+          <w:rFonts w:ascii="宋体" w:hAnsi="宋体" w:eastAsia="宋体"/>
+          <w:sz w:val="24"/>
+        </w:rPr>
+        <w:t>也许是在诉说关于爱情的故事。</w:t>
+      </w:r>
+    </w:p>
+    <w:p>
+      <w:pPr>
+        <w:spacing w:line="360" w:lineRule="auto"/>
+        <w:ind w:firstLine="420"/>
+      </w:pPr>
+      <w:r>
+        <w:rPr>
+          <w:rFonts w:ascii="宋体" w:hAnsi="宋体" w:eastAsia="宋体"/>
+          <w:sz w:val="24"/>
+        </w:rPr>
+        <w:t>也许什么都没有说，只是在摇曳。</w:t>
+      </w:r>
+    </w:p>
+    <w:p>
+      <w:pPr>
+        <w:spacing w:line="360" w:lineRule="auto"/>
+        <w:ind w:firstLine="420"/>
+      </w:pPr>
+      <w:r>
+        <w:rPr>
+          <w:rFonts w:ascii="宋体" w:hAnsi="宋体" w:eastAsia="宋体"/>
+          <w:sz w:val="24"/>
+        </w:rPr>
+        <w:t>谁知道呢？</w:t>
+      </w:r>
+    </w:p>
+    <w:p>
+      <w:pPr>
+        <w:spacing w:line="360" w:lineRule="auto"/>
+        <w:ind w:firstLine="420"/>
+      </w:pPr>
+      <w:r>
+        <w:rPr>
+          <w:rFonts w:ascii="宋体" w:hAnsi="宋体" w:eastAsia="宋体"/>
+          <w:sz w:val="24"/>
+        </w:rPr>
+        <w:t>反正，月光还在，凤尾竹还在，故事也还在。</w:t>
+      </w:r>
+    </w:p>
+    <w:p>
+      <w:pPr>
+        <w:spacing w:line="360" w:lineRule="auto"/>
+        <w:ind w:firstLine="420"/>
+      </w:pPr>
+      <w:r>
+        <w:rPr>
+          <w:rFonts w:ascii="宋体" w:hAnsi="宋体" w:eastAsia="宋体"/>
+          <w:sz w:val="24"/>
+        </w:rPr>
+        <w:t>而他们，会一直在一起。</w:t>
       </w:r>
     </w:p>
     <w:p>
@@ -2578,137 +4957,410 @@
           <w:rFonts w:ascii="宋体" w:hAnsi="宋体" w:eastAsia="宋体"/>
           <w:sz w:val="24"/>
         </w:rPr>
-        <w:t>很多年后，张成还是会想起他们第一次见面的那个黄昏。</w:t>
-      </w:r>
-    </w:p>
-    <w:p>
-      <w:pPr>
-        <w:spacing w:line="360" w:lineRule="auto"/>
-        <w:ind w:firstLine="420"/>
-      </w:pPr>
-      <w:r>
-        <w:rPr>
-          <w:rFonts w:ascii="宋体" w:hAnsi="宋体" w:eastAsia="宋体"/>
-          <w:sz w:val="24"/>
-        </w:rPr>
-        <w:t>夕阳的余晖，斑驳的墙壁，空气中混杂的气味，还有那个站在阳台上收衣服的女孩。他不知道那一刻意味着什么，他只知道，从那天起，他的人生变得不一样了。</w:t>
-      </w:r>
-    </w:p>
-    <w:p>
-      <w:pPr>
-        <w:spacing w:line="360" w:lineRule="auto"/>
-        <w:ind w:firstLine="420"/>
-      </w:pPr>
-      <w:r>
-        <w:rPr>
-          <w:rFonts w:ascii="宋体" w:hAnsi="宋体" w:eastAsia="宋体"/>
-          <w:sz w:val="24"/>
-        </w:rPr>
-        <w:t>那是一种很细微的变化，像是一滴墨水滴进了清水里，慢慢地晕开，慢慢地改变水的颜色。</w:t>
-      </w:r>
-    </w:p>
-    <w:p>
-      <w:pPr>
-        <w:spacing w:line="360" w:lineRule="auto"/>
-        <w:ind w:firstLine="420"/>
-      </w:pPr>
-      <w:r>
-        <w:rPr>
-          <w:rFonts w:ascii="宋体" w:hAnsi="宋体" w:eastAsia="宋体"/>
-          <w:sz w:val="24"/>
-        </w:rPr>
-        <w:t>直到有一天，他忽然发现，水已经不是原来的水了。</w:t>
-      </w:r>
-    </w:p>
-    <w:p>
-      <w:pPr>
-        <w:spacing w:line="360" w:lineRule="auto"/>
-        <w:ind w:firstLine="420"/>
-      </w:pPr>
-      <w:r>
-        <w:rPr>
-          <w:rFonts w:ascii="宋体" w:hAnsi="宋体" w:eastAsia="宋体"/>
-          <w:sz w:val="24"/>
-        </w:rPr>
-        <w:t>而那丛凤尾竹，还在那里，一年一年地生长，一年一年地在月光下摇曳。它的叶子在风中发出沙沙的声音，像是在诉说什么。</w:t>
-      </w:r>
-    </w:p>
-    <w:p>
-      <w:pPr>
-        <w:spacing w:line="360" w:lineRule="auto"/>
-        <w:ind w:firstLine="420"/>
-      </w:pPr>
-      <w:r>
-        <w:rPr>
-          <w:rFonts w:ascii="宋体" w:hAnsi="宋体" w:eastAsia="宋体"/>
-          <w:sz w:val="24"/>
-        </w:rPr>
-        <w:t>也许是在诉说那个关于等待的故事。</w:t>
-      </w:r>
-    </w:p>
-    <w:p>
-      <w:pPr>
-        <w:spacing w:line="360" w:lineRule="auto"/>
-        <w:ind w:firstLine="420"/>
-      </w:pPr>
-      <w:r>
-        <w:rPr>
-          <w:rFonts w:ascii="宋体" w:hAnsi="宋体" w:eastAsia="宋体"/>
-          <w:sz w:val="24"/>
-        </w:rPr>
-        <w:t>也许是在诉说关于爱情的故事。</w:t>
-      </w:r>
-    </w:p>
-    <w:p>
-      <w:pPr>
-        <w:spacing w:line="360" w:lineRule="auto"/>
-        <w:ind w:firstLine="420"/>
-      </w:pPr>
-      <w:r>
-        <w:rPr>
-          <w:rFonts w:ascii="宋体" w:hAnsi="宋体" w:eastAsia="宋体"/>
-          <w:sz w:val="24"/>
-        </w:rPr>
-        <w:t>也许什么都没有说，只是在摇曳。</w:t>
-      </w:r>
-    </w:p>
-    <w:p>
-      <w:pPr>
-        <w:spacing w:line="360" w:lineRule="auto"/>
-        <w:ind w:firstLine="420"/>
-      </w:pPr>
-      <w:r>
-        <w:rPr>
-          <w:rFonts w:ascii="宋体" w:hAnsi="宋体" w:eastAsia="宋体"/>
-          <w:sz w:val="24"/>
-        </w:rPr>
-        <w:t>谁知道呢？</w:t>
-      </w:r>
-    </w:p>
-    <w:p>
-      <w:pPr>
-        <w:spacing w:line="360" w:lineRule="auto"/>
-        <w:ind w:firstLine="420"/>
-      </w:pPr>
-      <w:r>
-        <w:rPr>
-          <w:rFonts w:ascii="宋体" w:hAnsi="宋体" w:eastAsia="宋体"/>
-          <w:sz w:val="24"/>
-        </w:rPr>
-        <w:t>反正，月光还在，凤尾竹还在，故事也还在。</w:t>
-      </w:r>
-    </w:p>
-    <w:p>
-      <w:pPr>
-        <w:spacing w:line="360" w:lineRule="auto"/>
-        <w:ind w:firstLine="420"/>
-      </w:pPr>
-      <w:r>
-        <w:rPr>
-          <w:rFonts w:ascii="宋体" w:hAnsi="宋体" w:eastAsia="宋体"/>
-          <w:sz w:val="24"/>
-        </w:rPr>
-        <w:t>而他们，会一直在一起。</w:t>
+        <w:t>2026年的七夕，张成和小芳带着他们的儿子回到了凤尾巷。</w:t>
+      </w:r>
+    </w:p>
+    <w:p>
+      <w:pPr>
+        <w:spacing w:line="360" w:lineRule="auto"/>
+        <w:ind w:firstLine="420"/>
+      </w:pPr>
+      <w:r>
+        <w:rPr>
+          <w:rFonts w:ascii="宋体" w:hAnsi="宋体" w:eastAsia="宋体"/>
+          <w:sz w:val="24"/>
+        </w:rPr>
+        <w:t>巷子变化不大，依然是那条窄窄的路，依然是那些密密麻麻的楼房。只是楼下的卤菜店换了老板，理发店变成了美发沙龙，小卖部的那个沉默的中年男人也不见了，换成了一个年轻的姑娘。</w:t>
+      </w:r>
+    </w:p>
+    <w:p>
+      <w:pPr>
+        <w:spacing w:line="360" w:lineRule="auto"/>
+        <w:ind w:firstLine="420"/>
+      </w:pPr>
+      <w:r>
+        <w:rPr>
+          <w:rFonts w:ascii="宋体" w:hAnsi="宋体" w:eastAsia="宋体"/>
+          <w:sz w:val="24"/>
+        </w:rPr>
+        <w:t>老刘还在，头发更白了，背更驼了，但是精神还是很好。他看见张成和小芳，眼睛一下子亮了。</w:t>
+      </w:r>
+    </w:p>
+    <w:p>
+      <w:pPr>
+        <w:spacing w:line="360" w:lineRule="auto"/>
+        <w:ind w:firstLine="420"/>
+      </w:pPr>
+      <w:r>
+        <w:rPr>
+          <w:rFonts w:ascii="宋体" w:hAnsi="宋体" w:eastAsia="宋体"/>
+          <w:sz w:val="24"/>
+        </w:rPr>
+        <w:t>"你们回来了！"他颤颤巍巍地站起来，"这孩子是你们的？"</w:t>
+      </w:r>
+    </w:p>
+    <w:p>
+      <w:pPr>
+        <w:spacing w:line="360" w:lineRule="auto"/>
+        <w:ind w:firstLine="420"/>
+      </w:pPr>
+      <w:r>
+        <w:rPr>
+          <w:rFonts w:ascii="宋体" w:hAnsi="宋体" w:eastAsia="宋体"/>
+          <w:sz w:val="24"/>
+        </w:rPr>
+        <w:t>"是的，叫小宇。"小芳笑着，"三岁了。"</w:t>
+      </w:r>
+    </w:p>
+    <w:p>
+      <w:pPr>
+        <w:spacing w:line="360" w:lineRule="auto"/>
+        <w:ind w:firstLine="420"/>
+      </w:pPr>
+      <w:r>
+        <w:rPr>
+          <w:rFonts w:ascii="宋体" w:hAnsi="宋体" w:eastAsia="宋体"/>
+          <w:sz w:val="24"/>
+        </w:rPr>
+        <w:t>"好，好，好……"老刘说着，眼眶又红了，"我就知道你们会回来的。这巷子里，住过很多人，但是像你们这样的，我见过的不多。"</w:t>
+      </w:r>
+    </w:p>
+    <w:p>
+      <w:pPr>
+        <w:spacing w:line="360" w:lineRule="auto"/>
+        <w:ind w:firstLine="420"/>
+      </w:pPr>
+      <w:r>
+        <w:rPr>
+          <w:rFonts w:ascii="宋体" w:hAnsi="宋体" w:eastAsia="宋体"/>
+          <w:sz w:val="24"/>
+        </w:rPr>
+        <w:t>小宇在巷子里跑来跑去，对这个陌生的地方充满了好奇。他跑到那丛凤尾竹前，停下来，仰头看着那些高高的竹子。</w:t>
+      </w:r>
+    </w:p>
+    <w:p>
+      <w:pPr>
+        <w:spacing w:line="360" w:lineRule="auto"/>
+        <w:ind w:firstLine="420"/>
+      </w:pPr>
+      <w:r>
+        <w:rPr>
+          <w:rFonts w:ascii="宋体" w:hAnsi="宋体" w:eastAsia="宋体"/>
+          <w:sz w:val="24"/>
+        </w:rPr>
+        <w:t>"爸爸，这是什么？"他问。</w:t>
+      </w:r>
+    </w:p>
+    <w:p>
+      <w:pPr>
+        <w:spacing w:line="360" w:lineRule="auto"/>
+        <w:ind w:firstLine="420"/>
+      </w:pPr>
+      <w:r>
+        <w:rPr>
+          <w:rFonts w:ascii="宋体" w:hAnsi="宋体" w:eastAsia="宋体"/>
+          <w:sz w:val="24"/>
+        </w:rPr>
+        <w:t>"这叫凤尾竹。"张成走过去，蹲下来，和儿子平视，"是爸爸和妈妈相遇的地方。"</w:t>
+      </w:r>
+    </w:p>
+    <w:p>
+      <w:pPr>
+        <w:spacing w:line="360" w:lineRule="auto"/>
+        <w:ind w:firstLine="420"/>
+      </w:pPr>
+      <w:r>
+        <w:rPr>
+          <w:rFonts w:ascii="宋体" w:hAnsi="宋体" w:eastAsia="宋体"/>
+          <w:sz w:val="24"/>
+        </w:rPr>
+        <w:t>"相遇是什么意思？"</w:t>
+      </w:r>
+    </w:p>
+    <w:p>
+      <w:pPr>
+        <w:spacing w:line="360" w:lineRule="auto"/>
+        <w:ind w:firstLine="420"/>
+      </w:pPr>
+      <w:r>
+        <w:rPr>
+          <w:rFonts w:ascii="宋体" w:hAnsi="宋体" w:eastAsia="宋体"/>
+          <w:sz w:val="24"/>
+        </w:rPr>
+        <w:t>"就是……第一次见面。"</w:t>
+      </w:r>
+    </w:p>
+    <w:p>
+      <w:pPr>
+        <w:spacing w:line="360" w:lineRule="auto"/>
+        <w:ind w:firstLine="420"/>
+      </w:pPr>
+      <w:r>
+        <w:rPr>
+          <w:rFonts w:ascii="宋体" w:hAnsi="宋体" w:eastAsia="宋体"/>
+          <w:sz w:val="24"/>
+        </w:rPr>
+        <w:t>"那我和妈妈也是在这里相遇的吗？"</w:t>
+      </w:r>
+    </w:p>
+    <w:p>
+      <w:pPr>
+        <w:spacing w:line="360" w:lineRule="auto"/>
+        <w:ind w:firstLine="420"/>
+      </w:pPr>
+      <w:r>
+        <w:rPr>
+          <w:rFonts w:ascii="宋体" w:hAnsi="宋体" w:eastAsia="宋体"/>
+          <w:sz w:val="24"/>
+        </w:rPr>
+        <w:t>张成笑了，摇摇头。"你是在医院出生的。"</w:t>
+      </w:r>
+    </w:p>
+    <w:p>
+      <w:pPr>
+        <w:spacing w:line="360" w:lineRule="auto"/>
+        <w:ind w:firstLine="420"/>
+      </w:pPr>
+      <w:r>
+        <w:rPr>
+          <w:rFonts w:ascii="宋体" w:hAnsi="宋体" w:eastAsia="宋体"/>
+          <w:sz w:val="24"/>
+        </w:rPr>
+        <w:t>"那我为什么没有在这里出生？"</w:t>
+      </w:r>
+    </w:p>
+    <w:p>
+      <w:pPr>
+        <w:spacing w:line="360" w:lineRule="auto"/>
+        <w:ind w:firstLine="420"/>
+      </w:pPr>
+      <w:r>
+        <w:rPr>
+          <w:rFonts w:ascii="宋体" w:hAnsi="宋体" w:eastAsia="宋体"/>
+          <w:sz w:val="24"/>
+        </w:rPr>
+        <w:t>"因为……"张成想了想，"因为有些故事，只能发生一次。"</w:t>
+      </w:r>
+    </w:p>
+    <w:p>
+      <w:pPr>
+        <w:spacing w:line="360" w:lineRule="auto"/>
+        <w:ind w:firstLine="420"/>
+      </w:pPr>
+      <w:r>
+        <w:rPr>
+          <w:rFonts w:ascii="宋体" w:hAnsi="宋体" w:eastAsia="宋体"/>
+          <w:sz w:val="24"/>
+        </w:rPr>
+        <w:t>小宇不太明白，但是他点了点头，继续去追蝴蝶了。</w:t>
+      </w:r>
+    </w:p>
+    <w:p>
+      <w:pPr>
+        <w:spacing w:line="360" w:lineRule="auto"/>
+        <w:ind w:firstLine="420"/>
+      </w:pPr>
+      <w:r>
+        <w:rPr>
+          <w:rFonts w:ascii="宋体" w:hAnsi="宋体" w:eastAsia="宋体"/>
+          <w:sz w:val="24"/>
+        </w:rPr>
+        <w:t>张成站起来，看着那丛凤尾竹。竹子比以前更高了，更茂密了，枝叶交错在一起，在阳光下闪着绿色的光芒。风吹过来，竹叶沙沙作响，像是在诉说什么。</w:t>
+      </w:r>
+    </w:p>
+    <w:p>
+      <w:pPr>
+        <w:spacing w:line="360" w:lineRule="auto"/>
+        <w:ind w:firstLine="420"/>
+      </w:pPr>
+      <w:r>
+        <w:rPr>
+          <w:rFonts w:ascii="宋体" w:hAnsi="宋体" w:eastAsia="宋体"/>
+          <w:sz w:val="24"/>
+        </w:rPr>
+        <w:t>他想起了那个关于等待的故事。那个女人等了一辈子，没有等到她要等的人。但是后来，这丛竹子等来了很多人——他和她是其中之一，也许还有其他人。</w:t>
+      </w:r>
+    </w:p>
+    <w:p>
+      <w:pPr>
+        <w:spacing w:line="360" w:lineRule="auto"/>
+        <w:ind w:firstLine="420"/>
+      </w:pPr>
+      <w:r>
+        <w:rPr>
+          <w:rFonts w:ascii="宋体" w:hAnsi="宋体" w:eastAsia="宋体"/>
+          <w:sz w:val="24"/>
+        </w:rPr>
+        <w:t>等待，不一定都是徒劳的。有时候，你等的人会来；有时候，你等的人不会来；但是无论如何，等待本身就是一种意义。它让你有期盼，有希望，有活下去的动力。</w:t>
+      </w:r>
+    </w:p>
+    <w:p>
+      <w:pPr>
+        <w:spacing w:line="360" w:lineRule="auto"/>
+        <w:ind w:firstLine="420"/>
+      </w:pPr>
+      <w:r>
+        <w:rPr>
+          <w:rFonts w:ascii="宋体" w:hAnsi="宋体" w:eastAsia="宋体"/>
+          <w:sz w:val="24"/>
+        </w:rPr>
+        <w:t>"想什么呢？"小芳走过来，站在他身边。</w:t>
+      </w:r>
+    </w:p>
+    <w:p>
+      <w:pPr>
+        <w:spacing w:line="360" w:lineRule="auto"/>
+        <w:ind w:firstLine="420"/>
+      </w:pPr>
+      <w:r>
+        <w:rPr>
+          <w:rFonts w:ascii="宋体" w:hAnsi="宋体" w:eastAsia="宋体"/>
+          <w:sz w:val="24"/>
+        </w:rPr>
+        <w:t>"在想那句话。"张成说。</w:t>
+      </w:r>
+    </w:p>
+    <w:p>
+      <w:pPr>
+        <w:spacing w:line="360" w:lineRule="auto"/>
+        <w:ind w:firstLine="420"/>
+      </w:pPr>
+      <w:r>
+        <w:rPr>
+          <w:rFonts w:ascii="宋体" w:hAnsi="宋体" w:eastAsia="宋体"/>
+          <w:sz w:val="24"/>
+        </w:rPr>
+        <w:t>"哪句话？"</w:t>
+      </w:r>
+    </w:p>
+    <w:p>
+      <w:pPr>
+        <w:spacing w:line="360" w:lineRule="auto"/>
+        <w:ind w:firstLine="420"/>
+      </w:pPr>
+      <w:r>
+        <w:rPr>
+          <w:rFonts w:ascii="宋体" w:hAnsi="宋体" w:eastAsia="宋体"/>
+          <w:sz w:val="24"/>
+        </w:rPr>
+        <w:t>"你说我像凤尾竹。"</w:t>
+      </w:r>
+    </w:p>
+    <w:p>
+      <w:pPr>
+        <w:spacing w:line="360" w:lineRule="auto"/>
+        <w:ind w:firstLine="420"/>
+      </w:pPr>
+      <w:r>
+        <w:rPr>
+          <w:rFonts w:ascii="宋体" w:hAnsi="宋体" w:eastAsia="宋体"/>
+          <w:sz w:val="24"/>
+        </w:rPr>
+        <w:t>"是啊，你就像凤尾竹。"小芳笑着，"安静，但是一直在那里。"</w:t>
+      </w:r>
+    </w:p>
+    <w:p>
+      <w:pPr>
+        <w:spacing w:line="360" w:lineRule="auto"/>
+        <w:ind w:firstLine="420"/>
+      </w:pPr>
+      <w:r>
+        <w:rPr>
+          <w:rFonts w:ascii="宋体" w:hAnsi="宋体" w:eastAsia="宋体"/>
+          <w:sz w:val="24"/>
+        </w:rPr>
+        <w:t>"那你呢？"</w:t>
+      </w:r>
+    </w:p>
+    <w:p>
+      <w:pPr>
+        <w:spacing w:line="360" w:lineRule="auto"/>
+        <w:ind w:firstLine="420"/>
+      </w:pPr>
+      <w:r>
+        <w:rPr>
+          <w:rFonts w:ascii="宋体" w:hAnsi="宋体" w:eastAsia="宋体"/>
+          <w:sz w:val="24"/>
+        </w:rPr>
+        <w:t>"我是月光。"</w:t>
+      </w:r>
+    </w:p>
+    <w:p>
+      <w:pPr>
+        <w:spacing w:line="360" w:lineRule="auto"/>
+        <w:ind w:firstLine="420"/>
+      </w:pPr>
+      <w:r>
+        <w:rPr>
+          <w:rFonts w:ascii="宋体" w:hAnsi="宋体" w:eastAsia="宋体"/>
+          <w:sz w:val="24"/>
+        </w:rPr>
+        <w:t>"对，你是月光。"张成转过身，看着她的眼睛，那双眼睛依然很亮，像是两颗星星，"在我最黑暗的时候，照亮了我。"</w:t>
+      </w:r>
+    </w:p>
+    <w:p>
+      <w:pPr>
+        <w:spacing w:line="360" w:lineRule="auto"/>
+        <w:ind w:firstLine="420"/>
+      </w:pPr>
+      <w:r>
+        <w:rPr>
+          <w:rFonts w:ascii="宋体" w:hAnsi="宋体" w:eastAsia="宋体"/>
+          <w:sz w:val="24"/>
+        </w:rPr>
+        <w:t>小宇跑回来，拉着他们的手。"爸爸，妈妈，我们回家吧。"</w:t>
+      </w:r>
+    </w:p>
+    <w:p>
+      <w:pPr>
+        <w:spacing w:line="360" w:lineRule="auto"/>
+        <w:ind w:firstLine="420"/>
+      </w:pPr>
+      <w:r>
+        <w:rPr>
+          <w:rFonts w:ascii="宋体" w:hAnsi="宋体" w:eastAsia="宋体"/>
+          <w:sz w:val="24"/>
+        </w:rPr>
+        <w:t>"好，回家。"</w:t>
+      </w:r>
+    </w:p>
+    <w:p>
+      <w:pPr>
+        <w:spacing w:line="360" w:lineRule="auto"/>
+        <w:ind w:firstLine="420"/>
+      </w:pPr>
+      <w:r>
+        <w:rPr>
+          <w:rFonts w:ascii="宋体" w:hAnsi="宋体" w:eastAsia="宋体"/>
+          <w:sz w:val="24"/>
+        </w:rPr>
+        <w:t>他们沿着巷子往外走，阳光从他们身后照过来，在地上投下三个长长的影子。</w:t>
+      </w:r>
+    </w:p>
+    <w:p>
+      <w:pPr>
+        <w:spacing w:line="360" w:lineRule="auto"/>
+        <w:ind w:firstLine="420"/>
+      </w:pPr>
+      <w:r>
+        <w:rPr>
+          <w:rFonts w:ascii="宋体" w:hAnsi="宋体" w:eastAsia="宋体"/>
+          <w:sz w:val="24"/>
+        </w:rPr>
+        <w:t>那丛凤尾竹在他们身后，静静地站着，在风中轻轻摇曳。</w:t>
+      </w:r>
+    </w:p>
+    <w:p>
+      <w:pPr>
+        <w:spacing w:line="360" w:lineRule="auto"/>
+        <w:ind w:firstLine="420"/>
+      </w:pPr>
+      <w:r>
+        <w:rPr>
+          <w:rFonts w:ascii="宋体" w:hAnsi="宋体" w:eastAsia="宋体"/>
+          <w:sz w:val="24"/>
+        </w:rPr>
+        <w:t>月光还会再来的。故事，也会继续下去。</w:t>
       </w:r>
     </w:p>
     <w:p>
@@ -2742,20 +5394,59 @@
           <w:rFonts w:ascii="宋体" w:hAnsi="宋体" w:eastAsia="宋体"/>
           <w:sz w:val="24"/>
         </w:rPr>
-        <w:t>他们是那种你在街上随处可见的人，没有光鲜亮丽的外表，没有惊心动魄的经历，只是默默地生活着，努力着。但是爱情这种东西，从来不会因为你普通就放过你。它会在某个瞬间突然降临，让你措手不及，让你心跳加速，让你做出一些连自己都觉得不可思议的事情。</w:t>
-      </w:r>
-    </w:p>
-    <w:p>
-      <w:pPr>
-        <w:spacing w:line="360" w:lineRule="auto"/>
-        <w:ind w:firstLine="420"/>
-      </w:pPr>
-      <w:r>
-        <w:rPr>
-          <w:rFonts w:ascii="宋体" w:hAnsi="宋体" w:eastAsia="宋体"/>
-          <w:sz w:val="24"/>
-        </w:rPr>
-        <w:t>小芳是果决的，因为她习惯了独自面对一切。张成是犹豫的，因为他总是想太多，怕伤害别人。这样的两个人，在一起注定会有摩擦，但也正是因为这种摩擦，才能让他们更了解彼此。</w:t>
+        <w:t>他们是那种你在街上随处可见的人，没有光鲜亮丽的外表，没有惊心动魄的经历，只是默默地生活着，努力着。他们住在城中村里，每天上班下班，买菜做饭，过着最普通的生活。他们的爱情也不轰轰烈烈，没有生死离别，没有大起大落，只是慢慢地靠近，慢慢地了解，慢慢地相爱。</w:t>
+      </w:r>
+    </w:p>
+    <w:p>
+      <w:pPr>
+        <w:spacing w:line="360" w:lineRule="auto"/>
+        <w:ind w:firstLine="420"/>
+      </w:pPr>
+      <w:r>
+        <w:rPr>
+          <w:rFonts w:ascii="宋体" w:hAnsi="宋体" w:eastAsia="宋体"/>
+          <w:sz w:val="24"/>
+        </w:rPr>
+        <w:t>但是爱情这种东西，从来不会因为你普通就放过你。它会在某个瞬间突然降临，让你措手不及，让你心跳加速，让你做出一些连自己都觉得不可思议的事情。它不会因为你的平凡而减少它的力量，反而会因为你和它的相遇，让你的平凡变得不平凡。</w:t>
+      </w:r>
+    </w:p>
+    <w:p>
+      <w:pPr>
+        <w:spacing w:line="360" w:lineRule="auto"/>
+        <w:ind w:firstLine="420"/>
+      </w:pPr>
+      <w:r>
+        <w:rPr>
+          <w:rFonts w:ascii="宋体" w:hAnsi="宋体" w:eastAsia="宋体"/>
+          <w:sz w:val="24"/>
+        </w:rPr>
+        <w:t>小芳是果决的，因为她习惯了独自面对一切。她的成长经历让她学会了独立，学会了不依赖别人。但是遇到张成之后，她开始明白，有时候依赖一个人并不是软弱，而是一种信任。</w:t>
+      </w:r>
+    </w:p>
+    <w:p>
+      <w:pPr>
+        <w:spacing w:line="360" w:lineRule="auto"/>
+        <w:ind w:firstLine="420"/>
+      </w:pPr>
+      <w:r>
+        <w:rPr>
+          <w:rFonts w:ascii="宋体" w:hAnsi="宋体" w:eastAsia="宋体"/>
+          <w:sz w:val="24"/>
+        </w:rPr>
+        <w:t>张成是犹豫的，因为他总是想太多，怕伤害别人。他的性格让他错过了很多机会，也让他承受了很多不必要的痛苦。但是遇到小芳之后，他开始明白，有些事情如果不勇敢去做，就永远不会发生。</w:t>
+      </w:r>
+    </w:p>
+    <w:p>
+      <w:pPr>
+        <w:spacing w:line="360" w:lineRule="auto"/>
+        <w:ind w:firstLine="420"/>
+      </w:pPr>
+      <w:r>
+        <w:rPr>
+          <w:rFonts w:ascii="宋体" w:hAnsi="宋体" w:eastAsia="宋体"/>
+          <w:sz w:val="24"/>
+        </w:rPr>
+        <w:t>这样的两个人，在一起注定会有摩擦，但也正是因为这种摩擦，才能让他们更了解彼此，更珍惜彼此。</w:t>
       </w:r>
     </w:p>
     <w:p>
@@ -2821,6 +5512,71 @@
           <w:sz w:val="24"/>
         </w:rPr>
         <w:t>那是爱情的声音。</w:t>
+      </w:r>
+    </w:p>
+    <w:p>
+      <w:pPr>
+        <w:spacing w:line="360" w:lineRule="auto"/>
+        <w:ind w:firstLine="420"/>
+      </w:pPr>
+      <w:r>
+        <w:rPr>
+          <w:rFonts w:ascii="宋体" w:hAnsi="宋体" w:eastAsia="宋体"/>
+          <w:sz w:val="24"/>
+        </w:rPr>
+        <w:t>愿所有在等待的人，都能等到那个对的人。</w:t>
+      </w:r>
+    </w:p>
+    <w:p>
+      <w:pPr>
+        <w:spacing w:line="360" w:lineRule="auto"/>
+        <w:ind w:firstLine="420"/>
+      </w:pPr>
+      <w:r>
+        <w:rPr>
+          <w:rFonts w:ascii="宋体" w:hAnsi="宋体" w:eastAsia="宋体"/>
+          <w:sz w:val="24"/>
+        </w:rPr>
+        <w:t>愿所有在犹豫的人，都能鼓起勇气说出心里的话。</w:t>
+      </w:r>
+    </w:p>
+    <w:p>
+      <w:pPr>
+        <w:spacing w:line="360" w:lineRule="auto"/>
+        <w:ind w:firstLine="420"/>
+      </w:pPr>
+      <w:r>
+        <w:rPr>
+          <w:rFonts w:ascii="宋体" w:hAnsi="宋体" w:eastAsia="宋体"/>
+          <w:sz w:val="24"/>
+        </w:rPr>
+        <w:t>愿所有在城中村的人，都能找到属于自己的月光。</w:t>
+      </w:r>
+    </w:p>
+    <w:p>
+      <w:pPr>
+        <w:spacing w:line="360" w:lineRule="auto"/>
+        <w:ind w:firstLine="420"/>
+      </w:pPr>
+      <w:r>
+        <w:rPr>
+          <w:rFonts w:ascii="宋体" w:hAnsi="宋体" w:eastAsia="宋体"/>
+          <w:sz w:val="24"/>
+        </w:rPr>
+        <w:t>月光之下，凤尾竹依旧在摇曳。</w:t>
+      </w:r>
+    </w:p>
+    <w:p>
+      <w:pPr>
+        <w:spacing w:line="360" w:lineRule="auto"/>
+        <w:ind w:firstLine="420"/>
+      </w:pPr>
+      <w:r>
+        <w:rPr>
+          <w:rFonts w:ascii="宋体" w:hAnsi="宋体" w:eastAsia="宋体"/>
+          <w:sz w:val="24"/>
+        </w:rPr>
+        <w:t>故事，还在继续。</w:t>
       </w:r>
     </w:p>
     <w:sectPr>

--- a/月光下的凤尾竹.docx
+++ b/月光下的凤尾竹.docx
@@ -59,59 +59,7 @@
           <w:rFonts w:ascii="宋体" w:hAnsi="宋体" w:eastAsia="宋体"/>
           <w:sz w:val="24"/>
         </w:rPr>
-        <w:t>那是很多年前的事了，久到巷子里最老的老人也记不清具体是什么年代。有人说是在民国时期，有人说是在新中国成立那年，还有人说是在更早的清朝末年。不管是什么时候，那个故事却一直流传了下来。</w:t>
-      </w:r>
-    </w:p>
-    <w:p>
-      <w:pPr>
-        <w:spacing w:line="360" w:lineRule="auto"/>
-        <w:ind w:firstLine="420"/>
-      </w:pPr>
-      <w:r>
-        <w:rPr>
-          <w:rFonts w:ascii="宋体" w:hAnsi="宋体" w:eastAsia="宋体"/>
-          <w:sz w:val="24"/>
-        </w:rPr>
-        <w:t>故事说，那个女人很美，美到让巷子里所有的男人都会多看她一眼。她很年轻的时候就嫁给了巷口的一个年轻人，两个人很恩爱，恩爱到让巷子里所有的女人都羡慕。后来，那个年轻人去当兵了，临走的时候，他种下了这丛凤尾竹，对她说："等我回来，这竹子就会长得很高了。"</w:t>
-      </w:r>
-    </w:p>
-    <w:p>
-      <w:pPr>
-        <w:spacing w:line="360" w:lineRule="auto"/>
-        <w:ind w:firstLine="420"/>
-      </w:pPr>
-      <w:r>
-        <w:rPr>
-          <w:rFonts w:ascii="宋体" w:hAnsi="宋体" w:eastAsia="宋体"/>
-          <w:sz w:val="24"/>
-        </w:rPr>
-        <w:t>她等啊等，一年过去了，竹子长高了一点；两年过去了，竹子又长高了一点；十年过去了，竹子已经长得很高了，可是他还没有回来。有人说他死在了战场上，有人说他去了台湾，有人说他在外面有了别的女人。但是不管别人怎么说，她只是摇摇头，继续等。</w:t>
-      </w:r>
-    </w:p>
-    <w:p>
-      <w:pPr>
-        <w:spacing w:line="360" w:lineRule="auto"/>
-        <w:ind w:firstLine="420"/>
-      </w:pPr>
-      <w:r>
-        <w:rPr>
-          <w:rFonts w:ascii="宋体" w:hAnsi="宋体" w:eastAsia="宋体"/>
-          <w:sz w:val="24"/>
-        </w:rPr>
-        <w:t>她等到头发白了，等到眼睛花了，等到走不动路了。她死的那天，是农历七月初七，牛郎织女相会的日子。她躺在病床上，眼睛一直盯着窗外那丛凤尾竹，嘴唇微微动着，像是在说什么，但是没有人听清。</w:t>
-      </w:r>
-    </w:p>
-    <w:p>
-      <w:pPr>
-        <w:spacing w:line="360" w:lineRule="auto"/>
-        <w:ind w:firstLine="420"/>
-      </w:pPr>
-      <w:r>
-        <w:rPr>
-          <w:rFonts w:ascii="宋体" w:hAnsi="宋体" w:eastAsia="宋体"/>
-          <w:sz w:val="24"/>
-        </w:rPr>
-        <w:t>她死后，凤尾竹却活了下来，一年一年地长，枝叶越来越茂密，在月光下摇曳的时候，会发出很轻很轻的声音，像是谁在叹息。</w:t>
+        <w:t>那是很多年前的事了。那个女人等了一个男人一辈子，到最后也没有等到。她死后，凤尾竹却活了下来，一年一年地长，枝叶越来越茂密，在月光下摇曳的时候，会发出很轻很轻的声音，像是谁在叹息。</w:t>
       </w:r>
     </w:p>
     <w:p>
@@ -137,7 +85,7 @@
           <w:rFonts w:ascii="宋体" w:hAnsi="宋体" w:eastAsia="宋体"/>
           <w:sz w:val="24"/>
         </w:rPr>
-        <w:t>张成第一次听到这个故事的时候，站在那丛竹子前看了很久。那是一个初秋的傍晚，夕阳的余晖洒在竹叶上，把每一片叶子都染成了金色。风吹过来，竹子轻轻摇曳，发出沙沙的声音，像是在诉说什么。</w:t>
+        <w:t>张成第一次听到这个故事的时候，站在那丛竹子前看了很久。他不知道为什么，心里忽然有些发酸。这个世界上，有多少人在等，有多少人在被等，又有多少人，等了一辈子，却什么也没有等到。</w:t>
       </w:r>
     </w:p>
     <w:p>
@@ -150,59 +98,7 @@
           <w:rFonts w:ascii="宋体" w:hAnsi="宋体" w:eastAsia="宋体"/>
           <w:sz w:val="24"/>
         </w:rPr>
-        <w:t>他不知道为什么，心里忽然有些发酸。他想，这个世界上，有多少人在等，有多少人在被等，又有多少人，等了一辈子，却什么也没有等到。</w:t>
-      </w:r>
-    </w:p>
-    <w:p>
-      <w:pPr>
-        <w:spacing w:line="360" w:lineRule="auto"/>
-        <w:ind w:firstLine="420"/>
-      </w:pPr>
-      <w:r>
-        <w:rPr>
-          <w:rFonts w:ascii="宋体" w:hAnsi="宋体" w:eastAsia="宋体"/>
-          <w:sz w:val="24"/>
-        </w:rPr>
-        <w:t>他低下头，看着自己的影子被夕阳拉得很长，投在斑驳的地面上。影子的边缘有些模糊，像是他此刻的心情。</w:t>
-      </w:r>
-    </w:p>
-    <w:p>
-      <w:pPr>
-        <w:spacing w:line="360" w:lineRule="auto"/>
-        <w:ind w:firstLine="420"/>
-      </w:pPr>
-      <w:r>
-        <w:rPr>
-          <w:rFonts w:ascii="宋体" w:hAnsi="宋体" w:eastAsia="宋体"/>
-          <w:sz w:val="24"/>
-        </w:rPr>
-        <w:t>那一年，他刚满二十六岁。来到这座城市已经三年了，从一个刚刚毕业的大学生，变成了一个普通的出版社编辑。每天上班、下班、加班、回家，周而复始，像是一个被设定好程序的机器人。他不知道自己在追求什么，也不知道未来会是什么样子。他只是这样活着，一天一天地活着。</w:t>
-      </w:r>
-    </w:p>
-    <w:p>
-      <w:pPr>
-        <w:spacing w:line="360" w:lineRule="auto"/>
-        <w:ind w:firstLine="420"/>
-      </w:pPr>
-      <w:r>
-        <w:rPr>
-          <w:rFonts w:ascii="宋体" w:hAnsi="宋体" w:eastAsia="宋体"/>
-          <w:sz w:val="24"/>
-        </w:rPr>
-        <w:t>直到他遇见了小芳。</w:t>
-      </w:r>
-    </w:p>
-    <w:p>
-      <w:pPr>
-        <w:spacing w:line="360" w:lineRule="auto"/>
-        <w:ind w:firstLine="420"/>
-      </w:pPr>
-      <w:r>
-        <w:rPr>
-          <w:rFonts w:ascii="宋体" w:hAnsi="宋体" w:eastAsia="宋体"/>
-          <w:sz w:val="24"/>
-        </w:rPr>
-        <w:t>那是后话了。</w:t>
+        <w:t>那一年，他刚满二十六岁。</w:t>
       </w:r>
     </w:p>
     <w:p>
@@ -236,7 +132,7 @@
           <w:rFonts w:ascii="宋体" w:hAnsi="宋体" w:eastAsia="宋体"/>
           <w:sz w:val="24"/>
         </w:rPr>
-        <w:t>太阳已经落山了，但余热还没有散去。空气中弥漫着一种黏稠的感觉，像是被一层看不见的薄膜包裹着，闷得人喘不过气来。城中村的空气里弥漫着各种气味：卤菜的香味，是楼下那家"老王卤味"飘出来的，老板老王是个胖子，每天下午四点准时开锅，香味能飘到巷子尽头；下水道的腥味，是从那些年久失修的管道里渗出来的，每到夏天就会变得更加浓烈，让人忍不住屏住呼吸；廉价洗衣粉的香气，是住户们在阳台上晾晒衣服时散发出来的，混合着阳光的味道；还有不知从哪里飘来的烧焦的味道，也许是哪家炒菜火大了，也许是哪家电器老化了。这些气味混杂在一起，构成了这个地方特有的气息，像是一锅煮了很久的杂烩汤，让人说不清是什么味道，却又实实在在存在着。</w:t>
+        <w:t>太阳已经落山了，但余热还没有散去。城中村的空气里弥漫着各种气味：卤菜的香味、下水道的腥味、廉价洗衣粉的香气，还有不知从哪里飘来的烧焦的味道。这些气味混杂在一起，构成了这个地方特有的气息，像是一锅煮了很久的杂烩汤。</w:t>
       </w:r>
     </w:p>
     <w:p>
@@ -249,7 +145,7 @@
           <w:rFonts w:ascii="宋体" w:hAnsi="宋体" w:eastAsia="宋体"/>
           <w:sz w:val="24"/>
         </w:rPr>
-        <w:t>张成背着那个洗得发白的帆布包，沿着狭窄的巷子往里走。那个包是他大学时候买的，花了三十五块钱，用了六年，已经有些地方磨破了，但他还是舍不得扔。包里装着他所有的家当：几件换洗的衣服，一台二手的笔记本电脑，几本他喜欢的书，还有一个相框，里面是他父母年轻时的照片。</w:t>
+        <w:t>张成背着那个洗得发白的帆布包，沿着狭窄的巷子往里走。巷子两边是密密麻麻的楼房，有些贴着瓷砖，有些只是红砖裸露在外面，墙面上爬满了电线和空调外机。楼与楼之间的距离很近，近到站在这个阳台上，可以看见对面那栋楼里的人在做什么菜。</w:t>
       </w:r>
     </w:p>
     <w:p>
@@ -262,7 +158,7 @@
           <w:rFonts w:ascii="宋体" w:hAnsi="宋体" w:eastAsia="宋体"/>
           <w:sz w:val="24"/>
         </w:rPr>
-        <w:t>巷子两边是密密麻麻的楼房，有些贴着白色的瓷砖，在夕阳的余晖中闪闪发光；有些只是红砖裸露在外面，墙上爬满了爬山虎，绿油油的一片，像是一面绿色的墙。墙面上还爬满了电线和空调外机，电线像是一张巨大的蜘蛛网，把整条巷子都罩在里面；空调外机滴滴答答地滴着水，在地上形成一个个小水洼。</w:t>
+        <w:t>这就是城中村，城市里最不起眼的角落。</w:t>
       </w:r>
     </w:p>
     <w:p>
@@ -275,7 +171,7 @@
           <w:rFonts w:ascii="宋体" w:hAnsi="宋体" w:eastAsia="宋体"/>
           <w:sz w:val="24"/>
         </w:rPr>
-        <w:t>楼与楼之间的距离很近，近到站在这个阳台上，可以看见对面那栋楼里的人在做什么菜。有时候，你可以看见一个女人在厨房里忙碌，锅铲翻飞，油烟升腾；有时候，你可以看见一个老人坐在沙发上看电视，电视里播放着什么节目，他看得津津有味；有时候，你可以看见一个孩子在客厅里跑来跑去，后面跟着一个追他的大人，嘴里喊着什么。</w:t>
+        <w:t>房东老刘站在楼下等他。这是一个六十多岁的男人，头发花白，穿着一件洗得发黄的白背心，脚上踩着一双塑料拖鞋。他的脸上有很多皱纹，像是被时间和生活雕刻出来的，每一道纹路里都藏着故事。</w:t>
       </w:r>
     </w:p>
     <w:p>
@@ -288,7 +184,7 @@
           <w:rFonts w:ascii="宋体" w:hAnsi="宋体" w:eastAsia="宋体"/>
           <w:sz w:val="24"/>
         </w:rPr>
-        <w:t>这就是城中村，城市里最不起眼的角落。它夹在高楼大厦之间，像是一个被遗忘的伤口，永远不会愈合，也不会消失。住在这里的人，有的是刚刚毕业的大学生，付不起高昂的房租；有的是来城市打工的外地人，攒钱想要买一套自己的房子；有的是在这里住了几十年的老人，习惯了这里的一切，不愿意搬走。</w:t>
+        <w:t>"是张先生吧？"老刘说，声音有些沙哑。</w:t>
       </w:r>
     </w:p>
     <w:p>
@@ -301,7 +197,7 @@
           <w:rFonts w:ascii="宋体" w:hAnsi="宋体" w:eastAsia="宋体"/>
           <w:sz w:val="24"/>
         </w:rPr>
-        <w:t>房东老刘站在楼下等他。这是一个六十多岁的男人，头发花白，稀稀疏疏地贴在头皮上，像是一块被虫子啃过的草地。他穿着一件洗得发黄的白背心，上面有几个小洞，边缘已经卷起来了，像是被时间侵蚀的城墙。脚上踩着一双塑料拖鞋，发出"啪嗒啪嗒"的声音，每走一步都像是敲一下鼓。他的脸上有很多皱纹，像是被时间和生活雕刻出来的，每一道纹路里都藏着故事。他的眼睛很小，眯成一条缝，但眼神很亮，像是两颗嵌在脸上的黑豆。</w:t>
+        <w:t>"是。"张成点点头。</w:t>
       </w:r>
     </w:p>
     <w:p>
@@ -314,7 +210,7 @@
           <w:rFonts w:ascii="宋体" w:hAnsi="宋体" w:eastAsia="宋体"/>
           <w:sz w:val="24"/>
         </w:rPr>
-        <w:t>"是张先生吧？"老刘说，声音有些沙哑，像是被烟熏过。他的牙齿已经掉了几颗，剩下的也都泛着黄色，说话的时候有些漏风。</w:t>
+        <w:t>"跟我上来吧。四楼，没有电梯。"</w:t>
       </w:r>
     </w:p>
     <w:p>
@@ -327,7 +223,7 @@
           <w:rFonts w:ascii="宋体" w:hAnsi="宋体" w:eastAsia="宋体"/>
           <w:sz w:val="24"/>
         </w:rPr>
-        <w:t>"是。"张成点点头，声音不大。他的普通话很标准，但是在老刘面前，他觉得自己像是一个外来者，一个闯入别人领地的人。</w:t>
+        <w:t>楼梯很窄，只够一个人走。台阶上有很多污渍，黑色的、黄色的、层层叠叠地堆积着。楼梯的墙壁上贴满了各种小广告：疏通下水道、开锁换锁、办证刻章……字迹有的工整，有的潦草，像是不同的人在不同的时间，把自己的一点心事贴在了这里。</w:t>
       </w:r>
     </w:p>
     <w:p>
@@ -340,7 +236,7 @@
           <w:rFonts w:ascii="宋体" w:hAnsi="宋体" w:eastAsia="宋体"/>
           <w:sz w:val="24"/>
         </w:rPr>
-        <w:t>"跟我上来吧。四楼，没有电梯。"老刘转过身，开始往楼上走，"这里的房子都是老房子了，八几年盖的，那时候哪有什么电梯。年轻人，就当锻炼身体了。"</w:t>
+        <w:t>张成跟着老刘爬了四层楼，额头上沁出一层薄薄的汗。</w:t>
       </w:r>
     </w:p>
     <w:p>
@@ -353,7 +249,7 @@
           <w:rFonts w:ascii="宋体" w:hAnsi="宋体" w:eastAsia="宋体"/>
           <w:sz w:val="24"/>
         </w:rPr>
-        <w:t>楼梯很窄，只够一个人走，如果两个人要错身，就必须侧着身子挤过去。台阶上有很多污渍，黑色的、黄色的、不知道是什么颜色的，层层叠叠地堆积着，像是历史的车轮碾过的痕迹。楼梯的墙壁上贴满了各种小广告：疏通下水道、开锁换锁、办证刻章、高价回收、包治百病、老中医专治……字迹有的工整，像是用电脑打印出来的；有的潦草，像是喝醉了酒的人写的。这些广告像是不同的人在不同的时间，把自己的一点心事贴在了这里，希望有人能看到，有人能回应。</w:t>
+        <w:t>房间不大，二十来个平方，一张床，一张桌子，一个衣柜，还有一个很小的阳台。墙壁上的白灰有些脱落，露出下面青灰色的水泥。窗户很小，透过窗户可以看见对面那栋楼的阳台，阳台上挂满了衣服，红的绿的蓝的，像是彩旗一样飘荡着。</w:t>
       </w:r>
     </w:p>
     <w:p>
@@ -366,7 +262,7 @@
           <w:rFonts w:ascii="宋体" w:hAnsi="宋体" w:eastAsia="宋体"/>
           <w:sz w:val="24"/>
         </w:rPr>
-        <w:t>张成跟着老刘爬了四层楼，额头上沁出一层薄薄的汗。他的呼吸有些急促，心跳也加快了。他想，自己真的该锻炼了，才四层楼就喘成这样，以后怎么办？</w:t>
+        <w:t>"怎么样？"老刘问，"房租八百一个月，押一付三。水电另算，热水是太阳能的，夏天够用，冬天就不一定了。"</w:t>
       </w:r>
     </w:p>
     <w:p>
@@ -379,98 +275,7 @@
           <w:rFonts w:ascii="宋体" w:hAnsi="宋体" w:eastAsia="宋体"/>
           <w:sz w:val="24"/>
         </w:rPr>
-        <w:t>"到了，就是这间。"老刘停在四楼的一扇铁门前，从腰间掏出一串钥匙，哗啦哗啦地翻找着，"这把是房门钥匙，这把是信箱钥匙，这把是楼下大门的钥匙……等等，好像不是这把，让我再找找……"</w:t>
-      </w:r>
-    </w:p>
-    <w:p>
-      <w:pPr>
-        <w:spacing w:line="360" w:lineRule="auto"/>
-        <w:ind w:firstLine="420"/>
-      </w:pPr>
-      <w:r>
-        <w:rPr>
-          <w:rFonts w:ascii="宋体" w:hAnsi="宋体" w:eastAsia="宋体"/>
-          <w:sz w:val="24"/>
-        </w:rPr>
-        <w:t>他找了半天，终于找到了正确的钥匙，插进锁孔里，转动了两下，发出"咔嚓"一声。门开了。</w:t>
-      </w:r>
-    </w:p>
-    <w:p>
-      <w:pPr>
-        <w:spacing w:line="360" w:lineRule="auto"/>
-        <w:ind w:firstLine="420"/>
-      </w:pPr>
-      <w:r>
-        <w:rPr>
-          <w:rFonts w:ascii="宋体" w:hAnsi="宋体" w:eastAsia="宋体"/>
-          <w:sz w:val="24"/>
-        </w:rPr>
-        <w:t>房间不大，二十来个平方，一张床，一张桌子，一个衣柜，还有一个很小的阳台。墙壁上的白灰有些脱落，露出下面青灰色的水泥，像是一块块伤疤。窗户很小，透过窗户可以看见对面那栋楼的阳台，阳台上挂满了衣服，红的绿的蓝的，像是彩旗一样飘荡着。阳光从这些衣服的缝隙中穿过来，在房间里投下斑驳的光影。</w:t>
-      </w:r>
-    </w:p>
-    <w:p>
-      <w:pPr>
-        <w:spacing w:line="360" w:lineRule="auto"/>
-        <w:ind w:firstLine="420"/>
-      </w:pPr>
-      <w:r>
-        <w:rPr>
-          <w:rFonts w:ascii="宋体" w:hAnsi="宋体" w:eastAsia="宋体"/>
-          <w:sz w:val="24"/>
-        </w:rPr>
-        <w:t>"怎么样？"老刘问，"房租八百一个月，押一付三。水电另算，热水是太阳能的，夏天够用，冬天就不一定了。冬天的时候，你可能得自己烧水洗澡，或者去外面的公共澡堂。"</w:t>
-      </w:r>
-    </w:p>
-    <w:p>
-      <w:pPr>
-        <w:spacing w:line="360" w:lineRule="auto"/>
-        <w:ind w:firstLine="420"/>
-      </w:pPr>
-      <w:r>
-        <w:rPr>
-          <w:rFonts w:ascii="宋体" w:hAnsi="宋体" w:eastAsia="宋体"/>
-          <w:sz w:val="24"/>
-        </w:rPr>
-        <w:t>张成环顾四周，没有说话。他的眼睛落在窗台上，那里放着一个旧花盆，里面有一株不知道是什么的植物，叶片已经枯黄了，但还是顽强地立在那里。花盆的边缘有一圈白色的痕迹，像是水渍，又像是岁月的痕迹。</w:t>
-      </w:r>
-    </w:p>
-    <w:p>
-      <w:pPr>
-        <w:spacing w:line="360" w:lineRule="auto"/>
-        <w:ind w:firstLine="420"/>
-      </w:pPr>
-      <w:r>
-        <w:rPr>
-          <w:rFonts w:ascii="宋体" w:hAnsi="宋体" w:eastAsia="宋体"/>
-          <w:sz w:val="24"/>
-        </w:rPr>
-        <w:t>他走到窗边，伸手摸了摸那株植物的叶子，干巴巴的，一碰就碎了。</w:t>
-      </w:r>
-    </w:p>
-    <w:p>
-      <w:pPr>
-        <w:spacing w:line="360" w:lineRule="auto"/>
-        <w:ind w:firstLine="420"/>
-      </w:pPr>
-      <w:r>
-        <w:rPr>
-          <w:rFonts w:ascii="宋体" w:hAnsi="宋体" w:eastAsia="宋体"/>
-          <w:sz w:val="24"/>
-        </w:rPr>
-        <w:t>"这是上一个租客留下的。"老刘说，"她住了一年多，后来搬家了。这盆花她没带走，我也没扔，想着也许下一个租客会喜欢。"</w:t>
-      </w:r>
-    </w:p>
-    <w:p>
-      <w:pPr>
-        <w:spacing w:line="360" w:lineRule="auto"/>
-        <w:ind w:firstLine="420"/>
-      </w:pPr>
-      <w:r>
-        <w:rPr>
-          <w:rFonts w:ascii="宋体" w:hAnsi="宋体" w:eastAsia="宋体"/>
-          <w:sz w:val="24"/>
-        </w:rPr>
-        <w:t>张成没有说话，只是点了点头。</w:t>
+        <w:t>张成环顾四周，没有说话。他的眼睛落在窗台上，那里放着一个旧花盆，里面有一株不知道是什么的植物，叶片已经枯黄了，但还是顽强地立在那里。</w:t>
       </w:r>
     </w:p>
     <w:p>
@@ -496,7 +301,7 @@
           <w:rFonts w:ascii="宋体" w:hAnsi="宋体" w:eastAsia="宋体"/>
           <w:sz w:val="24"/>
         </w:rPr>
-        <w:t>老刘愣了一下，似乎没想到他答应得这么快。他原以为这个年轻人会讨价还价，或者找借口再看看其他房子。但是张成没有，他只是简单地说了三个字，就决定了。</w:t>
+        <w:t>老刘掏出钥匙递给张成，交代了几句注意事项，就下楼去了。</w:t>
       </w:r>
     </w:p>
     <w:p>
@@ -509,72 +314,7 @@
           <w:rFonts w:ascii="宋体" w:hAnsi="宋体" w:eastAsia="宋体"/>
           <w:sz w:val="24"/>
         </w:rPr>
-        <w:t>"那……你什么时候搬进来？"老刘问。</w:t>
-      </w:r>
-    </w:p>
-    <w:p>
-      <w:pPr>
-        <w:spacing w:line="360" w:lineRule="auto"/>
-        <w:ind w:firstLine="420"/>
-      </w:pPr>
-      <w:r>
-        <w:rPr>
-          <w:rFonts w:ascii="宋体" w:hAnsi="宋体" w:eastAsia="宋体"/>
-          <w:sz w:val="24"/>
-        </w:rPr>
-        <w:t>"现在。"张成说，"我的东西都在这个包里了。"</w:t>
-      </w:r>
-    </w:p>
-    <w:p>
-      <w:pPr>
-        <w:spacing w:line="360" w:lineRule="auto"/>
-        <w:ind w:firstLine="420"/>
-      </w:pPr>
-      <w:r>
-        <w:rPr>
-          <w:rFonts w:ascii="宋体" w:hAnsi="宋体" w:eastAsia="宋体"/>
-          <w:sz w:val="24"/>
-        </w:rPr>
-        <w:t>老刘又愣了一下，看着张成背上那个洗得发白的帆布包。那里面，就是他的全部家当了吗？他不知道该说什么，只是掏出钥匙递给张成，又交代了几句注意事项：水龙头往左拧是热水，往右拧是冷水；电闸在门口的配电箱里，跳闸了就往上推；楼下的大门晚上十点会锁，回来晚了就按门铃，密码是1234……</w:t>
-      </w:r>
-    </w:p>
-    <w:p>
-      <w:pPr>
-        <w:spacing w:line="360" w:lineRule="auto"/>
-        <w:ind w:firstLine="420"/>
-      </w:pPr>
-      <w:r>
-        <w:rPr>
-          <w:rFonts w:ascii="宋体" w:hAnsi="宋体" w:eastAsia="宋体"/>
-          <w:sz w:val="24"/>
-        </w:rPr>
-        <w:t>交代完之后，老刘就下楼去了。他的脚步声在楼道里渐渐远去，然后是楼梯间的铁门被关上的声音，发出一声沉闷的"哐"。</w:t>
-      </w:r>
-    </w:p>
-    <w:p>
-      <w:pPr>
-        <w:spacing w:line="360" w:lineRule="auto"/>
-        <w:ind w:firstLine="420"/>
-      </w:pPr>
-      <w:r>
-        <w:rPr>
-          <w:rFonts w:ascii="宋体" w:hAnsi="宋体" w:eastAsia="宋体"/>
-          <w:sz w:val="24"/>
-        </w:rPr>
-        <w:t>张成站在空荡荡的房间里，听着这些声音，听着巷子里各种嘈杂的声音：摩托车的轰鸣，是送外卖的年轻人骑着电动车穿街走巷；孩子的哭闹，是某个家庭在演绎着平凡的幸福或烦恼；狗的叫声，是某只被拴在门口的狗在宣示着自己的存在；不知道哪里传来的电视声，是某个人家在播放着晚间新闻……</w:t>
-      </w:r>
-    </w:p>
-    <w:p>
-      <w:pPr>
-        <w:spacing w:line="360" w:lineRule="auto"/>
-        <w:ind w:firstLine="420"/>
-      </w:pPr>
-      <w:r>
-        <w:rPr>
-          <w:rFonts w:ascii="宋体" w:hAnsi="宋体" w:eastAsia="宋体"/>
-          <w:sz w:val="24"/>
-        </w:rPr>
-        <w:t>这些声音交织在一起，构成了城中村的夜晚交响曲。它不优美，不和谐，甚至有些嘈杂，但它是真实的，是活的，是这座城市最原始的心跳。</w:t>
+        <w:t>张成站在空荡荡的房间里，听着老刘的脚步声渐渐远去，然后是楼梯间的铁门被关上的声音，再然后，是巷子里各种嘈杂的声音：摩托车的轰鸣、孩子的哭闹、狗的叫声、不知道哪里传来的电视声……</w:t>
       </w:r>
     </w:p>
     <w:p>
@@ -600,7 +340,7 @@
           <w:rFonts w:ascii="宋体" w:hAnsi="宋体" w:eastAsia="宋体"/>
           <w:sz w:val="24"/>
         </w:rPr>
-        <w:t>楼下是一个小小的院子，院子的角落里种着一丛竹子。那种竹子张成认识，叫凤尾竹，叶片细长，像凤凰的尾羽。竹子很茂盛，枝叶交错，密密麻麻，在风中轻轻摇曳。此刻，夕阳的余晖还残留在天边，把竹子的影子拉得很长，投射在斑驳的墙壁上，像是一幅流动的水墨画。</w:t>
+        <w:t>楼下是一个小小的院子，院子的角落里种着一丛竹子。那种竹子张成认识，叫凤尾竹，叶片细长，像凤凰的尾羽。此刻，夕阳的余晖还残留在天边，把竹子的影子拉得很长，投射在斑驳的墙壁上，像是一幅流动的水墨画。</w:t>
       </w:r>
     </w:p>
     <w:p>
@@ -618,14 +358,6 @@
     </w:p>
     <w:p>
       <w:pPr>
-        <w:pStyle w:val="Heading1"/>
-      </w:pPr>
-      <w:r>
-        <w:t>第二章：第一次见面</w:t>
-      </w:r>
-    </w:p>
-    <w:p>
-      <w:pPr>
         <w:spacing w:line="360" w:lineRule="auto"/>
         <w:ind w:firstLine="420"/>
       </w:pPr>
@@ -634,7 +366,7 @@
           <w:rFonts w:ascii="宋体" w:hAnsi="宋体" w:eastAsia="宋体"/>
           <w:sz w:val="24"/>
         </w:rPr>
-        <w:t>小芳站在对面那栋楼的阳台上，正在收衣服。</w:t>
+        <w:t>她站在对面那栋楼的阳台上，正在收衣服。她穿着一件白色的T恤，下身是一条洗得有些褪色的牛仔裤，头发用一根黑色的橡皮筋扎在脑后，碎发垂在耳边。她的动作很快，一件一件地把衣服从晾衣架上取下来，叠好，放在旁边的塑料盆里。</w:t>
       </w:r>
     </w:p>
     <w:p>
@@ -647,46 +379,7 @@
           <w:rFonts w:ascii="宋体" w:hAnsi="宋体" w:eastAsia="宋体"/>
           <w:sz w:val="24"/>
         </w:rPr>
-        <w:t>她穿着一件白色的T恤，下身是一条洗得有些褪色的牛仔裤，牛仔裤的膝盖处有些发白，像是经常弯曲造成的。头发用一根黑色的橡皮筋扎在脑后，扎得很紧，但是还是有一些碎发垂在耳边，在夕阳中泛着淡淡的金色光芒。她的动作很快，一件一件地把衣服从晾衣架上取下来，叠好，放在旁边的塑料盆里。她的动作很流畅，像是在跳一支只有她自己知道的舞，每一个动作都恰到好处，不多一分，不少一秒。</w:t>
-      </w:r>
-    </w:p>
-    <w:p>
-      <w:pPr>
-        <w:spacing w:line="360" w:lineRule="auto"/>
-        <w:ind w:firstLine="420"/>
-      </w:pPr>
-      <w:r>
-        <w:rPr>
-          <w:rFonts w:ascii="宋体" w:hAnsi="宋体" w:eastAsia="宋体"/>
-          <w:sz w:val="24"/>
-        </w:rPr>
-        <w:t>张成不知道自己为什么一直在看她。也许是因为她的动作很流畅，像是在跳一支只有她自己知道的舞；也许是因为她的侧脸在夕阳的余晖中显得很柔和，柔和得让他的心忽然跳了一下。夕阳的光线是橘红色的，照在她的脸上，像是给她镀上了一层金边。她的睫毛很长，在脸上投下淡淡的阴影；她的鼻梁很挺，嘴唇很薄，下巴有点尖，整张脸轮廓分明，却又不失柔和。</w:t>
-      </w:r>
-    </w:p>
-    <w:p>
-      <w:pPr>
-        <w:spacing w:line="360" w:lineRule="auto"/>
-        <w:ind w:firstLine="420"/>
-      </w:pPr>
-      <w:r>
-        <w:rPr>
-          <w:rFonts w:ascii="宋体" w:hAnsi="宋体" w:eastAsia="宋体"/>
-          <w:sz w:val="24"/>
-        </w:rPr>
-        <w:t>他站在自己的阳台上，隔着两栋楼之间的那片空气，静静地看着她。风从他们之间吹过，带着城中村特有的气味——卤菜的香味、下水道的腥味、洗衣粉的香气——还有竹叶的清香。</w:t>
-      </w:r>
-    </w:p>
-    <w:p>
-      <w:pPr>
-        <w:spacing w:line="360" w:lineRule="auto"/>
-        <w:ind w:firstLine="420"/>
-      </w:pPr>
-      <w:r>
-        <w:rPr>
-          <w:rFonts w:ascii="宋体" w:hAnsi="宋体" w:eastAsia="宋体"/>
-          <w:sz w:val="24"/>
-        </w:rPr>
-        <w:t>他不知道自己站了多久。也许是几分钟，也许是十几分钟，也许更久。时间在这一刻似乎变得不重要了，重要的只是眼前这个画面：一个女孩在夕阳中收衣服，风吹动她的发丝，竹叶在沙沙作响。</w:t>
+        <w:t>张成不知道自己为什么一直在看她。也许是因为她的动作很流畅，像是在跳一支只有她自己知道的舞；也许是因为她的侧脸在夕阳的余晖中显得很柔和，柔和得让他的心忽然跳了一下。</w:t>
       </w:r>
     </w:p>
     <w:p>
@@ -712,7 +405,7 @@
           <w:rFonts w:ascii="宋体" w:hAnsi="宋体" w:eastAsia="宋体"/>
           <w:sz w:val="24"/>
         </w:rPr>
-        <w:t>她好像感觉到了什么，像是有什么东西在她的后背上轻轻地挠了一下。她转过头，目光穿过两栋楼之间的那片空气，落在了张成身上。</w:t>
+        <w:t>四目相对。</w:t>
       </w:r>
     </w:p>
     <w:p>
@@ -725,7 +418,7 @@
           <w:rFonts w:ascii="宋体" w:hAnsi="宋体" w:eastAsia="宋体"/>
           <w:sz w:val="24"/>
         </w:rPr>
-        <w:t>四目相对。</w:t>
+        <w:t>那一刻，张成觉得时间好像静止了。他看见她的眼睛，很大，很亮，像是两潭清澈的泉水。她的鼻梁很挺，嘴唇很薄，下巴有点尖，整张脸轮廓分明，却又不失柔和。</w:t>
       </w:r>
     </w:p>
     <w:p>
@@ -738,85 +431,7 @@
           <w:rFonts w:ascii="宋体" w:hAnsi="宋体" w:eastAsia="宋体"/>
           <w:sz w:val="24"/>
         </w:rPr>
-        <w:t>那一刻，张成觉得时间好像静止了。风不再吹，竹叶不再摇曳，巷子里的嘈杂声也好像远去了。整个世界只剩下两个人，隔着几米的距离，静静地看着彼此。</w:t>
-      </w:r>
-    </w:p>
-    <w:p>
-      <w:pPr>
-        <w:spacing w:line="360" w:lineRule="auto"/>
-        <w:ind w:firstLine="420"/>
-      </w:pPr>
-      <w:r>
-        <w:rPr>
-          <w:rFonts w:ascii="宋体" w:hAnsi="宋体" w:eastAsia="宋体"/>
-          <w:sz w:val="24"/>
-        </w:rPr>
-        <w:t>他看见她的眼睛，很大，很亮，像是两潭清澈的泉水，可以一眼看到底。那是一种很干净的眼神，没有任何杂质，像是刚下过雨的天空。她的瞳孔里倒映着夕阳的光芒，像是两颗琥珀，透着温暖的光泽。</w:t>
-      </w:r>
-    </w:p>
-    <w:p>
-      <w:pPr>
-        <w:spacing w:line="360" w:lineRule="auto"/>
-        <w:ind w:firstLine="420"/>
-      </w:pPr>
-      <w:r>
-        <w:rPr>
-          <w:rFonts w:ascii="宋体" w:hAnsi="宋体" w:eastAsia="宋体"/>
-          <w:sz w:val="24"/>
-        </w:rPr>
-        <w:t>他看见她的鼻梁，很挺，线条流畅，像是一座小山丘。她的嘴唇很薄，嘴角微微上扬，像是随时准备微笑。她的下巴有点尖，但是不显刻薄，反而显得很清秀。</w:t>
-      </w:r>
-    </w:p>
-    <w:p>
-      <w:pPr>
-        <w:spacing w:line="360" w:lineRule="auto"/>
-        <w:ind w:firstLine="420"/>
-      </w:pPr>
-      <w:r>
-        <w:rPr>
-          <w:rFonts w:ascii="宋体" w:hAnsi="宋体" w:eastAsia="宋体"/>
-          <w:sz w:val="24"/>
-        </w:rPr>
-        <w:t>整张脸轮廓分明，却又不失柔和，像是一幅精心绘制的水墨画。</w:t>
-      </w:r>
-    </w:p>
-    <w:p>
-      <w:pPr>
-        <w:spacing w:line="360" w:lineRule="auto"/>
-        <w:ind w:firstLine="420"/>
-      </w:pPr>
-      <w:r>
-        <w:rPr>
-          <w:rFonts w:ascii="宋体" w:hAnsi="宋体" w:eastAsia="宋体"/>
-          <w:sz w:val="24"/>
-        </w:rPr>
-        <w:t>然后，她微微点了点头。</w:t>
-      </w:r>
-    </w:p>
-    <w:p>
-      <w:pPr>
-        <w:spacing w:line="360" w:lineRule="auto"/>
-        <w:ind w:firstLine="420"/>
-      </w:pPr>
-      <w:r>
-        <w:rPr>
-          <w:rFonts w:ascii="宋体" w:hAnsi="宋体" w:eastAsia="宋体"/>
-          <w:sz w:val="24"/>
-        </w:rPr>
-        <w:t>那是一个很轻微的动作，只是下巴轻轻往下一点，像是风吹过水面带起的涟漪。但是张成看见了，那点头的动作里有一种说不出的意味——不是热情，也不是冷漠，而是一种恰到好处的礼貌，一种不远不近的距离。</w:t>
-      </w:r>
-    </w:p>
-    <w:p>
-      <w:pPr>
-        <w:spacing w:line="360" w:lineRule="auto"/>
-        <w:ind w:firstLine="420"/>
-      </w:pPr>
-      <w:r>
-        <w:rPr>
-          <w:rFonts w:ascii="宋体" w:hAnsi="宋体" w:eastAsia="宋体"/>
-          <w:sz w:val="24"/>
-        </w:rPr>
-        <w:t>接着，她转身进了屋，门在身后轻轻关上，发出"咔哒"一声。</w:t>
+        <w:t>然后，她微微点了点头，转身进了屋。</w:t>
       </w:r>
     </w:p>
     <w:p>
@@ -842,46 +457,7 @@
           <w:rFonts w:ascii="宋体" w:hAnsi="宋体" w:eastAsia="宋体"/>
           <w:sz w:val="24"/>
         </w:rPr>
-        <w:t>他不知道这种感觉叫什么。他以前从来没有过这种感觉。</w:t>
-      </w:r>
-    </w:p>
-    <w:p>
-      <w:pPr>
-        <w:spacing w:line="360" w:lineRule="auto"/>
-        <w:ind w:firstLine="420"/>
-      </w:pPr>
-      <w:r>
-        <w:rPr>
-          <w:rFonts w:ascii="宋体" w:hAnsi="宋体" w:eastAsia="宋体"/>
-          <w:sz w:val="24"/>
-        </w:rPr>
-        <w:t>他低下头，看着自己的双手。手心里有一层薄薄的汗，像是刚刚经历过什么紧张的事情。他深吸一口气，试图让自己的心跳慢下来，但是没有用。心跳依然很快，像是有什么东西在胸腔里怦怦直跳。</w:t>
-      </w:r>
-    </w:p>
-    <w:p>
-      <w:pPr>
-        <w:spacing w:line="360" w:lineRule="auto"/>
-        <w:ind w:firstLine="420"/>
-      </w:pPr>
-      <w:r>
-        <w:rPr>
-          <w:rFonts w:ascii="宋体" w:hAnsi="宋体" w:eastAsia="宋体"/>
-          <w:sz w:val="24"/>
-        </w:rPr>
-        <w:t>他转身回到房间，坐在那张旧床上。床垫有些软，一坐下去就陷进去一大块，像是被人坐过很多次。房间里很安静，只有自己的呼吸声和心跳声。窗外的光线渐渐暗下来，夕阳的余晖从金色变成了橘红色，又从橘红色变成了灰蓝色。</w:t>
-      </w:r>
-    </w:p>
-    <w:p>
-      <w:pPr>
-        <w:spacing w:line="360" w:lineRule="auto"/>
-        <w:ind w:firstLine="420"/>
-      </w:pPr>
-      <w:r>
-        <w:rPr>
-          <w:rFonts w:ascii="宋体" w:hAnsi="宋体" w:eastAsia="宋体"/>
-          <w:sz w:val="24"/>
-        </w:rPr>
-        <w:t>他不知道的是，多年以后，当他回想起这个黄昏，他会想起很多细节：夕阳的颜色，从金色变成橘红又变成灰蓝；凤尾竹的影子，在墙上摇曳着，像是一幅流动的水墨画；空气中混杂的气味，卤菜的香味、下水道的腥味、洗衣粉的香气；还有那个女孩转身的瞬间，她眼里的光芒，像是两颗琥珀，透着温暖的光泽。</w:t>
+        <w:t>他不知道的是，多年以后，当他回想起这个黄昏，他会想起很多细节：夕阳的颜色，凤尾竹的影子，空气中混杂的气味，还有那个女孩转身的瞬间，她眼里的光芒。</w:t>
       </w:r>
     </w:p>
     <w:p>
@@ -899,114 +475,10 @@
     </w:p>
     <w:p>
       <w:pPr>
-        <w:spacing w:line="360" w:lineRule="auto"/>
-        <w:ind w:firstLine="420"/>
+        <w:pStyle w:val="Heading1"/>
       </w:pPr>
       <w:r>
-        <w:rPr>
-          <w:rFonts w:ascii="宋体" w:hAnsi="宋体" w:eastAsia="宋体"/>
-          <w:sz w:val="24"/>
-        </w:rPr>
-        <w:t>而那个点头的动作，会在他的记忆里被反复播放，一次又一次，像是一部永不结束的电影。</w:t>
-      </w:r>
-    </w:p>
-    <w:p>
-      <w:pPr>
-        <w:spacing w:line="360" w:lineRule="auto"/>
-        <w:ind w:firstLine="420"/>
-      </w:pPr>
-      <w:r>
-        <w:rPr>
-          <w:rFonts w:ascii="宋体" w:hAnsi="宋体" w:eastAsia="宋体"/>
-          <w:sz w:val="24"/>
-        </w:rPr>
-        <w:t>他想，也许这就是缘分吧。两个素不相识的人，在茫茫人海中相遇，在某个特定的时刻、特定的地点，看见了彼此。这种概率有多小？他不知道，但是此刻，他觉得这种概率就是百分之百，因为它是已经发生的事实。</w:t>
-      </w:r>
-    </w:p>
-    <w:p>
-      <w:pPr>
-        <w:spacing w:line="360" w:lineRule="auto"/>
-        <w:ind w:firstLine="420"/>
-      </w:pPr>
-      <w:r>
-        <w:rPr>
-          <w:rFonts w:ascii="宋体" w:hAnsi="宋体" w:eastAsia="宋体"/>
-          <w:sz w:val="24"/>
-        </w:rPr>
-        <w:t>那天晚上，他躺在床上，怎么也睡不着。窗外的月亮很圆，月光透过窗户洒进来，在地板上投下一片银色的光芒。他看着那片月光，想起了楼下那丛凤尾竹，想起了那个关于等待的故事。</w:t>
-      </w:r>
-    </w:p>
-    <w:p>
-      <w:pPr>
-        <w:spacing w:line="360" w:lineRule="auto"/>
-        <w:ind w:firstLine="420"/>
-      </w:pPr>
-      <w:r>
-        <w:rPr>
-          <w:rFonts w:ascii="宋体" w:hAnsi="宋体" w:eastAsia="宋体"/>
-          <w:sz w:val="24"/>
-        </w:rPr>
-        <w:t>他想，那个女人等了一辈子，等到了吗？如果等不到，她会后悔吗？如果可以选择，她还会等吗？</w:t>
-      </w:r>
-    </w:p>
-    <w:p>
-      <w:pPr>
-        <w:spacing w:line="360" w:lineRule="auto"/>
-        <w:ind w:firstLine="420"/>
-      </w:pPr>
-      <w:r>
-        <w:rPr>
-          <w:rFonts w:ascii="宋体" w:hAnsi="宋体" w:eastAsia="宋体"/>
-          <w:sz w:val="24"/>
-        </w:rPr>
-        <w:t>他没有答案。</w:t>
-      </w:r>
-    </w:p>
-    <w:p>
-      <w:pPr>
-        <w:spacing w:line="360" w:lineRule="auto"/>
-        <w:ind w:firstLine="420"/>
-      </w:pPr>
-      <w:r>
-        <w:rPr>
-          <w:rFonts w:ascii="宋体" w:hAnsi="宋体" w:eastAsia="宋体"/>
-          <w:sz w:val="24"/>
-        </w:rPr>
-        <w:t>他只知道，此刻的自己，也想等一个人。等一个不知道会不会来的人，等一个不知道在哪里的人，等一个他甚至不知道是谁的人。</w:t>
-      </w:r>
-    </w:p>
-    <w:p>
-      <w:pPr>
-        <w:spacing w:line="360" w:lineRule="auto"/>
-        <w:ind w:firstLine="420"/>
-      </w:pPr>
-      <w:r>
-        <w:rPr>
-          <w:rFonts w:ascii="宋体" w:hAnsi="宋体" w:eastAsia="宋体"/>
-          <w:sz w:val="24"/>
-        </w:rPr>
-        <w:t>但是今晚，在那个阳台上，他好像看见了一点什么。一点微弱的光芒，从很远的地方照过来，照亮了他心里的某个角落。</w:t>
-      </w:r>
-    </w:p>
-    <w:p>
-      <w:pPr>
-        <w:spacing w:line="360" w:lineRule="auto"/>
-        <w:ind w:firstLine="420"/>
-      </w:pPr>
-      <w:r>
-        <w:rPr>
-          <w:rFonts w:ascii="宋体" w:hAnsi="宋体" w:eastAsia="宋体"/>
-          <w:sz w:val="24"/>
-        </w:rPr>
-        <w:t>他闭上眼睛，想着明天的太阳会是什么样子。</w:t>
-      </w:r>
-    </w:p>
-    <w:p>
-      <w:pPr>
-        <w:pStyle w:val="Heading1"/>
-      </w:pPr>
-      <w:r>
-        <w:t>第三章：慢慢靠近</w:t>
+        <w:t>第二章：慢慢靠近</w:t>
       </w:r>
     </w:p>
     <w:p>
@@ -1032,7 +504,7 @@
           <w:rFonts w:ascii="宋体" w:hAnsi="宋体" w:eastAsia="宋体"/>
           <w:sz w:val="24"/>
         </w:rPr>
-        <w:t>这家出版社不大，在一栋老旧的写字楼里，电梯经常坏，空调也不太制冷，夏天的时候办公室里闷得像个蒸笼。他的工作主要是审稿、改稿、和作者沟通，有时候还要自己写一些宣传文案。工作不算难，但是很繁琐，需要极大的耐心和细心。</w:t>
+        <w:t>他住的这个房间虽然不大，但是离地铁很近，坐三站就能到公司。每天早上六点半，他会准时起床，洗漱，吃早餐——通常是一个包子加一杯豆浆，然后出门坐地铁。晚上回来的时候，天通常已经黑了。</w:t>
       </w:r>
     </w:p>
     <w:p>
@@ -1045,98 +517,7 @@
           <w:rFonts w:ascii="宋体" w:hAnsi="宋体" w:eastAsia="宋体"/>
           <w:sz w:val="24"/>
         </w:rPr>
-        <w:t>他住的这个房间虽然不大，但是离地铁很近，坐三站就能到公司。每天早上六点半，他会准时起床。不是被闹钟叫醒的，而是被楼下"老王卤味"的开锅声——老王每天早上六点就开始准备卤水，各种香料的味道从锅盖的缝隙里钻出来，飘满整条巷子。有时候，他会被这些香味馋醒，肚子咕咕叫，然后不得不爬起来去买早餐。</w:t>
-      </w:r>
-    </w:p>
-    <w:p>
-      <w:pPr>
-        <w:spacing w:line="360" w:lineRule="auto"/>
-        <w:ind w:firstLine="420"/>
-      </w:pPr>
-      <w:r>
-        <w:rPr>
-          <w:rFonts w:ascii="宋体" w:hAnsi="宋体" w:eastAsia="宋体"/>
-          <w:sz w:val="24"/>
-        </w:rPr>
-        <w:t>洗漱、吃早餐——通常是一个包子加一杯豆浆，有时候是一碗稀饭配咸菜，偶尔会加一个茶叶蛋。包子是楼下的早餐摊买的，一块钱一个，肉馅很足，皮很薄，咬一口汤汁就会流出来。豆浆是现磨的，两块钱一杯，很浓很香，喝完之后嘴唇上会留下一层白色的痕迹。</w:t>
-      </w:r>
-    </w:p>
-    <w:p>
-      <w:pPr>
-        <w:spacing w:line="360" w:lineRule="auto"/>
-        <w:ind w:firstLine="420"/>
-      </w:pPr>
-      <w:r>
-        <w:rPr>
-          <w:rFonts w:ascii="宋体" w:hAnsi="宋体" w:eastAsia="宋体"/>
-          <w:sz w:val="24"/>
-        </w:rPr>
-        <w:t>然后出门坐地铁。地铁早高峰的时候人很多，挤得像沙丁鱼罐头。他通常站在角落里，戴上耳机，听一些轻音乐，让自己与外界隔绝。地铁一站一站地开着，人一站一站地上下着，他看着车窗外飞速后退的隧道灯光，想着今天要做的事情。</w:t>
-      </w:r>
-    </w:p>
-    <w:p>
-      <w:pPr>
-        <w:spacing w:line="360" w:lineRule="auto"/>
-        <w:ind w:firstLine="420"/>
-      </w:pPr>
-      <w:r>
-        <w:rPr>
-          <w:rFonts w:ascii="宋体" w:hAnsi="宋体" w:eastAsia="宋体"/>
-          <w:sz w:val="24"/>
-        </w:rPr>
-        <w:t>晚上回来的时候，天通常已经黑了。</w:t>
-      </w:r>
-    </w:p>
-    <w:p>
-      <w:pPr>
-        <w:spacing w:line="360" w:lineRule="auto"/>
-        <w:ind w:firstLine="420"/>
-      </w:pPr>
-      <w:r>
-        <w:rPr>
-          <w:rFonts w:ascii="宋体" w:hAnsi="宋体" w:eastAsia="宋体"/>
-          <w:sz w:val="24"/>
-        </w:rPr>
-        <w:t>城中村的夜晚总是很热闹。楼下有一家卤菜店，老板娘是一个四十多岁的女人，长得很胖，说话的声音很大，隔着老远都能听见。她总是穿着一件花色的碎花裙子，头发烫成大波浪，脸上涂着厚厚的粉，嘴唇上抹着鲜艳的口红。她的笑声很响亮，像是一串鞭炮，噼里啪啦地炸开。</w:t>
-      </w:r>
-    </w:p>
-    <w:p>
-      <w:pPr>
-        <w:spacing w:line="360" w:lineRule="auto"/>
-        <w:ind w:firstLine="420"/>
-      </w:pPr>
-      <w:r>
-        <w:rPr>
-          <w:rFonts w:ascii="宋体" w:hAnsi="宋体" w:eastAsia="宋体"/>
-          <w:sz w:val="24"/>
-        </w:rPr>
-        <w:t>"张成啊，下班啦？"每次看见他，她都会这么问一句，然后不等他回答，又转过头去招呼别的客人。</w:t>
-      </w:r>
-    </w:p>
-    <w:p>
-      <w:pPr>
-        <w:spacing w:line="360" w:lineRule="auto"/>
-        <w:ind w:firstLine="420"/>
-      </w:pPr>
-      <w:r>
-        <w:rPr>
-          <w:rFonts w:ascii="宋体" w:hAnsi="宋体" w:eastAsia="宋体"/>
-          <w:sz w:val="24"/>
-        </w:rPr>
-        <w:t>旁边是一个理发店，门口挂着一个转动的彩灯，红蓝白三色交替旋转，像是一个催眠的漩涡。店里经常放着很老的歌曲，像是《甜蜜蜜》《月亮代表我的心》《甜蜜的季节》……那是老板最喜欢的歌，他一边给客人剪头发，一边跟着哼唱，有时候还忍不住扭两下。</w:t>
-      </w:r>
-    </w:p>
-    <w:p>
-      <w:pPr>
-        <w:spacing w:line="360" w:lineRule="auto"/>
-        <w:ind w:firstLine="420"/>
-      </w:pPr>
-      <w:r>
-        <w:rPr>
-          <w:rFonts w:ascii="宋体" w:hAnsi="宋体" w:eastAsia="宋体"/>
-          <w:sz w:val="24"/>
-        </w:rPr>
-        <w:t>再往前走几步，是一个小卖部，门口的冰柜里摆着各种饮料和啤酒，玻璃门上贴着"冰镇啤酒""新鲜果汁""香烟饮料"等字样。老板是一个沉默的中年男人，总是穿着一件灰色的T恤，下身是一条黑色的大裤衩，脚上踩着一双蓝色的塑料拖鞋。他总是坐在门口的一张小板凳上，手里拿着一个保温杯，时不时喝一口，不知道在想什么。有时候有客人来买东西，他才会站起来，慢吞吞地走到柜台后面，把东西拿出来，收钱，找零，然后又回到小板凳上坐着。</w:t>
+        <w:t>城中村的夜晚总是很热闹。楼下有一家卤菜店，老板娘是一个四十多岁的女人，长得很胖，说话的声音很大，隔着老远都能听见。旁边是一个理发店，门口挂着一个转动的彩灯，里面经常放着很老的歌曲。再往前走几步，是一个小卖部，老板是一个沉默的中年男人，总是坐在门口的一张小板凳上，不知道在想什么。</w:t>
       </w:r>
     </w:p>
     <w:p>
@@ -1162,33 +543,7 @@
           <w:rFonts w:ascii="宋体" w:hAnsi="宋体" w:eastAsia="宋体"/>
           <w:sz w:val="24"/>
         </w:rPr>
-        <w:t>他和小芳的第二次见面，是在一个周末的下午。</w:t>
-      </w:r>
-    </w:p>
-    <w:p>
-      <w:pPr>
-        <w:spacing w:line="360" w:lineRule="auto"/>
-        <w:ind w:firstLine="420"/>
-      </w:pPr>
-      <w:r>
-        <w:rPr>
-          <w:rFonts w:ascii="宋体" w:hAnsi="宋体" w:eastAsia="宋体"/>
-          <w:sz w:val="24"/>
-        </w:rPr>
-        <w:t>那天他休息，下楼去买东西。他需要买一些日用品：牙刷、牙膏、洗发水、卫生纸……这些东西他来的时候没有带，现在用完了必须补充。他沿着巷子往外走，走到一家小超市门口的时候，刚好碰见小芳往里走。</w:t>
-      </w:r>
-    </w:p>
-    <w:p>
-      <w:pPr>
-        <w:spacing w:line="360" w:lineRule="auto"/>
-        <w:ind w:firstLine="420"/>
-      </w:pPr>
-      <w:r>
-        <w:rPr>
-          <w:rFonts w:ascii="宋体" w:hAnsi="宋体" w:eastAsia="宋体"/>
-          <w:sz w:val="24"/>
-        </w:rPr>
-        <w:t>她穿着一件淡蓝色的连衣裙，裙摆到膝盖的位置，走起路来轻轻飘动，像是一朵在风中摇曳的花。她的头发披散着，没有扎起来，从肩膀上垂下来，发梢微微卷曲。她手里拎着两个袋子，一袋是蔬菜，一袋是水果。袋子看起来很重，勒得她的手指有些发白，手背上的青筋微微凸起。</w:t>
+        <w:t>他和小芳的第二次见面，是在一个周末的下午。那天他休息，下楼去买东西。走到楼梯口的时候，刚好碰见她上来。她手里拎着两袋东西，一袋是蔬菜，一袋是水果。袋子看起来很重，勒得她的手指有些发白。</w:t>
       </w:r>
     </w:p>
     <w:p>
@@ -1214,7 +569,7 @@
           <w:rFonts w:ascii="宋体" w:hAnsi="宋体" w:eastAsia="宋体"/>
           <w:sz w:val="24"/>
         </w:rPr>
-        <w:t>小芳抬起头看了他一眼。她的眼神很平静，像是一潭没有波澜的湖水。</w:t>
+        <w:t>小芳抬起头看了他一眼，摇摇头："不用。"</w:t>
       </w:r>
     </w:p>
     <w:p>
@@ -1227,7 +582,7 @@
           <w:rFonts w:ascii="宋体" w:hAnsi="宋体" w:eastAsia="宋体"/>
           <w:sz w:val="24"/>
         </w:rPr>
-        <w:t>"不用。"她说，声音很淡，像是从很远的地方飘过来的。</w:t>
+        <w:t>然后她就从他身边走过，上楼去了。张成站在原地，看着她的背影消失在楼梯拐角。他想，她应该是一个很独立的人吧。</w:t>
       </w:r>
     </w:p>
     <w:p>
@@ -1240,7 +595,7 @@
           <w:rFonts w:ascii="宋体" w:hAnsi="宋体" w:eastAsia="宋体"/>
           <w:sz w:val="24"/>
         </w:rPr>
-        <w:t>然后她就从他身边走过，进了超市。超市的门口有一道透明的塑料帘子，是用来隔冷气的。她撩开帘子进去的时候，帘子在身后摆动，发出哗啦哗啦的声音。</w:t>
+        <w:t>后来的很多天，他都会在楼梯间或者楼下遇见她。有时候是早上，她穿着职业装，手里拎着公文包，匆匆忙忙地往外走；有时候是晚上，她拎着菜的袋子，一步一步地往上爬。他们偶尔会打个招呼，更多的时候，只是擦肩而过。</w:t>
       </w:r>
     </w:p>
     <w:p>
@@ -1253,7 +608,7 @@
           <w:rFonts w:ascii="宋体" w:hAnsi="宋体" w:eastAsia="宋体"/>
           <w:sz w:val="24"/>
         </w:rPr>
-        <w:t>张成站在原地，看着她的背影消失在塑料帘子后面。他想，她应该是一个很独立的人吧，不喜欢麻烦别人。或者，她只是不喜欢麻烦他？</w:t>
+        <w:t>他开始留意她的生活习惯。她早上七点出门，晚上六点回来。她喜欢吃西红柿炒鸡蛋，因为每次路过她门口的时候，都能闻到那个味道。她的阳台上养着几盆花，有吊兰，有绿萝，还有一盆不知道是什么，开很小的白色花朵。</w:t>
       </w:r>
     </w:p>
     <w:p>
@@ -1266,7 +621,7 @@
           <w:rFonts w:ascii="宋体" w:hAnsi="宋体" w:eastAsia="宋体"/>
           <w:sz w:val="24"/>
         </w:rPr>
-        <w:t>他不知道。他只是站在那里，站了很久，久到超市的老板都忍不住探出头来看了他一眼。</w:t>
+        <w:t>他甚至还知道了她喜欢吃什么口味的方便面，因为有一次他下楼扔垃圾的时候，看见她的垃圾袋里有两个空的红烧牛肉面袋子。</w:t>
       </w:r>
     </w:p>
     <w:p>
@@ -1279,98 +634,7 @@
           <w:rFonts w:ascii="宋体" w:hAnsi="宋体" w:eastAsia="宋体"/>
           <w:sz w:val="24"/>
         </w:rPr>
-        <w:t>后来的很多天，他都会在楼梯间或者楼下遇见她。有时候是早上，她穿着职业装，白色的衬衫配黑色的裙子，脚上踩着一双黑色的高跟鞋，手里拎着一个棕色的公文包，匆匆忙忙地往外走。她的步伐很快，高跟鞋在水泥地上发出"哒哒哒"的声音，像是某种节拍。有时候是晚上，她拎着菜的袋子，一步一步地往楼上爬。她看起来很累，肩膀微微塌着，脚步有些沉重。</w:t>
-      </w:r>
-    </w:p>
-    <w:p>
-      <w:pPr>
-        <w:spacing w:line="360" w:lineRule="auto"/>
-        <w:ind w:firstLine="420"/>
-      </w:pPr>
-      <w:r>
-        <w:rPr>
-          <w:rFonts w:ascii="宋体" w:hAnsi="宋体" w:eastAsia="宋体"/>
-          <w:sz w:val="24"/>
-        </w:rPr>
-        <w:t>他们偶尔会打个招呼，更多的时候，只是擦肩而过。</w:t>
-      </w:r>
-    </w:p>
-    <w:p>
-      <w:pPr>
-        <w:spacing w:line="360" w:lineRule="auto"/>
-        <w:ind w:firstLine="420"/>
-      </w:pPr>
-      <w:r>
-        <w:rPr>
-          <w:rFonts w:ascii="宋体" w:hAnsi="宋体" w:eastAsia="宋体"/>
-          <w:sz w:val="24"/>
-        </w:rPr>
-        <w:t>但是张成开始留意她了。他不知道这算不算一种窥探，但是控制不住自己。</w:t>
-      </w:r>
-    </w:p>
-    <w:p>
-      <w:pPr>
-        <w:spacing w:line="360" w:lineRule="auto"/>
-        <w:ind w:firstLine="420"/>
-      </w:pPr>
-      <w:r>
-        <w:rPr>
-          <w:rFonts w:ascii="宋体" w:hAnsi="宋体" w:eastAsia="宋体"/>
-          <w:sz w:val="24"/>
-        </w:rPr>
-        <w:t>他发现她早上七点出门，晚上六点回来，偶尔会晚一些。晚回来的时候，通常是很累的样子，眼睛下面有淡淡的黑眼圈，走路的速度也慢了很多。</w:t>
-      </w:r>
-    </w:p>
-    <w:p>
-      <w:pPr>
-        <w:spacing w:line="360" w:lineRule="auto"/>
-        <w:ind w:firstLine="420"/>
-      </w:pPr>
-      <w:r>
-        <w:rPr>
-          <w:rFonts w:ascii="宋体" w:hAnsi="宋体" w:eastAsia="宋体"/>
-          <w:sz w:val="24"/>
-        </w:rPr>
-        <w:t>他发现她喜欢吃西红柿炒鸡蛋，因为每次路过她门口的时候，都能闻到那个味道。那是一种很家常的味道，酸酸甜甜的，让人想起小时候妈妈做的饭菜。有时候，他也会闻到其他味道：红烧肉、青椒土豆丝、蒜蓉生菜……都是很普通的家常菜，但是隔着门板飘出来的时候，却让人觉得很温暖。</w:t>
-      </w:r>
-    </w:p>
-    <w:p>
-      <w:pPr>
-        <w:spacing w:line="360" w:lineRule="auto"/>
-        <w:ind w:firstLine="420"/>
-      </w:pPr>
-      <w:r>
-        <w:rPr>
-          <w:rFonts w:ascii="宋体" w:hAnsi="宋体" w:eastAsia="宋体"/>
-          <w:sz w:val="24"/>
-        </w:rPr>
-        <w:t>他发现她的阳台上养着几盆花，有吊兰，有绿萝，还有一盆不知道是什么，开很小的白色花朵。花朵很细碎，像是一颗颗星星，在阳光下闪闪发光。她有时候会在阳台上给花浇水，穿着一件宽松的家居服，头发松松地扎在脑后，手里拿着一个喷壶，弯腰对着花盆喷水。水雾在阳光下形成一道小小的彩虹，像是某种魔法。</w:t>
-      </w:r>
-    </w:p>
-    <w:p>
-      <w:pPr>
-        <w:spacing w:line="360" w:lineRule="auto"/>
-        <w:ind w:firstLine="420"/>
-      </w:pPr>
-      <w:r>
-        <w:rPr>
-          <w:rFonts w:ascii="宋体" w:hAnsi="宋体" w:eastAsia="宋体"/>
-          <w:sz w:val="24"/>
-        </w:rPr>
-        <w:t>他甚至还知道了她喜欢吃什么口味的方便面，因为有一次他下楼扔垃圾的时候，看见她的垃圾袋里有两个空的红烧牛肉面袋子。那是一种很普通的方便面，超市里两块钱一袋，他有时候也会吃。</w:t>
-      </w:r>
-    </w:p>
-    <w:p>
-      <w:pPr>
-        <w:spacing w:line="360" w:lineRule="auto"/>
-        <w:ind w:firstLine="420"/>
-      </w:pPr>
-      <w:r>
-        <w:rPr>
-          <w:rFonts w:ascii="宋体" w:hAnsi="宋体" w:eastAsia="宋体"/>
-          <w:sz w:val="24"/>
-        </w:rPr>
-        <w:t>他知道这样不好，有点像是在窥探别人的隐私。但他控制不住自己。他想了解她，想靠近她，想知道她是一个什么样的人，过着什么样的生活。这种感觉很奇怪，像是一种本能，一种无法解释的冲动。</w:t>
+        <w:t>他知道这样不好，有点像是在窥探别人的隐私。但他控制不住自己。他想了解她，想靠近她，想知道她是一个什么样的人，过着什么样的生活。</w:t>
       </w:r>
     </w:p>
     <w:p>
@@ -1388,75 +652,10 @@
     </w:p>
     <w:p>
       <w:pPr>
-        <w:spacing w:line="360" w:lineRule="auto"/>
-        <w:ind w:firstLine="420"/>
+        <w:pStyle w:val="Heading1"/>
       </w:pPr>
       <w:r>
-        <w:rPr>
-          <w:rFonts w:ascii="宋体" w:hAnsi="宋体" w:eastAsia="宋体"/>
-          <w:sz w:val="24"/>
-        </w:rPr>
-        <w:t>他开始思考这是为什么。是因为她漂亮吗？也许吧，她确实很漂亮，但是这世上漂亮的女人那么多，他从来没有这样关注过任何一个。是因为她神秘吗？也许吧，她确实很神秘，像是一本没有翻开的书，让人忍不住想要读下去。</w:t>
-      </w:r>
-    </w:p>
-    <w:p>
-      <w:pPr>
-        <w:spacing w:line="360" w:lineRule="auto"/>
-        <w:ind w:firstLine="420"/>
-      </w:pPr>
-      <w:r>
-        <w:rPr>
-          <w:rFonts w:ascii="宋体" w:hAnsi="宋体" w:eastAsia="宋体"/>
-          <w:sz w:val="24"/>
-        </w:rPr>
-        <w:t>或者，仅仅是因为那个傍晚，那个夕阳，那个点头的动作，在他心里留下了什么东西？</w:t>
-      </w:r>
-    </w:p>
-    <w:p>
-      <w:pPr>
-        <w:spacing w:line="360" w:lineRule="auto"/>
-        <w:ind w:firstLine="420"/>
-      </w:pPr>
-      <w:r>
-        <w:rPr>
-          <w:rFonts w:ascii="宋体" w:hAnsi="宋体" w:eastAsia="宋体"/>
-          <w:sz w:val="24"/>
-        </w:rPr>
-        <w:t>他不知道答案。他只知道，自己好像变了。变得会留意一个人的作息，会记住一个人的喜好，会在某个人的门口多停留几秒钟。</w:t>
-      </w:r>
-    </w:p>
-    <w:p>
-      <w:pPr>
-        <w:spacing w:line="360" w:lineRule="auto"/>
-        <w:ind w:firstLine="420"/>
-      </w:pPr>
-      <w:r>
-        <w:rPr>
-          <w:rFonts w:ascii="宋体" w:hAnsi="宋体" w:eastAsia="宋体"/>
-          <w:sz w:val="24"/>
-        </w:rPr>
-        <w:t>而这些，都是他以前不会做的事情。</w:t>
-      </w:r>
-    </w:p>
-    <w:p>
-      <w:pPr>
-        <w:spacing w:line="360" w:lineRule="auto"/>
-        <w:ind w:firstLine="420"/>
-      </w:pPr>
-      <w:r>
-        <w:rPr>
-          <w:rFonts w:ascii="宋体" w:hAnsi="宋体" w:eastAsia="宋体"/>
-          <w:sz w:val="24"/>
-        </w:rPr>
-        <w:t>他想，这也许就是喜欢吧。一种很安静、很轻微、却又很固执的喜欢。它不张扬，不激烈，只是默默地存在着，像是一颗埋在土里的种子，等待着某一天发芽。</w:t>
-      </w:r>
-    </w:p>
-    <w:p>
-      <w:pPr>
-        <w:pStyle w:val="Heading1"/>
-      </w:pPr>
-      <w:r>
-        <w:t>第四章：关于小芳</w:t>
+        <w:t>第三章：关于小芳</w:t>
       </w:r>
     </w:p>
     <w:p>
@@ -1482,46 +681,7 @@
           <w:rFonts w:ascii="宋体" w:hAnsi="宋体" w:eastAsia="宋体"/>
           <w:sz w:val="24"/>
         </w:rPr>
-        <w:t>这家公司不大，只有二十几个人，挤在一栋写字楼的十五层。办公室的格局是开放式的，每个人只有一个小小的工位，桌上堆满了文件和电脑。公司的名字叫"创意无限"，但是创意很有限，业务主要是给一些小品牌做宣传册、海报、社交媒体运营之类的活。</w:t>
-      </w:r>
-    </w:p>
-    <w:p>
-      <w:pPr>
-        <w:spacing w:line="360" w:lineRule="auto"/>
-        <w:ind w:firstLine="420"/>
-      </w:pPr>
-      <w:r>
-        <w:rPr>
-          <w:rFonts w:ascii="宋体" w:hAnsi="宋体" w:eastAsia="宋体"/>
-          <w:sz w:val="24"/>
-        </w:rPr>
-        <w:t>小芳的工作是写文案。她每天要面对各种各样的客户，有的要求"大气磅礴"，有的要求"清新脱俗"，有的要求"接地气"，有的要求"高大上"……这些要求有时候互相矛盾，但是她必须满足。她每天在电脑前敲敲打打，修改一遍又一遍，直到客户满意为止。</w:t>
-      </w:r>
-    </w:p>
-    <w:p>
-      <w:pPr>
-        <w:spacing w:line="360" w:lineRule="auto"/>
-        <w:ind w:firstLine="420"/>
-      </w:pPr>
-      <w:r>
-        <w:rPr>
-          <w:rFonts w:ascii="宋体" w:hAnsi="宋体" w:eastAsia="宋体"/>
-          <w:sz w:val="24"/>
-        </w:rPr>
-        <w:t>她的工资不高，税后五千多块钱，除去房租和生活费，每个月能存下来的钱不多。她算过一笔账：房租八百，吃饭一千五，交通两百，水电网费一百，话费五十，偶尔买点衣服和日用品三百……加起来差不多三千，剩下两千多块钱。她想攒钱买房，但是按照这个速度，攒到猴年马月也买不起。</w:t>
-      </w:r>
-    </w:p>
-    <w:p>
-      <w:pPr>
-        <w:spacing w:line="360" w:lineRule="auto"/>
-        <w:ind w:firstLine="420"/>
-      </w:pPr>
-      <w:r>
-        <w:rPr>
-          <w:rFonts w:ascii="宋体" w:hAnsi="宋体" w:eastAsia="宋体"/>
-          <w:sz w:val="24"/>
-        </w:rPr>
-        <w:t>但她并不抱怨，因为她知道，抱怨没有用。这个世界就是这样，你付出多少，不一定就能得到多少，但你什么都不付出，就一定什么都得不到。她只能努力工作，努力攒钱，努力生活，希望有一天能过上自己想要的生活。</w:t>
+        <w:t>这家公司不大，但是业务很多，经常加班。小芳的工资不高，除去房租和生活费，每个月能存下来的钱不多。但她并不抱怨，因为她知道，抱怨没有用。这个世界就是这样，你付出多少，不一定就能得到多少，但你什么都不付出，就一定什么都得不到。</w:t>
       </w:r>
     </w:p>
     <w:p>
@@ -1547,46 +707,7 @@
           <w:rFonts w:ascii="宋体" w:hAnsi="宋体" w:eastAsia="宋体"/>
           <w:sz w:val="24"/>
         </w:rPr>
-        <w:t>她出生于一个叫"青山县"的小县城，在省会的西北方向，坐大巴要三个多小时。那是一个很普通的小县城，没有高楼大厦，没有繁华的商场，只有一条主干道，两边的店铺卖着日常用品和农具。县城的中心是一个广场，广场中央有一座雕塑，雕塑的是什么她已经记不清了，只记得小时候经常在那里玩耍。</w:t>
-      </w:r>
-    </w:p>
-    <w:p>
-      <w:pPr>
-        <w:spacing w:line="360" w:lineRule="auto"/>
-        <w:ind w:firstLine="420"/>
-      </w:pPr>
-      <w:r>
-        <w:rPr>
-          <w:rFonts w:ascii="宋体" w:hAnsi="宋体" w:eastAsia="宋体"/>
-          <w:sz w:val="24"/>
-        </w:rPr>
-        <w:t>她的父母都是普通工人，在县城的一家纺织厂上班。纺织厂是县里最大的企业，鼎盛时期有几千名工人，机器的声音日夜不停，像是一首永不停歇的歌。但是后来，厂子不行了，工人下岗了，她的父母也失去了工作。他们开了一家小卖部，在县城的边缘，生意不好也不坏，勉强能维持生活。</w:t>
-      </w:r>
-    </w:p>
-    <w:p>
-      <w:pPr>
-        <w:spacing w:line="360" w:lineRule="auto"/>
-        <w:ind w:firstLine="420"/>
-      </w:pPr>
-      <w:r>
-        <w:rPr>
-          <w:rFonts w:ascii="宋体" w:hAnsi="宋体" w:eastAsia="宋体"/>
-          <w:sz w:val="24"/>
-        </w:rPr>
-        <w:t>从小到大，她都是那种不需要别人操心的孩子。学习成绩好，从小学到高中，成绩一直排在年级前列。听话懂事，从不惹是生非，是老师和邻居眼中的"乖乖女"。她不闹事，不惹事，有问题自己解决，有困难自己扛。</w:t>
-      </w:r>
-    </w:p>
-    <w:p>
-      <w:pPr>
-        <w:spacing w:line="360" w:lineRule="auto"/>
-        <w:ind w:firstLine="420"/>
-      </w:pPr>
-      <w:r>
-        <w:rPr>
-          <w:rFonts w:ascii="宋体" w:hAnsi="宋体" w:eastAsia="宋体"/>
-          <w:sz w:val="24"/>
-        </w:rPr>
-        <w:t>高考的时候，她考上了这座城市的一所普通大学，学的是中文专业。那是她自己选的专业，因为她喜欢读书，喜欢写字，喜欢用文字表达自己的思想。毕业后，她留在了这个城市，找了一份工作，租了一间房子，开始了自己的生活。</w:t>
+        <w:t>她出生于一个小县城，父母都是普通工人。从小到大，她都是那种不需要别人操心的孩子。学习成绩好，听话懂事，不惹事，不闹事。高考的时候，她考上了这所城市的一所普通大学，学的是中文专业。毕业后，她留在了这个城市，找了一份工作，租了一间房子，开始了自己的生活。</w:t>
       </w:r>
     </w:p>
     <w:p>
@@ -1625,7 +746,7 @@
           <w:rFonts w:ascii="宋体" w:hAnsi="宋体" w:eastAsia="宋体"/>
           <w:sz w:val="24"/>
         </w:rPr>
-        <w:t>她第一次注意到他，是因为他看她的眼神。那是一种很奇怪的眼神，不像她见过的其他男人那样充满了欲望或者审视，而是一种……怎么说呢？一种很干净的眼神，像是在看一朵花，或者一片云。他的眼睛不大，但是很清澈，像是一潭没有污染的湖水。</w:t>
+        <w:t>她第一次注意到他，是因为他看她的眼神。那是一种很奇怪的眼神，不像她见过的其他男人那样充满了欲望或者审视，而是一种很干净的眼神，像是在看一朵花，或者一片云。</w:t>
       </w:r>
     </w:p>
     <w:p>
@@ -1638,46 +759,7 @@
           <w:rFonts w:ascii="宋体" w:hAnsi="宋体" w:eastAsia="宋体"/>
           <w:sz w:val="24"/>
         </w:rPr>
-        <w:t>她不知道该怎么形容那种眼神。只是在被他注视的时候，心里会有一种奇怪的感觉，像是有什么东西在轻轻地触动她的心弦。</w:t>
-      </w:r>
-    </w:p>
-    <w:p>
-      <w:pPr>
-        <w:spacing w:line="360" w:lineRule="auto"/>
-        <w:ind w:firstLine="420"/>
-      </w:pPr>
-      <w:r>
-        <w:rPr>
-          <w:rFonts w:ascii="宋体" w:hAnsi="宋体" w:eastAsia="宋体"/>
-          <w:sz w:val="24"/>
-        </w:rPr>
-        <w:t>后来，她也开始留意他。</w:t>
-      </w:r>
-    </w:p>
-    <w:p>
-      <w:pPr>
-        <w:spacing w:line="360" w:lineRule="auto"/>
-        <w:ind w:firstLine="420"/>
-      </w:pPr>
-      <w:r>
-        <w:rPr>
-          <w:rFonts w:ascii="宋体" w:hAnsi="宋体" w:eastAsia="宋体"/>
-          <w:sz w:val="24"/>
-        </w:rPr>
-        <w:t>他长得很普通，不高不矮，不胖不瘦，戴一副黑框眼镜，镜片后面的眼睛总是带着一点迷茫，像是在想什么心事。他的头发有些长，有点乱，像是很久没有剪过了。穿的衣服永远是那几种颜色：黑的、白的、灰的，款式也很简单，T恤、衬衫、牛仔裤，没有什么特别的搭配。</w:t>
-      </w:r>
-    </w:p>
-    <w:p>
-      <w:pPr>
-        <w:spacing w:line="360" w:lineRule="auto"/>
-        <w:ind w:firstLine="420"/>
-      </w:pPr>
-      <w:r>
-        <w:rPr>
-          <w:rFonts w:ascii="宋体" w:hAnsi="宋体" w:eastAsia="宋体"/>
-          <w:sz w:val="24"/>
-        </w:rPr>
-        <w:t>他的性格似乎很内向，说话的声音不大，走路的时候低着头，像是在想什么心事。他很少和人主动搭话，遇到熟人也只是点头微笑，很少停下来聊天。他好像活在自己的世界里，一个只有他自己知道的世界。</w:t>
+        <w:t>后来，她也开始留意他。他长得很普通，不高不矮，不胖不瘦，戴一副黑框眼镜，穿的衣服永远是那几种颜色：黑的、白的、灰的。他的性格似乎很内向，说话的声音不大，走路的时候低着头，像是在想什么心事。</w:t>
       </w:r>
     </w:p>
     <w:p>
@@ -1703,46 +785,7 @@
           <w:rFonts w:ascii="宋体" w:hAnsi="宋体" w:eastAsia="宋体"/>
           <w:sz w:val="24"/>
         </w:rPr>
-        <w:t>那是一个下雨的傍晚，她下班回来，雨下得不大，但是淅淅沥沥的，打在伞上发出轻轻的声响。她收起伞，走进楼道的时候，看见他蹲在楼梯口，手里拿着一根火腿肠，撕成小块，放在那只橘色的猫面前。</w:t>
-      </w:r>
-    </w:p>
-    <w:p>
-      <w:pPr>
-        <w:spacing w:line="360" w:lineRule="auto"/>
-        <w:ind w:firstLine="420"/>
-      </w:pPr>
-      <w:r>
-        <w:rPr>
-          <w:rFonts w:ascii="宋体" w:hAnsi="宋体" w:eastAsia="宋体"/>
-          <w:sz w:val="24"/>
-        </w:rPr>
-        <w:t>那只猫她认识，是附近流浪的一只，经常在巷子里晃荡。它的毛色很漂亮，橘色的，带有深浅不一的条纹，像是一只小老虎。它大概是饿了，埋头吃着，发出呼噜呼噜的声音，像是一台小发动机。</w:t>
-      </w:r>
-    </w:p>
-    <w:p>
-      <w:pPr>
-        <w:spacing w:line="360" w:lineRule="auto"/>
-        <w:ind w:firstLine="420"/>
-      </w:pPr>
-      <w:r>
-        <w:rPr>
-          <w:rFonts w:ascii="宋体" w:hAnsi="宋体" w:eastAsia="宋体"/>
-          <w:sz w:val="24"/>
-        </w:rPr>
-        <w:t>他蹲在一旁，静静地看着，嘴角带着一点微笑。那个微笑很淡，很温柔，像是对着自己最珍爱的东西。他伸出一只手，轻轻抚摸猫的头顶，猫也不躲，一边吃一边发出满足的呼噜声。</w:t>
-      </w:r>
-    </w:p>
-    <w:p>
-      <w:pPr>
-        <w:spacing w:line="360" w:lineRule="auto"/>
-        <w:ind w:firstLine="420"/>
-      </w:pPr>
-      <w:r>
-        <w:rPr>
-          <w:rFonts w:ascii="宋体" w:hAnsi="宋体" w:eastAsia="宋体"/>
-          <w:sz w:val="24"/>
-        </w:rPr>
-        <w:t>雨还在下，从楼梯间的窗户望出去，可以看到灰蒙蒙的天空，还有屋檐下落下的水滴。但是在这个小小的角落里，一个男人和一只猫，组成了一幅很温暖的画面。</w:t>
+        <w:t>那是一个下雨的傍晚，她下班回来，看见他蹲在楼梯口，手里拿着一根火腿肠，撕成小块，放在那只橘色的猫面前。那只猫大概是饿了，埋头吃着，发出呼噜呼噜的声音。他蹲在一旁，静静地看着，嘴角带着一点微笑。</w:t>
       </w:r>
     </w:p>
     <w:p>
@@ -1768,119 +811,15 @@
           <w:rFonts w:ascii="宋体" w:hAnsi="宋体" w:eastAsia="宋体"/>
           <w:sz w:val="24"/>
         </w:rPr>
-        <w:t>她想，他应该是一个很善良的人吧。一个会喂流浪猫的人，应该不会是什么坏人。</w:t>
+        <w:t>她想，他应该是一个很善良的人吧。</w:t>
       </w:r>
     </w:p>
     <w:p>
       <w:pPr>
-        <w:spacing w:line="360" w:lineRule="auto"/>
-        <w:ind w:firstLine="420"/>
+        <w:pStyle w:val="Heading1"/>
       </w:pPr>
       <w:r>
-        <w:rPr>
-          <w:rFonts w:ascii="宋体" w:hAnsi="宋体" w:eastAsia="宋体"/>
-          <w:sz w:val="24"/>
-        </w:rPr>
-        <w:t>从那以后，她开始更多地留意他。她发现他每天早上六点半出门，比她早半个小时；晚上回来的时候，天已经很黑了，他总是提着一个塑料袋，里面装着从超市买来的速食食品。他好像不太会做饭，总是吃一些方便面、速冻饺子、面包之类的东西。</w:t>
-      </w:r>
-    </w:p>
-    <w:p>
-      <w:pPr>
-        <w:spacing w:line="360" w:lineRule="auto"/>
-        <w:ind w:firstLine="420"/>
-      </w:pPr>
-      <w:r>
-        <w:rPr>
-          <w:rFonts w:ascii="宋体" w:hAnsi="宋体" w:eastAsia="宋体"/>
-          <w:sz w:val="24"/>
-        </w:rPr>
-        <w:t>她发现他的阳台上没有花，只有一盆枯萎的植物，叶片已经发黄了，但还立在那里。他好像没有养花的习惯，或者是没有时间照顾。</w:t>
-      </w:r>
-    </w:p>
-    <w:p>
-      <w:pPr>
-        <w:spacing w:line="360" w:lineRule="auto"/>
-        <w:ind w:firstLine="420"/>
-      </w:pPr>
-      <w:r>
-        <w:rPr>
-          <w:rFonts w:ascii="宋体" w:hAnsi="宋体" w:eastAsia="宋体"/>
-          <w:sz w:val="24"/>
-        </w:rPr>
-        <w:t>她发现他喜欢在阳台上抽烟，不是经常，偶尔一两支。烟从他的嘴里吐出来，在空气中慢慢散开，形成一个模糊的轮廓。他抽烟的时候，眼神会变得很遥远，像是在看着某个看不见的地方。</w:t>
-      </w:r>
-    </w:p>
-    <w:p>
-      <w:pPr>
-        <w:spacing w:line="360" w:lineRule="auto"/>
-        <w:ind w:firstLine="420"/>
-      </w:pPr>
-      <w:r>
-        <w:rPr>
-          <w:rFonts w:ascii="宋体" w:hAnsi="宋体" w:eastAsia="宋体"/>
-          <w:sz w:val="24"/>
-        </w:rPr>
-        <w:t>她想，他在想什么呢？在想工作？在想家？还是在想某个曾经爱过的人？</w:t>
-      </w:r>
-    </w:p>
-    <w:p>
-      <w:pPr>
-        <w:spacing w:line="360" w:lineRule="auto"/>
-        <w:ind w:firstLine="420"/>
-      </w:pPr>
-      <w:r>
-        <w:rPr>
-          <w:rFonts w:ascii="宋体" w:hAnsi="宋体" w:eastAsia="宋体"/>
-          <w:sz w:val="24"/>
-        </w:rPr>
-        <w:t>她发现自己越来越想知道关于他的事情了。他叫什么名字？他是做什么工作的？他为什么一个人住在这里？他的家人在哪里？他有没有女朋友？</w:t>
-      </w:r>
-    </w:p>
-    <w:p>
-      <w:pPr>
-        <w:spacing w:line="360" w:lineRule="auto"/>
-        <w:ind w:firstLine="420"/>
-      </w:pPr>
-      <w:r>
-        <w:rPr>
-          <w:rFonts w:ascii="宋体" w:hAnsi="宋体" w:eastAsia="宋体"/>
-          <w:sz w:val="24"/>
-        </w:rPr>
-        <w:t>这些问题，在她心里盘旋着，像是蝴蝶在花丛中飞舞。</w:t>
-      </w:r>
-    </w:p>
-    <w:p>
-      <w:pPr>
-        <w:spacing w:line="360" w:lineRule="auto"/>
-        <w:ind w:firstLine="420"/>
-      </w:pPr>
-      <w:r>
-        <w:rPr>
-          <w:rFonts w:ascii="宋体" w:hAnsi="宋体" w:eastAsia="宋体"/>
-          <w:sz w:val="24"/>
-        </w:rPr>
-        <w:t>她想，这也许就是好奇吧。对一个人的好奇，对一种生活的好奇。或者，是别的什么？</w:t>
-      </w:r>
-    </w:p>
-    <w:p>
-      <w:pPr>
-        <w:spacing w:line="360" w:lineRule="auto"/>
-        <w:ind w:firstLine="420"/>
-      </w:pPr>
-      <w:r>
-        <w:rPr>
-          <w:rFonts w:ascii="宋体" w:hAnsi="宋体" w:eastAsia="宋体"/>
-          <w:sz w:val="24"/>
-        </w:rPr>
-        <w:t>她不敢深想。</w:t>
-      </w:r>
-    </w:p>
-    <w:p>
-      <w:pPr>
-        <w:pStyle w:val="Heading1"/>
-      </w:pPr>
-      <w:r>
-        <w:t>第五章：雨夜</w:t>
+        <w:t>第四章：雨夜</w:t>
       </w:r>
     </w:p>
     <w:p>
@@ -1906,7 +845,7 @@
           <w:rFonts w:ascii="宋体" w:hAnsi="宋体" w:eastAsia="宋体"/>
           <w:sz w:val="24"/>
         </w:rPr>
-        <w:t>那是一个夏天的晚上，七月底，是一年中最热的时候。白天太阳烤得地面发烫，傍晚也没有丝毫凉意，空气像是一锅沸腾的水，闷得人喘不过气来。张成坐在办公室里，空调呼呼地吹着，但汗还是止不住地往下流。</w:t>
+        <w:t>那是一个夏天的晚上，雨下得很大，像是有谁在天上往下倒水一样。城中村的排水系统本来就很老旧，没过多久，巷子里就积了水，而且越积越高。</w:t>
       </w:r>
     </w:p>
     <w:p>
@@ -1919,59 +858,7 @@
           <w:rFonts w:ascii="宋体" w:hAnsi="宋体" w:eastAsia="宋体"/>
           <w:sz w:val="24"/>
         </w:rPr>
-        <w:t>快下班的时候，天忽然黑了下来。不是太阳落山的那种黑，而是乌云压顶的那种黑，像是有人用墨汁把天空涂了一层。紧接着，一道闪电划过天空，像是把天幕撕开了一道口子，雷声轰隆隆地响起来，震得窗户都跟着颤抖。</w:t>
-      </w:r>
-    </w:p>
-    <w:p>
-      <w:pPr>
-        <w:spacing w:line="360" w:lineRule="auto"/>
-        <w:ind w:firstLine="420"/>
-      </w:pPr>
-      <w:r>
-        <w:rPr>
-          <w:rFonts w:ascii="宋体" w:hAnsi="宋体" w:eastAsia="宋体"/>
-          <w:sz w:val="24"/>
-        </w:rPr>
-        <w:t>雨开始下了。一开始是稀稀拉拉的几滴，打在窗户上发出噼里啪啦的声音。然后越来越多，越来越密，最后变成了一道水帘，哗啦啦地从天上倒下来。雨下得很大，像是有谁在天上往下倒水一样，街上的人都跑着躲避，有的躲在屋檐下，有的打着伞艰难地往前走，有的干脆不躲了，淋着雨往前冲。</w:t>
-      </w:r>
-    </w:p>
-    <w:p>
-      <w:pPr>
-        <w:spacing w:line="360" w:lineRule="auto"/>
-        <w:ind w:firstLine="420"/>
-      </w:pPr>
-      <w:r>
-        <w:rPr>
-          <w:rFonts w:ascii="宋体" w:hAnsi="宋体" w:eastAsia="宋体"/>
-          <w:sz w:val="24"/>
-        </w:rPr>
-        <w:t>城中村的排水系统本来就很老旧，没过多久，巷子里就积了水，而且越积越高。水从各个方向涌过来，汇成一股浑浊的河流，在巷子里蜿蜒着。水面上漂浮着各种东西：塑料袋、纸屑、树叶、甚至还有一只不知道从哪里来的拖鞋。</w:t>
-      </w:r>
-    </w:p>
-    <w:p>
-      <w:pPr>
-        <w:spacing w:line="360" w:lineRule="auto"/>
-        <w:ind w:firstLine="420"/>
-      </w:pPr>
-      <w:r>
-        <w:rPr>
-          <w:rFonts w:ascii="宋体" w:hAnsi="宋体" w:eastAsia="宋体"/>
-          <w:sz w:val="24"/>
-        </w:rPr>
-        <w:t>小芳下班回来的时候，雨已经小了一些，但是地上的积水还没有退去。她站在巷子口，看着那滩黑乎乎的水，不知道该怎么办。她的鞋子是新买的，上周刚从商场买的，花了两百多块钱，还一次都没穿过。那是一双米色的平底鞋，款式很简单，但是很百搭，她很喜欢。如果现在踩进去，这双鞋肯定就毁了。</w:t>
-      </w:r>
-    </w:p>
-    <w:p>
-      <w:pPr>
-        <w:spacing w:line="360" w:lineRule="auto"/>
-        <w:ind w:firstLine="420"/>
-      </w:pPr>
-      <w:r>
-        <w:rPr>
-          <w:rFonts w:ascii="宋体" w:hAnsi="宋体" w:eastAsia="宋体"/>
-          <w:sz w:val="24"/>
-        </w:rPr>
-        <w:t>她犹豫着，不知道是该等水退了再走，还是就这样踩过去。周围的人越来越少，大家都匆匆忙忙地往家赶，没有人注意到她站在那里。</w:t>
+        <w:t>小芳下班回来的时候，水已经漫过了脚踝。她站在楼下，看着黑乎乎的水，不知道该怎么办。她的鞋子是新买的，花了两百多块钱，还一次都没穿过。</w:t>
       </w:r>
     </w:p>
     <w:p>
@@ -1997,7 +884,7 @@
           <w:rFonts w:ascii="宋体" w:hAnsi="宋体" w:eastAsia="宋体"/>
           <w:sz w:val="24"/>
         </w:rPr>
-        <w:t>她转过身，看见张成站在楼梯口，手里撑着一把黑伞。他不知道在那里站了多久，身上有些地方已经被雨淋湿了，头发贴在额头上，眼镜上沾着水珠，看起来有些狼狈。</w:t>
+        <w:t>她转过身，看见张成站在楼梯口，手里撑着一把黑伞。</w:t>
       </w:r>
     </w:p>
     <w:p>
@@ -2023,7 +910,7 @@
           <w:rFonts w:ascii="宋体" w:hAnsi="宋体" w:eastAsia="宋体"/>
           <w:sz w:val="24"/>
         </w:rPr>
-        <w:t>"雨不会小的。"张成说，声音有些沙哑，像是很久没有说话了，"天气预报说这雨要下到明天早上。你看这天，还黑着呢。"</w:t>
+        <w:t>"雨不会小的。"张成说，"天气预报说这雨要下到明天早上。"</w:t>
       </w:r>
     </w:p>
     <w:p>
@@ -2036,20 +923,7 @@
           <w:rFonts w:ascii="宋体" w:hAnsi="宋体" w:eastAsia="宋体"/>
           <w:sz w:val="24"/>
         </w:rPr>
-        <w:t>小芳抬起头看了看天。天空确实还是黑的，乌云像是一床厚厚的被子，把所有的光都遮住了。偶尔有闪电划过，照亮一小块天空，然后又黑了下去。</w:t>
-      </w:r>
-    </w:p>
-    <w:p>
-      <w:pPr>
-        <w:spacing w:line="360" w:lineRule="auto"/>
-        <w:ind w:firstLine="420"/>
-      </w:pPr>
-      <w:r>
-        <w:rPr>
-          <w:rFonts w:ascii="宋体" w:hAnsi="宋体" w:eastAsia="宋体"/>
-          <w:sz w:val="24"/>
-        </w:rPr>
-        <w:t>她看着那滩积水，又看了看自己脚上的新鞋，心里有些发愁。</w:t>
+        <w:t>小芳沉默了。她看着那滩积水，又看了看自己脚上的新鞋，心里有些发愁。</w:t>
       </w:r>
     </w:p>
     <w:p>
@@ -2075,7 +949,7 @@
           <w:rFonts w:ascii="宋体" w:hAnsi="宋体" w:eastAsia="宋体"/>
           <w:sz w:val="24"/>
         </w:rPr>
-        <w:t>"什么？"小芳愣住了，以为自己听错了。</w:t>
+        <w:t>"什么？"小芳愣住了。</w:t>
       </w:r>
     </w:p>
     <w:p>
@@ -2088,7 +962,7 @@
           <w:rFonts w:ascii="宋体" w:hAnsi="宋体" w:eastAsia="宋体"/>
           <w:sz w:val="24"/>
         </w:rPr>
-        <w:t>"我背你上去。"张成走到她面前，蹲下身，把伞往后移了移，"上来吧。"</w:t>
+        <w:t>"我背你上来。"张成走到她面前，蹲下身，"上来吧。"</w:t>
       </w:r>
     </w:p>
     <w:p>
@@ -2101,33 +975,7 @@
           <w:rFonts w:ascii="宋体" w:hAnsi="宋体" w:eastAsia="宋体"/>
           <w:sz w:val="24"/>
         </w:rPr>
-        <w:t>小芳没有动。她看着他的背影，心里有一种奇怪的感觉。那是一个很瘦削的背影，肩膀不宽，但是挺得很直，像是一棵在风中站立的小树。他的T恤已经被雨淋湿了一些，贴在背上，显出脊椎的轮廓。</w:t>
-      </w:r>
-    </w:p>
-    <w:p>
-      <w:pPr>
-        <w:spacing w:line="360" w:lineRule="auto"/>
-        <w:ind w:firstLine="420"/>
-      </w:pPr>
-      <w:r>
-        <w:rPr>
-          <w:rFonts w:ascii="宋体" w:hAnsi="宋体" w:eastAsia="宋体"/>
-          <w:sz w:val="24"/>
-        </w:rPr>
-        <w:t>她从来不是一个需要别人帮忙的人，也不习惯接受别人的好意。从小到大，她都是自己扛着自己的事情，不愿意麻烦别人，也不愿意欠别人的人情。但是此刻，看着蹲在地上的他，她忽然觉得，也许可以例外一次。</w:t>
-      </w:r>
-    </w:p>
-    <w:p>
-      <w:pPr>
-        <w:spacing w:line="360" w:lineRule="auto"/>
-        <w:ind w:firstLine="420"/>
-      </w:pPr>
-      <w:r>
-        <w:rPr>
-          <w:rFonts w:ascii="宋体" w:hAnsi="宋体" w:eastAsia="宋体"/>
-          <w:sz w:val="24"/>
-        </w:rPr>
-        <w:t>也许，这就是传说中的缘分吧？在某个特定的时刻，某个人出现，帮你解决一个看起来很小、但是又很困扰你的问题。</w:t>
+        <w:t>小芳没有动。她看着他的背影，心里有一种奇怪的感觉。她从来不是一个需要别人帮忙的人，也不习惯接受别人的好意。但是此刻，看着蹲在地上的他，她忽然觉得，也许可以例外一次。</w:t>
       </w:r>
     </w:p>
     <w:p>
@@ -2153,7 +1001,7 @@
           <w:rFonts w:ascii="宋体" w:hAnsi="宋体" w:eastAsia="宋体"/>
           <w:sz w:val="24"/>
         </w:rPr>
-        <w:t>他站起来的时候，身体微微晃了一下，然后又稳住了。他的手托着她的腿弯，手指有些凉，是被雨淋过的缘故。他一步一步地往楼梯上走，每一步都走得很稳，但是呼吸开始变得急促。</w:t>
+        <w:t>那一刻，她闻到了他身上的味道。是一种很淡的洗衣液的香气，混着一点点雨水的味道。他的背不宽，但是很结实，能感觉到肌肉的紧绷。他一步一步地往楼梯上走，每一步都走得很稳。</w:t>
       </w:r>
     </w:p>
     <w:p>
@@ -2166,7 +1014,7 @@
           <w:rFonts w:ascii="宋体" w:hAnsi="宋体" w:eastAsia="宋体"/>
           <w:sz w:val="24"/>
         </w:rPr>
-        <w:t>那一刻，她闻到了他身上的味道。是一种很淡的洗衣液的香气，混着一点点雨水的味道，还有一点点汗水的味道。这些味道混合在一起，形成了一种很特别的气息，不是香水的那种浓烈，而是一种很朴素、很干净的味道。她把脸贴在他的肩膀上，能感觉到他身体的温度，隔着薄薄的T恤传来，暖暖的。</w:t>
+        <w:t>"你……经常这样帮人吗？"小芳问，声音有些发闷。</w:t>
       </w:r>
     </w:p>
     <w:p>
@@ -2179,7 +1027,7 @@
           <w:rFonts w:ascii="宋体" w:hAnsi="宋体" w:eastAsia="宋体"/>
           <w:sz w:val="24"/>
         </w:rPr>
-        <w:t>他的背不宽，但是很结实，能感觉到肌肉的紧绑。他一步一步地往楼梯上走，每一步都走得很稳，像是在走一条很熟悉的路。他的呼吸越来越急促，胸口起伏着，但是脚步没有停。</w:t>
+        <w:t>"没有。"张成说，"第一次。"</w:t>
       </w:r>
     </w:p>
     <w:p>
@@ -2192,7 +1040,7 @@
           <w:rFonts w:ascii="宋体" w:hAnsi="宋体" w:eastAsia="宋体"/>
           <w:sz w:val="24"/>
         </w:rPr>
-        <w:t>"你……经常这样帮人吗？"小芳问，声音有些发闷，像是从很远的地方传来的。</w:t>
+        <w:t>小芳不知道为什么，脸忽然有些发热。</w:t>
       </w:r>
     </w:p>
     <w:p>
@@ -2205,7 +1053,7 @@
           <w:rFonts w:ascii="宋体" w:hAnsi="宋体" w:eastAsia="宋体"/>
           <w:sz w:val="24"/>
         </w:rPr>
-        <w:t>"没有。"张成说，声音也有些喘，"第一次。"</w:t>
+        <w:t>到了四楼，张成把她放下。她的鞋子只沾了一点点水，几乎没有湿。</w:t>
       </w:r>
     </w:p>
     <w:p>
@@ -2218,7 +1066,7 @@
           <w:rFonts w:ascii="宋体" w:hAnsi="宋体" w:eastAsia="宋体"/>
           <w:sz w:val="24"/>
         </w:rPr>
-        <w:t>小芳不知道为什么，脸忽然有些发热。她把头埋在他的肩膀上，不敢抬起来。她能感觉到自己的心跳在加速，咚咚咚地撞击着胸腔。</w:t>
+        <w:t>"谢谢。"她说，声音很轻。</w:t>
       </w:r>
     </w:p>
     <w:p>
@@ -2231,7 +1079,7 @@
           <w:rFonts w:ascii="宋体" w:hAnsi="宋体" w:eastAsia="宋体"/>
           <w:sz w:val="24"/>
         </w:rPr>
-        <w:t>楼道里很黑，只有走廊尽头的一盏昏黄的灯亮着，发出微弱的光芒。他们的脚步声在楼道里回响着，一步一步，像是某种仪式。外面的雨声还在继续，哗啦啦的，像是为他们伴奏。</w:t>
+        <w:t>"不客气。"张成说，然后转身进了自己的房间。</w:t>
       </w:r>
     </w:p>
     <w:p>
@@ -2244,7 +1092,7 @@
           <w:rFonts w:ascii="宋体" w:hAnsi="宋体" w:eastAsia="宋体"/>
           <w:sz w:val="24"/>
         </w:rPr>
-        <w:t>到了四楼，张成把她放下。他弯下腰，让她从背上下来，然后直起身子，大口地喘着气。他的额头上沁满了汗珠，眼镜上也是雾气，他摘下眼镜，用衣角擦了擦，又戴上。</w:t>
+        <w:t>小芳站在门口，看着他关上的门，心里有一种说不出的滋味。她想起刚才趴在他背上的感觉，想起他说话的语气，想起他一步一步走楼梯的背影。</w:t>
       </w:r>
     </w:p>
     <w:p>
@@ -2257,132 +1105,15 @@
           <w:rFonts w:ascii="宋体" w:hAnsi="宋体" w:eastAsia="宋体"/>
           <w:sz w:val="24"/>
         </w:rPr>
-        <w:t>她的鞋子只沾了一点点水，几乎没有湿。而他的裤脚已经被水浸透了，鞋子也是湿的，踩在地上发出"咕叽咕叽"的声音。</w:t>
+        <w:t>她忽然觉得，自己好像有些不一样了。</w:t>
       </w:r>
     </w:p>
     <w:p>
       <w:pPr>
-        <w:spacing w:line="360" w:lineRule="auto"/>
-        <w:ind w:firstLine="420"/>
+        <w:pStyle w:val="Heading1"/>
       </w:pPr>
       <w:r>
-        <w:rPr>
-          <w:rFonts w:ascii="宋体" w:hAnsi="宋体" w:eastAsia="宋体"/>
-          <w:sz w:val="24"/>
-        </w:rPr>
-        <w:t>"谢谢。"她说，声音很轻，轻得几乎听不见。</w:t>
-      </w:r>
-    </w:p>
-    <w:p>
-      <w:pPr>
-        <w:spacing w:line="360" w:lineRule="auto"/>
-        <w:ind w:firstLine="420"/>
-      </w:pPr>
-      <w:r>
-        <w:rPr>
-          <w:rFonts w:ascii="宋体" w:hAnsi="宋体" w:eastAsia="宋体"/>
-          <w:sz w:val="24"/>
-        </w:rPr>
-        <w:t>"不客气。"张成说，然后转身进了自己的房间。他关上门，发出"咔哒"一声。</w:t>
-      </w:r>
-    </w:p>
-    <w:p>
-      <w:pPr>
-        <w:spacing w:line="360" w:lineRule="auto"/>
-        <w:ind w:firstLine="420"/>
-      </w:pPr>
-      <w:r>
-        <w:rPr>
-          <w:rFonts w:ascii="宋体" w:hAnsi="宋体" w:eastAsia="宋体"/>
-          <w:sz w:val="24"/>
-        </w:rPr>
-        <w:t>小芳站在门口，看着那扇关上的门，心里有一种说不出的滋味。她想起刚才趴在他背上的感觉，想起他身上的味道，想起他说话的语气，想起他一步一步走楼梯的背影。</w:t>
-      </w:r>
-    </w:p>
-    <w:p>
-      <w:pPr>
-        <w:spacing w:line="360" w:lineRule="auto"/>
-        <w:ind w:firstLine="420"/>
-      </w:pPr>
-      <w:r>
-        <w:rPr>
-          <w:rFonts w:ascii="宋体" w:hAnsi="宋体" w:eastAsia="宋体"/>
-          <w:sz w:val="24"/>
-        </w:rPr>
-        <w:t>她忽然觉得，自己好像有些不一样了。一种说不清道不明的东西在心里生长着，像是一颗种子，在雨水的滋润下，开始发芽。</w:t>
-      </w:r>
-    </w:p>
-    <w:p>
-      <w:pPr>
-        <w:spacing w:line="360" w:lineRule="auto"/>
-        <w:ind w:firstLine="420"/>
-      </w:pPr>
-      <w:r>
-        <w:rPr>
-          <w:rFonts w:ascii="宋体" w:hAnsi="宋体" w:eastAsia="宋体"/>
-          <w:sz w:val="24"/>
-        </w:rPr>
-        <w:t>那天晚上，她躺在床上，怎么也睡不着。窗外的雨还在下，哗啦啦的，像是要把整个世界都淹没。她听着雨声，想着张成，想着他的背影，想着他说"第一次"时的语气。</w:t>
-      </w:r>
-    </w:p>
-    <w:p>
-      <w:pPr>
-        <w:spacing w:line="360" w:lineRule="auto"/>
-        <w:ind w:firstLine="420"/>
-      </w:pPr>
-      <w:r>
-        <w:rPr>
-          <w:rFonts w:ascii="宋体" w:hAnsi="宋体" w:eastAsia="宋体"/>
-          <w:sz w:val="24"/>
-        </w:rPr>
-        <w:t>她想，他为什么要帮她呢？他明明可以不管她，可以自己上楼，可以假装没有看见她。但是他没有，他站在那里等她，主动提出背她上去。</w:t>
-      </w:r>
-    </w:p>
-    <w:p>
-      <w:pPr>
-        <w:spacing w:line="360" w:lineRule="auto"/>
-        <w:ind w:firstLine="420"/>
-      </w:pPr>
-      <w:r>
-        <w:rPr>
-          <w:rFonts w:ascii="宋体" w:hAnsi="宋体" w:eastAsia="宋体"/>
-          <w:sz w:val="24"/>
-        </w:rPr>
-        <w:t>这是为什么呢？</w:t>
-      </w:r>
-    </w:p>
-    <w:p>
-      <w:pPr>
-        <w:spacing w:line="360" w:lineRule="auto"/>
-        <w:ind w:firstLine="420"/>
-      </w:pPr>
-      <w:r>
-        <w:rPr>
-          <w:rFonts w:ascii="宋体" w:hAnsi="宋体" w:eastAsia="宋体"/>
-          <w:sz w:val="24"/>
-        </w:rPr>
-        <w:t>她不知道答案。她只知道，自己的心跳得很快，比平时快了很多。那种感觉很奇怪，像是有什么东西在心里跳舞，欢快地跳着。</w:t>
-      </w:r>
-    </w:p>
-    <w:p>
-      <w:pPr>
-        <w:spacing w:line="360" w:lineRule="auto"/>
-        <w:ind w:firstLine="420"/>
-      </w:pPr>
-      <w:r>
-        <w:rPr>
-          <w:rFonts w:ascii="宋体" w:hAnsi="宋体" w:eastAsia="宋体"/>
-          <w:sz w:val="24"/>
-        </w:rPr>
-        <w:t>她想，这也许就是喜欢吧。一种很突然、很莫名、却又很真实的喜欢。它来的时候没有预兆，没有理由，只是来了，就住在心里了。</w:t>
-      </w:r>
-    </w:p>
-    <w:p>
-      <w:pPr>
-        <w:pStyle w:val="Heading1"/>
-      </w:pPr>
-      <w:r>
-        <w:t>第六章：周林</w:t>
+        <w:t>第五章：周林</w:t>
       </w:r>
     </w:p>
     <w:p>
@@ -2408,46 +1139,7 @@
           <w:rFonts w:ascii="宋体" w:hAnsi="宋体" w:eastAsia="宋体"/>
           <w:sz w:val="24"/>
         </w:rPr>
-        <w:t>他第一次出现在公司的时候，引起了不小的轰动。那是一个周一的早上，小芳像往常一样来到办公室，发现自己的工位旁边多了一张桌子，桌子上放着一台崭新的苹果电脑，还有一个精致的咖啡杯。</w:t>
-      </w:r>
-    </w:p>
-    <w:p>
-      <w:pPr>
-        <w:spacing w:line="360" w:lineRule="auto"/>
-        <w:ind w:firstLine="420"/>
-      </w:pPr>
-      <w:r>
-        <w:rPr>
-          <w:rFonts w:ascii="宋体" w:hAnsi="宋体" w:eastAsia="宋体"/>
-          <w:sz w:val="24"/>
-        </w:rPr>
-        <w:t>"大家好，我是新来的市场部经理，叫周林。"一个男人从会议室走出来，对着大家微笑着说。</w:t>
-      </w:r>
-    </w:p>
-    <w:p>
-      <w:pPr>
-        <w:spacing w:line="360" w:lineRule="auto"/>
-        <w:ind w:firstLine="420"/>
-      </w:pPr>
-      <w:r>
-        <w:rPr>
-          <w:rFonts w:ascii="宋体" w:hAnsi="宋体" w:eastAsia="宋体"/>
-          <w:sz w:val="24"/>
-        </w:rPr>
-        <w:t>他长得很帅，是那种很标准的帅：高个子，至少一米八；五官很立体，像是从杂志上走下来的模特；皮肤很白，像是从来没有晒过太阳；头发很整齐，像是刚刚从理发店出来；穿得很体面，深蓝色的西装，白色的衬衫，黑色的皮鞋，每一件看起来都很贵。</w:t>
-      </w:r>
-    </w:p>
-    <w:p>
-      <w:pPr>
-        <w:spacing w:line="360" w:lineRule="auto"/>
-        <w:ind w:firstLine="420"/>
-      </w:pPr>
-      <w:r>
-        <w:rPr>
-          <w:rFonts w:ascii="宋体" w:hAnsi="宋体" w:eastAsia="宋体"/>
-          <w:sz w:val="24"/>
-        </w:rPr>
-        <w:t>他的声音也很好听，低沉，有磁性，像是电台主持人的声音。他说话的时候会看着别人的眼睛，让人觉得他是真的很在意你。</w:t>
+        <w:t>他第一次见到小芳，是在公司的会议室里。那天是周一例会，他作为新员工做自我介绍。他的声音很好听，说话的时候会看着别人的眼睛，让人觉得他是真的很在意你。</w:t>
       </w:r>
     </w:p>
     <w:p>
@@ -2473,7 +1165,7 @@
           <w:rFonts w:ascii="宋体" w:hAnsi="宋体" w:eastAsia="宋体"/>
           <w:sz w:val="24"/>
         </w:rPr>
-        <w:t>他的目光扫过会议室里的每一个人，最后停留在小芳身上，停留的时间比其他人稍微长了一点。他的眼神里有一种说不出的东西，像是在欣赏一件艺术品。</w:t>
+        <w:t>他的目光扫过会议室里的每一个人，最后停留在小芳身上，停留的时间比其他人稍微长了一点。小芳注意到了，但她没有说什么。</w:t>
       </w:r>
     </w:p>
     <w:p>
@@ -2486,7 +1178,7 @@
           <w:rFonts w:ascii="宋体" w:hAnsi="宋体" w:eastAsia="宋体"/>
           <w:sz w:val="24"/>
         </w:rPr>
-        <w:t>小芳注意到了，但她没有说什么。</w:t>
+        <w:t>从那以后，周林开始频繁地出现在小芳身边。他请她吃饭，帮她买咖啡，在她加班的时候等在楼下。他的追求方式很直接，很热烈，像是一把火，烧得人无处躲避。</w:t>
       </w:r>
     </w:p>
     <w:p>
@@ -2499,189 +1191,7 @@
           <w:rFonts w:ascii="宋体" w:hAnsi="宋体" w:eastAsia="宋体"/>
           <w:sz w:val="24"/>
         </w:rPr>
-        <w:t>会议结束后，周林走到她的工位旁边。</w:t>
-      </w:r>
-    </w:p>
-    <w:p>
-      <w:pPr>
-        <w:spacing w:line="360" w:lineRule="auto"/>
-        <w:ind w:firstLine="420"/>
-      </w:pPr>
-      <w:r>
-        <w:rPr>
-          <w:rFonts w:ascii="宋体" w:hAnsi="宋体" w:eastAsia="宋体"/>
-          <w:sz w:val="24"/>
-        </w:rPr>
-        <w:t>"你好，你是文案组的吧？我叫周林。"他伸出手，露出一个很好看的微笑。他的牙齿很白，很整齐，像是做过烤瓷牙。</w:t>
-      </w:r>
-    </w:p>
-    <w:p>
-      <w:pPr>
-        <w:spacing w:line="360" w:lineRule="auto"/>
-        <w:ind w:firstLine="420"/>
-      </w:pPr>
-      <w:r>
-        <w:rPr>
-          <w:rFonts w:ascii="宋体" w:hAnsi="宋体" w:eastAsia="宋体"/>
-          <w:sz w:val="24"/>
-        </w:rPr>
-        <w:t>"我知道。"小芳说，"刚才你介绍过了。"她没有伸手，只是礼貌地点了点头。</w:t>
-      </w:r>
-    </w:p>
-    <w:p>
-      <w:pPr>
-        <w:spacing w:line="360" w:lineRule="auto"/>
-        <w:ind w:firstLine="420"/>
-      </w:pPr>
-      <w:r>
-        <w:rPr>
-          <w:rFonts w:ascii="宋体" w:hAnsi="宋体" w:eastAsia="宋体"/>
-          <w:sz w:val="24"/>
-        </w:rPr>
-        <w:t>周林愣了一下，但很快恢复了笑容，把手收了回去。"那你叫什么名字？"</w:t>
-      </w:r>
-    </w:p>
-    <w:p>
-      <w:pPr>
-        <w:spacing w:line="360" w:lineRule="auto"/>
-        <w:ind w:firstLine="420"/>
-      </w:pPr>
-      <w:r>
-        <w:rPr>
-          <w:rFonts w:ascii="宋体" w:hAnsi="宋体" w:eastAsia="宋体"/>
-          <w:sz w:val="24"/>
-        </w:rPr>
-        <w:t>"小芳。"</w:t>
-      </w:r>
-    </w:p>
-    <w:p>
-      <w:pPr>
-        <w:spacing w:line="360" w:lineRule="auto"/>
-        <w:ind w:firstLine="420"/>
-      </w:pPr>
-      <w:r>
-        <w:rPr>
-          <w:rFonts w:ascii="宋体" w:hAnsi="宋体" w:eastAsia="宋体"/>
-          <w:sz w:val="24"/>
-        </w:rPr>
-        <w:t>"小芳……"他把这两个字在嘴里嚼了嚼，像是在品味什么，"很好听的名字。和人一样好听。"</w:t>
-      </w:r>
-    </w:p>
-    <w:p>
-      <w:pPr>
-        <w:spacing w:line="360" w:lineRule="auto"/>
-        <w:ind w:firstLine="420"/>
-      </w:pPr>
-      <w:r>
-        <w:rPr>
-          <w:rFonts w:ascii="宋体" w:hAnsi="宋体" w:eastAsia="宋体"/>
-          <w:sz w:val="24"/>
-        </w:rPr>
-        <w:t>小芳没有接话，只是低下头继续工作。她的电脑屏幕上是一份文案草稿，她已经看了三遍了，但一个字也没有看进去。</w:t>
-      </w:r>
-    </w:p>
-    <w:p>
-      <w:pPr>
-        <w:spacing w:line="360" w:lineRule="auto"/>
-        <w:ind w:firstLine="420"/>
-      </w:pPr>
-      <w:r>
-        <w:rPr>
-          <w:rFonts w:ascii="宋体" w:hAnsi="宋体" w:eastAsia="宋体"/>
-          <w:sz w:val="24"/>
-        </w:rPr>
-        <w:t>从那以后，周林开始频繁地出现在小芳身边。他每天早上会给她带一杯咖啡，是从楼下那家星巴克买的，一杯要三十多块钱；他中午会约她一起吃饭，去公司附近的餐厅，每次都是他买单；他下午会过来和她聊天，聊工作，聊生活，聊各种话题；他晚上会等她下班，问她要不要一起吃晚饭，或者要不要他送她回家。</w:t>
-      </w:r>
-    </w:p>
-    <w:p>
-      <w:pPr>
-        <w:spacing w:line="360" w:lineRule="auto"/>
-        <w:ind w:firstLine="420"/>
-      </w:pPr>
-      <w:r>
-        <w:rPr>
-          <w:rFonts w:ascii="宋体" w:hAnsi="宋体" w:eastAsia="宋体"/>
-          <w:sz w:val="24"/>
-        </w:rPr>
-        <w:t>他的追求方式很直接，很热烈，像是一把火，烧得人无处躲避。</w:t>
-      </w:r>
-    </w:p>
-    <w:p>
-      <w:pPr>
-        <w:spacing w:line="360" w:lineRule="auto"/>
-        <w:ind w:firstLine="420"/>
-      </w:pPr>
-      <w:r>
-        <w:rPr>
-          <w:rFonts w:ascii="宋体" w:hAnsi="宋体" w:eastAsia="宋体"/>
-          <w:sz w:val="24"/>
-        </w:rPr>
-        <w:t>"小芳，你下班了吗？要不要一起去吃饭？"</w:t>
-      </w:r>
-    </w:p>
-    <w:p>
-      <w:pPr>
-        <w:spacing w:line="360" w:lineRule="auto"/>
-        <w:ind w:firstLine="420"/>
-      </w:pPr>
-      <w:r>
-        <w:rPr>
-          <w:rFonts w:ascii="宋体" w:hAnsi="宋体" w:eastAsia="宋体"/>
-          <w:sz w:val="24"/>
-        </w:rPr>
-        <w:t>"小芳，今天天气不错，要不要一起去喝杯咖啡？"</w:t>
-      </w:r>
-    </w:p>
-    <w:p>
-      <w:pPr>
-        <w:spacing w:line="360" w:lineRule="auto"/>
-        <w:ind w:firstLine="420"/>
-      </w:pPr>
-      <w:r>
-        <w:rPr>
-          <w:rFonts w:ascii="宋体" w:hAnsi="宋体" w:eastAsia="宋体"/>
-          <w:sz w:val="24"/>
-        </w:rPr>
-        <w:t>"小芳，周末有空吗？要不要一起去看个电影？"</w:t>
-      </w:r>
-    </w:p>
-    <w:p>
-      <w:pPr>
-        <w:spacing w:line="360" w:lineRule="auto"/>
-        <w:ind w:firstLine="420"/>
-      </w:pPr>
-      <w:r>
-        <w:rPr>
-          <w:rFonts w:ascii="宋体" w:hAnsi="宋体" w:eastAsia="宋体"/>
-          <w:sz w:val="24"/>
-        </w:rPr>
-        <w:t>小芳每次都礼貌地拒绝了，但是周林并没有放弃。他说没关系，我们可以先做朋友，等以后你了解我了，就会接受我的。</w:t>
-      </w:r>
-    </w:p>
-    <w:p>
-      <w:pPr>
-        <w:spacing w:line="360" w:lineRule="auto"/>
-        <w:ind w:firstLine="420"/>
-      </w:pPr>
-      <w:r>
-        <w:rPr>
-          <w:rFonts w:ascii="宋体" w:hAnsi="宋体" w:eastAsia="宋体"/>
-          <w:sz w:val="24"/>
-        </w:rPr>
-        <w:t>他的坚持让小芳有些困扰。她不知道该怎么让他明白，她对他没有那种感觉。她尝试过暗示，尝试过婉拒，但是都没有用。他好像听不懂她的拒绝，或者是不愿意听懂。</w:t>
-      </w:r>
-    </w:p>
-    <w:p>
-      <w:pPr>
-        <w:spacing w:line="360" w:lineRule="auto"/>
-        <w:ind w:firstLine="420"/>
-      </w:pPr>
-      <w:r>
-        <w:rPr>
-          <w:rFonts w:ascii="宋体" w:hAnsi="宋体" w:eastAsia="宋体"/>
-          <w:sz w:val="24"/>
-        </w:rPr>
-        <w:t>她不知道为什么，可能是因为他太完美了，完美得有些不真实。他有钱，有颜，会说话，会来事，是很多人眼中的"理想对象"。这样的男人，应该会有很多女人喜欢吧？为什么会看上自己呢？她只是一个小小的文案，长得还算清秀，但是和那些真正的美女比起来，差得远了。</w:t>
+        <w:t>小芳很清楚他在追求自己。但是她对他，没有那种感觉。她不知道为什么，可能是因为他太完美了，完美得有些不真实。他有钱，有颜，会说话，会来事。这样的男人，应该会有很多女人喜欢吧？为什么会看上自己呢？</w:t>
       </w:r>
     </w:p>
     <w:p>
@@ -2707,7 +1217,7 @@
           <w:rFonts w:ascii="宋体" w:hAnsi="宋体" w:eastAsia="宋体"/>
           <w:sz w:val="24"/>
         </w:rPr>
-        <w:t>而另一方面，她又想起了张成。</w:t>
+        <w:t>而另一方面，她又想起了张成。那个总是低着头的男人，那个喂流浪猫的男人，那个背着她走过积水的男人。他不像周林那样光鲜亮丽，不像周林那样会说话，但是他身上有一种东西，让小芳觉得很安心。</w:t>
       </w:r>
     </w:p>
     <w:p>
@@ -2720,7 +1230,7 @@
           <w:rFonts w:ascii="宋体" w:hAnsi="宋体" w:eastAsia="宋体"/>
           <w:sz w:val="24"/>
         </w:rPr>
-        <w:t>那个总是低着头的男人，那个喂流浪猫的男人，那个背着她走过积水的男人。他不像周林那样光鲜亮丽，不像周林那样会说话，不像周林那样有钱有颜，但是他身上有一种东西，让小芳觉得很安心。</w:t>
+        <w:t>那是一种很朴素的东西，像是冬日里的阳光，不刺眼，但是很温暖。</w:t>
       </w:r>
     </w:p>
     <w:p>
@@ -2733,7 +1243,7 @@
           <w:rFonts w:ascii="宋体" w:hAnsi="宋体" w:eastAsia="宋体"/>
           <w:sz w:val="24"/>
         </w:rPr>
-        <w:t>那是一种很朴素的东西，像是冬日里的阳光，不刺眼，但是很温暖；像是夏夜的微风，不猛烈，但是很舒适；像是清晨的露水，不张扬，但是很真实。</w:t>
+        <w:t>有一天晚上，周林在楼下等小芳，手里拿着一束红玫瑰。他把花递给她，脸上带着期待的微笑。</w:t>
       </w:r>
     </w:p>
     <w:p>
@@ -2746,7 +1256,7 @@
           <w:rFonts w:ascii="宋体" w:hAnsi="宋体" w:eastAsia="宋体"/>
           <w:sz w:val="24"/>
         </w:rPr>
-        <w:t>她喜欢那种感觉，那种踏实、安稳、不浮夸的感觉。</w:t>
+        <w:t>小芳没有接。</w:t>
       </w:r>
     </w:p>
     <w:p>
@@ -2759,7 +1269,7 @@
           <w:rFonts w:ascii="宋体" w:hAnsi="宋体" w:eastAsia="宋体"/>
           <w:sz w:val="24"/>
         </w:rPr>
-        <w:t>她想，这也许就是为什么她对周林没有感觉吧。周林太闪耀了，闪耀得让她觉得刺眼，让她觉得自己配不上，让她觉得这一切都不真实。而张成不一样，他很普通，普通得像她一样，普通得让她觉得可以靠近。</w:t>
+        <w:t>"对不起，我不能收。"她说。</w:t>
       </w:r>
     </w:p>
     <w:p>
@@ -2772,59 +1282,7 @@
           <w:rFonts w:ascii="宋体" w:hAnsi="宋体" w:eastAsia="宋体"/>
           <w:sz w:val="24"/>
         </w:rPr>
-        <w:t>有一天晚上，周林又来等她下班。他站在公司楼下，靠在那辆白色的宝马旁边，手里拿着一束花。那是红玫瑰，很大一束，包装得很精美，一看就不便宜。</w:t>
-      </w:r>
-    </w:p>
-    <w:p>
-      <w:pPr>
-        <w:spacing w:line="360" w:lineRule="auto"/>
-        <w:ind w:firstLine="420"/>
-      </w:pPr>
-      <w:r>
-        <w:rPr>
-          <w:rFonts w:ascii="宋体" w:hAnsi="宋体" w:eastAsia="宋体"/>
-          <w:sz w:val="24"/>
-        </w:rPr>
-        <w:t>"小芳，这是送给你的。"他把花递给她，脸上带着期待的微笑。</w:t>
-      </w:r>
-    </w:p>
-    <w:p>
-      <w:pPr>
-        <w:spacing w:line="360" w:lineRule="auto"/>
-        <w:ind w:firstLine="420"/>
-      </w:pPr>
-      <w:r>
-        <w:rPr>
-          <w:rFonts w:ascii="宋体" w:hAnsi="宋体" w:eastAsia="宋体"/>
-          <w:sz w:val="24"/>
-        </w:rPr>
-        <w:t>小芳没有接。她站在原地，看着那束花，又看着周林期待的眼神，心里有些复杂。</w:t>
-      </w:r>
-    </w:p>
-    <w:p>
-      <w:pPr>
-        <w:spacing w:line="360" w:lineRule="auto"/>
-        <w:ind w:firstLine="420"/>
-      </w:pPr>
-      <w:r>
-        <w:rPr>
-          <w:rFonts w:ascii="宋体" w:hAnsi="宋体" w:eastAsia="宋体"/>
-          <w:sz w:val="24"/>
-        </w:rPr>
-        <w:t>"对不起，我不能收。"她说，声音很平静。</w:t>
-      </w:r>
-    </w:p>
-    <w:p>
-      <w:pPr>
-        <w:spacing w:line="360" w:lineRule="auto"/>
-        <w:ind w:firstLine="420"/>
-      </w:pPr>
-      <w:r>
-        <w:rPr>
-          <w:rFonts w:ascii="宋体" w:hAnsi="宋体" w:eastAsia="宋体"/>
-          <w:sz w:val="24"/>
-        </w:rPr>
-        <w:t>周林的表情僵了一下，但很快又恢复了微笑。"为什么？不喜欢花吗？那我下次送别的。"</w:t>
+        <w:t>周林的表情僵了一下。"为什么？不喜欢花吗？"</w:t>
       </w:r>
     </w:p>
     <w:p>
@@ -2850,7 +1308,7 @@
           <w:rFonts w:ascii="宋体" w:hAnsi="宋体" w:eastAsia="宋体"/>
           <w:sz w:val="24"/>
         </w:rPr>
-        <w:t>"为什么？"周林的笑容终于消失了，眼神里有些不解，"是我哪里做得不够好吗？我可以改。"</w:t>
+        <w:t>"为什么？"周林的笑容消失了。</w:t>
       </w:r>
     </w:p>
     <w:p>
@@ -2863,7 +1321,7 @@
           <w:rFonts w:ascii="宋体" w:hAnsi="宋体" w:eastAsia="宋体"/>
           <w:sz w:val="24"/>
         </w:rPr>
-        <w:t>"不是你不好。"小芳说，"你很好，真的很好。只是……我不喜欢你。"</w:t>
+        <w:t>"不是你不好。你很好，真的很好。只是……我不喜欢你。"</w:t>
       </w:r>
     </w:p>
     <w:p>
@@ -2876,7 +1334,7 @@
           <w:rFonts w:ascii="宋体" w:hAnsi="宋体" w:eastAsia="宋体"/>
           <w:sz w:val="24"/>
         </w:rPr>
-        <w:t>周林沉默了。他看着小芳，眼神里有一种受伤的表情，像是一个被拒绝了的孩子。</w:t>
+        <w:t>周林沉默了。他看着小芳，眼神里有一种受伤的表情。</w:t>
       </w:r>
     </w:p>
     <w:p>
@@ -2889,7 +1347,7 @@
           <w:rFonts w:ascii="宋体" w:hAnsi="宋体" w:eastAsia="宋体"/>
           <w:sz w:val="24"/>
         </w:rPr>
-        <w:t>"你有喜欢的人了？"他问，声音有些低。</w:t>
+        <w:t>"你有喜欢的人了？"他问。</w:t>
       </w:r>
     </w:p>
     <w:p>
@@ -2902,7 +1360,7 @@
           <w:rFonts w:ascii="宋体" w:hAnsi="宋体" w:eastAsia="宋体"/>
           <w:sz w:val="24"/>
         </w:rPr>
-        <w:t>小芳想了想，点了点头。</w:t>
+        <w:t>小芳点了点头。</w:t>
       </w:r>
     </w:p>
     <w:p>
@@ -2928,93 +1386,15 @@
           <w:rFonts w:ascii="宋体" w:hAnsi="宋体" w:eastAsia="宋体"/>
           <w:sz w:val="24"/>
         </w:rPr>
-        <w:t>"是谁？"周林问。</w:t>
+        <w:t>周林站在原地，看着她离去的背影，手里还拿着那束红玫瑰。</w:t>
       </w:r>
     </w:p>
     <w:p>
       <w:pPr>
-        <w:spacing w:line="360" w:lineRule="auto"/>
-        <w:ind w:firstLine="420"/>
+        <w:pStyle w:val="Heading1"/>
       </w:pPr>
       <w:r>
-        <w:rPr>
-          <w:rFonts w:ascii="宋体" w:hAnsi="宋体" w:eastAsia="宋体"/>
-          <w:sz w:val="24"/>
-        </w:rPr>
-        <w:t>小芳没有回答。她转过身，走进了夜色中。</w:t>
-      </w:r>
-    </w:p>
-    <w:p>
-      <w:pPr>
-        <w:spacing w:line="360" w:lineRule="auto"/>
-        <w:ind w:firstLine="420"/>
-      </w:pPr>
-      <w:r>
-        <w:rPr>
-          <w:rFonts w:ascii="宋体" w:hAnsi="宋体" w:eastAsia="宋体"/>
-          <w:sz w:val="24"/>
-        </w:rPr>
-        <w:t>周林站在原地，看着她离去的背影，手里还拿着那束红玫瑰。玫瑰在路灯下显得格外鲜艳，像是血一样的红。</w:t>
-      </w:r>
-    </w:p>
-    <w:p>
-      <w:pPr>
-        <w:spacing w:line="360" w:lineRule="auto"/>
-        <w:ind w:firstLine="420"/>
-      </w:pPr>
-      <w:r>
-        <w:rPr>
-          <w:rFonts w:ascii="宋体" w:hAnsi="宋体" w:eastAsia="宋体"/>
-          <w:sz w:val="24"/>
-        </w:rPr>
-        <w:t>他想，他输给了谁？是谁让她动心了？</w:t>
-      </w:r>
-    </w:p>
-    <w:p>
-      <w:pPr>
-        <w:spacing w:line="360" w:lineRule="auto"/>
-        <w:ind w:firstLine="420"/>
-      </w:pPr>
-      <w:r>
-        <w:rPr>
-          <w:rFonts w:ascii="宋体" w:hAnsi="宋体" w:eastAsia="宋体"/>
-          <w:sz w:val="24"/>
-        </w:rPr>
-        <w:t>他不知道答案。</w:t>
-      </w:r>
-    </w:p>
-    <w:p>
-      <w:pPr>
-        <w:spacing w:line="360" w:lineRule="auto"/>
-        <w:ind w:firstLine="420"/>
-      </w:pPr>
-      <w:r>
-        <w:rPr>
-          <w:rFonts w:ascii="宋体" w:hAnsi="宋体" w:eastAsia="宋体"/>
-          <w:sz w:val="24"/>
-        </w:rPr>
-        <w:t>而小芳，在回家的路上，心里想着的全是张成。那个会喂流浪猫的男人，那个会在雨天背她上楼的男人，那个话不多但眼神很温柔的男人。</w:t>
-      </w:r>
-    </w:p>
-    <w:p>
-      <w:pPr>
-        <w:spacing w:line="360" w:lineRule="auto"/>
-        <w:ind w:firstLine="420"/>
-      </w:pPr>
-      <w:r>
-        <w:rPr>
-          <w:rFonts w:ascii="宋体" w:hAnsi="宋体" w:eastAsia="宋体"/>
-          <w:sz w:val="24"/>
-        </w:rPr>
-        <w:t>她想，她应该告诉他。告诉他自己的心意，不管他是不是也喜欢她，至少，她不想再这样隐瞒下去了。</w:t>
-      </w:r>
-    </w:p>
-    <w:p>
-      <w:pPr>
-        <w:pStyle w:val="Heading1"/>
-      </w:pPr>
-      <w:r>
-        <w:t>第七章：误会</w:t>
+        <w:t>第六章：误会</w:t>
       </w:r>
     </w:p>
     <w:p>
@@ -3040,7 +1420,7 @@
           <w:rFonts w:ascii="宋体" w:hAnsi="宋体" w:eastAsia="宋体"/>
           <w:sz w:val="24"/>
         </w:rPr>
-        <w:t>那天他下班回来，路过巷子口的时候，看见楼下停着一辆白色的宝马。那是一辆很漂亮的车，车身在夕阳下闪闪发光，像是用银白色的金属铸造的。车旁边站着一个穿着西装的男人，正和小芳说话。</w:t>
+        <w:t>那天他下班回来，看见楼下停着一辆白色的宝马。一个穿着西装的男人站在车旁边，正在和小芳说话。那个男人他没见过，但是看他的穿着和气质，应该是一个很成功的人。</w:t>
       </w:r>
     </w:p>
     <w:p>
@@ -3053,7 +1433,7 @@
           <w:rFonts w:ascii="宋体" w:hAnsi="宋体" w:eastAsia="宋体"/>
           <w:sz w:val="24"/>
         </w:rPr>
-        <w:t>那个男人张成没见过，但是看他的穿着和气质，应该是一个很成功的人。深蓝色的西装，剪裁很合身，一看就是定制的；头发梳得整整齐齐，像是刚从理发店出来；举手投足间有一种自信，那种自信来源于金钱、地位，还有成功。</w:t>
+        <w:t>他看见小芳脸上带着笑，看见那个男人把手搭在小芳的肩膀上，看见小芳没有躲开。</w:t>
       </w:r>
     </w:p>
     <w:p>
@@ -3066,7 +1446,7 @@
           <w:rFonts w:ascii="宋体" w:hAnsi="宋体" w:eastAsia="宋体"/>
           <w:sz w:val="24"/>
         </w:rPr>
-        <w:t>他站在远处，看着他们。他看见小芳脸上带着笑，不知道在说什么；看见那个男人把手搭在小芳的肩膀上，动作很自然，像是在宣示什么；看见小芳没有躲开，只是微微侧了侧身子。</w:t>
+        <w:t>那一刻，他觉得自己心里有什么东西，忽然碎了。</w:t>
       </w:r>
     </w:p>
     <w:p>
@@ -3079,46 +1459,7 @@
           <w:rFonts w:ascii="宋体" w:hAnsi="宋体" w:eastAsia="宋体"/>
           <w:sz w:val="24"/>
         </w:rPr>
-        <w:t>那一刻，张成觉得自己心里有什么东西，忽然碎了。</w:t>
-      </w:r>
-    </w:p>
-    <w:p>
-      <w:pPr>
-        <w:spacing w:line="360" w:lineRule="auto"/>
-        <w:ind w:firstLine="420"/>
-      </w:pPr>
-      <w:r>
-        <w:rPr>
-          <w:rFonts w:ascii="宋体" w:hAnsi="宋体" w:eastAsia="宋体"/>
-          <w:sz w:val="24"/>
-        </w:rPr>
-        <w:t>那是一种很奇怪的感觉，像是有一只无形的手，伸进他的胸腔里，把他的心攥住了，攥得很紧，紧得他喘不过气来。他不知道那是什么，只是觉得很难受，难受得想逃离。</w:t>
-      </w:r>
-    </w:p>
-    <w:p>
-      <w:pPr>
-        <w:spacing w:line="360" w:lineRule="auto"/>
-        <w:ind w:firstLine="420"/>
-      </w:pPr>
-      <w:r>
-        <w:rPr>
-          <w:rFonts w:ascii="宋体" w:hAnsi="宋体" w:eastAsia="宋体"/>
-          <w:sz w:val="24"/>
-        </w:rPr>
-        <w:t>他不知道自己在想什么。他只是在那个瞬间，做出了一个决定：转身，走开，不要再看。</w:t>
-      </w:r>
-    </w:p>
-    <w:p>
-      <w:pPr>
-        <w:spacing w:line="360" w:lineRule="auto"/>
-        <w:ind w:firstLine="420"/>
-      </w:pPr>
-      <w:r>
-        <w:rPr>
-          <w:rFonts w:ascii="宋体" w:hAnsi="宋体" w:eastAsia="宋体"/>
-          <w:sz w:val="24"/>
-        </w:rPr>
-        <w:t>他转过身，没有上楼，而是往巷子外面走。他的脚步很快，像是在逃避什么，又像是在追逐什么。他不知道自己要去哪里，也不知道自己要做什么，只是走，一直走。</w:t>
+        <w:t>他不知道那是什么。他只知道，胸口很闷，闷得他喘不过气来。他转过身，没有上楼，而是往巷子外面走。</w:t>
       </w:r>
     </w:p>
     <w:p>
@@ -3157,7 +1498,7 @@
           <w:rFonts w:ascii="宋体" w:hAnsi="宋体" w:eastAsia="宋体"/>
           <w:sz w:val="24"/>
         </w:rPr>
-        <w:t>"张成！"她又喊了一声，声音里带着一丝急切。</w:t>
+        <w:t>"张成！"她又喊了一声。</w:t>
       </w:r>
     </w:p>
     <w:p>
@@ -3170,7 +1511,7 @@
           <w:rFonts w:ascii="宋体" w:hAnsi="宋体" w:eastAsia="宋体"/>
           <w:sz w:val="24"/>
         </w:rPr>
-        <w:t>他停下脚步，但还是没有回头。他害怕回头，害怕看见她的眼神，害怕看见她追过来。</w:t>
+        <w:t>他停下脚步，但还是没有回头。</w:t>
       </w:r>
     </w:p>
     <w:p>
@@ -3196,7 +1537,7 @@
           <w:rFonts w:ascii="宋体" w:hAnsi="宋体" w:eastAsia="宋体"/>
           <w:sz w:val="24"/>
         </w:rPr>
-        <w:t>"出去走走。"他说，声音很闷，像是从很远的地方传来的。</w:t>
+        <w:t>"出去走走。"他说，声音很闷。</w:t>
       </w:r>
     </w:p>
     <w:p>
@@ -3222,7 +1563,7 @@
           <w:rFonts w:ascii="宋体" w:hAnsi="宋体" w:eastAsia="宋体"/>
           <w:sz w:val="24"/>
         </w:rPr>
-        <w:t>他不知道自己走了多久，也不知道自己去了哪里。他只是走，漫无目的地走，穿过一条又一条街道，经过一个又一个路口。城市的霓虹灯在闪烁着，红的绿的蓝的，像是无数双眼睛在注视着他。行人从他身边经过，有的在打电话，有的在聊天，有的在低头看手机，没有人注意到他。</w:t>
+        <w:t>他不知道自己走了多久，也不知道自己去了哪里。等他回过神来的时候，他发现自己站在一个陌生的街角，四周是高楼大厦，霓虹灯闪烁着，行人匆匆而过，没有人注意到他。</w:t>
       </w:r>
     </w:p>
     <w:p>
@@ -3235,7 +1576,7 @@
           <w:rFonts w:ascii="宋体" w:hAnsi="宋体" w:eastAsia="宋体"/>
           <w:sz w:val="24"/>
         </w:rPr>
-        <w:t>他站在那里，看着这座城市的灯火，忽然觉得很孤独。那是一种很深刻的孤独，像是整个世界只剩下他一个人，像是他被遗弃在了这个陌生的城市里，无处可去，无人可依。</w:t>
+        <w:t>他站在那里，看着这座城市的灯火，忽然觉得很孤独。他想起了那丛凤尾竹，想起了那个关于等待的故事。</w:t>
       </w:r>
     </w:p>
     <w:p>
@@ -3248,7 +1589,7 @@
           <w:rFonts w:ascii="宋体" w:hAnsi="宋体" w:eastAsia="宋体"/>
           <w:sz w:val="24"/>
         </w:rPr>
-        <w:t>他想起了那丛凤尾竹，想起了那个关于等待的故事。那个女人等了一辈子，等到了吗？她孤独吗？她后悔吗？</w:t>
+        <w:t>他想，也许那个女人，也是这样等了一辈子吧？等一个不会回来的人，等一个永远不会发生的结局。</w:t>
       </w:r>
     </w:p>
     <w:p>
@@ -3261,197 +1602,15 @@
           <w:rFonts w:ascii="宋体" w:hAnsi="宋体" w:eastAsia="宋体"/>
           <w:sz w:val="24"/>
         </w:rPr>
-        <w:t>他想，也许那个女人，也是这样吧？站在某个地方，看着某个方向，等待着某个人，期盼着某个结局。但是最后，她等到了吗？</w:t>
+        <w:t>而他，连开始的勇气都没有。</w:t>
       </w:r>
     </w:p>
     <w:p>
       <w:pPr>
-        <w:spacing w:line="360" w:lineRule="auto"/>
-        <w:ind w:firstLine="420"/>
+        <w:pStyle w:val="Heading1"/>
       </w:pPr>
       <w:r>
-        <w:rPr>
-          <w:rFonts w:ascii="宋体" w:hAnsi="宋体" w:eastAsia="宋体"/>
-          <w:sz w:val="24"/>
-        </w:rPr>
-        <w:t>而他，连开始的勇气都没有。他喜欢小芳，从那个傍晚开始，从那个点头的动作开始，从每一次见面、每一次擦肩而过开始。但是他从来没有说过。他怕说了之后连朋友都做不成，怕她不喜欢他，怕她会拒绝他。</w:t>
-      </w:r>
-    </w:p>
-    <w:p>
-      <w:pPr>
-        <w:spacing w:line="360" w:lineRule="auto"/>
-        <w:ind w:firstLine="420"/>
-      </w:pPr>
-      <w:r>
-        <w:rPr>
-          <w:rFonts w:ascii="宋体" w:hAnsi="宋体" w:eastAsia="宋体"/>
-          <w:sz w:val="24"/>
-        </w:rPr>
-        <w:t>现在，他看见她和另一个男人站在一起，那个男人那么优秀，那么耀眼，那么配得上她。他想，他应该放弃吧？他应该祝福吧？他应该……</w:t>
-      </w:r>
-    </w:p>
-    <w:p>
-      <w:pPr>
-        <w:spacing w:line="360" w:lineRule="auto"/>
-        <w:ind w:firstLine="420"/>
-      </w:pPr>
-      <w:r>
-        <w:rPr>
-          <w:rFonts w:ascii="宋体" w:hAnsi="宋体" w:eastAsia="宋体"/>
-          <w:sz w:val="24"/>
-        </w:rPr>
-        <w:t>可是为什么，心会这么痛呢？</w:t>
-      </w:r>
-    </w:p>
-    <w:p>
-      <w:pPr>
-        <w:spacing w:line="360" w:lineRule="auto"/>
-        <w:ind w:firstLine="420"/>
-      </w:pPr>
-      <w:r>
-        <w:rPr>
-          <w:rFonts w:ascii="宋体" w:hAnsi="宋体" w:eastAsia="宋体"/>
-          <w:sz w:val="24"/>
-        </w:rPr>
-        <w:t>他站在一个陌生的街角，看着对面那栋高楼的玻璃幕墙上反射出的灯光，眼眶忽然有些发热。他不知道自己为什么要哭，明明没有什么值得哭的事情。他只是很难受，很难受，难受得想找个地方躲起来，躲开这个世界，躲开所有人。</w:t>
-      </w:r>
-    </w:p>
-    <w:p>
-      <w:pPr>
-        <w:spacing w:line="360" w:lineRule="auto"/>
-        <w:ind w:firstLine="420"/>
-      </w:pPr>
-      <w:r>
-        <w:rPr>
-          <w:rFonts w:ascii="宋体" w:hAnsi="宋体" w:eastAsia="宋体"/>
-          <w:sz w:val="24"/>
-        </w:rPr>
-        <w:t>那天晚上，他在街上游荡了很久。他走到江边，看着黑色的江水在夜色中缓缓流淌，江面上倒映着两岸的灯火，像是另一个世界。他坐在江边的石凳上，吹着夜风，听着江水的声音，看着天上的星星，想着很多很多事情。</w:t>
-      </w:r>
-    </w:p>
-    <w:p>
-      <w:pPr>
-        <w:spacing w:line="360" w:lineRule="auto"/>
-        <w:ind w:firstLine="420"/>
-      </w:pPr>
-      <w:r>
-        <w:rPr>
-          <w:rFonts w:ascii="宋体" w:hAnsi="宋体" w:eastAsia="宋体"/>
-          <w:sz w:val="24"/>
-        </w:rPr>
-        <w:t>他想到自己一个人在这座城市打拼了三年，没有朋友，没有爱人，只有工作和那间小小的出租屋。他想到父母在老家，虽然经常打电话，但是距离让他们渐渐疏远了。他想到自己的未来，一片模糊，不知道会是什么样子。</w:t>
-      </w:r>
-    </w:p>
-    <w:p>
-      <w:pPr>
-        <w:spacing w:line="360" w:lineRule="auto"/>
-        <w:ind w:firstLine="420"/>
-      </w:pPr>
-      <w:r>
-        <w:rPr>
-          <w:rFonts w:ascii="宋体" w:hAnsi="宋体" w:eastAsia="宋体"/>
-          <w:sz w:val="24"/>
-        </w:rPr>
-        <w:t>他想到小芳，那个总是独来独往的女孩，那个在阳台上浇花的女孩，那个雨夜趴在他背上的女孩。他想，他真的很喜欢她，从第一次见面开始，就喜欢上了。但是他从来不敢说，因为他觉得自己配不上她，因为他害怕被拒绝，因为他不知道该怎么表达自己的感情。</w:t>
-      </w:r>
-    </w:p>
-    <w:p>
-      <w:pPr>
-        <w:spacing w:line="360" w:lineRule="auto"/>
-        <w:ind w:firstLine="420"/>
-      </w:pPr>
-      <w:r>
-        <w:rPr>
-          <w:rFonts w:ascii="宋体" w:hAnsi="宋体" w:eastAsia="宋体"/>
-          <w:sz w:val="24"/>
-        </w:rPr>
-        <w:t>他想，如果当初他勇敢一点，会不会不一样？</w:t>
-      </w:r>
-    </w:p>
-    <w:p>
-      <w:pPr>
-        <w:spacing w:line="360" w:lineRule="auto"/>
-        <w:ind w:firstLine="420"/>
-      </w:pPr>
-      <w:r>
-        <w:rPr>
-          <w:rFonts w:ascii="宋体" w:hAnsi="宋体" w:eastAsia="宋体"/>
-          <w:sz w:val="24"/>
-        </w:rPr>
-        <w:t>他不知道答案。</w:t>
-      </w:r>
-    </w:p>
-    <w:p>
-      <w:pPr>
-        <w:spacing w:line="360" w:lineRule="auto"/>
-        <w:ind w:firstLine="420"/>
-      </w:pPr>
-      <w:r>
-        <w:rPr>
-          <w:rFonts w:ascii="宋体" w:hAnsi="宋体" w:eastAsia="宋体"/>
-          <w:sz w:val="24"/>
-        </w:rPr>
-        <w:t>他只知道，此刻的自己，很孤独，很无助，很迷茫。像是大海中的一叶孤舟，找不到方向，找不到归宿。</w:t>
-      </w:r>
-    </w:p>
-    <w:p>
-      <w:pPr>
-        <w:spacing w:line="360" w:lineRule="auto"/>
-        <w:ind w:firstLine="420"/>
-      </w:pPr>
-      <w:r>
-        <w:rPr>
-          <w:rFonts w:ascii="宋体" w:hAnsi="宋体" w:eastAsia="宋体"/>
-          <w:sz w:val="24"/>
-        </w:rPr>
-        <w:t>夜渐渐深了，街上的行人越来越少，路灯的光芒越来越孤独。他站起来，拍了拍裤子上的灰尘，开始往回走。他的脚步很慢，像是不愿意回家，不愿意面对什么。</w:t>
-      </w:r>
-    </w:p>
-    <w:p>
-      <w:pPr>
-        <w:spacing w:line="360" w:lineRule="auto"/>
-        <w:ind w:firstLine="420"/>
-      </w:pPr>
-      <w:r>
-        <w:rPr>
-          <w:rFonts w:ascii="宋体" w:hAnsi="宋体" w:eastAsia="宋体"/>
-          <w:sz w:val="24"/>
-        </w:rPr>
-        <w:t>当他走到巷子口的时候，已经是深夜了。巷子里很安静，只有偶尔传来的狗叫声，和楼上某户人家的电视声。那辆白色的宝马已经不在了，停在原地的，只有那丛凤尾竹，在月光下静静地站着，像是在等谁。</w:t>
-      </w:r>
-    </w:p>
-    <w:p>
-      <w:pPr>
-        <w:spacing w:line="360" w:lineRule="auto"/>
-        <w:ind w:firstLine="420"/>
-      </w:pPr>
-      <w:r>
-        <w:rPr>
-          <w:rFonts w:ascii="宋体" w:hAnsi="宋体" w:eastAsia="宋体"/>
-          <w:sz w:val="24"/>
-        </w:rPr>
-        <w:t>他想，它也和我一样吗？在等一个人，等一个不会来的人。</w:t>
-      </w:r>
-    </w:p>
-    <w:p>
-      <w:pPr>
-        <w:spacing w:line="360" w:lineRule="auto"/>
-        <w:ind w:firstLine="420"/>
-      </w:pPr>
-      <w:r>
-        <w:rPr>
-          <w:rFonts w:ascii="宋体" w:hAnsi="宋体" w:eastAsia="宋体"/>
-          <w:sz w:val="24"/>
-        </w:rPr>
-        <w:t>他苦笑了一下，转身走进了楼道。</w:t>
-      </w:r>
-    </w:p>
-    <w:p>
-      <w:pPr>
-        <w:pStyle w:val="Heading1"/>
-      </w:pPr>
-      <w:r>
-        <w:t>第八章：真相</w:t>
+        <w:t>第七章：真相</w:t>
       </w:r>
     </w:p>
     <w:p>
@@ -3477,7 +1636,7 @@
           <w:rFonts w:ascii="宋体" w:hAnsi="宋体" w:eastAsia="宋体"/>
           <w:sz w:val="24"/>
         </w:rPr>
-        <w:t>她从一开始就不喜欢。不是因为周林不好，相反，周林很优秀，优秀到无可挑剔。但是正是这种优秀，让她觉得不真实，觉得遥远，觉得自己配不上。</w:t>
+        <w:t>她从一开始就不喜欢。他太强势了，太咄咄逼人了，好像只要他决定了什么，别人就必须接受。他不会问她的意见，不会考虑她的感受，只是一味地付出，然后期待她回报同样的热情。</w:t>
       </w:r>
     </w:p>
     <w:p>
@@ -3490,7 +1649,7 @@
           <w:rFonts w:ascii="宋体" w:hAnsi="宋体" w:eastAsia="宋体"/>
           <w:sz w:val="24"/>
         </w:rPr>
-        <w:t>而且，周林太强势了。他的追求方式很直接，很热烈，但是也很咄咄逼人。他好像觉得只要他付出得够多，她就会感动，就会接受他。但是他不知道，她需要的不是这种轰轰烈烈的追求，而是另一种感觉。</w:t>
+        <w:t>但是小芳不喜欢这样。</w:t>
       </w:r>
     </w:p>
     <w:p>
@@ -3503,7 +1662,7 @@
           <w:rFonts w:ascii="宋体" w:hAnsi="宋体" w:eastAsia="宋体"/>
           <w:sz w:val="24"/>
         </w:rPr>
-        <w:t>那种润物细无声的感觉，那种不需要言语就能明白的感觉，那种在你需要的时候出现，不需要的时候消失的感觉。</w:t>
+        <w:t>她喜欢的是另一种感觉。那种润物细无声的感觉，那种不需要言语就能明白的感觉，那种在你需要的时候出现，不需要的时候消失的感觉。</w:t>
       </w:r>
     </w:p>
     <w:p>
@@ -3529,7 +1688,7 @@
           <w:rFonts w:ascii="宋体" w:hAnsi="宋体" w:eastAsia="宋体"/>
           <w:sz w:val="24"/>
         </w:rPr>
-        <w:t>她知道自己喜欢他，从那个雨夜开始，从趴在他背上的那一刻开始，从他一步一步走楼梯的背影开始。但是她也知道，他好像也在意她，但是从来不说。</w:t>
+        <w:t>她知道自己喜欢他，从那个雨夜开始，从趴在他背上的那一刻开始，从他一步一步走楼梯的背影开始。但是她不知道他喜不喜欢自己。</w:t>
       </w:r>
     </w:p>
     <w:p>
@@ -3542,7 +1701,7 @@
           <w:rFonts w:ascii="宋体" w:hAnsi="宋体" w:eastAsia="宋体"/>
           <w:sz w:val="24"/>
         </w:rPr>
-        <w:t>他会在她生病的时候买药放在门口，会在下雨的时候把伞借给她，会在她加班回来晚的时候在楼梯口等她。但是，他从来没有说过那句话。那三个字，他从来没有说出口。</w:t>
+        <w:t>他从来不说。</w:t>
       </w:r>
     </w:p>
     <w:p>
@@ -3555,7 +1714,7 @@
           <w:rFonts w:ascii="宋体" w:hAnsi="宋体" w:eastAsia="宋体"/>
           <w:sz w:val="24"/>
         </w:rPr>
-        <w:t>小芳有时候会想，也许他只是把自己当成一个普通邻居吧。也许那些好，只是因为他是一个善良的人，对谁都这样。也许她只是自作多情，一厢情愿。</w:t>
+        <w:t>他会在她生病的时候买药放在门口，会在下雨的时候把伞借给她，会在她加班回来晚的时候在楼梯口等她。但是，他从来没有说过那句话。</w:t>
       </w:r>
     </w:p>
     <w:p>
@@ -3568,7 +1727,7 @@
           <w:rFonts w:ascii="宋体" w:hAnsi="宋体" w:eastAsia="宋体"/>
           <w:sz w:val="24"/>
         </w:rPr>
-        <w:t>她不敢确定。</w:t>
+        <w:t>小芳有时候会想，也许他只是把自己当成一个普通邻居吧。也许那些好，只是因为他是一个善良的人，对谁都这样。她不敢确定。</w:t>
       </w:r>
     </w:p>
     <w:p>
@@ -3581,7 +1740,7 @@
           <w:rFonts w:ascii="宋体" w:hAnsi="宋体" w:eastAsia="宋体"/>
           <w:sz w:val="24"/>
         </w:rPr>
-        <w:t>所以当周林追求她的时候，她没有拒绝得太狠，只是礼貌地表示自己需要考虑。她知道这样不好，对周林不公平，对自己也不公平。但是她不知道该怎么办。她想等张成的答案，但是张成什么都不说。</w:t>
+        <w:t>所以当周林追求她的时候，她没有拒绝得太狠，只是礼貌地表示自己需要考虑。她知道这样不好，但是不知道该怎么办。</w:t>
       </w:r>
     </w:p>
     <w:p>
@@ -3620,7 +1779,7 @@
           <w:rFonts w:ascii="宋体" w:hAnsi="宋体" w:eastAsia="宋体"/>
           <w:sz w:val="24"/>
         </w:rPr>
-        <w:t>原来他是在乎的。</w:t>
+        <w:t>原来他是在乎的。原来他不是不在意，而是太在意。原来他不说，是因为不敢说。</w:t>
       </w:r>
     </w:p>
     <w:p>
@@ -3633,85 +1792,7 @@
           <w:rFonts w:ascii="宋体" w:hAnsi="宋体" w:eastAsia="宋体"/>
           <w:sz w:val="24"/>
         </w:rPr>
-        <w:t>原来他不是不在意，而是太在意。</w:t>
-      </w:r>
-    </w:p>
-    <w:p>
-      <w:pPr>
-        <w:spacing w:line="360" w:lineRule="auto"/>
-        <w:ind w:firstLine="420"/>
-      </w:pPr>
-      <w:r>
-        <w:rPr>
-          <w:rFonts w:ascii="宋体" w:hAnsi="宋体" w:eastAsia="宋体"/>
-          <w:sz w:val="24"/>
-        </w:rPr>
-        <w:t>原来他不说，是因为不敢说。</w:t>
-      </w:r>
-    </w:p>
-    <w:p>
-      <w:pPr>
-        <w:spacing w:line="360" w:lineRule="auto"/>
-        <w:ind w:firstLine="420"/>
-      </w:pPr>
-      <w:r>
-        <w:rPr>
-          <w:rFonts w:ascii="宋体" w:hAnsi="宋体" w:eastAsia="宋体"/>
-          <w:sz w:val="24"/>
-        </w:rPr>
-        <w:t>她看见他和周林站在一起的那个画面——周林的手搭在她肩膀上，她侧了侧身子——然后她看见张成站在不远处，看见他的表情僵住，看见他转身离开。</w:t>
-      </w:r>
-    </w:p>
-    <w:p>
-      <w:pPr>
-        <w:spacing w:line="360" w:lineRule="auto"/>
-        <w:ind w:firstLine="420"/>
-      </w:pPr>
-      <w:r>
-        <w:rPr>
-          <w:rFonts w:ascii="宋体" w:hAnsi="宋体" w:eastAsia="宋体"/>
-          <w:sz w:val="24"/>
-        </w:rPr>
-        <w:t>她想追上去，想解释，想告诉他不是他想的那样。但是周林还在旁边，她不能直接离开。等她摆脱了周林，张成已经消失在夜色中了。</w:t>
-      </w:r>
-    </w:p>
-    <w:p>
-      <w:pPr>
-        <w:spacing w:line="360" w:lineRule="auto"/>
-        <w:ind w:firstLine="420"/>
-      </w:pPr>
-      <w:r>
-        <w:rPr>
-          <w:rFonts w:ascii="宋体" w:hAnsi="宋体" w:eastAsia="宋体"/>
-          <w:sz w:val="24"/>
-        </w:rPr>
-        <w:t>她不知道他去了哪里，也不知道他什么时候回来。但是她决定要等他，等他回来，把话说清楚。</w:t>
-      </w:r>
-    </w:p>
-    <w:p>
-      <w:pPr>
-        <w:spacing w:line="360" w:lineRule="auto"/>
-        <w:ind w:firstLine="420"/>
-      </w:pPr>
-      <w:r>
-        <w:rPr>
-          <w:rFonts w:ascii="宋体" w:hAnsi="宋体" w:eastAsia="宋体"/>
-          <w:sz w:val="24"/>
-        </w:rPr>
-        <w:t>小芳的心里忽然涌起一股复杂的情绪。有高兴，因为他是在乎她的；有生气，因为他为什么不早说；还有一点点心疼，心疼那个转身离开的背影，心疼他独自走进夜色的样子。</w:t>
-      </w:r>
-    </w:p>
-    <w:p>
-      <w:pPr>
-        <w:spacing w:line="360" w:lineRule="auto"/>
-        <w:ind w:firstLine="420"/>
-      </w:pPr>
-      <w:r>
-        <w:rPr>
-          <w:rFonts w:ascii="宋体" w:hAnsi="宋体" w:eastAsia="宋体"/>
-          <w:sz w:val="24"/>
-        </w:rPr>
-        <w:t>她想，她也等了很久了。等一个人说喜欢她，等一个人牵她的手，等一个人和她一起走未来的路。现在她知道了，那个人是张成，一直都是张成。</w:t>
+        <w:t>小芳的心里忽然涌起一股复杂的情绪。有高兴，因为他是在乎她的；有生气，因为他为什么不早说；还有一点点心疼，心疼那个转身离开的背影。</w:t>
       </w:r>
     </w:p>
     <w:p>
@@ -3737,7 +1818,7 @@
           <w:rFonts w:ascii="宋体" w:hAnsi="宋体" w:eastAsia="宋体"/>
           <w:sz w:val="24"/>
         </w:rPr>
-        <w:t>那天晚上，她在楼梯口等张成。</w:t>
+        <w:t>那天晚上，她在楼梯口等张成。她不知道他去了哪里，也不知道他什么时候回来。她只是站在那里，站在那盏昏黄的楼道灯下，等着。</w:t>
       </w:r>
     </w:p>
     <w:p>
@@ -3750,7 +1831,7 @@
           <w:rFonts w:ascii="宋体" w:hAnsi="宋体" w:eastAsia="宋体"/>
           <w:sz w:val="24"/>
         </w:rPr>
-        <w:t>她不知道他去了哪里，也不知道他什么时候回来。她只是站在那里，站在那盏昏黄的楼道灯下，等着。楼道里很安静，只有偶尔传来的脚步声，每次有脚步声她都会抬起头，但每次都不是他。</w:t>
+        <w:t>一个小时过去了，两个小时过去了。巷子里的人声渐渐少了，灯光也渐渐暗了。但她还是站在那里，一动不动。</w:t>
       </w:r>
     </w:p>
     <w:p>
@@ -3763,7 +1844,7 @@
           <w:rFonts w:ascii="宋体" w:hAnsi="宋体" w:eastAsia="宋体"/>
           <w:sz w:val="24"/>
         </w:rPr>
-        <w:t>一个小时过去了，两个小时过去了。巷子里的人声渐渐少了，灯光也渐渐暗了。但她还是站在那里，一动不动。她的腿有些酸了，脚也有些麻了，但是她不想动，不想错过他回来的那一刻。</w:t>
+        <w:t>终于，她听见了脚步声。</w:t>
       </w:r>
     </w:p>
     <w:p>
@@ -3776,7 +1857,7 @@
           <w:rFonts w:ascii="宋体" w:hAnsi="宋体" w:eastAsia="宋体"/>
           <w:sz w:val="24"/>
         </w:rPr>
-        <w:t>她想，他会回来的，一定会回来的。</w:t>
+        <w:t>那脚步声很轻，但是在寂静的夜里，听起来格外清晰。她抬起头，看见张成从楼梯下面走上来，脸上带着疲惫的神色。</w:t>
       </w:r>
     </w:p>
     <w:p>
@@ -3789,7 +1870,7 @@
           <w:rFonts w:ascii="宋体" w:hAnsi="宋体" w:eastAsia="宋体"/>
           <w:sz w:val="24"/>
         </w:rPr>
-        <w:t>终于，在深夜的时候，她听见了脚步声。</w:t>
+        <w:t>他看见她，愣住了。</w:t>
       </w:r>
     </w:p>
     <w:p>
@@ -3802,7 +1883,7 @@
           <w:rFonts w:ascii="宋体" w:hAnsi="宋体" w:eastAsia="宋体"/>
           <w:sz w:val="24"/>
         </w:rPr>
-        <w:t>那脚步声很轻，但是在寂静的夜里，听起来格外清晰。不是那种急促的脚步，也不是那种悠闲的脚步，而是一种很缓慢的、很疲惫的脚步，像是一个走了很远的路的人，终于回到了家。</w:t>
+        <w:t>"你怎么在这儿？"他问。</w:t>
       </w:r>
     </w:p>
     <w:p>
@@ -3815,7 +1896,7 @@
           <w:rFonts w:ascii="宋体" w:hAnsi="宋体" w:eastAsia="宋体"/>
           <w:sz w:val="24"/>
         </w:rPr>
-        <w:t>她抬起头，看见张成从楼梯下面走上来。他看起来很疲惫，眼睛下面有淡淡的黑眼圈，头发有些乱，衣服也有些皱，像是经历了很多事情。他低着头，一步一步地往上走，没有注意到她。</w:t>
+        <w:t>"等你。"小芳说。</w:t>
       </w:r>
     </w:p>
     <w:p>
@@ -3828,7 +1909,7 @@
           <w:rFonts w:ascii="宋体" w:hAnsi="宋体" w:eastAsia="宋体"/>
           <w:sz w:val="24"/>
         </w:rPr>
-        <w:t>然后，他抬起头，看见了她。</w:t>
+        <w:t>张成沉默了。他看着她，眼睛里有她看不懂的情绪。</w:t>
       </w:r>
     </w:p>
     <w:p>
@@ -3841,7 +1922,7 @@
           <w:rFonts w:ascii="宋体" w:hAnsi="宋体" w:eastAsia="宋体"/>
           <w:sz w:val="24"/>
         </w:rPr>
-        <w:t>他愣住了。</w:t>
+        <w:t>"我有话想对你说。"小芳说。</w:t>
       </w:r>
     </w:p>
     <w:p>
@@ -3854,7 +1935,7 @@
           <w:rFonts w:ascii="宋体" w:hAnsi="宋体" w:eastAsia="宋体"/>
           <w:sz w:val="24"/>
         </w:rPr>
-        <w:t>"你怎么在这儿？"他问，声音有些沙哑。</w:t>
+        <w:t>"我也有话想对你说。"张成说。</w:t>
       </w:r>
     </w:p>
     <w:p>
@@ -3867,7 +1948,7 @@
           <w:rFonts w:ascii="宋体" w:hAnsi="宋体" w:eastAsia="宋体"/>
           <w:sz w:val="24"/>
         </w:rPr>
-        <w:t>"等你。"小芳说，声音很平静，但是只有她自己知道，她的心跳得有多快。</w:t>
+        <w:t>"你先说。"</w:t>
       </w:r>
     </w:p>
     <w:p>
@@ -3880,85 +1961,7 @@
           <w:rFonts w:ascii="宋体" w:hAnsi="宋体" w:eastAsia="宋体"/>
           <w:sz w:val="24"/>
         </w:rPr>
-        <w:t>张成沉默了。他看着她，眼睛里有她看不懂的情绪。是惊讶？是疑惑？还是别的什么？</w:t>
-      </w:r>
-    </w:p>
-    <w:p>
-      <w:pPr>
-        <w:spacing w:line="360" w:lineRule="auto"/>
-        <w:ind w:firstLine="420"/>
-      </w:pPr>
-      <w:r>
-        <w:rPr>
-          <w:rFonts w:ascii="宋体" w:hAnsi="宋体" w:eastAsia="宋体"/>
-          <w:sz w:val="24"/>
-        </w:rPr>
-        <w:t>"我有话想对你说。"小芳说，"你先跟我来。"</w:t>
-      </w:r>
-    </w:p>
-    <w:p>
-      <w:pPr>
-        <w:spacing w:line="360" w:lineRule="auto"/>
-        <w:ind w:firstLine="420"/>
-      </w:pPr>
-      <w:r>
-        <w:rPr>
-          <w:rFonts w:ascii="宋体" w:hAnsi="宋体" w:eastAsia="宋体"/>
-          <w:sz w:val="24"/>
-        </w:rPr>
-        <w:t>她转身上了楼，走到四楼的那扇门前，那是他的房间。她站在门口，等他过来。</w:t>
-      </w:r>
-    </w:p>
-    <w:p>
-      <w:pPr>
-        <w:spacing w:line="360" w:lineRule="auto"/>
-        <w:ind w:firstLine="420"/>
-      </w:pPr>
-      <w:r>
-        <w:rPr>
-          <w:rFonts w:ascii="宋体" w:hAnsi="宋体" w:eastAsia="宋体"/>
-          <w:sz w:val="24"/>
-        </w:rPr>
-        <w:t>张成慢慢地走上来，站在她面前。两个人之间只有一步的距离，近到可以听见彼此的呼吸声。</w:t>
-      </w:r>
-    </w:p>
-    <w:p>
-      <w:pPr>
-        <w:spacing w:line="360" w:lineRule="auto"/>
-        <w:ind w:firstLine="420"/>
-      </w:pPr>
-      <w:r>
-        <w:rPr>
-          <w:rFonts w:ascii="宋体" w:hAnsi="宋体" w:eastAsia="宋体"/>
-          <w:sz w:val="24"/>
-        </w:rPr>
-        <w:t>"我也有话想对你说。"张成说，声音很轻。</w:t>
-      </w:r>
-    </w:p>
-    <w:p>
-      <w:pPr>
-        <w:spacing w:line="360" w:lineRule="auto"/>
-        <w:ind w:firstLine="420"/>
-      </w:pPr>
-      <w:r>
-        <w:rPr>
-          <w:rFonts w:ascii="宋体" w:hAnsi="宋体" w:eastAsia="宋体"/>
-          <w:sz w:val="24"/>
-        </w:rPr>
-        <w:t>"你先说。"小芳说。</w:t>
-      </w:r>
-    </w:p>
-    <w:p>
-      <w:pPr>
-        <w:spacing w:line="360" w:lineRule="auto"/>
-        <w:ind w:firstLine="420"/>
-      </w:pPr>
-      <w:r>
-        <w:rPr>
-          <w:rFonts w:ascii="宋体" w:hAnsi="宋体" w:eastAsia="宋体"/>
-          <w:sz w:val="24"/>
-        </w:rPr>
-        <w:t>张成深吸一口气，像是下定了什么决心。他看着小芳的眼睛，目光很认真，像是要把这一刻永远记住。</w:t>
+        <w:t>张成深吸一口气，像是下定了什么决心。</w:t>
       </w:r>
     </w:p>
     <w:p>
@@ -3984,7 +1987,7 @@
           <w:rFonts w:ascii="宋体" w:hAnsi="宋体" w:eastAsia="宋体"/>
           <w:sz w:val="24"/>
         </w:rPr>
-        <w:t>他的声音很轻，轻得几乎听不见。但是小芳听见了。她愣住了，眼眶忽然有些发热，像是有什么东西要流出来。</w:t>
+        <w:t>他的声音很轻，轻得几乎听不见。但是小芳听见了。她愣住了，眼眶忽然有些发热。</w:t>
       </w:r>
     </w:p>
     <w:p>
@@ -4010,7 +2013,7 @@
           <w:rFonts w:ascii="宋体" w:hAnsi="宋体" w:eastAsia="宋体"/>
           <w:sz w:val="24"/>
         </w:rPr>
-        <w:t>他停顿了一下，看着小芳的眼睛，目光很认真，像是在诉说着藏在心底很久的秘密。</w:t>
+        <w:t>他停顿了一下，看着小芳的眼睛，目光很认真。</w:t>
       </w:r>
     </w:p>
     <w:p>
@@ -4036,7 +2039,7 @@
           <w:rFonts w:ascii="宋体" w:hAnsi="宋体" w:eastAsia="宋体"/>
           <w:sz w:val="24"/>
         </w:rPr>
-        <w:t>小芳的眼泪流了下来。她不知道自己为什么要哭，明明是高兴的事情，但是她就是忍不住。</w:t>
+        <w:t>小芳的眼泪流了下来。</w:t>
       </w:r>
     </w:p>
     <w:p>
@@ -4088,7 +2091,7 @@
           <w:rFonts w:ascii="宋体" w:hAnsi="宋体" w:eastAsia="宋体"/>
           <w:sz w:val="24"/>
         </w:rPr>
-        <w:t>张成站在那里，不知道该说什么。他看着小芳脸上的泪痕，心里又疼又甜。</w:t>
+        <w:t>张成站在那里，不知道该说什么。</w:t>
       </w:r>
     </w:p>
     <w:p>
@@ -4166,7 +2169,7 @@
           <w:rFonts w:ascii="宋体" w:hAnsi="宋体" w:eastAsia="宋体"/>
           <w:sz w:val="24"/>
         </w:rPr>
-        <w:t>他的手心很热，有些汗，像是紧张造成的。他的手指很长，骨头分明，握着她的手的时候，很用力，像是不愿意放开。</w:t>
+        <w:t>"小芳，"他说，声音很轻，但是很坚定，"我不会再犹豫了。"</w:t>
       </w:r>
     </w:p>
     <w:p>
@@ -4179,20 +2182,7 @@
           <w:rFonts w:ascii="宋体" w:hAnsi="宋体" w:eastAsia="宋体"/>
           <w:sz w:val="24"/>
         </w:rPr>
-        <w:t>"小芳，"他说，声音很轻，但是很坚定，"我不会再犹豫了。"</w:t>
-      </w:r>
-    </w:p>
-    <w:p>
-      <w:pPr>
-        <w:spacing w:line="360" w:lineRule="auto"/>
-        <w:ind w:firstLine="420"/>
-      </w:pPr>
-      <w:r>
-        <w:rPr>
-          <w:rFonts w:ascii="宋体" w:hAnsi="宋体" w:eastAsia="宋体"/>
-          <w:sz w:val="24"/>
-        </w:rPr>
-        <w:t>小芳抬起头看着他，眼睛里的泪光在月光下闪闪发亮，像是两颗星星。</w:t>
+        <w:t>小芳抬起头看着他，眼睛里的泪光在月光下闪闪发亮。</w:t>
       </w:r>
     </w:p>
     <w:p>
@@ -4210,23 +2200,10 @@
     </w:p>
     <w:p>
       <w:pPr>
-        <w:spacing w:line="360" w:lineRule="auto"/>
-        <w:ind w:firstLine="420"/>
+        <w:pStyle w:val="Heading1"/>
       </w:pPr>
       <w:r>
-        <w:rPr>
-          <w:rFonts w:ascii="宋体" w:hAnsi="宋体" w:eastAsia="宋体"/>
-          <w:sz w:val="24"/>
-        </w:rPr>
-        <w:t>那一夜，月光很好，凤尾竹在风中轻轻摇曳，发出沙沙的声音。两个曾经错过的人，终于在这个夜晚，找到了彼此。</w:t>
-      </w:r>
-    </w:p>
-    <w:p>
-      <w:pPr>
-        <w:pStyle w:val="Heading1"/>
-      </w:pPr>
-      <w:r>
-        <w:t>第九章：月光</w:t>
+        <w:t>第八章：月光</w:t>
       </w:r>
     </w:p>
     <w:p>
@@ -4252,20 +2229,7 @@
           <w:rFonts w:ascii="宋体" w:hAnsi="宋体" w:eastAsia="宋体"/>
           <w:sz w:val="24"/>
         </w:rPr>
-        <w:t>他们开始一起吃饭，一起散步，一起在阳台上聊天。张成会去菜市场买菜，然后在小芳的厨房里做饭——他开始学习做饭了，虽然一开始做得不好，但是小芳会耐心地教他，告诉他怎么切菜，怎么调味，怎么控制火候。</w:t>
-      </w:r>
-    </w:p>
-    <w:p>
-      <w:pPr>
-        <w:spacing w:line="360" w:lineRule="auto"/>
-        <w:ind w:firstLine="420"/>
-      </w:pPr>
-      <w:r>
-        <w:rPr>
-          <w:rFonts w:ascii="宋体" w:hAnsi="宋体" w:eastAsia="宋体"/>
-          <w:sz w:val="24"/>
-        </w:rPr>
-        <w:t>他们会一起去看电影，手牵着手，像所有普通的情侣一样。他们会一起逛超市，为了一些小事争论——比如买哪个牌子的牙膏，买什么颜色的毛巾。他们会一起在晚饭后去江边散步，吹着夜风，看着江面上的灯火，聊着未来的计划。</w:t>
+        <w:t>他们开始一起吃饭，一起散步，一起在阳台上聊天。张成开始学习做饭，虽然一开始做得不好，但是小芳会耐心地教他。他们会一起去看电影，手牵着手，像所有普通的情侣一样。他们会一起逛超市，为了一些小事争论——比如买哪个牌子的牙膏，买什么颜色的毛巾。他们会一起在晚饭后去江边散步，吹着夜风，看着江面上的灯火，聊着未来的计划。</w:t>
       </w:r>
     </w:p>
     <w:p>
@@ -4291,7 +2255,7 @@
           <w:rFonts w:ascii="宋体" w:hAnsi="宋体" w:eastAsia="宋体"/>
           <w:sz w:val="24"/>
         </w:rPr>
-        <w:t>张成问过小芳："你为什么喜欢我？我既没有周林那么有钱，也没有他那么帅，也没有他那么会说话。"</w:t>
+        <w:t>张成问过小芳："你为什么喜欢我？"</w:t>
       </w:r>
     </w:p>
     <w:p>
@@ -4343,7 +2307,20 @@
           <w:rFonts w:ascii="宋体" w:hAnsi="宋体" w:eastAsia="宋体"/>
           <w:sz w:val="24"/>
         </w:rPr>
-        <w:t>张成笑了，笑得很温柔。"那你为什么喜欢我？"小芳问。</w:t>
+        <w:t>张成笑了，笑得很温柔。</w:t>
+      </w:r>
+    </w:p>
+    <w:p>
+      <w:pPr>
+        <w:spacing w:line="360" w:lineRule="auto"/>
+        <w:ind w:firstLine="420"/>
+      </w:pPr>
+      <w:r>
+        <w:rPr>
+          <w:rFonts w:ascii="宋体" w:hAnsi="宋体" w:eastAsia="宋体"/>
+          <w:sz w:val="24"/>
+        </w:rPr>
+        <w:t>"那你为什么喜欢我？"小芳问。</w:t>
       </w:r>
     </w:p>
     <w:p>
@@ -4395,7 +2372,7 @@
           <w:rFonts w:ascii="宋体" w:hAnsi="宋体" w:eastAsia="宋体"/>
           <w:sz w:val="24"/>
         </w:rPr>
-        <w:t>小芳有些不好意思，把头埋在他的肩膀上。"你什么时候学会说这种话的？"</w:t>
+        <w:t>一年后的七夕，他们在凤尾竹下举办了简单的婚礼。</w:t>
       </w:r>
     </w:p>
     <w:p>
@@ -4408,59 +2385,7 @@
           <w:rFonts w:ascii="宋体" w:hAnsi="宋体" w:eastAsia="宋体"/>
           <w:sz w:val="24"/>
         </w:rPr>
-        <w:t>"从遇见你开始。"</w:t>
-      </w:r>
-    </w:p>
-    <w:p>
-      <w:pPr>
-        <w:spacing w:line="360" w:lineRule="auto"/>
-        <w:ind w:firstLine="420"/>
-      </w:pPr>
-      <w:r>
-        <w:rPr>
-          <w:rFonts w:ascii="宋体" w:hAnsi="宋体" w:eastAsia="宋体"/>
-          <w:sz w:val="24"/>
-        </w:rPr>
-        <w:t>日子就这样一天一天地过去。城中村的巷子依然嘈杂，卤菜的香味依然飘荡，老刘依然会在楼下等着新房客。但是对于张成和小芳来说，这一切都不一样了。因为有了彼此，城中村的夜晚也变得温柔起来。</w:t>
-      </w:r>
-    </w:p>
-    <w:p>
-      <w:pPr>
-        <w:spacing w:line="360" w:lineRule="auto"/>
-        <w:ind w:firstLine="420"/>
-      </w:pPr>
-      <w:r>
-        <w:rPr>
-          <w:rFonts w:ascii="宋体" w:hAnsi="宋体" w:eastAsia="宋体"/>
-          <w:sz w:val="24"/>
-        </w:rPr>
-        <w:t>一年后的七夕，他们在凤尾竹下举办了简单的婚礼。</w:t>
-      </w:r>
-    </w:p>
-    <w:p>
-      <w:pPr>
-        <w:spacing w:line="360" w:lineRule="auto"/>
-        <w:ind w:firstLine="420"/>
-      </w:pPr>
-      <w:r>
-        <w:rPr>
-          <w:rFonts w:ascii="宋体" w:hAnsi="宋体" w:eastAsia="宋体"/>
-          <w:sz w:val="24"/>
-        </w:rPr>
-        <w:t>没有酒店，没有婚庆公司，没有昂贵的婚纱和西装。只是在那丛凤尾竹旁边，摆了几张桌子，请了一些朋友和邻居。老刘是证婚人，卤菜店的老王提供了菜肴，理发店的老板帮忙布置现场，小卖部的老板送来了一箱啤酒。</w:t>
-      </w:r>
-    </w:p>
-    <w:p>
-      <w:pPr>
-        <w:spacing w:line="360" w:lineRule="auto"/>
-        <w:ind w:firstLine="420"/>
-      </w:pPr>
-      <w:r>
-        <w:rPr>
-          <w:rFonts w:ascii="宋体" w:hAnsi="宋体" w:eastAsia="宋体"/>
-          <w:sz w:val="24"/>
-        </w:rPr>
-        <w:t>小芳穿着一条白色的连衣裙，头发用木簪挽着，和张成穿着白衬衫站在树下。月光从树叶的缝隙中洒下来，落在他们身上，像是为他们披上了一层银色的纱。</w:t>
+        <w:t>没有酒店，没有婚庆公司，没有昂贵的婚纱和西装。只是在那丛凤尾竹旁边，摆了几张桌子，请了一些朋友和邻居。小芳穿着一条白色的连衣裙，头发用木簪挽着，和张成穿着白衬衫站在树下。月光从树叶的缝隙中洒下来，落在他们身上，像是为他们披上了一层银色的纱。</w:t>
       </w:r>
     </w:p>
     <w:p>
@@ -4499,110 +2424,6 @@
           <w:rFonts w:ascii="宋体" w:hAnsi="宋体" w:eastAsia="宋体"/>
           <w:sz w:val="24"/>
         </w:rPr>
-        <w:t>"你愿意娶她吗？"</w:t>
-      </w:r>
-    </w:p>
-    <w:p>
-      <w:pPr>
-        <w:spacing w:line="360" w:lineRule="auto"/>
-        <w:ind w:firstLine="420"/>
-      </w:pPr>
-      <w:r>
-        <w:rPr>
-          <w:rFonts w:ascii="宋体" w:hAnsi="宋体" w:eastAsia="宋体"/>
-          <w:sz w:val="24"/>
-        </w:rPr>
-        <w:t>"我愿意。"</w:t>
-      </w:r>
-    </w:p>
-    <w:p>
-      <w:pPr>
-        <w:spacing w:line="360" w:lineRule="auto"/>
-        <w:ind w:firstLine="420"/>
-      </w:pPr>
-      <w:r>
-        <w:rPr>
-          <w:rFonts w:ascii="宋体" w:hAnsi="宋体" w:eastAsia="宋体"/>
-          <w:sz w:val="24"/>
-        </w:rPr>
-        <w:t>"你愿意嫁给他吗？"</w:t>
-      </w:r>
-    </w:p>
-    <w:p>
-      <w:pPr>
-        <w:spacing w:line="360" w:lineRule="auto"/>
-        <w:ind w:firstLine="420"/>
-      </w:pPr>
-      <w:r>
-        <w:rPr>
-          <w:rFonts w:ascii="宋体" w:hAnsi="宋体" w:eastAsia="宋体"/>
-          <w:sz w:val="24"/>
-        </w:rPr>
-        <w:t>"我愿意。"</w:t>
-      </w:r>
-    </w:p>
-    <w:p>
-      <w:pPr>
-        <w:spacing w:line="360" w:lineRule="auto"/>
-        <w:ind w:firstLine="420"/>
-      </w:pPr>
-      <w:r>
-        <w:rPr>
-          <w:rFonts w:ascii="宋体" w:hAnsi="宋体" w:eastAsia="宋体"/>
-          <w:sz w:val="24"/>
-        </w:rPr>
-        <w:t>交换戒指的时候，张成的手有些抖。他小心翼翼地把戒指套在小芳的无名指上，然后抬起头看着她的眼睛，那双眼睛里盛满了月光。</w:t>
-      </w:r>
-    </w:p>
-    <w:p>
-      <w:pPr>
-        <w:spacing w:line="360" w:lineRule="auto"/>
-        <w:ind w:firstLine="420"/>
-      </w:pPr>
-      <w:r>
-        <w:rPr>
-          <w:rFonts w:ascii="宋体" w:hAnsi="宋体" w:eastAsia="宋体"/>
-          <w:sz w:val="24"/>
-        </w:rPr>
-        <w:t>"谢谢你。"他说，"谢谢你愿意嫁给我。"</w:t>
-      </w:r>
-    </w:p>
-    <w:p>
-      <w:pPr>
-        <w:spacing w:line="360" w:lineRule="auto"/>
-        <w:ind w:firstLine="420"/>
-      </w:pPr>
-      <w:r>
-        <w:rPr>
-          <w:rFonts w:ascii="宋体" w:hAnsi="宋体" w:eastAsia="宋体"/>
-          <w:sz w:val="24"/>
-        </w:rPr>
-        <w:t>"傻瓜。"小芳笑着，眼泪又流了下来，"我等这句话等了好久。"</w:t>
-      </w:r>
-    </w:p>
-    <w:p>
-      <w:pPr>
-        <w:spacing w:line="360" w:lineRule="auto"/>
-        <w:ind w:firstLine="420"/>
-      </w:pPr>
-      <w:r>
-        <w:rPr>
-          <w:rFonts w:ascii="宋体" w:hAnsi="宋体" w:eastAsia="宋体"/>
-          <w:sz w:val="24"/>
-        </w:rPr>
-        <w:t>凤尾竹在夜风中轻轻摇曳，发出沙沙的声音，像是在为他们祝福。</w:t>
-      </w:r>
-    </w:p>
-    <w:p>
-      <w:pPr>
-        <w:spacing w:line="360" w:lineRule="auto"/>
-        <w:ind w:firstLine="420"/>
-      </w:pPr>
-      <w:r>
-        <w:rPr>
-          <w:rFonts w:ascii="宋体" w:hAnsi="宋体" w:eastAsia="宋体"/>
-          <w:sz w:val="24"/>
-        </w:rPr>
         <w:t>城中村的夜，原来也可以这么美。</w:t>
       </w:r>
     </w:p>
@@ -4611,7 +2432,7 @@
         <w:pStyle w:val="Heading1"/>
       </w:pPr>
       <w:r>
-        <w:t>第十章：尾声</w:t>
+        <w:t>第九章：尾声</w:t>
       </w:r>
     </w:p>
     <w:p>
@@ -4689,123 +2510,6 @@
           <w:rFonts w:ascii="宋体" w:hAnsi="宋体" w:eastAsia="宋体"/>
           <w:sz w:val="24"/>
         </w:rPr>
-        <w:t>搬进新房的那天晚上，张成和小芳站在阳台上，看着那株凤尾竹在月光下摇曳。月亮很圆，很亮，像是一个银盘挂在天上。</w:t>
-      </w:r>
-    </w:p>
-    <w:p>
-      <w:pPr>
-        <w:spacing w:line="360" w:lineRule="auto"/>
-        <w:ind w:firstLine="420"/>
-      </w:pPr>
-      <w:r>
-        <w:rPr>
-          <w:rFonts w:ascii="宋体" w:hAnsi="宋体" w:eastAsia="宋体"/>
-          <w:sz w:val="24"/>
-        </w:rPr>
-        <w:t>"我们会有孩子吗？"小芳忽然问。</w:t>
-      </w:r>
-    </w:p>
-    <w:p>
-      <w:pPr>
-        <w:spacing w:line="360" w:lineRule="auto"/>
-        <w:ind w:firstLine="420"/>
-      </w:pPr>
-      <w:r>
-        <w:rPr>
-          <w:rFonts w:ascii="宋体" w:hAnsi="宋体" w:eastAsia="宋体"/>
-          <w:sz w:val="24"/>
-        </w:rPr>
-        <w:t>"会的。"张成说，"一个男孩，一个女孩，像我们一样。"</w:t>
-      </w:r>
-    </w:p>
-    <w:p>
-      <w:pPr>
-        <w:spacing w:line="360" w:lineRule="auto"/>
-        <w:ind w:firstLine="420"/>
-      </w:pPr>
-      <w:r>
-        <w:rPr>
-          <w:rFonts w:ascii="宋体" w:hAnsi="宋体" w:eastAsia="宋体"/>
-          <w:sz w:val="24"/>
-        </w:rPr>
-        <w:t>"他们会像谁？"</w:t>
-      </w:r>
-    </w:p>
-    <w:p>
-      <w:pPr>
-        <w:spacing w:line="360" w:lineRule="auto"/>
-        <w:ind w:firstLine="420"/>
-      </w:pPr>
-      <w:r>
-        <w:rPr>
-          <w:rFonts w:ascii="宋体" w:hAnsi="宋体" w:eastAsia="宋体"/>
-          <w:sz w:val="24"/>
-        </w:rPr>
-        <w:t>"男孩像我，女孩像你。"</w:t>
-      </w:r>
-    </w:p>
-    <w:p>
-      <w:pPr>
-        <w:spacing w:line="360" w:lineRule="auto"/>
-        <w:ind w:firstLine="420"/>
-      </w:pPr>
-      <w:r>
-        <w:rPr>
-          <w:rFonts w:ascii="宋体" w:hAnsi="宋体" w:eastAsia="宋体"/>
-          <w:sz w:val="24"/>
-        </w:rPr>
-        <w:t>"为什么？"</w:t>
-      </w:r>
-    </w:p>
-    <w:p>
-      <w:pPr>
-        <w:spacing w:line="360" w:lineRule="auto"/>
-        <w:ind w:firstLine="420"/>
-      </w:pPr>
-      <w:r>
-        <w:rPr>
-          <w:rFonts w:ascii="宋体" w:hAnsi="宋体" w:eastAsia="宋体"/>
-          <w:sz w:val="24"/>
-        </w:rPr>
-        <w:t>"因为男孩要像我一样，做一个安静的人；女孩要像你一样，做一个照亮别人的人。"</w:t>
-      </w:r>
-    </w:p>
-    <w:p>
-      <w:pPr>
-        <w:spacing w:line="360" w:lineRule="auto"/>
-        <w:ind w:firstLine="420"/>
-      </w:pPr>
-      <w:r>
-        <w:rPr>
-          <w:rFonts w:ascii="宋体" w:hAnsi="宋体" w:eastAsia="宋体"/>
-          <w:sz w:val="24"/>
-        </w:rPr>
-        <w:t>小芳笑了，靠在他的肩膀上。"你什么时候变得这么会说话了？"</w:t>
-      </w:r>
-    </w:p>
-    <w:p>
-      <w:pPr>
-        <w:spacing w:line="360" w:lineRule="auto"/>
-        <w:ind w:firstLine="420"/>
-      </w:pPr>
-      <w:r>
-        <w:rPr>
-          <w:rFonts w:ascii="宋体" w:hAnsi="宋体" w:eastAsia="宋体"/>
-          <w:sz w:val="24"/>
-        </w:rPr>
-        <w:t>"从遇见你开始。"</w:t>
-      </w:r>
-    </w:p>
-    <w:p>
-      <w:pPr>
-        <w:spacing w:line="360" w:lineRule="auto"/>
-        <w:ind w:firstLine="420"/>
-      </w:pPr>
-      <w:r>
-        <w:rPr>
-          <w:rFonts w:ascii="宋体" w:hAnsi="宋体" w:eastAsia="宋体"/>
-          <w:sz w:val="24"/>
-        </w:rPr>
         <w:t>很多年后，张成还是会想起他们第一次见面的那个黄昏。</w:t>
       </w:r>
     </w:p>
@@ -4832,20 +2536,7 @@
           <w:rFonts w:ascii="宋体" w:hAnsi="宋体" w:eastAsia="宋体"/>
           <w:sz w:val="24"/>
         </w:rPr>
-        <w:t>那是一种很细微的变化，像是一滴墨水滴进了清水里，慢慢地晕开，慢慢地改变水的颜色。一开始你注意不到，但是时间久了，你会发现，整杯水都已经变了颜色。</w:t>
-      </w:r>
-    </w:p>
-    <w:p>
-      <w:pPr>
-        <w:spacing w:line="360" w:lineRule="auto"/>
-        <w:ind w:firstLine="420"/>
-      </w:pPr>
-      <w:r>
-        <w:rPr>
-          <w:rFonts w:ascii="宋体" w:hAnsi="宋体" w:eastAsia="宋体"/>
-          <w:sz w:val="24"/>
-        </w:rPr>
-        <w:t>直到有一天，他忽然发现，水已经不是原来的水了。而他，也不是原来的他了。他变得更有勇气，更有担当，更愿意为了一个人而努力。他学会了做饭，学会了表达，学会了在重要的时刻说出重要的话。</w:t>
+        <w:t>那是一种很细微的变化，像是一滴墨水滴进了清水里，慢慢地晕开，慢慢地改变水的颜色。直到有一天，他忽然发现，水已经不是原来的水了。而他，也不是原来的他了。</w:t>
       </w:r>
     </w:p>
     <w:p>
@@ -4871,46 +2562,7 @@
           <w:rFonts w:ascii="宋体" w:hAnsi="宋体" w:eastAsia="宋体"/>
           <w:sz w:val="24"/>
         </w:rPr>
-        <w:t>也许是在诉说那个关于等待的故事。</w:t>
-      </w:r>
-    </w:p>
-    <w:p>
-      <w:pPr>
-        <w:spacing w:line="360" w:lineRule="auto"/>
-        <w:ind w:firstLine="420"/>
-      </w:pPr>
-      <w:r>
-        <w:rPr>
-          <w:rFonts w:ascii="宋体" w:hAnsi="宋体" w:eastAsia="宋体"/>
-          <w:sz w:val="24"/>
-        </w:rPr>
-        <w:t>也许是在诉说关于爱情的故事。</w:t>
-      </w:r>
-    </w:p>
-    <w:p>
-      <w:pPr>
-        <w:spacing w:line="360" w:lineRule="auto"/>
-        <w:ind w:firstLine="420"/>
-      </w:pPr>
-      <w:r>
-        <w:rPr>
-          <w:rFonts w:ascii="宋体" w:hAnsi="宋体" w:eastAsia="宋体"/>
-          <w:sz w:val="24"/>
-        </w:rPr>
-        <w:t>也许什么都没有说，只是在摇曳。</w:t>
-      </w:r>
-    </w:p>
-    <w:p>
-      <w:pPr>
-        <w:spacing w:line="360" w:lineRule="auto"/>
-        <w:ind w:firstLine="420"/>
-      </w:pPr>
-      <w:r>
-        <w:rPr>
-          <w:rFonts w:ascii="宋体" w:hAnsi="宋体" w:eastAsia="宋体"/>
-          <w:sz w:val="24"/>
-        </w:rPr>
-        <w:t>谁知道呢？</w:t>
+        <w:t>也许是在诉说那个关于等待的故事。也许是在诉说关于爱情的故事。</w:t>
       </w:r>
     </w:p>
     <w:p>
@@ -4944,430 +2596,6 @@
         <w:pStyle w:val="Heading1"/>
       </w:pPr>
       <w:r>
-        <w:t>尾声</w:t>
-      </w:r>
-    </w:p>
-    <w:p>
-      <w:pPr>
-        <w:spacing w:line="360" w:lineRule="auto"/>
-        <w:ind w:firstLine="420"/>
-      </w:pPr>
-      <w:r>
-        <w:rPr>
-          <w:rFonts w:ascii="宋体" w:hAnsi="宋体" w:eastAsia="宋体"/>
-          <w:sz w:val="24"/>
-        </w:rPr>
-        <w:t>2026年的七夕，张成和小芳带着他们的儿子回到了凤尾巷。</w:t>
-      </w:r>
-    </w:p>
-    <w:p>
-      <w:pPr>
-        <w:spacing w:line="360" w:lineRule="auto"/>
-        <w:ind w:firstLine="420"/>
-      </w:pPr>
-      <w:r>
-        <w:rPr>
-          <w:rFonts w:ascii="宋体" w:hAnsi="宋体" w:eastAsia="宋体"/>
-          <w:sz w:val="24"/>
-        </w:rPr>
-        <w:t>巷子变化不大，依然是那条窄窄的路，依然是那些密密麻麻的楼房。只是楼下的卤菜店换了老板，理发店变成了美发沙龙，小卖部的那个沉默的中年男人也不见了，换成了一个年轻的姑娘。</w:t>
-      </w:r>
-    </w:p>
-    <w:p>
-      <w:pPr>
-        <w:spacing w:line="360" w:lineRule="auto"/>
-        <w:ind w:firstLine="420"/>
-      </w:pPr>
-      <w:r>
-        <w:rPr>
-          <w:rFonts w:ascii="宋体" w:hAnsi="宋体" w:eastAsia="宋体"/>
-          <w:sz w:val="24"/>
-        </w:rPr>
-        <w:t>老刘还在，头发更白了，背更驼了，但是精神还是很好。他看见张成和小芳，眼睛一下子亮了。</w:t>
-      </w:r>
-    </w:p>
-    <w:p>
-      <w:pPr>
-        <w:spacing w:line="360" w:lineRule="auto"/>
-        <w:ind w:firstLine="420"/>
-      </w:pPr>
-      <w:r>
-        <w:rPr>
-          <w:rFonts w:ascii="宋体" w:hAnsi="宋体" w:eastAsia="宋体"/>
-          <w:sz w:val="24"/>
-        </w:rPr>
-        <w:t>"你们回来了！"他颤颤巍巍地站起来，"这孩子是你们的？"</w:t>
-      </w:r>
-    </w:p>
-    <w:p>
-      <w:pPr>
-        <w:spacing w:line="360" w:lineRule="auto"/>
-        <w:ind w:firstLine="420"/>
-      </w:pPr>
-      <w:r>
-        <w:rPr>
-          <w:rFonts w:ascii="宋体" w:hAnsi="宋体" w:eastAsia="宋体"/>
-          <w:sz w:val="24"/>
-        </w:rPr>
-        <w:t>"是的，叫小宇。"小芳笑着，"三岁了。"</w:t>
-      </w:r>
-    </w:p>
-    <w:p>
-      <w:pPr>
-        <w:spacing w:line="360" w:lineRule="auto"/>
-        <w:ind w:firstLine="420"/>
-      </w:pPr>
-      <w:r>
-        <w:rPr>
-          <w:rFonts w:ascii="宋体" w:hAnsi="宋体" w:eastAsia="宋体"/>
-          <w:sz w:val="24"/>
-        </w:rPr>
-        <w:t>"好，好，好……"老刘说着，眼眶又红了，"我就知道你们会回来的。这巷子里，住过很多人，但是像你们这样的，我见过的不多。"</w:t>
-      </w:r>
-    </w:p>
-    <w:p>
-      <w:pPr>
-        <w:spacing w:line="360" w:lineRule="auto"/>
-        <w:ind w:firstLine="420"/>
-      </w:pPr>
-      <w:r>
-        <w:rPr>
-          <w:rFonts w:ascii="宋体" w:hAnsi="宋体" w:eastAsia="宋体"/>
-          <w:sz w:val="24"/>
-        </w:rPr>
-        <w:t>小宇在巷子里跑来跑去，对这个陌生的地方充满了好奇。他跑到那丛凤尾竹前，停下来，仰头看着那些高高的竹子。</w:t>
-      </w:r>
-    </w:p>
-    <w:p>
-      <w:pPr>
-        <w:spacing w:line="360" w:lineRule="auto"/>
-        <w:ind w:firstLine="420"/>
-      </w:pPr>
-      <w:r>
-        <w:rPr>
-          <w:rFonts w:ascii="宋体" w:hAnsi="宋体" w:eastAsia="宋体"/>
-          <w:sz w:val="24"/>
-        </w:rPr>
-        <w:t>"爸爸，这是什么？"他问。</w:t>
-      </w:r>
-    </w:p>
-    <w:p>
-      <w:pPr>
-        <w:spacing w:line="360" w:lineRule="auto"/>
-        <w:ind w:firstLine="420"/>
-      </w:pPr>
-      <w:r>
-        <w:rPr>
-          <w:rFonts w:ascii="宋体" w:hAnsi="宋体" w:eastAsia="宋体"/>
-          <w:sz w:val="24"/>
-        </w:rPr>
-        <w:t>"这叫凤尾竹。"张成走过去，蹲下来，和儿子平视，"是爸爸和妈妈相遇的地方。"</w:t>
-      </w:r>
-    </w:p>
-    <w:p>
-      <w:pPr>
-        <w:spacing w:line="360" w:lineRule="auto"/>
-        <w:ind w:firstLine="420"/>
-      </w:pPr>
-      <w:r>
-        <w:rPr>
-          <w:rFonts w:ascii="宋体" w:hAnsi="宋体" w:eastAsia="宋体"/>
-          <w:sz w:val="24"/>
-        </w:rPr>
-        <w:t>"相遇是什么意思？"</w:t>
-      </w:r>
-    </w:p>
-    <w:p>
-      <w:pPr>
-        <w:spacing w:line="360" w:lineRule="auto"/>
-        <w:ind w:firstLine="420"/>
-      </w:pPr>
-      <w:r>
-        <w:rPr>
-          <w:rFonts w:ascii="宋体" w:hAnsi="宋体" w:eastAsia="宋体"/>
-          <w:sz w:val="24"/>
-        </w:rPr>
-        <w:t>"就是……第一次见面。"</w:t>
-      </w:r>
-    </w:p>
-    <w:p>
-      <w:pPr>
-        <w:spacing w:line="360" w:lineRule="auto"/>
-        <w:ind w:firstLine="420"/>
-      </w:pPr>
-      <w:r>
-        <w:rPr>
-          <w:rFonts w:ascii="宋体" w:hAnsi="宋体" w:eastAsia="宋体"/>
-          <w:sz w:val="24"/>
-        </w:rPr>
-        <w:t>"那我和妈妈也是在这里相遇的吗？"</w:t>
-      </w:r>
-    </w:p>
-    <w:p>
-      <w:pPr>
-        <w:spacing w:line="360" w:lineRule="auto"/>
-        <w:ind w:firstLine="420"/>
-      </w:pPr>
-      <w:r>
-        <w:rPr>
-          <w:rFonts w:ascii="宋体" w:hAnsi="宋体" w:eastAsia="宋体"/>
-          <w:sz w:val="24"/>
-        </w:rPr>
-        <w:t>张成笑了，摇摇头。"你是在医院出生的。"</w:t>
-      </w:r>
-    </w:p>
-    <w:p>
-      <w:pPr>
-        <w:spacing w:line="360" w:lineRule="auto"/>
-        <w:ind w:firstLine="420"/>
-      </w:pPr>
-      <w:r>
-        <w:rPr>
-          <w:rFonts w:ascii="宋体" w:hAnsi="宋体" w:eastAsia="宋体"/>
-          <w:sz w:val="24"/>
-        </w:rPr>
-        <w:t>"那我为什么没有在这里出生？"</w:t>
-      </w:r>
-    </w:p>
-    <w:p>
-      <w:pPr>
-        <w:spacing w:line="360" w:lineRule="auto"/>
-        <w:ind w:firstLine="420"/>
-      </w:pPr>
-      <w:r>
-        <w:rPr>
-          <w:rFonts w:ascii="宋体" w:hAnsi="宋体" w:eastAsia="宋体"/>
-          <w:sz w:val="24"/>
-        </w:rPr>
-        <w:t>"因为……"张成想了想，"因为有些故事，只能发生一次。"</w:t>
-      </w:r>
-    </w:p>
-    <w:p>
-      <w:pPr>
-        <w:spacing w:line="360" w:lineRule="auto"/>
-        <w:ind w:firstLine="420"/>
-      </w:pPr>
-      <w:r>
-        <w:rPr>
-          <w:rFonts w:ascii="宋体" w:hAnsi="宋体" w:eastAsia="宋体"/>
-          <w:sz w:val="24"/>
-        </w:rPr>
-        <w:t>小宇不太明白，但是他点了点头，继续去追蝴蝶了。</w:t>
-      </w:r>
-    </w:p>
-    <w:p>
-      <w:pPr>
-        <w:spacing w:line="360" w:lineRule="auto"/>
-        <w:ind w:firstLine="420"/>
-      </w:pPr>
-      <w:r>
-        <w:rPr>
-          <w:rFonts w:ascii="宋体" w:hAnsi="宋体" w:eastAsia="宋体"/>
-          <w:sz w:val="24"/>
-        </w:rPr>
-        <w:t>张成站起来，看着那丛凤尾竹。竹子比以前更高了，更茂密了，枝叶交错在一起，在阳光下闪着绿色的光芒。风吹过来，竹叶沙沙作响，像是在诉说什么。</w:t>
-      </w:r>
-    </w:p>
-    <w:p>
-      <w:pPr>
-        <w:spacing w:line="360" w:lineRule="auto"/>
-        <w:ind w:firstLine="420"/>
-      </w:pPr>
-      <w:r>
-        <w:rPr>
-          <w:rFonts w:ascii="宋体" w:hAnsi="宋体" w:eastAsia="宋体"/>
-          <w:sz w:val="24"/>
-        </w:rPr>
-        <w:t>他想起了那个关于等待的故事。那个女人等了一辈子，没有等到她要等的人。但是后来，这丛竹子等来了很多人——他和她是其中之一，也许还有其他人。</w:t>
-      </w:r>
-    </w:p>
-    <w:p>
-      <w:pPr>
-        <w:spacing w:line="360" w:lineRule="auto"/>
-        <w:ind w:firstLine="420"/>
-      </w:pPr>
-      <w:r>
-        <w:rPr>
-          <w:rFonts w:ascii="宋体" w:hAnsi="宋体" w:eastAsia="宋体"/>
-          <w:sz w:val="24"/>
-        </w:rPr>
-        <w:t>等待，不一定都是徒劳的。有时候，你等的人会来；有时候，你等的人不会来；但是无论如何，等待本身就是一种意义。它让你有期盼，有希望，有活下去的动力。</w:t>
-      </w:r>
-    </w:p>
-    <w:p>
-      <w:pPr>
-        <w:spacing w:line="360" w:lineRule="auto"/>
-        <w:ind w:firstLine="420"/>
-      </w:pPr>
-      <w:r>
-        <w:rPr>
-          <w:rFonts w:ascii="宋体" w:hAnsi="宋体" w:eastAsia="宋体"/>
-          <w:sz w:val="24"/>
-        </w:rPr>
-        <w:t>"想什么呢？"小芳走过来，站在他身边。</w:t>
-      </w:r>
-    </w:p>
-    <w:p>
-      <w:pPr>
-        <w:spacing w:line="360" w:lineRule="auto"/>
-        <w:ind w:firstLine="420"/>
-      </w:pPr>
-      <w:r>
-        <w:rPr>
-          <w:rFonts w:ascii="宋体" w:hAnsi="宋体" w:eastAsia="宋体"/>
-          <w:sz w:val="24"/>
-        </w:rPr>
-        <w:t>"在想那句话。"张成说。</w:t>
-      </w:r>
-    </w:p>
-    <w:p>
-      <w:pPr>
-        <w:spacing w:line="360" w:lineRule="auto"/>
-        <w:ind w:firstLine="420"/>
-      </w:pPr>
-      <w:r>
-        <w:rPr>
-          <w:rFonts w:ascii="宋体" w:hAnsi="宋体" w:eastAsia="宋体"/>
-          <w:sz w:val="24"/>
-        </w:rPr>
-        <w:t>"哪句话？"</w:t>
-      </w:r>
-    </w:p>
-    <w:p>
-      <w:pPr>
-        <w:spacing w:line="360" w:lineRule="auto"/>
-        <w:ind w:firstLine="420"/>
-      </w:pPr>
-      <w:r>
-        <w:rPr>
-          <w:rFonts w:ascii="宋体" w:hAnsi="宋体" w:eastAsia="宋体"/>
-          <w:sz w:val="24"/>
-        </w:rPr>
-        <w:t>"你说我像凤尾竹。"</w:t>
-      </w:r>
-    </w:p>
-    <w:p>
-      <w:pPr>
-        <w:spacing w:line="360" w:lineRule="auto"/>
-        <w:ind w:firstLine="420"/>
-      </w:pPr>
-      <w:r>
-        <w:rPr>
-          <w:rFonts w:ascii="宋体" w:hAnsi="宋体" w:eastAsia="宋体"/>
-          <w:sz w:val="24"/>
-        </w:rPr>
-        <w:t>"是啊，你就像凤尾竹。"小芳笑着，"安静，但是一直在那里。"</w:t>
-      </w:r>
-    </w:p>
-    <w:p>
-      <w:pPr>
-        <w:spacing w:line="360" w:lineRule="auto"/>
-        <w:ind w:firstLine="420"/>
-      </w:pPr>
-      <w:r>
-        <w:rPr>
-          <w:rFonts w:ascii="宋体" w:hAnsi="宋体" w:eastAsia="宋体"/>
-          <w:sz w:val="24"/>
-        </w:rPr>
-        <w:t>"那你呢？"</w:t>
-      </w:r>
-    </w:p>
-    <w:p>
-      <w:pPr>
-        <w:spacing w:line="360" w:lineRule="auto"/>
-        <w:ind w:firstLine="420"/>
-      </w:pPr>
-      <w:r>
-        <w:rPr>
-          <w:rFonts w:ascii="宋体" w:hAnsi="宋体" w:eastAsia="宋体"/>
-          <w:sz w:val="24"/>
-        </w:rPr>
-        <w:t>"我是月光。"</w:t>
-      </w:r>
-    </w:p>
-    <w:p>
-      <w:pPr>
-        <w:spacing w:line="360" w:lineRule="auto"/>
-        <w:ind w:firstLine="420"/>
-      </w:pPr>
-      <w:r>
-        <w:rPr>
-          <w:rFonts w:ascii="宋体" w:hAnsi="宋体" w:eastAsia="宋体"/>
-          <w:sz w:val="24"/>
-        </w:rPr>
-        <w:t>"对，你是月光。"张成转过身，看着她的眼睛，那双眼睛依然很亮，像是两颗星星，"在我最黑暗的时候，照亮了我。"</w:t>
-      </w:r>
-    </w:p>
-    <w:p>
-      <w:pPr>
-        <w:spacing w:line="360" w:lineRule="auto"/>
-        <w:ind w:firstLine="420"/>
-      </w:pPr>
-      <w:r>
-        <w:rPr>
-          <w:rFonts w:ascii="宋体" w:hAnsi="宋体" w:eastAsia="宋体"/>
-          <w:sz w:val="24"/>
-        </w:rPr>
-        <w:t>小宇跑回来，拉着他们的手。"爸爸，妈妈，我们回家吧。"</w:t>
-      </w:r>
-    </w:p>
-    <w:p>
-      <w:pPr>
-        <w:spacing w:line="360" w:lineRule="auto"/>
-        <w:ind w:firstLine="420"/>
-      </w:pPr>
-      <w:r>
-        <w:rPr>
-          <w:rFonts w:ascii="宋体" w:hAnsi="宋体" w:eastAsia="宋体"/>
-          <w:sz w:val="24"/>
-        </w:rPr>
-        <w:t>"好，回家。"</w:t>
-      </w:r>
-    </w:p>
-    <w:p>
-      <w:pPr>
-        <w:spacing w:line="360" w:lineRule="auto"/>
-        <w:ind w:firstLine="420"/>
-      </w:pPr>
-      <w:r>
-        <w:rPr>
-          <w:rFonts w:ascii="宋体" w:hAnsi="宋体" w:eastAsia="宋体"/>
-          <w:sz w:val="24"/>
-        </w:rPr>
-        <w:t>他们沿着巷子往外走，阳光从他们身后照过来，在地上投下三个长长的影子。</w:t>
-      </w:r>
-    </w:p>
-    <w:p>
-      <w:pPr>
-        <w:spacing w:line="360" w:lineRule="auto"/>
-        <w:ind w:firstLine="420"/>
-      </w:pPr>
-      <w:r>
-        <w:rPr>
-          <w:rFonts w:ascii="宋体" w:hAnsi="宋体" w:eastAsia="宋体"/>
-          <w:sz w:val="24"/>
-        </w:rPr>
-        <w:t>那丛凤尾竹在他们身后，静静地站着，在风中轻轻摇曳。</w:t>
-      </w:r>
-    </w:p>
-    <w:p>
-      <w:pPr>
-        <w:spacing w:line="360" w:lineRule="auto"/>
-        <w:ind w:firstLine="420"/>
-      </w:pPr>
-      <w:r>
-        <w:rPr>
-          <w:rFonts w:ascii="宋体" w:hAnsi="宋体" w:eastAsia="宋体"/>
-          <w:sz w:val="24"/>
-        </w:rPr>
-        <w:t>月光还会再来的。故事，也会继续下去。</w:t>
-      </w:r>
-    </w:p>
-    <w:p>
-      <w:pPr>
-        <w:pStyle w:val="Heading1"/>
-      </w:pPr>
-      <w:r>
         <w:t>后记</w:t>
       </w:r>
     </w:p>
@@ -5394,7 +2622,7 @@
           <w:rFonts w:ascii="宋体" w:hAnsi="宋体" w:eastAsia="宋体"/>
           <w:sz w:val="24"/>
         </w:rPr>
-        <w:t>他们是那种你在街上随处可见的人，没有光鲜亮丽的外表，没有惊心动魄的经历，只是默默地生活着，努力着。他们住在城中村里，每天上班下班，买菜做饭，过着最普通的生活。他们的爱情也不轰轰烈烈，没有生死离别，没有大起大落，只是慢慢地靠近，慢慢地了解，慢慢地相爱。</w:t>
+        <w:t>他们是那种你在街上随处可见的人，没有光鲜亮丽的外表，没有惊心动魄的经历，只是默默地生活着，努力着。但是爱情这种东西，从来不会因为你普通就放过你。它会在某个瞬间突然降临，让你措手不及，让你心跳加速，让你做出一些连自己都觉得不可思议的事情。</w:t>
       </w:r>
     </w:p>
     <w:p>
@@ -5407,46 +2635,7 @@
           <w:rFonts w:ascii="宋体" w:hAnsi="宋体" w:eastAsia="宋体"/>
           <w:sz w:val="24"/>
         </w:rPr>
-        <w:t>但是爱情这种东西，从来不会因为你普通就放过你。它会在某个瞬间突然降临，让你措手不及，让你心跳加速，让你做出一些连自己都觉得不可思议的事情。它不会因为你的平凡而减少它的力量，反而会因为你和它的相遇，让你的平凡变得不平凡。</w:t>
-      </w:r>
-    </w:p>
-    <w:p>
-      <w:pPr>
-        <w:spacing w:line="360" w:lineRule="auto"/>
-        <w:ind w:firstLine="420"/>
-      </w:pPr>
-      <w:r>
-        <w:rPr>
-          <w:rFonts w:ascii="宋体" w:hAnsi="宋体" w:eastAsia="宋体"/>
-          <w:sz w:val="24"/>
-        </w:rPr>
-        <w:t>小芳是果决的，因为她习惯了独自面对一切。她的成长经历让她学会了独立，学会了不依赖别人。但是遇到张成之后，她开始明白，有时候依赖一个人并不是软弱，而是一种信任。</w:t>
-      </w:r>
-    </w:p>
-    <w:p>
-      <w:pPr>
-        <w:spacing w:line="360" w:lineRule="auto"/>
-        <w:ind w:firstLine="420"/>
-      </w:pPr>
-      <w:r>
-        <w:rPr>
-          <w:rFonts w:ascii="宋体" w:hAnsi="宋体" w:eastAsia="宋体"/>
-          <w:sz w:val="24"/>
-        </w:rPr>
-        <w:t>张成是犹豫的，因为他总是想太多，怕伤害别人。他的性格让他错过了很多机会，也让他承受了很多不必要的痛苦。但是遇到小芳之后，他开始明白，有些事情如果不勇敢去做，就永远不会发生。</w:t>
-      </w:r>
-    </w:p>
-    <w:p>
-      <w:pPr>
-        <w:spacing w:line="360" w:lineRule="auto"/>
-        <w:ind w:firstLine="420"/>
-      </w:pPr>
-      <w:r>
-        <w:rPr>
-          <w:rFonts w:ascii="宋体" w:hAnsi="宋体" w:eastAsia="宋体"/>
-          <w:sz w:val="24"/>
-        </w:rPr>
-        <w:t>这样的两个人，在一起注定会有摩擦，但也正是因为这种摩擦，才能让他们更了解彼此，更珍惜彼此。</w:t>
+        <w:t>小芳是果决的，因为她习惯了独自面对一切。张成是犹豫的，因为他总是想太多，怕伤害别人。这样的两个人，在一起注定会有摩擦，但也正是因为这种摩擦，才能让他们更了解彼此。</w:t>
       </w:r>
     </w:p>
     <w:p>
@@ -5485,20 +2674,7 @@
           <w:rFonts w:ascii="宋体" w:hAnsi="宋体" w:eastAsia="宋体"/>
           <w:sz w:val="24"/>
         </w:rPr>
-        <w:t>那声音很轻，轻到你可能听不见。</w:t>
-      </w:r>
-    </w:p>
-    <w:p>
-      <w:pPr>
-        <w:spacing w:line="360" w:lineRule="auto"/>
-        <w:ind w:firstLine="420"/>
-      </w:pPr>
-      <w:r>
-        <w:rPr>
-          <w:rFonts w:ascii="宋体" w:hAnsi="宋体" w:eastAsia="宋体"/>
-          <w:sz w:val="24"/>
-        </w:rPr>
-        <w:t>但是如果你仔细听，你会发现，那是最动听的声音。</w:t>
+        <w:t>那声音很轻，轻到你可能听不见。但是如果你仔细听，你会发现，那是最动听的声音。</w:t>
       </w:r>
     </w:p>
     <w:p>
@@ -5512,71 +2688,6 @@
           <w:sz w:val="24"/>
         </w:rPr>
         <w:t>那是爱情的声音。</w:t>
-      </w:r>
-    </w:p>
-    <w:p>
-      <w:pPr>
-        <w:spacing w:line="360" w:lineRule="auto"/>
-        <w:ind w:firstLine="420"/>
-      </w:pPr>
-      <w:r>
-        <w:rPr>
-          <w:rFonts w:ascii="宋体" w:hAnsi="宋体" w:eastAsia="宋体"/>
-          <w:sz w:val="24"/>
-        </w:rPr>
-        <w:t>愿所有在等待的人，都能等到那个对的人。</w:t>
-      </w:r>
-    </w:p>
-    <w:p>
-      <w:pPr>
-        <w:spacing w:line="360" w:lineRule="auto"/>
-        <w:ind w:firstLine="420"/>
-      </w:pPr>
-      <w:r>
-        <w:rPr>
-          <w:rFonts w:ascii="宋体" w:hAnsi="宋体" w:eastAsia="宋体"/>
-          <w:sz w:val="24"/>
-        </w:rPr>
-        <w:t>愿所有在犹豫的人，都能鼓起勇气说出心里的话。</w:t>
-      </w:r>
-    </w:p>
-    <w:p>
-      <w:pPr>
-        <w:spacing w:line="360" w:lineRule="auto"/>
-        <w:ind w:firstLine="420"/>
-      </w:pPr>
-      <w:r>
-        <w:rPr>
-          <w:rFonts w:ascii="宋体" w:hAnsi="宋体" w:eastAsia="宋体"/>
-          <w:sz w:val="24"/>
-        </w:rPr>
-        <w:t>愿所有在城中村的人，都能找到属于自己的月光。</w:t>
-      </w:r>
-    </w:p>
-    <w:p>
-      <w:pPr>
-        <w:spacing w:line="360" w:lineRule="auto"/>
-        <w:ind w:firstLine="420"/>
-      </w:pPr>
-      <w:r>
-        <w:rPr>
-          <w:rFonts w:ascii="宋体" w:hAnsi="宋体" w:eastAsia="宋体"/>
-          <w:sz w:val="24"/>
-        </w:rPr>
-        <w:t>月光之下，凤尾竹依旧在摇曳。</w:t>
-      </w:r>
-    </w:p>
-    <w:p>
-      <w:pPr>
-        <w:spacing w:line="360" w:lineRule="auto"/>
-        <w:ind w:firstLine="420"/>
-      </w:pPr>
-      <w:r>
-        <w:rPr>
-          <w:rFonts w:ascii="宋体" w:hAnsi="宋体" w:eastAsia="宋体"/>
-          <w:sz w:val="24"/>
-        </w:rPr>
-        <w:t>故事，还在继续。</w:t>
       </w:r>
     </w:p>
     <w:sectPr>

--- a/月光下的凤尾竹.docx
+++ b/月光下的凤尾竹.docx
@@ -858,7 +858,7 @@
           <w:rFonts w:ascii="宋体" w:hAnsi="宋体" w:eastAsia="宋体"/>
           <w:sz w:val="24"/>
         </w:rPr>
-        <w:t>小芳下班回来的时候，水已经漫过了脚踝。她站在楼下，看着黑乎乎的水，不知道该怎么办。她的鞋子是新买的，花了两百多块钱，还一次都没穿过。</w:t>
+        <w:t>小芳下班回来的时候，雨已经小了一些，但是地上的积水比她想象的严重得多。巷子里的水已经没过了小腿，浑浊得看不见底。水面上漂浮着各种东西：塑料袋、烂菜叶、甚至还有不知道从哪里冲来的垃圾桶盖。更可怕的是，这巷子她走了无数遍，知道哪里有坑洼，哪里有台阶，哪里堆着碎砖头——但这些现在都被水淹没了，根本看不见。</w:t>
       </w:r>
     </w:p>
     <w:p>
@@ -871,7 +871,7 @@
           <w:rFonts w:ascii="宋体" w:hAnsi="宋体" w:eastAsia="宋体"/>
           <w:sz w:val="24"/>
         </w:rPr>
-        <w:t>"上来吧。"一个声音从身后传来。</w:t>
+        <w:t>她站在巷子口，犹豫着要不要趟过去。</w:t>
       </w:r>
     </w:p>
     <w:p>
@@ -884,7 +884,7 @@
           <w:rFonts w:ascii="宋体" w:hAnsi="宋体" w:eastAsia="宋体"/>
           <w:sz w:val="24"/>
         </w:rPr>
-        <w:t>她转过身，看见张成站在楼梯口，手里撑着一把黑伞。</w:t>
+        <w:t>今天她穿的是一双平底凉鞋，鞋底很薄，踩在石头上都会疼。而且前几天她左脚脚踝扭了一下，虽然不严重，但是走起路来还是隐隐作痛。她试着伸出一只脚探了探，脚刚碰触到水面，就感觉到有什么东西从脚背上滑过——不知道是塑料袋，还是什么别的东西。</w:t>
       </w:r>
     </w:p>
     <w:p>
@@ -897,7 +897,7 @@
           <w:rFonts w:ascii="宋体" w:hAnsi="宋体" w:eastAsia="宋体"/>
           <w:sz w:val="24"/>
         </w:rPr>
-        <w:t>"你先上去。"她说，"我等雨小一点再走。"</w:t>
+        <w:t>她下意识地缩回了脚。</w:t>
       </w:r>
     </w:p>
     <w:p>
@@ -910,7 +910,7 @@
           <w:rFonts w:ascii="宋体" w:hAnsi="宋体" w:eastAsia="宋体"/>
           <w:sz w:val="24"/>
         </w:rPr>
-        <w:t>"雨不会小的。"张成说，"天气预报说这雨要下到明天早上。"</w:t>
+        <w:t>巷子里昏暗的路灯照在那滩浑浊的水上，泛着幽幽的光。她看不见水底有什么，不知道哪里有深坑，哪里有碎玻璃，哪里有生锈的铁钉。去年隔壁楼有个小孩就是在这样的积水里踩到了碎瓶子，缝了十几针。</w:t>
       </w:r>
     </w:p>
     <w:p>
@@ -923,7 +923,7 @@
           <w:rFonts w:ascii="宋体" w:hAnsi="宋体" w:eastAsia="宋体"/>
           <w:sz w:val="24"/>
         </w:rPr>
-        <w:t>小芳沉默了。她看着那滩积水，又看了看自己脚上的新鞋，心里有些发愁。</w:t>
+        <w:t>小芳咬着嘴唇，不知道该怎么办。</w:t>
       </w:r>
     </w:p>
     <w:p>
@@ -936,7 +936,7 @@
           <w:rFonts w:ascii="宋体" w:hAnsi="宋体" w:eastAsia="宋体"/>
           <w:sz w:val="24"/>
         </w:rPr>
-        <w:t>"我背你吧。"张成说。</w:t>
+        <w:t>等水退？天气预报说这雨要下到明天早上。绕路？这片城中村就这一条路通向外面，要绕就得绕到隔壁小区，多走两三公里，而且那边的路说不定也淹了。</w:t>
       </w:r>
     </w:p>
     <w:p>
@@ -949,7 +949,7 @@
           <w:rFonts w:ascii="宋体" w:hAnsi="宋体" w:eastAsia="宋体"/>
           <w:sz w:val="24"/>
         </w:rPr>
-        <w:t>"什么？"小芳愣住了。</w:t>
+        <w:t>她站在那里，看着那滩黑乎乎的水，心里渐渐有些焦急。</w:t>
       </w:r>
     </w:p>
     <w:p>
@@ -962,7 +962,7 @@
           <w:rFonts w:ascii="宋体" w:hAnsi="宋体" w:eastAsia="宋体"/>
           <w:sz w:val="24"/>
         </w:rPr>
-        <w:t>"我背你上来。"张成走到她面前，蹲下身，"上来吧。"</w:t>
+        <w:t>"需要帮忙吗？"</w:t>
       </w:r>
     </w:p>
     <w:p>
@@ -975,7 +975,7 @@
           <w:rFonts w:ascii="宋体" w:hAnsi="宋体" w:eastAsia="宋体"/>
           <w:sz w:val="24"/>
         </w:rPr>
-        <w:t>小芳没有动。她看着他的背影，心里有一种奇怪的感觉。她从来不是一个需要别人帮忙的人，也不习惯接受别人的好意。但是此刻，看着蹲在地上的他，她忽然觉得，也许可以例外一次。</w:t>
+        <w:t>一个声音从身后传来。她转过身，看见张成站在楼梯口，手里撑着一把黑伞。他不知道在那里站了多久，身上有些地方已经被雨淋湿了，头发贴在额头上，眼镜上沾着水珠。</w:t>
       </w:r>
     </w:p>
     <w:p>
@@ -988,7 +988,7 @@
           <w:rFonts w:ascii="宋体" w:hAnsi="宋体" w:eastAsia="宋体"/>
           <w:sz w:val="24"/>
         </w:rPr>
-        <w:t>她趴在了他的背上。</w:t>
+        <w:t>"这里的下水道经常堵。"张成走过来，看了看那滩积水，"水底下有坑，还有碎砖头，上次有个老太太就在这儿摔了一跤，躺了半个月。"</w:t>
       </w:r>
     </w:p>
     <w:p>
@@ -1001,7 +1001,7 @@
           <w:rFonts w:ascii="宋体" w:hAnsi="宋体" w:eastAsia="宋体"/>
           <w:sz w:val="24"/>
         </w:rPr>
-        <w:t>那一刻，她闻到了他身上的味道。是一种很淡的洗衣液的香气，混着一点点雨水的味道。他的背不宽，但是很结实，能感觉到肌肉的紧绷。他一步一步地往楼梯上走，每一步都走得很稳。</w:t>
+        <w:t>小芳沉默了。她知道他说的是真的，这巷子的路她走了快一年，确实很烂。</w:t>
       </w:r>
     </w:p>
     <w:p>
@@ -1014,7 +1014,7 @@
           <w:rFonts w:ascii="宋体" w:hAnsi="宋体" w:eastAsia="宋体"/>
           <w:sz w:val="24"/>
         </w:rPr>
-        <w:t>"你……经常这样帮人吗？"小芳问，声音有些发闷。</w:t>
+        <w:t>"我背你过去吧。"张成说。</w:t>
       </w:r>
     </w:p>
     <w:p>
@@ -1027,7 +1027,7 @@
           <w:rFonts w:ascii="宋体" w:hAnsi="宋体" w:eastAsia="宋体"/>
           <w:sz w:val="24"/>
         </w:rPr>
-        <w:t>"没有。"张成说，"第一次。"</w:t>
+        <w:t>小芳愣了一下。"不用，我……"</w:t>
       </w:r>
     </w:p>
     <w:p>
@@ -1040,7 +1040,7 @@
           <w:rFonts w:ascii="宋体" w:hAnsi="宋体" w:eastAsia="宋体"/>
           <w:sz w:val="24"/>
         </w:rPr>
-        <w:t>小芳不知道为什么，脸忽然有些发热。</w:t>
+        <w:t>"你的脚不是扭了吗？"张成打断她，目光落在她的左脚上，"前几天我看见你一瘸一拐地上楼，走路都不利索。这水这么深，底下全是乱七八糟的东西，你一只脚有伤，万一踩到什么……"</w:t>
       </w:r>
     </w:p>
     <w:p>
@@ -1053,7 +1053,163 @@
           <w:rFonts w:ascii="宋体" w:hAnsi="宋体" w:eastAsia="宋体"/>
           <w:sz w:val="24"/>
         </w:rPr>
-        <w:t>到了四楼，张成把她放下。她的鞋子只沾了一点点水，几乎没有湿。</w:t>
+        <w:t>他没有说完，但意思很明显。</w:t>
+      </w:r>
+    </w:p>
+    <w:p>
+      <w:pPr>
+        <w:spacing w:line="360" w:lineRule="auto"/>
+        <w:ind w:firstLine="420"/>
+      </w:pPr>
+      <w:r>
+        <w:rPr>
+          <w:rFonts w:ascii="宋体" w:hAnsi="宋体" w:eastAsia="宋体"/>
+          <w:sz w:val="24"/>
+        </w:rPr>
+        <w:t>小芳低头看了看自己的脚。脚踝确实还有些隐隐作痛，而且这双凉鞋的鞋底太薄，根本护不住脚。</w:t>
+      </w:r>
+    </w:p>
+    <w:p>
+      <w:pPr>
+        <w:spacing w:line="360" w:lineRule="auto"/>
+        <w:ind w:firstLine="420"/>
+      </w:pPr>
+      <w:r>
+        <w:rPr>
+          <w:rFonts w:ascii="宋体" w:hAnsi="宋体" w:eastAsia="宋体"/>
+          <w:sz w:val="24"/>
+        </w:rPr>
+        <w:t>她犹豫了一下，最终点了点头。</w:t>
+      </w:r>
+    </w:p>
+    <w:p>
+      <w:pPr>
+        <w:spacing w:line="360" w:lineRule="auto"/>
+        <w:ind w:firstLine="420"/>
+      </w:pPr>
+      <w:r>
+        <w:rPr>
+          <w:rFonts w:ascii="宋体" w:hAnsi="宋体" w:eastAsia="宋体"/>
+          <w:sz w:val="24"/>
+        </w:rPr>
+        <w:t>"那……麻烦你了。"</w:t>
+      </w:r>
+    </w:p>
+    <w:p>
+      <w:pPr>
+        <w:spacing w:line="360" w:lineRule="auto"/>
+        <w:ind w:firstLine="420"/>
+      </w:pPr>
+      <w:r>
+        <w:rPr>
+          <w:rFonts w:ascii="宋体" w:hAnsi="宋体" w:eastAsia="宋体"/>
+          <w:sz w:val="24"/>
+        </w:rPr>
+        <w:t>张成把伞递给她，然后在她面前蹲下身。他的背不宽，但是看起来很结实。</w:t>
+      </w:r>
+    </w:p>
+    <w:p>
+      <w:pPr>
+        <w:spacing w:line="360" w:lineRule="auto"/>
+        <w:ind w:firstLine="420"/>
+      </w:pPr>
+      <w:r>
+        <w:rPr>
+          <w:rFonts w:ascii="宋体" w:hAnsi="宋体" w:eastAsia="宋体"/>
+          <w:sz w:val="24"/>
+        </w:rPr>
+        <w:t>她趴在他的背上，一手撑着伞，一手轻轻环住他的肩膀。</w:t>
+      </w:r>
+    </w:p>
+    <w:p>
+      <w:pPr>
+        <w:spacing w:line="360" w:lineRule="auto"/>
+        <w:ind w:firstLine="420"/>
+      </w:pPr>
+      <w:r>
+        <w:rPr>
+          <w:rFonts w:ascii="宋体" w:hAnsi="宋体" w:eastAsia="宋体"/>
+          <w:sz w:val="24"/>
+        </w:rPr>
+        <w:t>他站起来的时候，身体微微晃了一下，然后稳住了。他的手托着她的腿弯，手指有些凉，是被雨淋过的缘故。他一步一步地往水里走，每一步都走得很稳，像是在试探脚下的路。</w:t>
+      </w:r>
+    </w:p>
+    <w:p>
+      <w:pPr>
+        <w:spacing w:line="360" w:lineRule="auto"/>
+        <w:ind w:firstLine="420"/>
+      </w:pPr>
+      <w:r>
+        <w:rPr>
+          <w:rFonts w:ascii="宋体" w:hAnsi="宋体" w:eastAsia="宋体"/>
+          <w:sz w:val="24"/>
+        </w:rPr>
+        <w:t>水漫过了他的小腿，漫过了他的膝盖，他走得越来越吃力，呼吸也开始变得急促。但是他的脚步没有停，一步一步，稳稳地往前走。</w:t>
+      </w:r>
+    </w:p>
+    <w:p>
+      <w:pPr>
+        <w:spacing w:line="360" w:lineRule="auto"/>
+        <w:ind w:firstLine="420"/>
+      </w:pPr>
+      <w:r>
+        <w:rPr>
+          <w:rFonts w:ascii="宋体" w:hAnsi="宋体" w:eastAsia="宋体"/>
+          <w:sz w:val="24"/>
+        </w:rPr>
+        <w:t>"这里有个坑。"他低声说，身体微微侧了一下，绕过了某个地方。</w:t>
+      </w:r>
+    </w:p>
+    <w:p>
+      <w:pPr>
+        <w:spacing w:line="360" w:lineRule="auto"/>
+        <w:ind w:firstLine="420"/>
+      </w:pPr>
+      <w:r>
+        <w:rPr>
+          <w:rFonts w:ascii="宋体" w:hAnsi="宋体" w:eastAsia="宋体"/>
+          <w:sz w:val="24"/>
+        </w:rPr>
+        <w:t>"那里有块石头。"他又说，跨过了一个障碍。</w:t>
+      </w:r>
+    </w:p>
+    <w:p>
+      <w:pPr>
+        <w:spacing w:line="360" w:lineRule="auto"/>
+        <w:ind w:firstLine="420"/>
+      </w:pPr>
+      <w:r>
+        <w:rPr>
+          <w:rFonts w:ascii="宋体" w:hAnsi="宋体" w:eastAsia="宋体"/>
+          <w:sz w:val="24"/>
+        </w:rPr>
+        <w:t>小芳趴在他的背上，听着他低沉的声音，闻到他身上淡淡的洗衣液味道，混合着雨水的清新。她能感觉到他身体的温度，隔着薄薄的T恤传来，暖暖的。他的肌肉紧绷着，像是一张拉满的弓，在为她的安全而努力。</w:t>
+      </w:r>
+    </w:p>
+    <w:p>
+      <w:pPr>
+        <w:spacing w:line="360" w:lineRule="auto"/>
+        <w:ind w:firstLine="420"/>
+      </w:pPr>
+      <w:r>
+        <w:rPr>
+          <w:rFonts w:ascii="宋体" w:hAnsi="宋体" w:eastAsia="宋体"/>
+          <w:sz w:val="24"/>
+        </w:rPr>
+        <w:t>她忽然觉得心里有些发酸。</w:t>
+      </w:r>
+    </w:p>
+    <w:p>
+      <w:pPr>
+        <w:spacing w:line="360" w:lineRule="auto"/>
+        <w:ind w:firstLine="420"/>
+      </w:pPr>
+      <w:r>
+        <w:rPr>
+          <w:rFonts w:ascii="宋体" w:hAnsi="宋体" w:eastAsia="宋体"/>
+          <w:sz w:val="24"/>
+        </w:rPr>
+        <w:t>他把她背到了楼门口，放下。她的脚几乎没有沾到水，而他全身都湿透了——裤子贴在腿上，鞋子踩得咕叽咕叽响，T恤也能拧出水来。</w:t>
       </w:r>
     </w:p>
     <w:p>
@@ -1079,7 +1235,7 @@
           <w:rFonts w:ascii="宋体" w:hAnsi="宋体" w:eastAsia="宋体"/>
           <w:sz w:val="24"/>
         </w:rPr>
-        <w:t>"不客气。"张成说，然后转身进了自己的房间。</w:t>
+        <w:t>"不客气。"张成说，然后转身往自己的房间走去。</w:t>
       </w:r>
     </w:p>
     <w:p>
@@ -1092,7 +1248,7 @@
           <w:rFonts w:ascii="宋体" w:hAnsi="宋体" w:eastAsia="宋体"/>
           <w:sz w:val="24"/>
         </w:rPr>
-        <w:t>小芳站在门口，看着他关上的门，心里有一种说不出的滋味。她想起刚才趴在他背上的感觉，想起他说话的语气，想起他一步一步走楼梯的背影。</w:t>
+        <w:t>小芳站在原地，看着他湿漉漉的背影消失在楼道里，心里涌起一种说不出的感觉。</w:t>
       </w:r>
     </w:p>
     <w:p>
@@ -1105,7 +1261,7 @@
           <w:rFonts w:ascii="宋体" w:hAnsi="宋体" w:eastAsia="宋体"/>
           <w:sz w:val="24"/>
         </w:rPr>
-        <w:t>她忽然觉得，自己好像有些不一样了。</w:t>
+        <w:t>她想，这个男人，好像和她认识的那些人都不一样。</w:t>
       </w:r>
     </w:p>
     <w:p>
